--- a/assignment_4/infomcv_assignment_4_report.docx
+++ b/assignment_4/infomcv_assignment_4_report.docx
@@ -36,12 +36,14 @@
         <w:rPr>
           <w:b/>
           <w:sz w:val="28"/>
+          <w:lang w:val="en-GB"/>
         </w:rPr>
       </w:pPr>
       <w:r>
         <w:rPr>
           <w:b/>
           <w:sz w:val="28"/>
+          <w:lang w:val="en-GB"/>
         </w:rPr>
         <w:t>Bas de Blok &amp; Joris Heemskerk</w:t>
       </w:r>
@@ -49,6 +51,7 @@
         <w:rPr>
           <w:b/>
           <w:sz w:val="28"/>
+          <w:lang w:val="en-GB"/>
         </w:rPr>
         <w:t xml:space="preserve"> (Group </w:t>
       </w:r>
@@ -56,6 +59,7 @@
         <w:rPr>
           <w:b/>
           <w:sz w:val="28"/>
+          <w:lang w:val="en-GB"/>
         </w:rPr>
         <w:t>69</w:t>
       </w:r>
@@ -63,6 +67,7 @@
         <w:rPr>
           <w:b/>
           <w:sz w:val="28"/>
+          <w:lang w:val="en-GB"/>
         </w:rPr>
         <w:t>)</w:t>
       </w:r>
@@ -73,12 +78,16 @@
         <w:rPr>
           <w:b/>
           <w:sz w:val="28"/>
-        </w:rPr>
-      </w:pPr>
-    </w:p>
-    <w:p>
-      <w:pPr>
-        <w:pStyle w:val="NoSpacing"/>
+          <w:lang w:val="en-GB"/>
+        </w:rPr>
+      </w:pPr>
+    </w:p>
+    <w:p>
+      <w:pPr>
+        <w:pStyle w:val="NoSpacing"/>
+        <w:rPr>
+          <w:lang w:val="en-GB"/>
+        </w:rPr>
       </w:pPr>
     </w:p>
     <w:p>
@@ -126,43 +135,27 @@
           <w:highlight w:val="yellow"/>
           <w:lang w:val="en-GB"/>
         </w:rPr>
-        <w:t xml:space="preserve">Include a </w:t>
-      </w:r>
-      <w:proofErr w:type="spellStart"/>
+        <w:t xml:space="preserve">Include a model.summary() overview. </w:t>
+      </w:r>
       <w:r>
         <w:rPr>
           <w:highlight w:val="yellow"/>
           <w:lang w:val="en-GB"/>
         </w:rPr>
-        <w:t>model.summary</w:t>
-      </w:r>
-      <w:proofErr w:type="spellEnd"/>
+        <w:t xml:space="preserve">Motivate your choices for activation functions, pooling type and any other architectural aspects. </w:t>
+      </w:r>
       <w:r>
         <w:rPr>
           <w:highlight w:val="yellow"/>
           <w:lang w:val="en-GB"/>
         </w:rPr>
-        <w:t xml:space="preserve">() overview. </w:t>
+        <w:t>Approx. 0.5 page</w:t>
       </w:r>
       <w:r>
         <w:rPr>
           <w:highlight w:val="yellow"/>
           <w:lang w:val="en-GB"/>
         </w:rPr>
-        <w:t xml:space="preserve">Motivate your choices for activation functions, pooling type and any other architectural aspects. </w:t>
-      </w:r>
-      <w:r>
-        <w:rPr>
-          <w:highlight w:val="yellow"/>
-          <w:lang w:val="en-GB"/>
-        </w:rPr>
-        <w:t>Approx. 0.5 page</w:t>
-      </w:r>
-      <w:r>
-        <w:rPr>
-          <w:highlight w:val="yellow"/>
-          <w:lang w:val="en-GB"/>
-        </w:rPr>
         <w:t>.)</w:t>
       </w:r>
     </w:p>
@@ -203,33 +196,7 @@
         <w:rPr>
           <w:lang w:val="en-GB"/>
         </w:rPr>
-        <w:t xml:space="preserve">. We also chose to add a </w:t>
-      </w:r>
-      <w:proofErr w:type="spellStart"/>
-      <w:r>
-        <w:rPr>
-          <w:lang w:val="en-GB"/>
-        </w:rPr>
-        <w:t>ReLU</w:t>
-      </w:r>
-      <w:proofErr w:type="spellEnd"/>
-      <w:r>
-        <w:rPr>
-          <w:lang w:val="en-GB"/>
-        </w:rPr>
-        <w:t xml:space="preserve"> activation function after each batch normali</w:t>
-      </w:r>
-      <w:r>
-        <w:rPr>
-          <w:lang w:val="en-GB"/>
-        </w:rPr>
-        <w:t>s</w:t>
-      </w:r>
-      <w:r>
-        <w:rPr>
-          <w:lang w:val="en-GB"/>
-        </w:rPr>
-        <w:t>ation</w:t>
+        <w:t>. We also chose to add a ReLU activation function after each batch normalisation</w:t>
       </w:r>
       <w:r>
         <w:rPr>
@@ -241,48 +208,74 @@
         <w:rPr>
           <w:lang w:val="en-GB"/>
         </w:rPr>
-        <w:t xml:space="preserve">as research has shown </w:t>
-      </w:r>
-      <w:proofErr w:type="spellStart"/>
-      <w:r>
-        <w:rPr>
-          <w:lang w:val="en-GB"/>
-        </w:rPr>
-        <w:t>ReLU</w:t>
-      </w:r>
-      <w:proofErr w:type="spellEnd"/>
-      <w:r>
-        <w:rPr>
-          <w:lang w:val="en-GB"/>
-        </w:rPr>
-        <w:t xml:space="preserve"> to be almost just as effective as Sigmoid or Tanh, while it is significantly faster, computationally. We did keep the last activation Sigmoid, as described in the assignment. Lastly, regarding the dropout layer, we chose to apply dropout in 20% of connections, </w:t>
-      </w:r>
-      <w:r>
-        <w:rPr>
-          <w:color w:val="EE0000"/>
-          <w:lang w:val="en-GB"/>
-        </w:rPr>
-        <w:t>as this too is standard in the field.</w:t>
-      </w:r>
-    </w:p>
-    <w:p>
-      <w:pPr>
-        <w:pStyle w:val="NoSpacing"/>
-        <w:rPr>
-          <w:rStyle w:val="SubtleEmphasis"/>
-          <w:sz w:val="18"/>
-          <w:szCs w:val="18"/>
-          <w:lang w:val="en-GB"/>
-        </w:rPr>
-      </w:pPr>
-      <w:r>
-        <w:rPr>
-          <w:rStyle w:val="SubtleEmphasis"/>
-          <w:sz w:val="18"/>
-          <w:szCs w:val="18"/>
-          <w:lang w:val="en-GB"/>
-        </w:rPr>
-        <w:t>YOLOv1Base(</w:t>
+        <w:t xml:space="preserve">as research has shown ReLU to be almost just as effective as Sigmoid or Tanh, while it is significantly faster, computationally. We did keep the last activation Sigmoid, as described in the assignment. Lastly, regarding the dropout layer, we chose to apply dropout in </w:t>
+      </w:r>
+      <w:r>
+        <w:rPr>
+          <w:lang w:val="en-GB"/>
+        </w:rPr>
+        <w:t>5</w:t>
+      </w:r>
+      <w:r>
+        <w:rPr>
+          <w:lang w:val="en-GB"/>
+        </w:rPr>
+        <w:t>0% of connections</w:t>
+      </w:r>
+      <w:r>
+        <w:rPr>
+          <w:lang w:val="en-GB"/>
+        </w:rPr>
+        <w:t xml:space="preserve"> on the </w:t>
+      </w:r>
+      <w:r>
+        <w:rPr>
+          <w:lang w:val="en-GB"/>
+        </w:rPr>
+        <w:t>first fully connected layer, as this yielded the least overfitting in our experimentation.</w:t>
+      </w:r>
+    </w:p>
+    <w:p>
+      <w:pPr>
+        <w:pStyle w:val="NoSpacing"/>
+        <w:rPr>
+          <w:rStyle w:val="SubtleEmphasis"/>
+          <w:sz w:val="18"/>
+          <w:szCs w:val="18"/>
+          <w:lang w:val="en-GB"/>
+        </w:rPr>
+      </w:pPr>
+      <w:commentRangeStart w:id="0"/>
+      <w:r>
+        <w:rPr>
+          <w:rStyle w:val="SubtleEmphasis"/>
+          <w:sz w:val="18"/>
+          <w:szCs w:val="18"/>
+          <w:lang w:val="en-GB"/>
+        </w:rPr>
+        <w:t>YOLOv1Base</w:t>
+      </w:r>
+      <w:commentRangeEnd w:id="0"/>
+      <w:r>
+        <w:rPr>
+          <w:rStyle w:val="CommentReference"/>
+          <w:i/>
+          <w:iCs/>
+          <w:color w:val="404040" w:themeColor="text1" w:themeTint="BF"/>
+          <w:sz w:val="18"/>
+          <w:szCs w:val="18"/>
+          <w:lang w:val="en-GB"/>
+        </w:rPr>
+        <w:commentReference w:id="0"/>
+      </w:r>
+      <w:r>
+        <w:rPr>
+          <w:rStyle w:val="SubtleEmphasis"/>
+          <w:sz w:val="18"/>
+          <w:szCs w:val="18"/>
+          <w:lang w:val="en-GB"/>
+        </w:rPr>
+        <w:t>(</w:t>
       </w:r>
     </w:p>
     <w:p>
@@ -322,1087 +315,467 @@
           <w:szCs w:val="18"/>
           <w:lang w:val="en-GB"/>
         </w:rPr>
-        <w:t xml:space="preserve">    (0): Conv2d(3, 16, </w:t>
-      </w:r>
-      <w:proofErr w:type="spellStart"/>
-      <w:r>
-        <w:rPr>
-          <w:rStyle w:val="SubtleEmphasis"/>
-          <w:sz w:val="18"/>
-          <w:szCs w:val="18"/>
-          <w:lang w:val="en-GB"/>
-        </w:rPr>
-        <w:t>kernel_size</w:t>
-      </w:r>
-      <w:proofErr w:type="spellEnd"/>
-      <w:r>
-        <w:rPr>
-          <w:rStyle w:val="SubtleEmphasis"/>
-          <w:sz w:val="18"/>
-          <w:szCs w:val="18"/>
-          <w:lang w:val="en-GB"/>
-        </w:rPr>
-        <w:t>=(3, 3), stride=(1, 1), padding=(1, 1))</w:t>
-      </w:r>
-    </w:p>
-    <w:p>
-      <w:pPr>
-        <w:pStyle w:val="NoSpacing"/>
-        <w:rPr>
-          <w:rStyle w:val="SubtleEmphasis"/>
-          <w:sz w:val="18"/>
-          <w:szCs w:val="18"/>
-          <w:lang w:val="en-GB"/>
-        </w:rPr>
-      </w:pPr>
-      <w:r>
-        <w:rPr>
-          <w:rStyle w:val="SubtleEmphasis"/>
-          <w:sz w:val="18"/>
-          <w:szCs w:val="18"/>
-          <w:lang w:val="en-GB"/>
-        </w:rPr>
-        <w:t xml:space="preserve">    (1): BatchNorm2d(16, eps=1e-05, momentum=0.1, affine=True, </w:t>
-      </w:r>
-      <w:proofErr w:type="spellStart"/>
-      <w:r>
-        <w:rPr>
-          <w:rStyle w:val="SubtleEmphasis"/>
-          <w:sz w:val="18"/>
-          <w:szCs w:val="18"/>
-          <w:lang w:val="en-GB"/>
-        </w:rPr>
-        <w:t>track_running_stats</w:t>
-      </w:r>
-      <w:proofErr w:type="spellEnd"/>
-      <w:r>
-        <w:rPr>
-          <w:rStyle w:val="SubtleEmphasis"/>
-          <w:sz w:val="18"/>
-          <w:szCs w:val="18"/>
-          <w:lang w:val="en-GB"/>
-        </w:rPr>
-        <w:t>=True)</w:t>
-      </w:r>
-    </w:p>
-    <w:p>
-      <w:pPr>
-        <w:pStyle w:val="NoSpacing"/>
-        <w:rPr>
-          <w:rStyle w:val="SubtleEmphasis"/>
-          <w:sz w:val="18"/>
-          <w:szCs w:val="18"/>
-          <w:lang w:val="en-GB"/>
-        </w:rPr>
-      </w:pPr>
-      <w:r>
-        <w:rPr>
-          <w:rStyle w:val="SubtleEmphasis"/>
-          <w:sz w:val="18"/>
-          <w:szCs w:val="18"/>
-          <w:lang w:val="en-GB"/>
-        </w:rPr>
-        <w:t xml:space="preserve">    (2): </w:t>
-      </w:r>
-      <w:proofErr w:type="spellStart"/>
-      <w:r>
-        <w:rPr>
-          <w:rStyle w:val="SubtleEmphasis"/>
-          <w:sz w:val="18"/>
-          <w:szCs w:val="18"/>
-          <w:lang w:val="en-GB"/>
-        </w:rPr>
-        <w:t>ReLU</w:t>
-      </w:r>
-      <w:proofErr w:type="spellEnd"/>
-      <w:r>
-        <w:rPr>
-          <w:rStyle w:val="SubtleEmphasis"/>
-          <w:sz w:val="18"/>
-          <w:szCs w:val="18"/>
-          <w:lang w:val="en-GB"/>
-        </w:rPr>
-        <w:t>()</w:t>
-      </w:r>
-    </w:p>
-    <w:p>
-      <w:pPr>
-        <w:pStyle w:val="NoSpacing"/>
-        <w:rPr>
-          <w:rStyle w:val="SubtleEmphasis"/>
-          <w:sz w:val="18"/>
-          <w:szCs w:val="18"/>
-          <w:lang w:val="en-GB"/>
-        </w:rPr>
-      </w:pPr>
-      <w:r>
-        <w:rPr>
-          <w:rStyle w:val="SubtleEmphasis"/>
-          <w:sz w:val="18"/>
-          <w:szCs w:val="18"/>
-          <w:lang w:val="en-GB"/>
-        </w:rPr>
-        <w:t xml:space="preserve">    (3): MaxPool2d(</w:t>
-      </w:r>
-      <w:proofErr w:type="spellStart"/>
-      <w:r>
-        <w:rPr>
-          <w:rStyle w:val="SubtleEmphasis"/>
-          <w:sz w:val="18"/>
-          <w:szCs w:val="18"/>
-          <w:lang w:val="en-GB"/>
-        </w:rPr>
-        <w:t>kernel_size</w:t>
-      </w:r>
-      <w:proofErr w:type="spellEnd"/>
-      <w:r>
-        <w:rPr>
-          <w:rStyle w:val="SubtleEmphasis"/>
-          <w:sz w:val="18"/>
-          <w:szCs w:val="18"/>
-          <w:lang w:val="en-GB"/>
-        </w:rPr>
-        <w:t xml:space="preserve">=2, stride=2, padding=0, dilation=1, </w:t>
-      </w:r>
-      <w:proofErr w:type="spellStart"/>
-      <w:r>
-        <w:rPr>
-          <w:rStyle w:val="SubtleEmphasis"/>
-          <w:sz w:val="18"/>
-          <w:szCs w:val="18"/>
-          <w:lang w:val="en-GB"/>
-        </w:rPr>
-        <w:t>ceil_mode</w:t>
-      </w:r>
-      <w:proofErr w:type="spellEnd"/>
-      <w:r>
-        <w:rPr>
-          <w:rStyle w:val="SubtleEmphasis"/>
-          <w:sz w:val="18"/>
-          <w:szCs w:val="18"/>
-          <w:lang w:val="en-GB"/>
-        </w:rPr>
-        <w:t>=False)</w:t>
-      </w:r>
-    </w:p>
-    <w:p>
-      <w:pPr>
-        <w:pStyle w:val="NoSpacing"/>
-        <w:rPr>
-          <w:rStyle w:val="SubtleEmphasis"/>
-          <w:sz w:val="18"/>
-          <w:szCs w:val="18"/>
-          <w:lang w:val="en-GB"/>
-        </w:rPr>
-      </w:pPr>
-      <w:r>
-        <w:rPr>
-          <w:rStyle w:val="SubtleEmphasis"/>
-          <w:sz w:val="18"/>
-          <w:szCs w:val="18"/>
-          <w:lang w:val="en-GB"/>
-        </w:rPr>
-        <w:t xml:space="preserve">    (4): Conv2d(16, 32, </w:t>
-      </w:r>
-      <w:proofErr w:type="spellStart"/>
-      <w:r>
-        <w:rPr>
-          <w:rStyle w:val="SubtleEmphasis"/>
-          <w:sz w:val="18"/>
-          <w:szCs w:val="18"/>
-          <w:lang w:val="en-GB"/>
-        </w:rPr>
-        <w:t>kernel_size</w:t>
-      </w:r>
-      <w:proofErr w:type="spellEnd"/>
-      <w:r>
-        <w:rPr>
-          <w:rStyle w:val="SubtleEmphasis"/>
-          <w:sz w:val="18"/>
-          <w:szCs w:val="18"/>
-          <w:lang w:val="en-GB"/>
-        </w:rPr>
-        <w:t>=(3, 3), stride=(1, 1), padding=(1, 1))</w:t>
-      </w:r>
-    </w:p>
-    <w:p>
-      <w:pPr>
-        <w:pStyle w:val="NoSpacing"/>
-        <w:rPr>
-          <w:rStyle w:val="SubtleEmphasis"/>
-          <w:sz w:val="18"/>
-          <w:szCs w:val="18"/>
-          <w:lang w:val="en-GB"/>
-        </w:rPr>
-      </w:pPr>
-      <w:r>
-        <w:rPr>
-          <w:rStyle w:val="SubtleEmphasis"/>
-          <w:sz w:val="18"/>
-          <w:szCs w:val="18"/>
-          <w:lang w:val="en-GB"/>
-        </w:rPr>
-        <w:t xml:space="preserve">    (5): BatchNorm2d(32, eps=1e-05, momentum=0.1, affine=True, </w:t>
-      </w:r>
-      <w:proofErr w:type="spellStart"/>
-      <w:r>
-        <w:rPr>
-          <w:rStyle w:val="SubtleEmphasis"/>
-          <w:sz w:val="18"/>
-          <w:szCs w:val="18"/>
-          <w:lang w:val="en-GB"/>
-        </w:rPr>
-        <w:t>track_running_stats</w:t>
-      </w:r>
-      <w:proofErr w:type="spellEnd"/>
-      <w:r>
-        <w:rPr>
-          <w:rStyle w:val="SubtleEmphasis"/>
-          <w:sz w:val="18"/>
-          <w:szCs w:val="18"/>
-          <w:lang w:val="en-GB"/>
-        </w:rPr>
-        <w:t>=True)</w:t>
-      </w:r>
-    </w:p>
-    <w:p>
-      <w:pPr>
-        <w:pStyle w:val="NoSpacing"/>
-        <w:rPr>
-          <w:rStyle w:val="SubtleEmphasis"/>
-          <w:sz w:val="18"/>
-          <w:szCs w:val="18"/>
-          <w:lang w:val="en-GB"/>
-        </w:rPr>
-      </w:pPr>
-      <w:r>
-        <w:rPr>
-          <w:rStyle w:val="SubtleEmphasis"/>
-          <w:sz w:val="18"/>
-          <w:szCs w:val="18"/>
-          <w:lang w:val="en-GB"/>
-        </w:rPr>
-        <w:t xml:space="preserve">    (6): </w:t>
-      </w:r>
-      <w:proofErr w:type="spellStart"/>
-      <w:r>
-        <w:rPr>
-          <w:rStyle w:val="SubtleEmphasis"/>
-          <w:sz w:val="18"/>
-          <w:szCs w:val="18"/>
-          <w:lang w:val="en-GB"/>
-        </w:rPr>
-        <w:t>ReLU</w:t>
-      </w:r>
-      <w:proofErr w:type="spellEnd"/>
-      <w:r>
-        <w:rPr>
-          <w:rStyle w:val="SubtleEmphasis"/>
-          <w:sz w:val="18"/>
-          <w:szCs w:val="18"/>
-          <w:lang w:val="en-GB"/>
-        </w:rPr>
-        <w:t>()</w:t>
-      </w:r>
-    </w:p>
-    <w:p>
-      <w:pPr>
-        <w:pStyle w:val="NoSpacing"/>
-        <w:rPr>
-          <w:rStyle w:val="SubtleEmphasis"/>
-          <w:sz w:val="18"/>
-          <w:szCs w:val="18"/>
-          <w:lang w:val="en-GB"/>
-        </w:rPr>
-      </w:pPr>
-      <w:r>
-        <w:rPr>
-          <w:rStyle w:val="SubtleEmphasis"/>
-          <w:sz w:val="18"/>
-          <w:szCs w:val="18"/>
-          <w:lang w:val="en-GB"/>
-        </w:rPr>
-        <w:t xml:space="preserve">    (7): MaxPool2d(</w:t>
-      </w:r>
-      <w:proofErr w:type="spellStart"/>
-      <w:r>
-        <w:rPr>
-          <w:rStyle w:val="SubtleEmphasis"/>
-          <w:sz w:val="18"/>
-          <w:szCs w:val="18"/>
-          <w:lang w:val="en-GB"/>
-        </w:rPr>
-        <w:t>kernel_size</w:t>
-      </w:r>
-      <w:proofErr w:type="spellEnd"/>
-      <w:r>
-        <w:rPr>
-          <w:rStyle w:val="SubtleEmphasis"/>
-          <w:sz w:val="18"/>
-          <w:szCs w:val="18"/>
-          <w:lang w:val="en-GB"/>
-        </w:rPr>
-        <w:t xml:space="preserve">=2, stride=2, padding=0, dilation=1, </w:t>
-      </w:r>
-      <w:proofErr w:type="spellStart"/>
-      <w:r>
-        <w:rPr>
-          <w:rStyle w:val="SubtleEmphasis"/>
-          <w:sz w:val="18"/>
-          <w:szCs w:val="18"/>
-          <w:lang w:val="en-GB"/>
-        </w:rPr>
-        <w:t>ceil_mode</w:t>
-      </w:r>
-      <w:proofErr w:type="spellEnd"/>
-      <w:r>
-        <w:rPr>
-          <w:rStyle w:val="SubtleEmphasis"/>
-          <w:sz w:val="18"/>
-          <w:szCs w:val="18"/>
-          <w:lang w:val="en-GB"/>
-        </w:rPr>
-        <w:t>=False)</w:t>
-      </w:r>
-    </w:p>
-    <w:p>
-      <w:pPr>
-        <w:pStyle w:val="NoSpacing"/>
-        <w:rPr>
-          <w:rStyle w:val="SubtleEmphasis"/>
-          <w:sz w:val="18"/>
-          <w:szCs w:val="18"/>
-          <w:lang w:val="en-GB"/>
-        </w:rPr>
-      </w:pPr>
-      <w:r>
-        <w:rPr>
-          <w:rStyle w:val="SubtleEmphasis"/>
-          <w:sz w:val="18"/>
-          <w:szCs w:val="18"/>
-          <w:lang w:val="en-GB"/>
-        </w:rPr>
-        <w:t xml:space="preserve">    (8): Conv2d(32, 64, </w:t>
-      </w:r>
-      <w:proofErr w:type="spellStart"/>
-      <w:r>
-        <w:rPr>
-          <w:rStyle w:val="SubtleEmphasis"/>
-          <w:sz w:val="18"/>
-          <w:szCs w:val="18"/>
-          <w:lang w:val="en-GB"/>
-        </w:rPr>
-        <w:t>kernel_size</w:t>
-      </w:r>
-      <w:proofErr w:type="spellEnd"/>
-      <w:r>
-        <w:rPr>
-          <w:rStyle w:val="SubtleEmphasis"/>
-          <w:sz w:val="18"/>
-          <w:szCs w:val="18"/>
-          <w:lang w:val="en-GB"/>
-        </w:rPr>
-        <w:t>=(3, 3), stride=(1, 1), padding=(1, 1))</w:t>
-      </w:r>
-    </w:p>
-    <w:p>
-      <w:pPr>
-        <w:pStyle w:val="NoSpacing"/>
-        <w:rPr>
-          <w:rStyle w:val="SubtleEmphasis"/>
-          <w:sz w:val="18"/>
-          <w:szCs w:val="18"/>
-          <w:lang w:val="en-GB"/>
-        </w:rPr>
-      </w:pPr>
-      <w:r>
-        <w:rPr>
-          <w:rStyle w:val="SubtleEmphasis"/>
-          <w:sz w:val="18"/>
-          <w:szCs w:val="18"/>
-          <w:lang w:val="en-GB"/>
-        </w:rPr>
-        <w:t xml:space="preserve">    (9): BatchNorm2d(64, eps=1e-05, momentum=0.1, affine=True, </w:t>
-      </w:r>
-      <w:proofErr w:type="spellStart"/>
-      <w:r>
-        <w:rPr>
-          <w:rStyle w:val="SubtleEmphasis"/>
-          <w:sz w:val="18"/>
-          <w:szCs w:val="18"/>
-          <w:lang w:val="en-GB"/>
-        </w:rPr>
-        <w:t>track_running_stats</w:t>
-      </w:r>
-      <w:proofErr w:type="spellEnd"/>
-      <w:r>
-        <w:rPr>
-          <w:rStyle w:val="SubtleEmphasis"/>
-          <w:sz w:val="18"/>
-          <w:szCs w:val="18"/>
-          <w:lang w:val="en-GB"/>
-        </w:rPr>
-        <w:t>=True)</w:t>
-      </w:r>
-    </w:p>
-    <w:p>
-      <w:pPr>
-        <w:pStyle w:val="NoSpacing"/>
-        <w:rPr>
-          <w:rStyle w:val="SubtleEmphasis"/>
-          <w:sz w:val="18"/>
-          <w:szCs w:val="18"/>
-          <w:lang w:val="en-GB"/>
-        </w:rPr>
-      </w:pPr>
-      <w:r>
-        <w:rPr>
-          <w:rStyle w:val="SubtleEmphasis"/>
-          <w:sz w:val="18"/>
-          <w:szCs w:val="18"/>
-          <w:lang w:val="en-GB"/>
-        </w:rPr>
-        <w:t xml:space="preserve">    (10): </w:t>
-      </w:r>
-      <w:proofErr w:type="spellStart"/>
-      <w:r>
-        <w:rPr>
-          <w:rStyle w:val="SubtleEmphasis"/>
-          <w:sz w:val="18"/>
-          <w:szCs w:val="18"/>
-          <w:lang w:val="en-GB"/>
-        </w:rPr>
-        <w:t>ReLU</w:t>
-      </w:r>
-      <w:proofErr w:type="spellEnd"/>
-      <w:r>
-        <w:rPr>
-          <w:rStyle w:val="SubtleEmphasis"/>
-          <w:sz w:val="18"/>
-          <w:szCs w:val="18"/>
-          <w:lang w:val="en-GB"/>
-        </w:rPr>
-        <w:t>()</w:t>
-      </w:r>
-    </w:p>
-    <w:p>
-      <w:pPr>
-        <w:pStyle w:val="NoSpacing"/>
-        <w:rPr>
-          <w:rStyle w:val="SubtleEmphasis"/>
-          <w:sz w:val="18"/>
-          <w:szCs w:val="18"/>
-          <w:lang w:val="en-GB"/>
-        </w:rPr>
-      </w:pPr>
-      <w:r>
-        <w:rPr>
-          <w:rStyle w:val="SubtleEmphasis"/>
-          <w:sz w:val="18"/>
-          <w:szCs w:val="18"/>
-          <w:lang w:val="en-GB"/>
-        </w:rPr>
-        <w:t xml:space="preserve">    (11): MaxPool2d(</w:t>
-      </w:r>
-      <w:proofErr w:type="spellStart"/>
-      <w:r>
-        <w:rPr>
-          <w:rStyle w:val="SubtleEmphasis"/>
-          <w:sz w:val="18"/>
-          <w:szCs w:val="18"/>
-          <w:lang w:val="en-GB"/>
-        </w:rPr>
-        <w:t>kernel_size</w:t>
-      </w:r>
-      <w:proofErr w:type="spellEnd"/>
-      <w:r>
-        <w:rPr>
-          <w:rStyle w:val="SubtleEmphasis"/>
-          <w:sz w:val="18"/>
-          <w:szCs w:val="18"/>
-          <w:lang w:val="en-GB"/>
-        </w:rPr>
-        <w:t xml:space="preserve">=2, stride=2, padding=0, dilation=1, </w:t>
-      </w:r>
-      <w:proofErr w:type="spellStart"/>
-      <w:r>
-        <w:rPr>
-          <w:rStyle w:val="SubtleEmphasis"/>
-          <w:sz w:val="18"/>
-          <w:szCs w:val="18"/>
-          <w:lang w:val="en-GB"/>
-        </w:rPr>
-        <w:t>ceil_mode</w:t>
-      </w:r>
-      <w:proofErr w:type="spellEnd"/>
-      <w:r>
-        <w:rPr>
-          <w:rStyle w:val="SubtleEmphasis"/>
-          <w:sz w:val="18"/>
-          <w:szCs w:val="18"/>
-          <w:lang w:val="en-GB"/>
-        </w:rPr>
-        <w:t>=False)</w:t>
-      </w:r>
-    </w:p>
-    <w:p>
-      <w:pPr>
-        <w:pStyle w:val="NoSpacing"/>
-        <w:rPr>
-          <w:rStyle w:val="SubtleEmphasis"/>
-          <w:sz w:val="18"/>
-          <w:szCs w:val="18"/>
-          <w:lang w:val="en-GB"/>
-        </w:rPr>
-      </w:pPr>
-      <w:r>
-        <w:rPr>
-          <w:rStyle w:val="SubtleEmphasis"/>
-          <w:sz w:val="18"/>
-          <w:szCs w:val="18"/>
-          <w:lang w:val="en-GB"/>
-        </w:rPr>
-        <w:t xml:space="preserve">    (12): Conv2d(64, 64, </w:t>
-      </w:r>
-      <w:proofErr w:type="spellStart"/>
-      <w:r>
-        <w:rPr>
-          <w:rStyle w:val="SubtleEmphasis"/>
-          <w:sz w:val="18"/>
-          <w:szCs w:val="18"/>
-          <w:lang w:val="en-GB"/>
-        </w:rPr>
-        <w:t>kernel_size</w:t>
-      </w:r>
-      <w:proofErr w:type="spellEnd"/>
-      <w:r>
-        <w:rPr>
-          <w:rStyle w:val="SubtleEmphasis"/>
-          <w:sz w:val="18"/>
-          <w:szCs w:val="18"/>
-          <w:lang w:val="en-GB"/>
-        </w:rPr>
-        <w:t>=(3, 3), stride=(1, 1), padding=(1, 1))</w:t>
-      </w:r>
-    </w:p>
-    <w:p>
-      <w:pPr>
-        <w:pStyle w:val="NoSpacing"/>
-        <w:rPr>
-          <w:rStyle w:val="SubtleEmphasis"/>
-          <w:sz w:val="18"/>
-          <w:szCs w:val="18"/>
-          <w:lang w:val="en-GB"/>
-        </w:rPr>
-      </w:pPr>
-      <w:r>
-        <w:rPr>
-          <w:rStyle w:val="SubtleEmphasis"/>
-          <w:sz w:val="18"/>
-          <w:szCs w:val="18"/>
-          <w:lang w:val="en-GB"/>
-        </w:rPr>
-        <w:t xml:space="preserve">    (13): BatchNorm2d(64, eps=1e-05, momentum=0.1, affine=True, </w:t>
-      </w:r>
-      <w:proofErr w:type="spellStart"/>
-      <w:r>
-        <w:rPr>
-          <w:rStyle w:val="SubtleEmphasis"/>
-          <w:sz w:val="18"/>
-          <w:szCs w:val="18"/>
-          <w:lang w:val="en-GB"/>
-        </w:rPr>
-        <w:t>track_running_stats</w:t>
-      </w:r>
-      <w:proofErr w:type="spellEnd"/>
-      <w:r>
-        <w:rPr>
-          <w:rStyle w:val="SubtleEmphasis"/>
-          <w:sz w:val="18"/>
-          <w:szCs w:val="18"/>
-          <w:lang w:val="en-GB"/>
-        </w:rPr>
-        <w:t>=True)</w:t>
-      </w:r>
-    </w:p>
-    <w:p>
-      <w:pPr>
-        <w:pStyle w:val="NoSpacing"/>
-        <w:rPr>
-          <w:rStyle w:val="SubtleEmphasis"/>
-          <w:sz w:val="18"/>
-          <w:szCs w:val="18"/>
-          <w:lang w:val="en-GB"/>
-        </w:rPr>
-      </w:pPr>
-      <w:r>
-        <w:rPr>
-          <w:rStyle w:val="SubtleEmphasis"/>
-          <w:sz w:val="18"/>
-          <w:szCs w:val="18"/>
-          <w:lang w:val="en-GB"/>
-        </w:rPr>
-        <w:t xml:space="preserve">    (14): </w:t>
-      </w:r>
-      <w:proofErr w:type="spellStart"/>
-      <w:r>
-        <w:rPr>
-          <w:rStyle w:val="SubtleEmphasis"/>
-          <w:sz w:val="18"/>
-          <w:szCs w:val="18"/>
-          <w:lang w:val="en-GB"/>
-        </w:rPr>
-        <w:t>ReLU</w:t>
-      </w:r>
-      <w:proofErr w:type="spellEnd"/>
-      <w:r>
-        <w:rPr>
-          <w:rStyle w:val="SubtleEmphasis"/>
-          <w:sz w:val="18"/>
-          <w:szCs w:val="18"/>
-          <w:lang w:val="en-GB"/>
-        </w:rPr>
-        <w:t>()</w:t>
-      </w:r>
-    </w:p>
-    <w:p>
-      <w:pPr>
-        <w:pStyle w:val="NoSpacing"/>
-        <w:rPr>
-          <w:rStyle w:val="SubtleEmphasis"/>
-          <w:sz w:val="18"/>
-          <w:szCs w:val="18"/>
-          <w:lang w:val="en-GB"/>
-        </w:rPr>
-      </w:pPr>
-      <w:r>
-        <w:rPr>
-          <w:rStyle w:val="SubtleEmphasis"/>
-          <w:sz w:val="18"/>
-          <w:szCs w:val="18"/>
-          <w:lang w:val="en-GB"/>
-        </w:rPr>
-        <w:t xml:space="preserve">    (15): MaxPool2d(</w:t>
-      </w:r>
-      <w:proofErr w:type="spellStart"/>
-      <w:r>
-        <w:rPr>
-          <w:rStyle w:val="SubtleEmphasis"/>
-          <w:sz w:val="18"/>
-          <w:szCs w:val="18"/>
-          <w:lang w:val="en-GB"/>
-        </w:rPr>
-        <w:t>kernel_size</w:t>
-      </w:r>
-      <w:proofErr w:type="spellEnd"/>
-      <w:r>
-        <w:rPr>
-          <w:rStyle w:val="SubtleEmphasis"/>
-          <w:sz w:val="18"/>
-          <w:szCs w:val="18"/>
-          <w:lang w:val="en-GB"/>
-        </w:rPr>
-        <w:t xml:space="preserve">=2, stride=2, padding=0, dilation=1, </w:t>
-      </w:r>
-      <w:proofErr w:type="spellStart"/>
-      <w:r>
-        <w:rPr>
-          <w:rStyle w:val="SubtleEmphasis"/>
-          <w:sz w:val="18"/>
-          <w:szCs w:val="18"/>
-          <w:lang w:val="en-GB"/>
-        </w:rPr>
-        <w:t>ceil_mode</w:t>
-      </w:r>
-      <w:proofErr w:type="spellEnd"/>
-      <w:r>
-        <w:rPr>
-          <w:rStyle w:val="SubtleEmphasis"/>
-          <w:sz w:val="18"/>
-          <w:szCs w:val="18"/>
-          <w:lang w:val="en-GB"/>
-        </w:rPr>
-        <w:t>=False)</w:t>
-      </w:r>
-    </w:p>
-    <w:p>
-      <w:pPr>
-        <w:pStyle w:val="NoSpacing"/>
-        <w:rPr>
-          <w:rStyle w:val="SubtleEmphasis"/>
-          <w:sz w:val="18"/>
-          <w:szCs w:val="18"/>
-          <w:lang w:val="en-GB"/>
-        </w:rPr>
-      </w:pPr>
-      <w:r>
-        <w:rPr>
-          <w:rStyle w:val="SubtleEmphasis"/>
-          <w:sz w:val="18"/>
-          <w:szCs w:val="18"/>
-          <w:lang w:val="en-GB"/>
-        </w:rPr>
-        <w:t xml:space="preserve">    (16): Conv2d(64, 32, </w:t>
-      </w:r>
-      <w:proofErr w:type="spellStart"/>
-      <w:r>
-        <w:rPr>
-          <w:rStyle w:val="SubtleEmphasis"/>
-          <w:sz w:val="18"/>
-          <w:szCs w:val="18"/>
-          <w:lang w:val="en-GB"/>
-        </w:rPr>
-        <w:t>kernel_size</w:t>
-      </w:r>
-      <w:proofErr w:type="spellEnd"/>
-      <w:r>
-        <w:rPr>
-          <w:rStyle w:val="SubtleEmphasis"/>
-          <w:sz w:val="18"/>
-          <w:szCs w:val="18"/>
-          <w:lang w:val="en-GB"/>
-        </w:rPr>
-        <w:t>=(3, 3), stride=(1, 1), padding=(1, 1))</w:t>
-      </w:r>
-    </w:p>
-    <w:p>
-      <w:pPr>
-        <w:pStyle w:val="NoSpacing"/>
-        <w:rPr>
-          <w:rStyle w:val="SubtleEmphasis"/>
-          <w:sz w:val="18"/>
-          <w:szCs w:val="18"/>
-          <w:lang w:val="en-GB"/>
-        </w:rPr>
-      </w:pPr>
-      <w:r>
-        <w:rPr>
-          <w:rStyle w:val="SubtleEmphasis"/>
-          <w:sz w:val="18"/>
-          <w:szCs w:val="18"/>
-          <w:lang w:val="en-GB"/>
-        </w:rPr>
-        <w:t xml:space="preserve">    (17): BatchNorm2d(32, eps=1e-05, momentum=0.1, affine=True, </w:t>
-      </w:r>
-      <w:proofErr w:type="spellStart"/>
-      <w:r>
-        <w:rPr>
-          <w:rStyle w:val="SubtleEmphasis"/>
-          <w:sz w:val="18"/>
-          <w:szCs w:val="18"/>
-          <w:lang w:val="en-GB"/>
-        </w:rPr>
-        <w:t>track_running_stats</w:t>
-      </w:r>
-      <w:proofErr w:type="spellEnd"/>
-      <w:r>
-        <w:rPr>
-          <w:rStyle w:val="SubtleEmphasis"/>
-          <w:sz w:val="18"/>
-          <w:szCs w:val="18"/>
-          <w:lang w:val="en-GB"/>
-        </w:rPr>
-        <w:t>=True)</w:t>
-      </w:r>
-    </w:p>
-    <w:p>
-      <w:pPr>
-        <w:pStyle w:val="NoSpacing"/>
-        <w:rPr>
-          <w:rStyle w:val="SubtleEmphasis"/>
-          <w:sz w:val="18"/>
-          <w:szCs w:val="18"/>
-          <w:lang w:val="en-GB"/>
-        </w:rPr>
-      </w:pPr>
-      <w:r>
-        <w:rPr>
-          <w:rStyle w:val="SubtleEmphasis"/>
-          <w:sz w:val="18"/>
-          <w:szCs w:val="18"/>
-          <w:lang w:val="en-GB"/>
-        </w:rPr>
-        <w:t xml:space="preserve">    (18): </w:t>
-      </w:r>
-      <w:proofErr w:type="spellStart"/>
-      <w:r>
-        <w:rPr>
-          <w:rStyle w:val="SubtleEmphasis"/>
-          <w:sz w:val="18"/>
-          <w:szCs w:val="18"/>
-          <w:lang w:val="en-GB"/>
-        </w:rPr>
-        <w:t>ReLU</w:t>
-      </w:r>
-      <w:proofErr w:type="spellEnd"/>
-      <w:r>
-        <w:rPr>
-          <w:rStyle w:val="SubtleEmphasis"/>
-          <w:sz w:val="18"/>
-          <w:szCs w:val="18"/>
-          <w:lang w:val="en-GB"/>
-        </w:rPr>
-        <w:t>()</w:t>
-      </w:r>
-    </w:p>
-    <w:p>
-      <w:pPr>
-        <w:pStyle w:val="NoSpacing"/>
-        <w:rPr>
-          <w:rStyle w:val="SubtleEmphasis"/>
-          <w:sz w:val="18"/>
-          <w:szCs w:val="18"/>
-          <w:lang w:val="en-GB"/>
-        </w:rPr>
-      </w:pPr>
-      <w:r>
-        <w:rPr>
-          <w:rStyle w:val="SubtleEmphasis"/>
-          <w:sz w:val="18"/>
-          <w:szCs w:val="18"/>
-          <w:lang w:val="en-GB"/>
-        </w:rPr>
-        <w:t xml:space="preserve">    (19): Flatten(</w:t>
-      </w:r>
-      <w:proofErr w:type="spellStart"/>
-      <w:r>
-        <w:rPr>
-          <w:rStyle w:val="SubtleEmphasis"/>
-          <w:sz w:val="18"/>
-          <w:szCs w:val="18"/>
-          <w:lang w:val="en-GB"/>
-        </w:rPr>
-        <w:t>start_dim</w:t>
-      </w:r>
-      <w:proofErr w:type="spellEnd"/>
-      <w:r>
-        <w:rPr>
-          <w:rStyle w:val="SubtleEmphasis"/>
-          <w:sz w:val="18"/>
-          <w:szCs w:val="18"/>
-          <w:lang w:val="en-GB"/>
-        </w:rPr>
-        <w:t xml:space="preserve">=1, </w:t>
-      </w:r>
-      <w:proofErr w:type="spellStart"/>
-      <w:r>
-        <w:rPr>
-          <w:rStyle w:val="SubtleEmphasis"/>
-          <w:sz w:val="18"/>
-          <w:szCs w:val="18"/>
-          <w:lang w:val="en-GB"/>
-        </w:rPr>
-        <w:t>end_dim</w:t>
-      </w:r>
-      <w:proofErr w:type="spellEnd"/>
-      <w:r>
-        <w:rPr>
-          <w:rStyle w:val="SubtleEmphasis"/>
-          <w:sz w:val="18"/>
-          <w:szCs w:val="18"/>
-          <w:lang w:val="en-GB"/>
-        </w:rPr>
-        <w:t>=-1)</w:t>
-      </w:r>
-    </w:p>
-    <w:p>
-      <w:pPr>
-        <w:pStyle w:val="NoSpacing"/>
-        <w:rPr>
-          <w:rStyle w:val="SubtleEmphasis"/>
-          <w:sz w:val="18"/>
-          <w:szCs w:val="18"/>
-          <w:lang w:val="en-GB"/>
-        </w:rPr>
-      </w:pPr>
-      <w:r>
-        <w:rPr>
-          <w:rStyle w:val="SubtleEmphasis"/>
-          <w:sz w:val="18"/>
-          <w:szCs w:val="18"/>
-          <w:lang w:val="en-GB"/>
-        </w:rPr>
-        <w:t xml:space="preserve">    (20): Dropout(p=0.2, </w:t>
-      </w:r>
-      <w:proofErr w:type="spellStart"/>
-      <w:r>
-        <w:rPr>
-          <w:rStyle w:val="SubtleEmphasis"/>
-          <w:sz w:val="18"/>
-          <w:szCs w:val="18"/>
-          <w:lang w:val="en-GB"/>
-        </w:rPr>
-        <w:t>inplace</w:t>
-      </w:r>
-      <w:proofErr w:type="spellEnd"/>
-      <w:r>
-        <w:rPr>
-          <w:rStyle w:val="SubtleEmphasis"/>
-          <w:sz w:val="18"/>
-          <w:szCs w:val="18"/>
-          <w:lang w:val="en-GB"/>
-        </w:rPr>
-        <w:t>=False)</w:t>
-      </w:r>
-    </w:p>
-    <w:p>
-      <w:pPr>
-        <w:pStyle w:val="NoSpacing"/>
-        <w:rPr>
-          <w:rStyle w:val="SubtleEmphasis"/>
-          <w:sz w:val="18"/>
-          <w:szCs w:val="18"/>
-          <w:lang w:val="en-GB"/>
-        </w:rPr>
-      </w:pPr>
-      <w:r>
-        <w:rPr>
-          <w:rStyle w:val="SubtleEmphasis"/>
-          <w:sz w:val="18"/>
-          <w:szCs w:val="18"/>
-          <w:lang w:val="en-GB"/>
-        </w:rPr>
-        <w:t xml:space="preserve">    (21): Linear(</w:t>
-      </w:r>
-      <w:proofErr w:type="spellStart"/>
-      <w:r>
-        <w:rPr>
-          <w:rStyle w:val="SubtleEmphasis"/>
-          <w:sz w:val="18"/>
-          <w:szCs w:val="18"/>
-          <w:lang w:val="en-GB"/>
-        </w:rPr>
-        <w:t>in_features</w:t>
-      </w:r>
-      <w:proofErr w:type="spellEnd"/>
-      <w:r>
-        <w:rPr>
-          <w:rStyle w:val="SubtleEmphasis"/>
-          <w:sz w:val="18"/>
-          <w:szCs w:val="18"/>
-          <w:lang w:val="en-GB"/>
-        </w:rPr>
-        <w:t xml:space="preserve">=1568, </w:t>
-      </w:r>
-      <w:proofErr w:type="spellStart"/>
-      <w:r>
-        <w:rPr>
-          <w:rStyle w:val="SubtleEmphasis"/>
-          <w:sz w:val="18"/>
-          <w:szCs w:val="18"/>
-          <w:lang w:val="en-GB"/>
-        </w:rPr>
-        <w:t>out_features</w:t>
-      </w:r>
-      <w:proofErr w:type="spellEnd"/>
-      <w:r>
-        <w:rPr>
-          <w:rStyle w:val="SubtleEmphasis"/>
-          <w:sz w:val="18"/>
-          <w:szCs w:val="18"/>
-          <w:lang w:val="en-GB"/>
-        </w:rPr>
-        <w:t>=512, bias=True)</w:t>
-      </w:r>
-    </w:p>
-    <w:p>
-      <w:pPr>
-        <w:pStyle w:val="NoSpacing"/>
-        <w:rPr>
-          <w:rStyle w:val="SubtleEmphasis"/>
-          <w:sz w:val="18"/>
-          <w:szCs w:val="18"/>
-          <w:lang w:val="en-GB"/>
-        </w:rPr>
-      </w:pPr>
-      <w:r>
-        <w:rPr>
-          <w:rStyle w:val="SubtleEmphasis"/>
-          <w:sz w:val="18"/>
-          <w:szCs w:val="18"/>
-          <w:lang w:val="en-GB"/>
-        </w:rPr>
-        <w:t xml:space="preserve">    (22): </w:t>
-      </w:r>
-      <w:proofErr w:type="spellStart"/>
-      <w:r>
-        <w:rPr>
-          <w:rStyle w:val="SubtleEmphasis"/>
-          <w:sz w:val="18"/>
-          <w:szCs w:val="18"/>
-          <w:lang w:val="en-GB"/>
-        </w:rPr>
-        <w:t>ReLU</w:t>
-      </w:r>
-      <w:proofErr w:type="spellEnd"/>
-      <w:r>
-        <w:rPr>
-          <w:rStyle w:val="SubtleEmphasis"/>
-          <w:sz w:val="18"/>
-          <w:szCs w:val="18"/>
-          <w:lang w:val="en-GB"/>
-        </w:rPr>
-        <w:t>()</w:t>
-      </w:r>
-    </w:p>
-    <w:p>
-      <w:pPr>
-        <w:pStyle w:val="NoSpacing"/>
-        <w:rPr>
-          <w:rStyle w:val="SubtleEmphasis"/>
-          <w:sz w:val="18"/>
-          <w:szCs w:val="18"/>
-          <w:lang w:val="en-GB"/>
-        </w:rPr>
-      </w:pPr>
-      <w:r>
-        <w:rPr>
-          <w:rStyle w:val="SubtleEmphasis"/>
-          <w:sz w:val="18"/>
-          <w:szCs w:val="18"/>
-          <w:lang w:val="en-GB"/>
-        </w:rPr>
-        <w:t xml:space="preserve">    (23): Linear(</w:t>
-      </w:r>
-      <w:proofErr w:type="spellStart"/>
-      <w:r>
-        <w:rPr>
-          <w:rStyle w:val="SubtleEmphasis"/>
-          <w:sz w:val="18"/>
-          <w:szCs w:val="18"/>
-          <w:lang w:val="en-GB"/>
-        </w:rPr>
-        <w:t>in_features</w:t>
-      </w:r>
-      <w:proofErr w:type="spellEnd"/>
-      <w:r>
-        <w:rPr>
-          <w:rStyle w:val="SubtleEmphasis"/>
-          <w:sz w:val="18"/>
-          <w:szCs w:val="18"/>
-          <w:lang w:val="en-GB"/>
-        </w:rPr>
-        <w:t xml:space="preserve">=512, </w:t>
-      </w:r>
-      <w:proofErr w:type="spellStart"/>
-      <w:r>
-        <w:rPr>
-          <w:rStyle w:val="SubtleEmphasis"/>
-          <w:sz w:val="18"/>
-          <w:szCs w:val="18"/>
-          <w:lang w:val="en-GB"/>
-        </w:rPr>
-        <w:t>out_features</w:t>
-      </w:r>
-      <w:proofErr w:type="spellEnd"/>
-      <w:r>
-        <w:rPr>
-          <w:rStyle w:val="SubtleEmphasis"/>
-          <w:sz w:val="18"/>
-          <w:szCs w:val="18"/>
-          <w:lang w:val="en-GB"/>
-        </w:rPr>
-        <w:t>=343, bias=True)</w:t>
+        <w:t xml:space="preserve">    (0): Conv2d(3, 16, kernel_size=(3, 3), stride=(1, 1), padding=(1, 1))</w:t>
+      </w:r>
+    </w:p>
+    <w:p>
+      <w:pPr>
+        <w:pStyle w:val="NoSpacing"/>
+        <w:rPr>
+          <w:rStyle w:val="SubtleEmphasis"/>
+          <w:sz w:val="18"/>
+          <w:szCs w:val="18"/>
+          <w:lang w:val="en-GB"/>
+        </w:rPr>
+      </w:pPr>
+      <w:r>
+        <w:rPr>
+          <w:rStyle w:val="SubtleEmphasis"/>
+          <w:sz w:val="18"/>
+          <w:szCs w:val="18"/>
+          <w:lang w:val="en-GB"/>
+        </w:rPr>
+        <w:t xml:space="preserve">    (1): BatchNorm2d(16, eps=1e-05, momentum=0.1, affine=True, track_running_stats=True)</w:t>
+      </w:r>
+    </w:p>
+    <w:p>
+      <w:pPr>
+        <w:pStyle w:val="NoSpacing"/>
+        <w:rPr>
+          <w:rStyle w:val="SubtleEmphasis"/>
+          <w:sz w:val="18"/>
+          <w:szCs w:val="18"/>
+          <w:lang w:val="en-GB"/>
+        </w:rPr>
+      </w:pPr>
+      <w:r>
+        <w:rPr>
+          <w:rStyle w:val="SubtleEmphasis"/>
+          <w:sz w:val="18"/>
+          <w:szCs w:val="18"/>
+          <w:lang w:val="en-GB"/>
+        </w:rPr>
+        <w:t xml:space="preserve">    (2): ReLU()</w:t>
+      </w:r>
+    </w:p>
+    <w:p>
+      <w:pPr>
+        <w:pStyle w:val="NoSpacing"/>
+        <w:rPr>
+          <w:rStyle w:val="SubtleEmphasis"/>
+          <w:sz w:val="18"/>
+          <w:szCs w:val="18"/>
+          <w:lang w:val="en-GB"/>
+        </w:rPr>
+      </w:pPr>
+      <w:r>
+        <w:rPr>
+          <w:rStyle w:val="SubtleEmphasis"/>
+          <w:sz w:val="18"/>
+          <w:szCs w:val="18"/>
+          <w:lang w:val="en-GB"/>
+        </w:rPr>
+        <w:t xml:space="preserve">    (3): MaxPool2d(kernel_size=2, stride=2, padding=0, dilation=1, ceil_mode=False)</w:t>
+      </w:r>
+    </w:p>
+    <w:p>
+      <w:pPr>
+        <w:pStyle w:val="NoSpacing"/>
+        <w:rPr>
+          <w:rStyle w:val="SubtleEmphasis"/>
+          <w:sz w:val="18"/>
+          <w:szCs w:val="18"/>
+          <w:lang w:val="en-GB"/>
+        </w:rPr>
+      </w:pPr>
+      <w:r>
+        <w:rPr>
+          <w:rStyle w:val="SubtleEmphasis"/>
+          <w:sz w:val="18"/>
+          <w:szCs w:val="18"/>
+          <w:lang w:val="en-GB"/>
+        </w:rPr>
+        <w:t xml:space="preserve">    (4): Conv2d(16, 32, kernel_size=(3, 3), stride=(1, 1), padding=(1, 1))</w:t>
+      </w:r>
+    </w:p>
+    <w:p>
+      <w:pPr>
+        <w:pStyle w:val="NoSpacing"/>
+        <w:rPr>
+          <w:rStyle w:val="SubtleEmphasis"/>
+          <w:sz w:val="18"/>
+          <w:szCs w:val="18"/>
+          <w:lang w:val="en-GB"/>
+        </w:rPr>
+      </w:pPr>
+      <w:r>
+        <w:rPr>
+          <w:rStyle w:val="SubtleEmphasis"/>
+          <w:sz w:val="18"/>
+          <w:szCs w:val="18"/>
+          <w:lang w:val="en-GB"/>
+        </w:rPr>
+        <w:t xml:space="preserve">    (5): BatchNorm2d(32, eps=1e-05, momentum=0.1, affine=True, track_running_stats=True)</w:t>
+      </w:r>
+    </w:p>
+    <w:p>
+      <w:pPr>
+        <w:pStyle w:val="NoSpacing"/>
+        <w:rPr>
+          <w:rStyle w:val="SubtleEmphasis"/>
+          <w:sz w:val="18"/>
+          <w:szCs w:val="18"/>
+          <w:lang w:val="en-GB"/>
+        </w:rPr>
+      </w:pPr>
+      <w:r>
+        <w:rPr>
+          <w:rStyle w:val="SubtleEmphasis"/>
+          <w:sz w:val="18"/>
+          <w:szCs w:val="18"/>
+          <w:lang w:val="en-GB"/>
+        </w:rPr>
+        <w:t xml:space="preserve">    (6): ReLU()</w:t>
+      </w:r>
+    </w:p>
+    <w:p>
+      <w:pPr>
+        <w:pStyle w:val="NoSpacing"/>
+        <w:rPr>
+          <w:rStyle w:val="SubtleEmphasis"/>
+          <w:sz w:val="18"/>
+          <w:szCs w:val="18"/>
+          <w:lang w:val="en-GB"/>
+        </w:rPr>
+      </w:pPr>
+      <w:r>
+        <w:rPr>
+          <w:rStyle w:val="SubtleEmphasis"/>
+          <w:sz w:val="18"/>
+          <w:szCs w:val="18"/>
+          <w:lang w:val="en-GB"/>
+        </w:rPr>
+        <w:t xml:space="preserve">    (7): MaxPool2d(kernel_size=2, stride=2, padding=0, dilation=1, ceil_mode=False)</w:t>
+      </w:r>
+    </w:p>
+    <w:p>
+      <w:pPr>
+        <w:pStyle w:val="NoSpacing"/>
+        <w:rPr>
+          <w:rStyle w:val="SubtleEmphasis"/>
+          <w:sz w:val="18"/>
+          <w:szCs w:val="18"/>
+          <w:lang w:val="en-GB"/>
+        </w:rPr>
+      </w:pPr>
+      <w:r>
+        <w:rPr>
+          <w:rStyle w:val="SubtleEmphasis"/>
+          <w:sz w:val="18"/>
+          <w:szCs w:val="18"/>
+          <w:lang w:val="en-GB"/>
+        </w:rPr>
+        <w:t xml:space="preserve">    (8): Conv2d(32, 64, kernel_size=(3, 3), stride=(1, 1), padding=(1, 1))</w:t>
+      </w:r>
+    </w:p>
+    <w:p>
+      <w:pPr>
+        <w:pStyle w:val="NoSpacing"/>
+        <w:rPr>
+          <w:rStyle w:val="SubtleEmphasis"/>
+          <w:sz w:val="18"/>
+          <w:szCs w:val="18"/>
+          <w:lang w:val="en-GB"/>
+        </w:rPr>
+      </w:pPr>
+      <w:r>
+        <w:rPr>
+          <w:rStyle w:val="SubtleEmphasis"/>
+          <w:sz w:val="18"/>
+          <w:szCs w:val="18"/>
+          <w:lang w:val="en-GB"/>
+        </w:rPr>
+        <w:t xml:space="preserve">    (9): BatchNorm2d(64, eps=1e-05, momentum=0.1, affine=True, track_running_stats=True)</w:t>
+      </w:r>
+    </w:p>
+    <w:p>
+      <w:pPr>
+        <w:pStyle w:val="NoSpacing"/>
+        <w:rPr>
+          <w:rStyle w:val="SubtleEmphasis"/>
+          <w:sz w:val="18"/>
+          <w:szCs w:val="18"/>
+          <w:lang w:val="en-GB"/>
+        </w:rPr>
+      </w:pPr>
+      <w:r>
+        <w:rPr>
+          <w:rStyle w:val="SubtleEmphasis"/>
+          <w:sz w:val="18"/>
+          <w:szCs w:val="18"/>
+          <w:lang w:val="en-GB"/>
+        </w:rPr>
+        <w:t xml:space="preserve">    (10): ReLU()</w:t>
+      </w:r>
+    </w:p>
+    <w:p>
+      <w:pPr>
+        <w:pStyle w:val="NoSpacing"/>
+        <w:rPr>
+          <w:rStyle w:val="SubtleEmphasis"/>
+          <w:sz w:val="18"/>
+          <w:szCs w:val="18"/>
+          <w:lang w:val="en-GB"/>
+        </w:rPr>
+      </w:pPr>
+      <w:r>
+        <w:rPr>
+          <w:rStyle w:val="SubtleEmphasis"/>
+          <w:sz w:val="18"/>
+          <w:szCs w:val="18"/>
+          <w:lang w:val="en-GB"/>
+        </w:rPr>
+        <w:t xml:space="preserve">    (11): MaxPool2d(kernel_size=2, stride=2, padding=0, dilation=1, ceil_mode=False)</w:t>
+      </w:r>
+    </w:p>
+    <w:p>
+      <w:pPr>
+        <w:pStyle w:val="NoSpacing"/>
+        <w:rPr>
+          <w:rStyle w:val="SubtleEmphasis"/>
+          <w:sz w:val="18"/>
+          <w:szCs w:val="18"/>
+          <w:lang w:val="en-GB"/>
+        </w:rPr>
+      </w:pPr>
+      <w:r>
+        <w:rPr>
+          <w:rStyle w:val="SubtleEmphasis"/>
+          <w:sz w:val="18"/>
+          <w:szCs w:val="18"/>
+          <w:lang w:val="en-GB"/>
+        </w:rPr>
+        <w:t xml:space="preserve">    (12): Conv2d(64, 64, kernel_size=(3, 3), stride=(1, 1), padding=(1, 1))</w:t>
+      </w:r>
+    </w:p>
+    <w:p>
+      <w:pPr>
+        <w:pStyle w:val="NoSpacing"/>
+        <w:rPr>
+          <w:rStyle w:val="SubtleEmphasis"/>
+          <w:sz w:val="18"/>
+          <w:szCs w:val="18"/>
+          <w:lang w:val="en-GB"/>
+        </w:rPr>
+      </w:pPr>
+      <w:r>
+        <w:rPr>
+          <w:rStyle w:val="SubtleEmphasis"/>
+          <w:sz w:val="18"/>
+          <w:szCs w:val="18"/>
+          <w:lang w:val="en-GB"/>
+        </w:rPr>
+        <w:t xml:space="preserve">    (13): BatchNorm2d(64, eps=1e-05, momentum=0.1, affine=True, track_running_stats=True)</w:t>
+      </w:r>
+    </w:p>
+    <w:p>
+      <w:pPr>
+        <w:pStyle w:val="NoSpacing"/>
+        <w:rPr>
+          <w:rStyle w:val="SubtleEmphasis"/>
+          <w:sz w:val="18"/>
+          <w:szCs w:val="18"/>
+          <w:lang w:val="en-GB"/>
+        </w:rPr>
+      </w:pPr>
+      <w:r>
+        <w:rPr>
+          <w:rStyle w:val="SubtleEmphasis"/>
+          <w:sz w:val="18"/>
+          <w:szCs w:val="18"/>
+          <w:lang w:val="en-GB"/>
+        </w:rPr>
+        <w:t xml:space="preserve">    (14): ReLU()</w:t>
+      </w:r>
+    </w:p>
+    <w:p>
+      <w:pPr>
+        <w:pStyle w:val="NoSpacing"/>
+        <w:rPr>
+          <w:rStyle w:val="SubtleEmphasis"/>
+          <w:sz w:val="18"/>
+          <w:szCs w:val="18"/>
+          <w:lang w:val="en-GB"/>
+        </w:rPr>
+      </w:pPr>
+      <w:r>
+        <w:rPr>
+          <w:rStyle w:val="SubtleEmphasis"/>
+          <w:sz w:val="18"/>
+          <w:szCs w:val="18"/>
+          <w:lang w:val="en-GB"/>
+        </w:rPr>
+        <w:t xml:space="preserve">    (15): MaxPool2d(kernel_size=2, stride=2, padding=0, dilation=1, ceil_mode=False)</w:t>
+      </w:r>
+    </w:p>
+    <w:p>
+      <w:pPr>
+        <w:pStyle w:val="NoSpacing"/>
+        <w:rPr>
+          <w:rStyle w:val="SubtleEmphasis"/>
+          <w:sz w:val="18"/>
+          <w:szCs w:val="18"/>
+          <w:lang w:val="en-GB"/>
+        </w:rPr>
+      </w:pPr>
+      <w:r>
+        <w:rPr>
+          <w:rStyle w:val="SubtleEmphasis"/>
+          <w:sz w:val="18"/>
+          <w:szCs w:val="18"/>
+          <w:lang w:val="en-GB"/>
+        </w:rPr>
+        <w:t xml:space="preserve">    (16): Conv2d(64, 32, kernel_size=(3, 3), stride=(1, 1), padding=(1, 1))</w:t>
+      </w:r>
+    </w:p>
+    <w:p>
+      <w:pPr>
+        <w:pStyle w:val="NoSpacing"/>
+        <w:rPr>
+          <w:rStyle w:val="SubtleEmphasis"/>
+          <w:sz w:val="18"/>
+          <w:szCs w:val="18"/>
+          <w:lang w:val="en-GB"/>
+        </w:rPr>
+      </w:pPr>
+      <w:r>
+        <w:rPr>
+          <w:rStyle w:val="SubtleEmphasis"/>
+          <w:sz w:val="18"/>
+          <w:szCs w:val="18"/>
+          <w:lang w:val="en-GB"/>
+        </w:rPr>
+        <w:t xml:space="preserve">    (17): BatchNorm2d(32, eps=1e-05, momentum=0.1, affine=True, track_running_stats=True)</w:t>
+      </w:r>
+    </w:p>
+    <w:p>
+      <w:pPr>
+        <w:pStyle w:val="NoSpacing"/>
+        <w:rPr>
+          <w:rStyle w:val="SubtleEmphasis"/>
+          <w:sz w:val="18"/>
+          <w:szCs w:val="18"/>
+          <w:lang w:val="en-GB"/>
+        </w:rPr>
+      </w:pPr>
+      <w:r>
+        <w:rPr>
+          <w:rStyle w:val="SubtleEmphasis"/>
+          <w:sz w:val="18"/>
+          <w:szCs w:val="18"/>
+          <w:lang w:val="en-GB"/>
+        </w:rPr>
+        <w:t xml:space="preserve">    (18): ReLU()</w:t>
+      </w:r>
+    </w:p>
+    <w:p>
+      <w:pPr>
+        <w:pStyle w:val="NoSpacing"/>
+        <w:rPr>
+          <w:rStyle w:val="SubtleEmphasis"/>
+          <w:sz w:val="18"/>
+          <w:szCs w:val="18"/>
+          <w:lang w:val="en-GB"/>
+        </w:rPr>
+      </w:pPr>
+      <w:r>
+        <w:rPr>
+          <w:rStyle w:val="SubtleEmphasis"/>
+          <w:sz w:val="18"/>
+          <w:szCs w:val="18"/>
+          <w:lang w:val="en-GB"/>
+        </w:rPr>
+        <w:t xml:space="preserve">    (19): Flatten(start_dim=1, end_dim=-1)</w:t>
+      </w:r>
+    </w:p>
+    <w:p>
+      <w:pPr>
+        <w:pStyle w:val="NoSpacing"/>
+        <w:rPr>
+          <w:rStyle w:val="SubtleEmphasis"/>
+          <w:sz w:val="18"/>
+          <w:szCs w:val="18"/>
+          <w:lang w:val="en-GB"/>
+        </w:rPr>
+      </w:pPr>
+      <w:r>
+        <w:rPr>
+          <w:rStyle w:val="SubtleEmphasis"/>
+          <w:sz w:val="18"/>
+          <w:szCs w:val="18"/>
+          <w:lang w:val="en-GB"/>
+        </w:rPr>
+        <w:t xml:space="preserve">    (20): Dropout(p=0.2, inplace=False)</w:t>
+      </w:r>
+    </w:p>
+    <w:p>
+      <w:pPr>
+        <w:pStyle w:val="NoSpacing"/>
+        <w:rPr>
+          <w:rStyle w:val="SubtleEmphasis"/>
+          <w:sz w:val="18"/>
+          <w:szCs w:val="18"/>
+          <w:lang w:val="en-GB"/>
+        </w:rPr>
+      </w:pPr>
+      <w:r>
+        <w:rPr>
+          <w:rStyle w:val="SubtleEmphasis"/>
+          <w:sz w:val="18"/>
+          <w:szCs w:val="18"/>
+          <w:lang w:val="en-GB"/>
+        </w:rPr>
+        <w:t xml:space="preserve">    (21): Linear(in_features=1568, out_features=512, bias=True)</w:t>
+      </w:r>
+    </w:p>
+    <w:p>
+      <w:pPr>
+        <w:pStyle w:val="NoSpacing"/>
+        <w:rPr>
+          <w:rStyle w:val="SubtleEmphasis"/>
+          <w:sz w:val="18"/>
+          <w:szCs w:val="18"/>
+          <w:lang w:val="en-GB"/>
+        </w:rPr>
+      </w:pPr>
+      <w:r>
+        <w:rPr>
+          <w:rStyle w:val="SubtleEmphasis"/>
+          <w:sz w:val="18"/>
+          <w:szCs w:val="18"/>
+          <w:lang w:val="en-GB"/>
+        </w:rPr>
+        <w:t xml:space="preserve">    (22): ReLU()</w:t>
+      </w:r>
+    </w:p>
+    <w:p>
+      <w:pPr>
+        <w:pStyle w:val="NoSpacing"/>
+        <w:rPr>
+          <w:rStyle w:val="SubtleEmphasis"/>
+          <w:sz w:val="18"/>
+          <w:szCs w:val="18"/>
+          <w:lang w:val="en-GB"/>
+        </w:rPr>
+      </w:pPr>
+      <w:r>
+        <w:rPr>
+          <w:rStyle w:val="SubtleEmphasis"/>
+          <w:sz w:val="18"/>
+          <w:szCs w:val="18"/>
+          <w:lang w:val="en-GB"/>
+        </w:rPr>
+        <w:t xml:space="preserve">    (23): Linear(in_features=512, out_features=343, bias=True)</w:t>
       </w:r>
     </w:p>
     <w:p>
@@ -1579,24 +952,14 @@
         </w:rPr>
         <w:t xml:space="preserve">inconsistent, and often larger than the expected input of 112 by 112 pixels. We therefore downscale the image using </w:t>
       </w:r>
-      <w:proofErr w:type="spellStart"/>
       <w:r>
         <w:rPr>
           <w:i/>
           <w:iCs/>
           <w:lang w:val="en-GB"/>
         </w:rPr>
-        <w:t>torchvision.</w:t>
-      </w:r>
-      <w:r>
-        <w:rPr>
-          <w:i/>
-          <w:iCs/>
-          <w:lang w:val="en-GB"/>
-        </w:rPr>
-        <w:t>transforms.Resize</w:t>
-      </w:r>
-      <w:proofErr w:type="spellEnd"/>
+        <w:t>torchvision.transforms.Resize</w:t>
+      </w:r>
       <w:r>
         <w:rPr>
           <w:lang w:val="en-GB"/>
@@ -1793,21 +1156,7 @@
                 <w:rFonts w:ascii="Cambria Math" w:hAnsi="Cambria Math"/>
                 <w:lang w:val="en-GB"/>
               </w:rPr>
-              <m:t xml:space="preserve">2 * </m:t>
-            </m:r>
-            <m:r>
-              <w:rPr>
-                <w:rFonts w:ascii="Cambria Math" w:hAnsi="Cambria Math"/>
-                <w:lang w:val="en-GB"/>
-              </w:rPr>
-              <m:t>PixelW</m:t>
-            </m:r>
-            <m:r>
-              <w:rPr>
-                <w:rFonts w:ascii="Cambria Math" w:hAnsi="Cambria Math"/>
-                <w:lang w:val="en-GB"/>
-              </w:rPr>
-              <m:t>idth</m:t>
+              <m:t>2 * PixelWidth</m:t>
             </m:r>
           </m:den>
         </m:f>
@@ -1830,14 +1179,7 @@
             <w:rFonts w:ascii="Cambria Math" w:hAnsi="Cambria Math"/>
             <w:lang w:val="en-GB"/>
           </w:rPr>
-          <m:t>RelativeCentre</m:t>
-        </m:r>
-        <m:r>
-          <w:rPr>
-            <w:rFonts w:ascii="Cambria Math" w:hAnsi="Cambria Math"/>
-            <w:lang w:val="en-GB"/>
-          </w:rPr>
-          <m:t>Y</m:t>
+          <m:t>RelativeCentreY</m:t>
         </m:r>
         <m:r>
           <w:rPr>
@@ -1949,21 +1291,7 @@
                 <w:rFonts w:ascii="Cambria Math" w:hAnsi="Cambria Math"/>
                 <w:lang w:val="en-GB"/>
               </w:rPr>
-              <m:t xml:space="preserve">2 * </m:t>
-            </m:r>
-            <m:r>
-              <w:rPr>
-                <w:rFonts w:ascii="Cambria Math" w:hAnsi="Cambria Math"/>
-                <w:lang w:val="en-GB"/>
-              </w:rPr>
-              <m:t>Pixel</m:t>
-            </m:r>
-            <m:r>
-              <w:rPr>
-                <w:rFonts w:ascii="Cambria Math" w:hAnsi="Cambria Math"/>
-                <w:lang w:val="en-GB"/>
-              </w:rPr>
-              <m:t>Height</m:t>
+              <m:t>2 * PixelHeight</m:t>
             </m:r>
           </m:den>
         </m:f>
@@ -2203,14 +1531,7 @@
                         <w:rFonts w:ascii="Cambria Math" w:eastAsiaTheme="minorEastAsia" w:hAnsi="Cambria Math"/>
                         <w:lang w:val="en-GB"/>
                       </w:rPr>
-                      <m:t>t</m:t>
-                    </m:r>
-                    <m:r>
-                      <w:rPr>
-                        <w:rFonts w:ascii="Cambria Math" w:eastAsiaTheme="minorEastAsia" w:hAnsi="Cambria Math"/>
-                        <w:lang w:val="en-GB"/>
-                      </w:rPr>
-                      <m:t>op</m:t>
+                      <m:t>top</m:t>
                     </m:r>
                   </m:sub>
                 </m:sSub>
@@ -2233,15 +1554,43 @@
           <w:rFonts w:eastAsiaTheme="minorEastAsia"/>
           <w:lang w:val="en-GB"/>
         </w:rPr>
-        <w:t>. The label is just kept.</w:t>
+        <w:t>. The label is just kept</w:t>
       </w:r>
       <w:r>
         <w:rPr>
           <w:rFonts w:eastAsiaTheme="minorEastAsia"/>
           <w:lang w:val="en-GB"/>
         </w:rPr>
+        <w:t xml:space="preserve"> as is</w:t>
+      </w:r>
+      <w:r>
+        <w:rPr>
+          <w:rFonts w:eastAsiaTheme="minorEastAsia"/>
+          <w:lang w:val="en-GB"/>
+        </w:rPr>
+        <w:t>.</w:t>
+      </w:r>
+      <w:r>
+        <w:rPr>
+          <w:rFonts w:eastAsiaTheme="minorEastAsia"/>
+          <w:lang w:val="en-GB"/>
+        </w:rPr>
         <w:br/>
-        <w:t xml:space="preserve">Now, while the labels are now in the correct format, they are not yet compatible with the output of the YOLO model. In this assignment, the model outputs a </w:t>
+        <w:t>Now, while the labels are</w:t>
+      </w:r>
+      <w:r>
+        <w:rPr>
+          <w:rFonts w:eastAsiaTheme="minorEastAsia"/>
+          <w:lang w:val="en-GB"/>
+        </w:rPr>
+        <w:t xml:space="preserve"> </w:t>
+      </w:r>
+      <w:r>
+        <w:rPr>
+          <w:rFonts w:eastAsiaTheme="minorEastAsia"/>
+          <w:lang w:val="en-GB"/>
+        </w:rPr>
+        <w:t xml:space="preserve">in the correct format, they are not yet compatible with the output of the YOLO model. In this assignment, the model outputs a </w:t>
       </w:r>
       <m:oMath>
         <m:r>
@@ -2341,23 +1690,7 @@
           <w:rFonts w:eastAsiaTheme="minorEastAsia"/>
           <w:lang w:val="en-GB"/>
         </w:rPr>
-        <w:t xml:space="preserve"> ‘</w:t>
-      </w:r>
-      <w:proofErr w:type="spellStart"/>
-      <w:r>
-        <w:rPr>
-          <w:rFonts w:eastAsiaTheme="minorEastAsia"/>
-          <w:lang w:val="en-GB"/>
-        </w:rPr>
-        <w:t>objectness</w:t>
-      </w:r>
-      <w:proofErr w:type="spellEnd"/>
-      <w:r>
-        <w:rPr>
-          <w:rFonts w:eastAsiaTheme="minorEastAsia"/>
-          <w:lang w:val="en-GB"/>
-        </w:rPr>
-        <w:t xml:space="preserve">’ or ‘confidence’ score. In the training data, these are 1 if the </w:t>
+        <w:t xml:space="preserve"> ‘objectness’ or ‘confidence’ score. In the training data, these are 1 if the </w:t>
       </w:r>
       <w:r>
         <w:rPr>
@@ -2450,21 +1783,7 @@
             <w:rFonts w:ascii="Cambria Math" w:eastAsiaTheme="minorEastAsia" w:hAnsi="Cambria Math"/>
             <w:lang w:val="en-GB"/>
           </w:rPr>
-          <m:t>=</m:t>
-        </m:r>
-        <m:r>
-          <w:rPr>
-            <w:rFonts w:ascii="Cambria Math" w:eastAsiaTheme="minorEastAsia" w:hAnsi="Cambria Math"/>
-            <w:lang w:val="en-GB"/>
-          </w:rPr>
-          <m:t>RelativeCentreX*GridSize</m:t>
-        </m:r>
-        <m:r>
-          <w:rPr>
-            <w:rFonts w:ascii="Cambria Math" w:eastAsiaTheme="minorEastAsia" w:hAnsi="Cambria Math"/>
-            <w:lang w:val="en-GB"/>
-          </w:rPr>
-          <m:t>-ColumnIndex</m:t>
+          <m:t>=RelativeCentreX*GridSize-ColumnIndex</m:t>
         </m:r>
       </m:oMath>
       <w:r>
@@ -2494,35 +1813,7 @@
             <w:rFonts w:ascii="Cambria Math" w:eastAsiaTheme="minorEastAsia" w:hAnsi="Cambria Math"/>
             <w:lang w:val="en-GB"/>
           </w:rPr>
-          <m:t>=RelativeCentre</m:t>
-        </m:r>
-        <m:r>
-          <w:rPr>
-            <w:rFonts w:ascii="Cambria Math" w:eastAsiaTheme="minorEastAsia" w:hAnsi="Cambria Math"/>
-            <w:lang w:val="en-GB"/>
-          </w:rPr>
-          <m:t>Y</m:t>
-        </m:r>
-        <m:r>
-          <w:rPr>
-            <w:rFonts w:ascii="Cambria Math" w:eastAsiaTheme="minorEastAsia" w:hAnsi="Cambria Math"/>
-            <w:lang w:val="en-GB"/>
-          </w:rPr>
-          <m:t>*GridSize</m:t>
-        </m:r>
-        <m:r>
-          <w:rPr>
-            <w:rFonts w:ascii="Cambria Math" w:eastAsiaTheme="minorEastAsia" w:hAnsi="Cambria Math"/>
-            <w:lang w:val="en-GB"/>
-          </w:rPr>
-          <m:t>-Row</m:t>
-        </m:r>
-        <m:r>
-          <w:rPr>
-            <w:rFonts w:ascii="Cambria Math" w:eastAsiaTheme="minorEastAsia" w:hAnsi="Cambria Math"/>
-            <w:lang w:val="en-GB"/>
-          </w:rPr>
-          <m:t>Index</m:t>
+          <m:t>=RelativeCentreY*GridSize-RowIndex</m:t>
         </m:r>
       </m:oMath>
       <w:r>
@@ -2554,14 +1845,7 @@
           <w:rFonts w:eastAsiaTheme="minorEastAsia"/>
           <w:lang w:val="en-GB"/>
         </w:rPr>
-        <w:t xml:space="preserve"> cube</w:t>
-      </w:r>
-      <w:r>
-        <w:rPr>
-          <w:rFonts w:eastAsiaTheme="minorEastAsia"/>
-          <w:lang w:val="en-GB"/>
-        </w:rPr>
-        <w:t xml:space="preserve">, and is fully </w:t>
+        <w:t xml:space="preserve"> cube, and is fully </w:t>
       </w:r>
       <w:r>
         <w:rPr>
@@ -2865,25 +2149,201 @@
           <w:sz w:val="24"/>
           <w:lang w:val="en-GB"/>
         </w:rPr>
-        <w:t>Train/</w:t>
-      </w:r>
-      <w:proofErr w:type="spellStart"/>
-      <w:r>
-        <w:rPr>
-          <w:b/>
+        <w:t>Train/val loss graphs</w:t>
+      </w:r>
+    </w:p>
+    <w:p>
+      <w:pPr>
+        <w:pStyle w:val="NoSpacing"/>
+        <w:rPr>
+          <w:lang w:val="en-GB"/>
+        </w:rPr>
+      </w:pPr>
+      <w:r>
+        <w:rPr>
+          <w:lang w:val="en-GB"/>
+        </w:rPr>
+        <w:t>See</w:t>
+      </w:r>
+      <w:r>
+        <w:rPr>
+          <w:lang w:val="en-GB"/>
+        </w:rPr>
+        <w:t xml:space="preserve"> </w:t>
+      </w:r>
+      <w:r>
+        <w:rPr>
+          <w:lang w:val="en-GB"/>
+        </w:rPr>
+        <w:fldChar w:fldCharType="begin"/>
+      </w:r>
+      <w:r>
+        <w:rPr>
+          <w:lang w:val="en-GB"/>
+        </w:rPr>
+        <w:instrText xml:space="preserve"> REF _Ref225240341 \h </w:instrText>
+      </w:r>
+      <w:r>
+        <w:rPr>
+          <w:lang w:val="en-GB"/>
+        </w:rPr>
+      </w:r>
+      <w:r>
+        <w:rPr>
+          <w:lang w:val="en-GB"/>
+        </w:rPr>
+        <w:instrText xml:space="preserve"> \* MERGEFORMAT </w:instrText>
+      </w:r>
+      <w:r>
+        <w:rPr>
+          <w:lang w:val="en-GB"/>
+        </w:rPr>
+        <w:fldChar w:fldCharType="separate"/>
+      </w:r>
+      <w:r>
+        <w:rPr>
+          <w:lang w:val="en-GB"/>
+        </w:rPr>
+        <w:t>Figure</w:t>
+      </w:r>
+      <w:r>
+        <w:rPr>
+          <w:lang w:val="en-GB"/>
+        </w:rPr>
+        <w:t xml:space="preserve"> </w:t>
+      </w:r>
+      <w:r>
+        <w:rPr>
+          <w:lang w:val="en-GB"/>
+        </w:rPr>
+        <w:t>1</w:t>
+      </w:r>
+      <w:r>
+        <w:rPr>
+          <w:lang w:val="en-GB"/>
+        </w:rPr>
+        <w:fldChar w:fldCharType="end"/>
+      </w:r>
+      <w:r>
+        <w:rPr>
+          <w:lang w:val="en-GB"/>
+        </w:rPr>
+        <w:t xml:space="preserve"> </w:t>
+      </w:r>
+      <w:r>
+        <w:rPr>
+          <w:lang w:val="en-GB"/>
+        </w:rPr>
+        <w:t>for our loss graphs. The top left shows the summed loss of the individual components, the other 5 are the individual loss components.</w:t>
+      </w:r>
+    </w:p>
+    <w:p>
+      <w:pPr>
+        <w:pStyle w:val="NoSpacing"/>
+        <w:keepNext/>
+        <w:jc w:val="center"/>
+        <w:rPr>
+          <w:lang w:val="en-GB"/>
+        </w:rPr>
+      </w:pPr>
+      <w:r>
+        <w:rPr>
+          <w:bCs/>
           <w:sz w:val="24"/>
           <w:lang w:val="en-GB"/>
         </w:rPr>
-        <w:t>val</w:t>
-      </w:r>
-      <w:proofErr w:type="spellEnd"/>
-      <w:r>
-        <w:rPr>
-          <w:b/>
+        <w:lastRenderedPageBreak/>
+        <w:drawing>
+          <wp:inline distT="0" distB="0" distL="0" distR="0" wp14:anchorId="4402E53D" wp14:editId="619CAB11">
+            <wp:extent cx="5731510" cy="7642225"/>
+            <wp:effectExtent l="0" t="0" r="2540" b="0"/>
+            <wp:docPr id="325298255" name="Picture 1" descr="A group of graphs with numbers&#10;&#10;AI-generated content may be incorrect."/>
+            <wp:cNvGraphicFramePr>
+              <a:graphicFrameLocks xmlns:a="http://schemas.openxmlformats.org/drawingml/2006/main" noChangeAspect="1"/>
+            </wp:cNvGraphicFramePr>
+            <a:graphic xmlns:a="http://schemas.openxmlformats.org/drawingml/2006/main">
+              <a:graphicData uri="http://schemas.openxmlformats.org/drawingml/2006/picture">
+                <pic:pic xmlns:pic="http://schemas.openxmlformats.org/drawingml/2006/picture">
+                  <pic:nvPicPr>
+                    <pic:cNvPr id="325298255" name="Picture 1" descr="A group of graphs with numbers&#10;&#10;AI-generated content may be incorrect."/>
+                    <pic:cNvPicPr/>
+                  </pic:nvPicPr>
+                  <pic:blipFill>
+                    <a:blip r:embed="rId9"/>
+                    <a:stretch>
+                      <a:fillRect/>
+                    </a:stretch>
+                  </pic:blipFill>
+                  <pic:spPr>
+                    <a:xfrm>
+                      <a:off x="0" y="0"/>
+                      <a:ext cx="5731510" cy="7642225"/>
+                    </a:xfrm>
+                    <a:prstGeom prst="rect">
+                      <a:avLst/>
+                    </a:prstGeom>
+                  </pic:spPr>
+                </pic:pic>
+              </a:graphicData>
+            </a:graphic>
+          </wp:inline>
+        </w:drawing>
+      </w:r>
+    </w:p>
+    <w:p>
+      <w:pPr>
+        <w:pStyle w:val="Caption"/>
+        <w:jc w:val="center"/>
+        <w:rPr>
+          <w:bCs/>
           <w:sz w:val="24"/>
           <w:lang w:val="en-GB"/>
         </w:rPr>
-        <w:t xml:space="preserve"> loss graphs</w:t>
+      </w:pPr>
+      <w:bookmarkStart w:id="1" w:name="_Ref225240341"/>
+      <w:r>
+        <w:rPr>
+          <w:lang w:val="en-GB"/>
+        </w:rPr>
+        <w:t xml:space="preserve">Figure </w:t>
+      </w:r>
+      <w:r>
+        <w:rPr>
+          <w:lang w:val="en-GB"/>
+        </w:rPr>
+        <w:fldChar w:fldCharType="begin"/>
+      </w:r>
+      <w:r>
+        <w:rPr>
+          <w:lang w:val="en-GB"/>
+        </w:rPr>
+        <w:instrText xml:space="preserve"> SEQ Figure \* ARABIC </w:instrText>
+      </w:r>
+      <w:r>
+        <w:rPr>
+          <w:lang w:val="en-GB"/>
+        </w:rPr>
+        <w:fldChar w:fldCharType="separate"/>
+      </w:r>
+      <w:r>
+        <w:rPr>
+          <w:noProof/>
+          <w:lang w:val="en-GB"/>
+        </w:rPr>
+        <w:t>1</w:t>
+      </w:r>
+      <w:r>
+        <w:rPr>
+          <w:lang w:val="en-GB"/>
+        </w:rPr>
+        <w:fldChar w:fldCharType="end"/>
+      </w:r>
+      <w:bookmarkEnd w:id="1"/>
+      <w:r>
+        <w:rPr>
+          <w:lang w:val="en-GB"/>
+        </w:rPr>
+        <w:t>: All loss components. The top left figure shows the summed loss, while the individual components are in the other 5 graphs.</w:t>
       </w:r>
     </w:p>
     <w:p>
@@ -2923,23 +2383,7 @@
           <w:highlight w:val="yellow"/>
           <w:lang w:val="en-GB"/>
         </w:rPr>
-        <w:t>train/</w:t>
-      </w:r>
-      <w:proofErr w:type="spellStart"/>
-      <w:r>
-        <w:rPr>
-          <w:highlight w:val="yellow"/>
-          <w:lang w:val="en-GB"/>
-        </w:rPr>
-        <w:t>val</w:t>
-      </w:r>
-      <w:proofErr w:type="spellEnd"/>
-      <w:r>
-        <w:rPr>
-          <w:highlight w:val="yellow"/>
-          <w:lang w:val="en-GB"/>
-        </w:rPr>
-        <w:t xml:space="preserve"> loss graphs. The x-axis should have the epochs, the y-axis loss. Each of the </w:t>
+        <w:t xml:space="preserve">train/val loss graphs. The x-axis should have the epochs, the y-axis loss. Each of the </w:t>
       </w:r>
       <w:r>
         <w:rPr>
@@ -3016,7 +2460,6 @@
         </w:rPr>
         <w:t xml:space="preserve">and test </w:t>
       </w:r>
-      <w:proofErr w:type="spellStart"/>
       <w:r>
         <w:rPr>
           <w:b/>
@@ -3025,7 +2468,6 @@
         </w:rPr>
         <w:t>mAP</w:t>
       </w:r>
-      <w:proofErr w:type="spellEnd"/>
     </w:p>
     <w:p>
       <w:pPr>
@@ -3039,6 +2481,7 @@
           <w:highlight w:val="yellow"/>
           <w:lang w:val="en-GB"/>
         </w:rPr>
+        <w:lastRenderedPageBreak/>
         <w:t>(</w:t>
       </w:r>
       <w:r>
@@ -3046,46 +2489,21 @@
           <w:highlight w:val="yellow"/>
           <w:lang w:val="en-GB"/>
         </w:rPr>
-        <w:t>Fill in the table with train/</w:t>
-      </w:r>
-      <w:proofErr w:type="spellStart"/>
+        <w:t>Fill in the table with train/val</w:t>
+      </w:r>
       <w:r>
         <w:rPr>
           <w:highlight w:val="yellow"/>
           <w:lang w:val="en-GB"/>
         </w:rPr>
-        <w:t>val</w:t>
-      </w:r>
-      <w:proofErr w:type="spellEnd"/>
+        <w:t>/test</w:t>
+      </w:r>
       <w:r>
         <w:rPr>
           <w:highlight w:val="yellow"/>
           <w:lang w:val="en-GB"/>
         </w:rPr>
-        <w:t>/test</w:t>
-      </w:r>
-      <w:r>
-        <w:rPr>
-          <w:highlight w:val="yellow"/>
-          <w:lang w:val="en-GB"/>
-        </w:rPr>
-        <w:t xml:space="preserve"> </w:t>
-      </w:r>
-      <w:proofErr w:type="spellStart"/>
-      <w:r>
-        <w:rPr>
-          <w:highlight w:val="yellow"/>
-          <w:lang w:val="en-GB"/>
-        </w:rPr>
-        <w:t>mAP</w:t>
-      </w:r>
-      <w:proofErr w:type="spellEnd"/>
-      <w:r>
-        <w:rPr>
-          <w:highlight w:val="yellow"/>
-          <w:lang w:val="en-GB"/>
-        </w:rPr>
-        <w:t>.)</w:t>
+        <w:t xml:space="preserve"> mAP.)</w:t>
       </w:r>
     </w:p>
     <w:tbl>
@@ -3096,6 +2514,7 @@
       </w:tblPr>
       <w:tblGrid>
         <w:gridCol w:w="3256"/>
+        <w:gridCol w:w="1512"/>
         <w:gridCol w:w="1512"/>
       </w:tblGrid>
       <w:tr>
@@ -3138,7 +2557,6 @@
                 <w:lang w:val="en-GB"/>
               </w:rPr>
             </w:pPr>
-            <w:proofErr w:type="spellStart"/>
             <w:r>
               <w:rPr>
                 <w:b/>
@@ -3146,33 +2564,7 @@
                 <w:szCs w:val="24"/>
                 <w:lang w:val="en-GB"/>
               </w:rPr>
-              <w:t>mAP</w:t>
-            </w:r>
-            <w:proofErr w:type="spellEnd"/>
-          </w:p>
-        </w:tc>
-      </w:tr>
-      <w:tr>
-        <w:tc>
-          <w:tcPr>
-            <w:tcW w:w="3256" w:type="dxa"/>
-          </w:tcPr>
-          <w:p>
-            <w:pPr>
-              <w:pStyle w:val="NoSpacing"/>
-              <w:rPr>
-                <w:sz w:val="24"/>
-                <w:szCs w:val="24"/>
-                <w:lang w:val="en-GB"/>
-              </w:rPr>
-            </w:pPr>
-            <w:r>
-              <w:rPr>
-                <w:sz w:val="24"/>
-                <w:szCs w:val="24"/>
-                <w:lang w:val="en-GB"/>
-              </w:rPr>
-              <w:t>Training</w:t>
+              <w:t>mAP@0.5</w:t>
             </w:r>
           </w:p>
         </w:tc>
@@ -3184,6 +2576,7 @@
             <w:pPr>
               <w:pStyle w:val="NoSpacing"/>
               <w:rPr>
+                <w:b/>
                 <w:sz w:val="24"/>
                 <w:szCs w:val="24"/>
                 <w:lang w:val="en-GB"/>
@@ -3191,12 +2584,12 @@
             </w:pPr>
             <w:r>
               <w:rPr>
+                <w:b/>
                 <w:sz w:val="24"/>
                 <w:szCs w:val="24"/>
-                <w:highlight w:val="yellow"/>
-                <w:lang w:val="en-GB"/>
-              </w:rPr>
-              <w:t>…</w:t>
+                <w:lang w:val="en-GB"/>
+              </w:rPr>
+              <w:t>mAP@0.9</w:t>
             </w:r>
           </w:p>
         </w:tc>
@@ -3221,6 +2614,71 @@
                 <w:szCs w:val="24"/>
                 <w:lang w:val="en-GB"/>
               </w:rPr>
+              <w:t>Training</w:t>
+            </w:r>
+          </w:p>
+        </w:tc>
+        <w:tc>
+          <w:tcPr>
+            <w:tcW w:w="1512" w:type="dxa"/>
+          </w:tcPr>
+          <w:p>
+            <w:pPr>
+              <w:pStyle w:val="NoSpacing"/>
+              <w:rPr>
+                <w:sz w:val="24"/>
+                <w:szCs w:val="24"/>
+                <w:lang w:val="en-GB"/>
+              </w:rPr>
+            </w:pPr>
+            <w:r>
+              <w:rPr>
+                <w:sz w:val="24"/>
+                <w:szCs w:val="24"/>
+                <w:highlight w:val="yellow"/>
+                <w:lang w:val="en-GB"/>
+              </w:rPr>
+              <w:t>…</w:t>
+            </w:r>
+          </w:p>
+        </w:tc>
+        <w:tc>
+          <w:tcPr>
+            <w:tcW w:w="1512" w:type="dxa"/>
+          </w:tcPr>
+          <w:p>
+            <w:pPr>
+              <w:pStyle w:val="NoSpacing"/>
+              <w:rPr>
+                <w:sz w:val="24"/>
+                <w:szCs w:val="24"/>
+                <w:highlight w:val="yellow"/>
+                <w:lang w:val="en-GB"/>
+              </w:rPr>
+            </w:pPr>
+          </w:p>
+        </w:tc>
+      </w:tr>
+      <w:tr>
+        <w:tc>
+          <w:tcPr>
+            <w:tcW w:w="3256" w:type="dxa"/>
+          </w:tcPr>
+          <w:p>
+            <w:pPr>
+              <w:pStyle w:val="NoSpacing"/>
+              <w:rPr>
+                <w:sz w:val="24"/>
+                <w:szCs w:val="24"/>
+                <w:lang w:val="en-GB"/>
+              </w:rPr>
+            </w:pPr>
+            <w:r>
+              <w:rPr>
+                <w:sz w:val="24"/>
+                <w:szCs w:val="24"/>
+                <w:lang w:val="en-GB"/>
+              </w:rPr>
               <w:t>Validation</w:t>
             </w:r>
           </w:p>
@@ -3247,6 +2705,22 @@
               </w:rPr>
               <w:t>…</w:t>
             </w:r>
+          </w:p>
+        </w:tc>
+        <w:tc>
+          <w:tcPr>
+            <w:tcW w:w="1512" w:type="dxa"/>
+          </w:tcPr>
+          <w:p>
+            <w:pPr>
+              <w:pStyle w:val="NoSpacing"/>
+              <w:rPr>
+                <w:sz w:val="24"/>
+                <w:szCs w:val="24"/>
+                <w:highlight w:val="yellow"/>
+                <w:lang w:val="en-GB"/>
+              </w:rPr>
+            </w:pPr>
           </w:p>
         </w:tc>
       </w:tr>
@@ -3302,6 +2776,25 @@
               </w:rPr>
               <w:t>…</w:t>
             </w:r>
+          </w:p>
+        </w:tc>
+        <w:tc>
+          <w:tcPr>
+            <w:tcW w:w="1512" w:type="dxa"/>
+            <w:tcBorders>
+              <w:bottom w:val="double" w:sz="4" w:space="0" w:color="auto"/>
+            </w:tcBorders>
+          </w:tcPr>
+          <w:p>
+            <w:pPr>
+              <w:pStyle w:val="NoSpacing"/>
+              <w:rPr>
+                <w:sz w:val="24"/>
+                <w:szCs w:val="24"/>
+                <w:highlight w:val="yellow"/>
+                <w:lang w:val="en-GB"/>
+              </w:rPr>
+            </w:pPr>
           </w:p>
         </w:tc>
       </w:tr>
@@ -3890,36 +3383,30 @@
       </w:pPr>
       <w:r>
         <w:rPr>
-          <w:lang w:val="en-US"/>
-        </w:rPr>
-        <w:t xml:space="preserve">This link </w:t>
-      </w:r>
-      <w:r>
-        <w:rPr>
-          <w:lang w:val="en-US"/>
-        </w:rPr>
-        <w:t>should go to a OneDrive folder containing the model weights:</w:t>
-      </w:r>
-      <w:r>
-        <w:rPr>
-          <w:lang w:val="en-US"/>
+          <w:lang w:val="en-GB"/>
+        </w:rPr>
+        <w:t>This link should go to a OneDrive folder containing the model weights:</w:t>
+      </w:r>
+      <w:r>
+        <w:rPr>
+          <w:lang w:val="en-GB"/>
         </w:rPr>
         <w:t xml:space="preserve"> </w:t>
       </w:r>
-      <w:hyperlink r:id="rId4" w:history="1">
+      <w:hyperlink r:id="rId10" w:history="1">
         <w:r>
           <w:rPr>
             <w:rStyle w:val="Hyperlink"/>
             <w:b/>
             <w:bCs/>
-            <w:lang w:val="en-US"/>
+            <w:lang w:val="en-GB"/>
           </w:rPr>
           <w:t>Model weights assignment 4</w:t>
         </w:r>
       </w:hyperlink>
       <w:r>
         <w:rPr>
-          <w:lang w:val="en-US"/>
+          <w:lang w:val="en-GB"/>
         </w:rPr>
         <w:t>.</w:t>
       </w:r>
@@ -3959,6 +3446,89 @@
       </w:pPr>
       <w:r>
         <w:rPr>
+          <w:lang w:val="en-GB"/>
+        </w:rPr>
+        <w:t>The loss graphs show interesting patterns. For example,</w:t>
+      </w:r>
+      <w:r>
+        <w:rPr>
+          <w:lang w:val="en-GB"/>
+        </w:rPr>
+        <w:t xml:space="preserve"> the object confidence loss, which starts around 0, then quickly maximises</w:t>
+      </w:r>
+      <w:r>
+        <w:rPr>
+          <w:lang w:val="en-GB"/>
+        </w:rPr>
+        <w:t xml:space="preserve"> </w:t>
+      </w:r>
+      <w:r>
+        <w:rPr>
+          <w:lang w:val="en-GB"/>
+        </w:rPr>
+        <w:t>and then slowly decreases again. This can be explained by the model making 0 predictions in the first epoch, meaning that for 48 out of 49 grid cells, it makes the correct prediction. Then, the other loss components direct it towards predicting way too many boxes, which spikes the loss. Then it actually starts learning, and the loss slowly decreases again.</w:t>
+      </w:r>
+      <w:r>
+        <w:rPr>
+          <w:lang w:val="en-GB"/>
+        </w:rPr>
+        <w:t xml:space="preserve"> Naturally, we see the opposite pattern for the no-object loss, which starts high, as no objects are predicted to exist, then drops off very quickly, and stays roughly constant.</w:t>
+      </w:r>
+    </w:p>
+    <w:p>
+      <w:pPr>
+        <w:pStyle w:val="NoSpacing"/>
+        <w:rPr>
+          <w:lang w:val="en-GB"/>
+        </w:rPr>
+      </w:pPr>
+      <w:r>
+        <w:rPr>
+          <w:lang w:val="en-GB"/>
+        </w:rPr>
+        <w:t xml:space="preserve">When looking at the xy loss and the class loss, we see that the model shows significant overfitting around epoch 20 and onwards. </w:t>
+      </w:r>
+      <w:r>
+        <w:rPr>
+          <w:lang w:val="en-GB"/>
+        </w:rPr>
+        <w:t>However</w:t>
+      </w:r>
+      <w:r>
+        <w:rPr>
+          <w:lang w:val="en-GB"/>
+        </w:rPr>
+        <w:t xml:space="preserve">, this is not visible in the mAP graph (see </w:t>
+      </w:r>
+      <w:r>
+        <w:rPr>
+          <w:color w:val="EE0000"/>
+          <w:lang w:val="en-GB"/>
+        </w:rPr>
+        <w:t>FIGURE X</w:t>
+      </w:r>
+      <w:r>
+        <w:rPr>
+          <w:lang w:val="en-GB"/>
+        </w:rPr>
+        <w:t>)</w:t>
+      </w:r>
+      <w:r>
+        <w:rPr>
+          <w:lang w:val="en-GB"/>
+        </w:rPr>
+        <w:t xml:space="preserve">. </w:t>
+      </w:r>
+    </w:p>
+    <w:p>
+      <w:pPr>
+        <w:pStyle w:val="NoSpacing"/>
+        <w:rPr>
+          <w:lang w:val="en-GB"/>
+        </w:rPr>
+      </w:pPr>
+      <w:r>
+        <w:rPr>
           <w:highlight w:val="yellow"/>
           <w:lang w:val="en-GB"/>
         </w:rPr>
@@ -4087,6 +3657,101 @@
           <w:lang w:val="en-GB"/>
         </w:rPr>
         <w:t>(Mention tool and prompt, and how the output was used. No limit on space, add all prompts you performed.)</w:t>
+      </w:r>
+    </w:p>
+    <w:p>
+      <w:pPr>
+        <w:pStyle w:val="NoSpacing"/>
+      </w:pPr>
+      <w:r>
+        <w:rPr>
+          <w:b/>
+          <w:bCs/>
+        </w:rPr>
+        <w:t>Tool:</w:t>
+      </w:r>
+      <w:r>
+        <w:rPr>
+          <w:b/>
+          <w:bCs/>
+        </w:rPr>
+        <w:t xml:space="preserve"> </w:t>
+      </w:r>
+      <w:r>
+        <w:t>Claude, browser,</w:t>
+      </w:r>
+      <w:r>
+        <w:t xml:space="preserve"> free edition</w:t>
+      </w:r>
+    </w:p>
+    <w:p>
+      <w:pPr>
+        <w:pStyle w:val="NoSpacing"/>
+        <w:rPr>
+          <w:lang w:val="en-US"/>
+        </w:rPr>
+      </w:pPr>
+      <w:r>
+        <w:rPr>
+          <w:b/>
+          <w:bCs/>
+          <w:lang w:val="en-US"/>
+        </w:rPr>
+        <w:t xml:space="preserve">Prompt: </w:t>
+      </w:r>
+      <w:r>
+        <w:rPr>
+          <w:lang w:val="en-US"/>
+        </w:rPr>
+        <w:t>P</w:t>
+      </w:r>
+      <w:r>
+        <w:rPr>
+          <w:lang w:val="en-US"/>
+        </w:rPr>
+        <w:t>lease write a readme file for this repository</w:t>
+      </w:r>
+      <w:r>
+        <w:rPr>
+          <w:lang w:val="en-US"/>
+        </w:rPr>
+        <w:t xml:space="preserve">. </w:t>
+      </w:r>
+      <w:r>
+        <w:rPr>
+          <w:i/>
+          <w:iCs/>
+          <w:lang w:val="en-US"/>
+        </w:rPr>
+        <w:t>[attached files: all code files, except the configs]</w:t>
+      </w:r>
+    </w:p>
+    <w:p>
+      <w:pPr>
+        <w:pStyle w:val="NoSpacing"/>
+        <w:rPr>
+          <w:lang w:val="en-US"/>
+        </w:rPr>
+      </w:pPr>
+      <w:r>
+        <w:rPr>
+          <w:b/>
+          <w:bCs/>
+          <w:lang w:val="en-US"/>
+        </w:rPr>
+        <w:t xml:space="preserve">Used: </w:t>
+      </w:r>
+      <w:r>
+        <w:rPr>
+          <w:lang w:val="en-US"/>
+        </w:rPr>
+        <w:t xml:space="preserve">As our repository is rather large, we thought it would be a good idea to add a readme file to help you in grading. We also thought this was not one of the learning goals, so we expected it would be </w:t>
+      </w:r>
+      <w:r>
+        <w:rPr>
+          <w:lang w:val="en-US"/>
+        </w:rPr>
+        <w:t>fine to let this generate automatically.</w:t>
       </w:r>
     </w:p>
     <w:sectPr>
@@ -4097,6 +3762,53 @@
     </w:sectPr>
   </w:body>
 </w:document>
+</file>
+
+<file path=word/comments.xml><?xml version="1.0" encoding="utf-8"?>
+<w:comments xmlns:wpc="http://schemas.microsoft.com/office/word/2010/wordprocessingCanvas" xmlns:cx="http://schemas.microsoft.com/office/drawing/2014/chartex" xmlns:cx1="http://schemas.microsoft.com/office/drawing/2015/9/8/chartex" xmlns:cx2="http://schemas.microsoft.com/office/drawing/2015/10/21/chartex" xmlns:cx3="http://schemas.microsoft.com/office/drawing/2016/5/9/chartex" xmlns:cx4="http://schemas.microsoft.com/office/drawing/2016/5/10/chartex" xmlns:cx5="http://schemas.microsoft.com/office/drawing/2016/5/11/chartex" xmlns:cx6="http://schemas.microsoft.com/office/drawing/2016/5/12/chartex" xmlns:cx7="http://schemas.microsoft.com/office/drawing/2016/5/13/chartex" xmlns:cx8="http://schemas.microsoft.com/office/drawing/2016/5/14/chartex" xmlns:mc="http://schemas.openxmlformats.org/markup-compatibility/2006" xmlns:aink="http://schemas.microsoft.com/office/drawing/2016/ink" xmlns:am3d="http://schemas.microsoft.com/office/drawing/2017/model3d" xmlns:o="urn:schemas-microsoft-com:office:office" xmlns:oel="http://schemas.microsoft.com/office/2019/extlst" xmlns:r="http://schemas.openxmlformats.org/officeDocument/2006/relationships" xmlns:m="http://schemas.openxmlformats.org/officeDocument/2006/math" xmlns:v="urn:schemas-microsoft-com:vml" xmlns:wp14="http://schemas.microsoft.com/office/word/2010/wordprocessingDrawing" xmlns:wp="http://schemas.openxmlformats.org/drawingml/2006/wordprocessingDrawing" xmlns:w10="urn:schemas-microsoft-com:office:word" xmlns:w="http://schemas.openxmlformats.org/wordprocessingml/2006/main" xmlns:w14="http://schemas.microsoft.com/office/word/2010/wordml" xmlns:w15="http://schemas.microsoft.com/office/word/2012/wordml" xmlns:w16cex="http://schemas.microsoft.com/office/word/2018/wordml/cex" xmlns:w16cid="http://schemas.microsoft.com/office/word/2016/wordml/cid" xmlns:w16="http://schemas.microsoft.com/office/word/2018/wordml" xmlns:w16du="http://schemas.microsoft.com/office/word/2023/wordml/word16du" xmlns:w16sdtdh="http://schemas.microsoft.com/office/word/2020/wordml/sdtdatahash" xmlns:w16sdtfl="http://schemas.microsoft.com/office/word/2024/wordml/sdtformatlock" xmlns:w16se="http://schemas.microsoft.com/office/word/2015/wordml/symex" xmlns:wpg="http://schemas.microsoft.com/office/word/2010/wordprocessingGroup" xmlns:wpi="http://schemas.microsoft.com/office/word/2010/wordprocessingInk" xmlns:wne="http://schemas.microsoft.com/office/word/2006/wordml" xmlns:wps="http://schemas.microsoft.com/office/word/2010/wordprocessingShape" mc:Ignorable="w14 w15 w16se w16cid w16 w16cex w16sdtdh w16sdtfl w16du wp14">
+  <w:comment w:id="0" w:author="Heemskerk, J.P.H. (Joris)" w:date="2026-03-24T10:19:00Z" w:initials="JH">
+    <w:p>
+      <w:pPr>
+        <w:pStyle w:val="CommentText"/>
+      </w:pPr>
+      <w:r>
+        <w:rPr>
+          <w:rStyle w:val="CommentReference"/>
+        </w:rPr>
+        <w:annotationRef/>
+      </w:r>
+      <w:r>
+        <w:t>Update in final version</w:t>
+      </w:r>
+    </w:p>
+  </w:comment>
+</w:comments>
+</file>
+
+<file path=word/commentsExtended.xml><?xml version="1.0" encoding="utf-8"?>
+<w15:commentsEx xmlns:wpc="http://schemas.microsoft.com/office/word/2010/wordprocessingCanvas" xmlns:cx="http://schemas.microsoft.com/office/drawing/2014/chartex" xmlns:cx1="http://schemas.microsoft.com/office/drawing/2015/9/8/chartex" xmlns:cx2="http://schemas.microsoft.com/office/drawing/2015/10/21/chartex" xmlns:cx3="http://schemas.microsoft.com/office/drawing/2016/5/9/chartex" xmlns:cx4="http://schemas.microsoft.com/office/drawing/2016/5/10/chartex" xmlns:cx5="http://schemas.microsoft.com/office/drawing/2016/5/11/chartex" xmlns:cx6="http://schemas.microsoft.com/office/drawing/2016/5/12/chartex" xmlns:cx7="http://schemas.microsoft.com/office/drawing/2016/5/13/chartex" xmlns:cx8="http://schemas.microsoft.com/office/drawing/2016/5/14/chartex" xmlns:mc="http://schemas.openxmlformats.org/markup-compatibility/2006" xmlns:aink="http://schemas.microsoft.com/office/drawing/2016/ink" xmlns:am3d="http://schemas.microsoft.com/office/drawing/2017/model3d" xmlns:o="urn:schemas-microsoft-com:office:office" xmlns:oel="http://schemas.microsoft.com/office/2019/extlst" xmlns:r="http://schemas.openxmlformats.org/officeDocument/2006/relationships" xmlns:m="http://schemas.openxmlformats.org/officeDocument/2006/math" xmlns:v="urn:schemas-microsoft-com:vml" xmlns:wp14="http://schemas.microsoft.com/office/word/2010/wordprocessingDrawing" xmlns:wp="http://schemas.openxmlformats.org/drawingml/2006/wordprocessingDrawing" xmlns:w10="urn:schemas-microsoft-com:office:word" xmlns:w="http://schemas.openxmlformats.org/wordprocessingml/2006/main" xmlns:w14="http://schemas.microsoft.com/office/word/2010/wordml" xmlns:w15="http://schemas.microsoft.com/office/word/2012/wordml" xmlns:w16cex="http://schemas.microsoft.com/office/word/2018/wordml/cex" xmlns:w16cid="http://schemas.microsoft.com/office/word/2016/wordml/cid" xmlns:w16="http://schemas.microsoft.com/office/word/2018/wordml" xmlns:w16du="http://schemas.microsoft.com/office/word/2023/wordml/word16du" xmlns:w16sdtdh="http://schemas.microsoft.com/office/word/2020/wordml/sdtdatahash" xmlns:w16sdtfl="http://schemas.microsoft.com/office/word/2024/wordml/sdtformatlock" xmlns:w16se="http://schemas.microsoft.com/office/word/2015/wordml/symex" xmlns:wpg="http://schemas.microsoft.com/office/word/2010/wordprocessingGroup" xmlns:wpi="http://schemas.microsoft.com/office/word/2010/wordprocessingInk" xmlns:wne="http://schemas.microsoft.com/office/word/2006/wordml" xmlns:wps="http://schemas.microsoft.com/office/word/2010/wordprocessingShape" mc:Ignorable="w14 w15 w16se w16cid w16 w16cex w16sdtdh w16sdtfl w16du wp14">
+  <w15:commentEx w15:paraId="2ABB0458" w15:done="0"/>
+</w15:commentsEx>
+</file>
+
+<file path=word/commentsExtensible.xml><?xml version="1.0" encoding="utf-8"?>
+<w16cex:commentsExtensible xmlns:wpc="http://schemas.microsoft.com/office/word/2010/wordprocessingCanvas" xmlns:cx="http://schemas.microsoft.com/office/drawing/2014/chartex" xmlns:cx1="http://schemas.microsoft.com/office/drawing/2015/9/8/chartex" xmlns:cx2="http://schemas.microsoft.com/office/drawing/2015/10/21/chartex" xmlns:cx3="http://schemas.microsoft.com/office/drawing/2016/5/9/chartex" xmlns:cx4="http://schemas.microsoft.com/office/drawing/2016/5/10/chartex" xmlns:cx5="http://schemas.microsoft.com/office/drawing/2016/5/11/chartex" xmlns:cx6="http://schemas.microsoft.com/office/drawing/2016/5/12/chartex" xmlns:cx7="http://schemas.microsoft.com/office/drawing/2016/5/13/chartex" xmlns:cx8="http://schemas.microsoft.com/office/drawing/2016/5/14/chartex" xmlns:cr="http://schemas.microsoft.com/office/comments/2020/reactions" xmlns:mc="http://schemas.openxmlformats.org/markup-compatibility/2006" xmlns:aink="http://schemas.microsoft.com/office/drawing/2016/ink" xmlns:am3d="http://schemas.microsoft.com/office/drawing/2017/model3d" xmlns:o="urn:schemas-microsoft-com:office:office" xmlns:oel="http://schemas.microsoft.com/office/2019/extlst" xmlns:r="http://schemas.openxmlformats.org/officeDocument/2006/relationships" xmlns:m="http://schemas.openxmlformats.org/officeDocument/2006/math" xmlns:v="urn:schemas-microsoft-com:vml" xmlns:wp14="http://schemas.microsoft.com/office/word/2010/wordprocessingDrawing" xmlns:wp="http://schemas.openxmlformats.org/drawingml/2006/wordprocessingDrawing" xmlns:w10="urn:schemas-microsoft-com:office:word" xmlns:w="http://schemas.openxmlformats.org/wordprocessingml/2006/main" xmlns:w14="http://schemas.microsoft.com/office/word/2010/wordml" xmlns:w15="http://schemas.microsoft.com/office/word/2012/wordml" xmlns:w16cex="http://schemas.microsoft.com/office/word/2018/wordml/cex" xmlns:w16cid="http://schemas.microsoft.com/office/word/2016/wordml/cid" xmlns:w16="http://schemas.microsoft.com/office/word/2018/wordml" xmlns:w16du="http://schemas.microsoft.com/office/word/2023/wordml/word16du" xmlns:w16sdtdh="http://schemas.microsoft.com/office/word/2020/wordml/sdtdatahash" xmlns:w16sdtfl="http://schemas.microsoft.com/office/word/2024/wordml/sdtformatlock" xmlns:w16se="http://schemas.microsoft.com/office/word/2015/wordml/symex" xmlns:wpg="http://schemas.microsoft.com/office/word/2010/wordprocessingGroup" xmlns:wpi="http://schemas.microsoft.com/office/word/2010/wordprocessingInk" xmlns:wne="http://schemas.microsoft.com/office/word/2006/wordml" xmlns:wps="http://schemas.microsoft.com/office/word/2010/wordprocessingShape" mc:Ignorable="w14 w15 w16se w16cid w16 w16cex w16sdtdh w16sdtfl cr w16du wp14">
+  <w16cex:commentExtensible w16cex:durableId="2EB91F58" w16cex:dateUtc="2026-03-24T09:19:00Z"/>
+</w16cex:commentsExtensible>
+</file>
+
+<file path=word/commentsIds.xml><?xml version="1.0" encoding="utf-8"?>
+<w16cid:commentsIds xmlns:wpc="http://schemas.microsoft.com/office/word/2010/wordprocessingCanvas" xmlns:cx="http://schemas.microsoft.com/office/drawing/2014/chartex" xmlns:cx1="http://schemas.microsoft.com/office/drawing/2015/9/8/chartex" xmlns:cx2="http://schemas.microsoft.com/office/drawing/2015/10/21/chartex" xmlns:cx3="http://schemas.microsoft.com/office/drawing/2016/5/9/chartex" xmlns:cx4="http://schemas.microsoft.com/office/drawing/2016/5/10/chartex" xmlns:cx5="http://schemas.microsoft.com/office/drawing/2016/5/11/chartex" xmlns:cx6="http://schemas.microsoft.com/office/drawing/2016/5/12/chartex" xmlns:cx7="http://schemas.microsoft.com/office/drawing/2016/5/13/chartex" xmlns:cx8="http://schemas.microsoft.com/office/drawing/2016/5/14/chartex" xmlns:mc="http://schemas.openxmlformats.org/markup-compatibility/2006" xmlns:aink="http://schemas.microsoft.com/office/drawing/2016/ink" xmlns:am3d="http://schemas.microsoft.com/office/drawing/2017/model3d" xmlns:o="urn:schemas-microsoft-com:office:office" xmlns:oel="http://schemas.microsoft.com/office/2019/extlst" xmlns:r="http://schemas.openxmlformats.org/officeDocument/2006/relationships" xmlns:m="http://schemas.openxmlformats.org/officeDocument/2006/math" xmlns:v="urn:schemas-microsoft-com:vml" xmlns:wp14="http://schemas.microsoft.com/office/word/2010/wordprocessingDrawing" xmlns:wp="http://schemas.openxmlformats.org/drawingml/2006/wordprocessingDrawing" xmlns:w10="urn:schemas-microsoft-com:office:word" xmlns:w="http://schemas.openxmlformats.org/wordprocessingml/2006/main" xmlns:w14="http://schemas.microsoft.com/office/word/2010/wordml" xmlns:w15="http://schemas.microsoft.com/office/word/2012/wordml" xmlns:w16cex="http://schemas.microsoft.com/office/word/2018/wordml/cex" xmlns:w16cid="http://schemas.microsoft.com/office/word/2016/wordml/cid" xmlns:w16="http://schemas.microsoft.com/office/word/2018/wordml" xmlns:w16du="http://schemas.microsoft.com/office/word/2023/wordml/word16du" xmlns:w16sdtdh="http://schemas.microsoft.com/office/word/2020/wordml/sdtdatahash" xmlns:w16sdtfl="http://schemas.microsoft.com/office/word/2024/wordml/sdtformatlock" xmlns:w16se="http://schemas.microsoft.com/office/word/2015/wordml/symex" xmlns:wpg="http://schemas.microsoft.com/office/word/2010/wordprocessingGroup" xmlns:wpi="http://schemas.microsoft.com/office/word/2010/wordprocessingInk" xmlns:wne="http://schemas.microsoft.com/office/word/2006/wordml" xmlns:wps="http://schemas.microsoft.com/office/word/2010/wordprocessingShape" mc:Ignorable="w14 w15 w16se w16cid w16 w16cex w16sdtdh w16sdtfl w16du wp14">
+  <w16cid:commentId w16cid:paraId="2ABB0458" w16cid:durableId="2EB91F58"/>
+</w16cid:commentsIds>
+</file>
+
+<file path=word/people.xml><?xml version="1.0" encoding="utf-8"?>
+<w15:people xmlns:wpc="http://schemas.microsoft.com/office/word/2010/wordprocessingCanvas" xmlns:cx="http://schemas.microsoft.com/office/drawing/2014/chartex" xmlns:cx1="http://schemas.microsoft.com/office/drawing/2015/9/8/chartex" xmlns:cx2="http://schemas.microsoft.com/office/drawing/2015/10/21/chartex" xmlns:cx3="http://schemas.microsoft.com/office/drawing/2016/5/9/chartex" xmlns:cx4="http://schemas.microsoft.com/office/drawing/2016/5/10/chartex" xmlns:cx5="http://schemas.microsoft.com/office/drawing/2016/5/11/chartex" xmlns:cx6="http://schemas.microsoft.com/office/drawing/2016/5/12/chartex" xmlns:cx7="http://schemas.microsoft.com/office/drawing/2016/5/13/chartex" xmlns:cx8="http://schemas.microsoft.com/office/drawing/2016/5/14/chartex" xmlns:mc="http://schemas.openxmlformats.org/markup-compatibility/2006" xmlns:aink="http://schemas.microsoft.com/office/drawing/2016/ink" xmlns:am3d="http://schemas.microsoft.com/office/drawing/2017/model3d" xmlns:o="urn:schemas-microsoft-com:office:office" xmlns:oel="http://schemas.microsoft.com/office/2019/extlst" xmlns:r="http://schemas.openxmlformats.org/officeDocument/2006/relationships" xmlns:m="http://schemas.openxmlformats.org/officeDocument/2006/math" xmlns:v="urn:schemas-microsoft-com:vml" xmlns:wp14="http://schemas.microsoft.com/office/word/2010/wordprocessingDrawing" xmlns:wp="http://schemas.openxmlformats.org/drawingml/2006/wordprocessingDrawing" xmlns:w10="urn:schemas-microsoft-com:office:word" xmlns:w="http://schemas.openxmlformats.org/wordprocessingml/2006/main" xmlns:w14="http://schemas.microsoft.com/office/word/2010/wordml" xmlns:w15="http://schemas.microsoft.com/office/word/2012/wordml" xmlns:w16cex="http://schemas.microsoft.com/office/word/2018/wordml/cex" xmlns:w16cid="http://schemas.microsoft.com/office/word/2016/wordml/cid" xmlns:w16="http://schemas.microsoft.com/office/word/2018/wordml" xmlns:w16du="http://schemas.microsoft.com/office/word/2023/wordml/word16du" xmlns:w16sdtdh="http://schemas.microsoft.com/office/word/2020/wordml/sdtdatahash" xmlns:w16sdtfl="http://schemas.microsoft.com/office/word/2024/wordml/sdtformatlock" xmlns:w16se="http://schemas.microsoft.com/office/word/2015/wordml/symex" xmlns:wpg="http://schemas.microsoft.com/office/word/2010/wordprocessingGroup" xmlns:wpi="http://schemas.microsoft.com/office/word/2010/wordprocessingInk" xmlns:wne="http://schemas.microsoft.com/office/word/2006/wordml" xmlns:wps="http://schemas.microsoft.com/office/word/2010/wordprocessingShape" mc:Ignorable="w14 w15 w16se w16cid w16 w16cex w16sdtdh w16sdtfl w16du wp14">
+  <w15:person w15:author="Heemskerk, J.P.H. (Joris)">
+    <w15:presenceInfo w15:providerId="AD" w15:userId="S::j.p.h.heemskerk@students.uu.nl::be9757c8-c787-49b9-8775-e50e6ac111b0"/>
+  </w15:person>
+</w15:people>
 </file>
 
 <file path=word/styles.xml><?xml version="1.0" encoding="utf-8"?>
@@ -4609,6 +4321,91 @@
       <w:u w:val="single"/>
     </w:rPr>
   </w:style>
+  <w:style w:type="character" w:styleId="CommentReference">
+    <w:name w:val="annotation reference"/>
+    <w:basedOn w:val="DefaultParagraphFont"/>
+    <w:uiPriority w:val="99"/>
+    <w:semiHidden/>
+    <w:unhideWhenUsed/>
+    <w:rsid w:val="00160822"/>
+    <w:rPr>
+      <w:sz w:val="16"/>
+      <w:szCs w:val="16"/>
+    </w:rPr>
+  </w:style>
+  <w:style w:type="paragraph" w:styleId="CommentText">
+    <w:name w:val="annotation text"/>
+    <w:basedOn w:val="Normal"/>
+    <w:link w:val="CommentTextChar"/>
+    <w:uiPriority w:val="99"/>
+    <w:unhideWhenUsed/>
+    <w:rsid w:val="00160822"/>
+    <w:pPr>
+      <w:spacing w:line="240" w:lineRule="auto"/>
+    </w:pPr>
+    <w:rPr>
+      <w:sz w:val="20"/>
+      <w:szCs w:val="20"/>
+    </w:rPr>
+  </w:style>
+  <w:style w:type="character" w:customStyle="1" w:styleId="CommentTextChar">
+    <w:name w:val="Comment Text Char"/>
+    <w:basedOn w:val="DefaultParagraphFont"/>
+    <w:link w:val="CommentText"/>
+    <w:uiPriority w:val="99"/>
+    <w:rsid w:val="00160822"/>
+    <w:rPr>
+      <w:sz w:val="20"/>
+      <w:szCs w:val="20"/>
+    </w:rPr>
+  </w:style>
+  <w:style w:type="paragraph" w:styleId="CommentSubject">
+    <w:name w:val="annotation subject"/>
+    <w:basedOn w:val="CommentText"/>
+    <w:next w:val="CommentText"/>
+    <w:link w:val="CommentSubjectChar"/>
+    <w:uiPriority w:val="99"/>
+    <w:semiHidden/>
+    <w:unhideWhenUsed/>
+    <w:rsid w:val="00160822"/>
+    <w:rPr>
+      <w:b/>
+      <w:bCs/>
+    </w:rPr>
+  </w:style>
+  <w:style w:type="character" w:customStyle="1" w:styleId="CommentSubjectChar">
+    <w:name w:val="Comment Subject Char"/>
+    <w:basedOn w:val="CommentTextChar"/>
+    <w:link w:val="CommentSubject"/>
+    <w:uiPriority w:val="99"/>
+    <w:semiHidden/>
+    <w:rsid w:val="00160822"/>
+    <w:rPr>
+      <w:b/>
+      <w:bCs/>
+      <w:sz w:val="20"/>
+      <w:szCs w:val="20"/>
+    </w:rPr>
+  </w:style>
+  <w:style w:type="paragraph" w:styleId="Caption">
+    <w:name w:val="caption"/>
+    <w:basedOn w:val="Normal"/>
+    <w:next w:val="Normal"/>
+    <w:uiPriority w:val="35"/>
+    <w:unhideWhenUsed/>
+    <w:qFormat/>
+    <w:rsid w:val="00933F06"/>
+    <w:pPr>
+      <w:spacing w:after="200" w:line="240" w:lineRule="auto"/>
+    </w:pPr>
+    <w:rPr>
+      <w:i/>
+      <w:iCs/>
+      <w:color w:val="44546A" w:themeColor="text2"/>
+      <w:sz w:val="18"/>
+      <w:szCs w:val="18"/>
+    </w:rPr>
+  </w:style>
 </w:styles>
 </file>
 
@@ -4905,4 +4702,16 @@
     </a:ext>
   </a:extLst>
 </a:theme>
+</file>
+
+<file path=customXml/item1.xml><?xml version="1.0" encoding="utf-8"?>
+<b:Sources xmlns:b="http://schemas.openxmlformats.org/officeDocument/2006/bibliography" xmlns="http://schemas.openxmlformats.org/officeDocument/2006/bibliography" SelectedStyle="\APASixthEditionOfficeOnline.xsl" StyleName="APA" Version="6"/>
+</file>
+
+<file path=customXml/itemProps1.xml><?xml version="1.0" encoding="utf-8"?>
+<ds:datastoreItem xmlns:ds="http://schemas.openxmlformats.org/officeDocument/2006/customXml" ds:itemID="{7D5B296F-C733-4190-ABE5-BAF855B12334}">
+  <ds:schemaRefs>
+    <ds:schemaRef ds:uri="http://schemas.openxmlformats.org/officeDocument/2006/bibliography"/>
+  </ds:schemaRefs>
+</ds:datastoreItem>
 </file>
--- a/assignment_4/infomcv_assignment_4_report.docx
+++ b/assignment_4/infomcv_assignment_4_report.docx
@@ -9,14 +9,12 @@
         <w:rPr>
           <w:b/>
           <w:sz w:val="28"/>
-          <w:lang w:val="en-GB"/>
         </w:rPr>
       </w:pPr>
       <w:r>
         <w:rPr>
           <w:b/>
           <w:sz w:val="28"/>
-          <w:lang w:val="en-GB"/>
         </w:rPr>
         <w:t xml:space="preserve">INFOMCV Assignment </w:t>
       </w:r>
@@ -24,7 +22,6 @@
         <w:rPr>
           <w:b/>
           <w:sz w:val="28"/>
-          <w:lang w:val="en-GB"/>
         </w:rPr>
         <w:t>4</w:t>
       </w:r>
@@ -36,14 +33,12 @@
         <w:rPr>
           <w:b/>
           <w:sz w:val="28"/>
-          <w:lang w:val="en-GB"/>
         </w:rPr>
       </w:pPr>
       <w:r>
         <w:rPr>
           <w:b/>
           <w:sz w:val="28"/>
-          <w:lang w:val="en-GB"/>
         </w:rPr>
         <w:t>Bas de Blok &amp; Joris Heemskerk</w:t>
       </w:r>
@@ -51,7 +46,6 @@
         <w:rPr>
           <w:b/>
           <w:sz w:val="28"/>
-          <w:lang w:val="en-GB"/>
         </w:rPr>
         <w:t xml:space="preserve"> (Group </w:t>
       </w:r>
@@ -59,7 +53,6 @@
         <w:rPr>
           <w:b/>
           <w:sz w:val="28"/>
-          <w:lang w:val="en-GB"/>
         </w:rPr>
         <w:t>69</w:t>
       </w:r>
@@ -67,7 +60,6 @@
         <w:rPr>
           <w:b/>
           <w:sz w:val="28"/>
-          <w:lang w:val="en-GB"/>
         </w:rPr>
         <w:t>)</w:t>
       </w:r>
@@ -78,16 +70,12 @@
         <w:rPr>
           <w:b/>
           <w:sz w:val="28"/>
-          <w:lang w:val="en-GB"/>
-        </w:rPr>
-      </w:pPr>
-    </w:p>
-    <w:p>
-      <w:pPr>
-        <w:pStyle w:val="NoSpacing"/>
-        <w:rPr>
-          <w:lang w:val="en-GB"/>
-        </w:rPr>
+        </w:rPr>
+      </w:pPr>
+    </w:p>
+    <w:p>
+      <w:pPr>
+        <w:pStyle w:val="NoSpacing"/>
       </w:pPr>
     </w:p>
     <w:p>
@@ -2181,18 +2169,12 @@
         <w:rPr>
           <w:lang w:val="en-GB"/>
         </w:rPr>
-        <w:instrText xml:space="preserve"> REF _Ref225240341 \h </w:instrText>
-      </w:r>
-      <w:r>
-        <w:rPr>
-          <w:lang w:val="en-GB"/>
-        </w:rPr>
-      </w:r>
-      <w:r>
-        <w:rPr>
-          <w:lang w:val="en-GB"/>
-        </w:rPr>
-        <w:instrText xml:space="preserve"> \* MERGEFORMAT </w:instrText>
+        <w:instrText xml:space="preserve"> REF _Ref225240341 \h  \* MERGEFORMAT </w:instrText>
+      </w:r>
+      <w:r>
+        <w:rPr>
+          <w:lang w:val="en-GB"/>
+        </w:rPr>
       </w:r>
       <w:r>
         <w:rPr>
@@ -2204,19 +2186,7 @@
         <w:rPr>
           <w:lang w:val="en-GB"/>
         </w:rPr>
-        <w:t>Figure</w:t>
-      </w:r>
-      <w:r>
-        <w:rPr>
-          <w:lang w:val="en-GB"/>
-        </w:rPr>
-        <w:t xml:space="preserve"> </w:t>
-      </w:r>
-      <w:r>
-        <w:rPr>
-          <w:lang w:val="en-GB"/>
-        </w:rPr>
-        <w:t>1</w:t>
+        <w:t>Figure 1</w:t>
       </w:r>
       <w:r>
         <w:rPr>
@@ -2249,6 +2219,7 @@
       <w:r>
         <w:rPr>
           <w:bCs/>
+          <w:noProof/>
           <w:sz w:val="24"/>
           <w:lang w:val="en-GB"/>
         </w:rPr>
@@ -2515,7 +2486,6 @@
       <w:tblGrid>
         <w:gridCol w:w="3256"/>
         <w:gridCol w:w="1512"/>
-        <w:gridCol w:w="1512"/>
       </w:tblGrid>
       <w:tr>
         <w:tc>
@@ -2532,6 +2502,7 @@
                 <w:lang w:val="en-GB"/>
               </w:rPr>
             </w:pPr>
+            <w:commentRangeStart w:id="2"/>
             <w:r>
               <w:rPr>
                 <w:b/>
@@ -2540,6 +2511,17 @@
                 <w:lang w:val="en-GB"/>
               </w:rPr>
               <w:t>Setting</w:t>
+            </w:r>
+            <w:commentRangeEnd w:id="2"/>
+            <w:r>
+              <w:rPr>
+                <w:rStyle w:val="CommentReference"/>
+                <w:b/>
+                <w:sz w:val="24"/>
+                <w:szCs w:val="24"/>
+                <w:lang w:val="en-GB"/>
+              </w:rPr>
+              <w:commentReference w:id="2"/>
             </w:r>
           </w:p>
         </w:tc>
@@ -2565,31 +2547,6 @@
                 <w:lang w:val="en-GB"/>
               </w:rPr>
               <w:t>mAP@0.5</w:t>
-            </w:r>
-          </w:p>
-        </w:tc>
-        <w:tc>
-          <w:tcPr>
-            <w:tcW w:w="1512" w:type="dxa"/>
-          </w:tcPr>
-          <w:p>
-            <w:pPr>
-              <w:pStyle w:val="NoSpacing"/>
-              <w:rPr>
-                <w:b/>
-                <w:sz w:val="24"/>
-                <w:szCs w:val="24"/>
-                <w:lang w:val="en-GB"/>
-              </w:rPr>
-            </w:pPr>
-            <w:r>
-              <w:rPr>
-                <w:b/>
-                <w:sz w:val="24"/>
-                <w:szCs w:val="24"/>
-                <w:lang w:val="en-GB"/>
-              </w:rPr>
-              <w:t>mAP@0.9</w:t>
             </w:r>
           </w:p>
         </w:tc>
@@ -2642,22 +2599,6 @@
             </w:r>
           </w:p>
         </w:tc>
-        <w:tc>
-          <w:tcPr>
-            <w:tcW w:w="1512" w:type="dxa"/>
-          </w:tcPr>
-          <w:p>
-            <w:pPr>
-              <w:pStyle w:val="NoSpacing"/>
-              <w:rPr>
-                <w:sz w:val="24"/>
-                <w:szCs w:val="24"/>
-                <w:highlight w:val="yellow"/>
-                <w:lang w:val="en-GB"/>
-              </w:rPr>
-            </w:pPr>
-          </w:p>
-        </w:tc>
       </w:tr>
       <w:tr>
         <w:tc>
@@ -2705,22 +2646,6 @@
               </w:rPr>
               <w:t>…</w:t>
             </w:r>
-          </w:p>
-        </w:tc>
-        <w:tc>
-          <w:tcPr>
-            <w:tcW w:w="1512" w:type="dxa"/>
-          </w:tcPr>
-          <w:p>
-            <w:pPr>
-              <w:pStyle w:val="NoSpacing"/>
-              <w:rPr>
-                <w:sz w:val="24"/>
-                <w:szCs w:val="24"/>
-                <w:highlight w:val="yellow"/>
-                <w:lang w:val="en-GB"/>
-              </w:rPr>
-            </w:pPr>
           </w:p>
         </w:tc>
       </w:tr>
@@ -2776,25 +2701,6 @@
               </w:rPr>
               <w:t>…</w:t>
             </w:r>
-          </w:p>
-        </w:tc>
-        <w:tc>
-          <w:tcPr>
-            <w:tcW w:w="1512" w:type="dxa"/>
-            <w:tcBorders>
-              <w:bottom w:val="double" w:sz="4" w:space="0" w:color="auto"/>
-            </w:tcBorders>
-          </w:tcPr>
-          <w:p>
-            <w:pPr>
-              <w:pStyle w:val="NoSpacing"/>
-              <w:rPr>
-                <w:sz w:val="24"/>
-                <w:szCs w:val="24"/>
-                <w:highlight w:val="yellow"/>
-                <w:lang w:val="en-GB"/>
-              </w:rPr>
-            </w:pPr>
           </w:p>
         </w:tc>
       </w:tr>
@@ -3393,22 +3299,46 @@
         </w:rPr>
         <w:t xml:space="preserve"> </w:t>
       </w:r>
-      <w:hyperlink r:id="rId10" w:history="1">
-        <w:r>
-          <w:rPr>
-            <w:rStyle w:val="Hyperlink"/>
-            <w:b/>
-            <w:bCs/>
-            <w:lang w:val="en-GB"/>
-          </w:rPr>
-          <w:t>Model weights assignment 4</w:t>
-        </w:r>
-      </w:hyperlink>
+      <w:commentRangeStart w:id="3"/>
+      <w:r>
+        <w:fldChar w:fldCharType="begin"/>
+      </w:r>
+      <w:r>
+        <w:rPr>
+          <w:lang w:val="en-US"/>
+        </w:rPr>
+        <w:instrText>HYPERLINK "https://solisservices-my.sharepoint.com/:f:/g/personal/j_p_h_heemskerk_students_uu_nl/IgDI8dBDjF2LSowEFHpSzDBmAfaqNGvpYlVfiUV3M0yH5ys?e=kKT4Aa"</w:instrText>
+      </w:r>
+      <w:r>
+        <w:fldChar w:fldCharType="separate"/>
+      </w:r>
+      <w:r>
+        <w:rPr>
+          <w:rStyle w:val="Hyperlink"/>
+          <w:b/>
+          <w:bCs/>
+          <w:lang w:val="en-GB"/>
+        </w:rPr>
+        <w:t>Model weights assignment 4</w:t>
+      </w:r>
+      <w:r>
+        <w:fldChar w:fldCharType="end"/>
+      </w:r>
       <w:r>
         <w:rPr>
           <w:lang w:val="en-GB"/>
         </w:rPr>
         <w:t>.</w:t>
+      </w:r>
+      <w:commentRangeEnd w:id="3"/>
+      <w:r>
+        <w:rPr>
+          <w:rStyle w:val="CommentReference"/>
+          <w:sz w:val="22"/>
+          <w:szCs w:val="22"/>
+          <w:lang w:val="en-GB"/>
+        </w:rPr>
+        <w:commentReference w:id="3"/>
       </w:r>
     </w:p>
     <w:p>
@@ -3662,11 +3592,15 @@
     <w:p>
       <w:pPr>
         <w:pStyle w:val="NoSpacing"/>
+        <w:rPr>
+          <w:lang w:val="en-US"/>
+        </w:rPr>
       </w:pPr>
       <w:r>
         <w:rPr>
           <w:b/>
           <w:bCs/>
+          <w:lang w:val="en-US"/>
         </w:rPr>
         <w:t>Tool:</w:t>
       </w:r>
@@ -3674,13 +3608,20 @@
         <w:rPr>
           <w:b/>
           <w:bCs/>
+          <w:lang w:val="en-US"/>
         </w:rPr>
         <w:t xml:space="preserve"> </w:t>
       </w:r>
       <w:r>
+        <w:rPr>
+          <w:lang w:val="en-US"/>
+        </w:rPr>
         <w:t>Claude, browser,</w:t>
       </w:r>
       <w:r>
+        <w:rPr>
+          <w:lang w:val="en-US"/>
+        </w:rPr>
         <w:t xml:space="preserve"> free edition</w:t>
       </w:r>
     </w:p>
@@ -3782,24 +3723,62 @@
       </w:r>
     </w:p>
   </w:comment>
+  <w:comment w:id="2" w:author="Heemskerk, J.P.H. (Joris)" w:date="2026-03-25T15:22:00Z" w:initials="JH">
+    <w:p>
+      <w:pPr>
+        <w:pStyle w:val="CommentText"/>
+      </w:pPr>
+      <w:r>
+        <w:rPr>
+          <w:rStyle w:val="CommentReference"/>
+        </w:rPr>
+        <w:annotationRef/>
+      </w:r>
+      <w:r>
+        <w:t>Zet ergens ook even welke objectness threshold we gebruiken</w:t>
+      </w:r>
+    </w:p>
+  </w:comment>
+  <w:comment w:id="3" w:author="Heemskerk, J.P.H. (Joris)" w:date="2026-03-25T15:22:00Z" w:initials="JH">
+    <w:p>
+      <w:pPr>
+        <w:pStyle w:val="CommentText"/>
+      </w:pPr>
+      <w:r>
+        <w:rPr>
+          <w:rStyle w:val="CommentReference"/>
+        </w:rPr>
+        <w:annotationRef/>
+      </w:r>
+      <w:r>
+        <w:t>Zet de model weights hier ffe in</w:t>
+      </w:r>
+    </w:p>
+  </w:comment>
 </w:comments>
 </file>
 
 <file path=word/commentsExtended.xml><?xml version="1.0" encoding="utf-8"?>
 <w15:commentsEx xmlns:wpc="http://schemas.microsoft.com/office/word/2010/wordprocessingCanvas" xmlns:cx="http://schemas.microsoft.com/office/drawing/2014/chartex" xmlns:cx1="http://schemas.microsoft.com/office/drawing/2015/9/8/chartex" xmlns:cx2="http://schemas.microsoft.com/office/drawing/2015/10/21/chartex" xmlns:cx3="http://schemas.microsoft.com/office/drawing/2016/5/9/chartex" xmlns:cx4="http://schemas.microsoft.com/office/drawing/2016/5/10/chartex" xmlns:cx5="http://schemas.microsoft.com/office/drawing/2016/5/11/chartex" xmlns:cx6="http://schemas.microsoft.com/office/drawing/2016/5/12/chartex" xmlns:cx7="http://schemas.microsoft.com/office/drawing/2016/5/13/chartex" xmlns:cx8="http://schemas.microsoft.com/office/drawing/2016/5/14/chartex" xmlns:mc="http://schemas.openxmlformats.org/markup-compatibility/2006" xmlns:aink="http://schemas.microsoft.com/office/drawing/2016/ink" xmlns:am3d="http://schemas.microsoft.com/office/drawing/2017/model3d" xmlns:o="urn:schemas-microsoft-com:office:office" xmlns:oel="http://schemas.microsoft.com/office/2019/extlst" xmlns:r="http://schemas.openxmlformats.org/officeDocument/2006/relationships" xmlns:m="http://schemas.openxmlformats.org/officeDocument/2006/math" xmlns:v="urn:schemas-microsoft-com:vml" xmlns:wp14="http://schemas.microsoft.com/office/word/2010/wordprocessingDrawing" xmlns:wp="http://schemas.openxmlformats.org/drawingml/2006/wordprocessingDrawing" xmlns:w10="urn:schemas-microsoft-com:office:word" xmlns:w="http://schemas.openxmlformats.org/wordprocessingml/2006/main" xmlns:w14="http://schemas.microsoft.com/office/word/2010/wordml" xmlns:w15="http://schemas.microsoft.com/office/word/2012/wordml" xmlns:w16cex="http://schemas.microsoft.com/office/word/2018/wordml/cex" xmlns:w16cid="http://schemas.microsoft.com/office/word/2016/wordml/cid" xmlns:w16="http://schemas.microsoft.com/office/word/2018/wordml" xmlns:w16du="http://schemas.microsoft.com/office/word/2023/wordml/word16du" xmlns:w16sdtdh="http://schemas.microsoft.com/office/word/2020/wordml/sdtdatahash" xmlns:w16sdtfl="http://schemas.microsoft.com/office/word/2024/wordml/sdtformatlock" xmlns:w16se="http://schemas.microsoft.com/office/word/2015/wordml/symex" xmlns:wpg="http://schemas.microsoft.com/office/word/2010/wordprocessingGroup" xmlns:wpi="http://schemas.microsoft.com/office/word/2010/wordprocessingInk" xmlns:wne="http://schemas.microsoft.com/office/word/2006/wordml" xmlns:wps="http://schemas.microsoft.com/office/word/2010/wordprocessingShape" mc:Ignorable="w14 w15 w16se w16cid w16 w16cex w16sdtdh w16sdtfl w16du wp14">
   <w15:commentEx w15:paraId="2ABB0458" w15:done="0"/>
+  <w15:commentEx w15:paraId="57EE860C" w15:done="0"/>
+  <w15:commentEx w15:paraId="22F68D96" w15:done="0"/>
 </w15:commentsEx>
 </file>
 
 <file path=word/commentsExtensible.xml><?xml version="1.0" encoding="utf-8"?>
 <w16cex:commentsExtensible xmlns:wpc="http://schemas.microsoft.com/office/word/2010/wordprocessingCanvas" xmlns:cx="http://schemas.microsoft.com/office/drawing/2014/chartex" xmlns:cx1="http://schemas.microsoft.com/office/drawing/2015/9/8/chartex" xmlns:cx2="http://schemas.microsoft.com/office/drawing/2015/10/21/chartex" xmlns:cx3="http://schemas.microsoft.com/office/drawing/2016/5/9/chartex" xmlns:cx4="http://schemas.microsoft.com/office/drawing/2016/5/10/chartex" xmlns:cx5="http://schemas.microsoft.com/office/drawing/2016/5/11/chartex" xmlns:cx6="http://schemas.microsoft.com/office/drawing/2016/5/12/chartex" xmlns:cx7="http://schemas.microsoft.com/office/drawing/2016/5/13/chartex" xmlns:cx8="http://schemas.microsoft.com/office/drawing/2016/5/14/chartex" xmlns:cr="http://schemas.microsoft.com/office/comments/2020/reactions" xmlns:mc="http://schemas.openxmlformats.org/markup-compatibility/2006" xmlns:aink="http://schemas.microsoft.com/office/drawing/2016/ink" xmlns:am3d="http://schemas.microsoft.com/office/drawing/2017/model3d" xmlns:o="urn:schemas-microsoft-com:office:office" xmlns:oel="http://schemas.microsoft.com/office/2019/extlst" xmlns:r="http://schemas.openxmlformats.org/officeDocument/2006/relationships" xmlns:m="http://schemas.openxmlformats.org/officeDocument/2006/math" xmlns:v="urn:schemas-microsoft-com:vml" xmlns:wp14="http://schemas.microsoft.com/office/word/2010/wordprocessingDrawing" xmlns:wp="http://schemas.openxmlformats.org/drawingml/2006/wordprocessingDrawing" xmlns:w10="urn:schemas-microsoft-com:office:word" xmlns:w="http://schemas.openxmlformats.org/wordprocessingml/2006/main" xmlns:w14="http://schemas.microsoft.com/office/word/2010/wordml" xmlns:w15="http://schemas.microsoft.com/office/word/2012/wordml" xmlns:w16cex="http://schemas.microsoft.com/office/word/2018/wordml/cex" xmlns:w16cid="http://schemas.microsoft.com/office/word/2016/wordml/cid" xmlns:w16="http://schemas.microsoft.com/office/word/2018/wordml" xmlns:w16du="http://schemas.microsoft.com/office/word/2023/wordml/word16du" xmlns:w16sdtdh="http://schemas.microsoft.com/office/word/2020/wordml/sdtdatahash" xmlns:w16sdtfl="http://schemas.microsoft.com/office/word/2024/wordml/sdtformatlock" xmlns:w16se="http://schemas.microsoft.com/office/word/2015/wordml/symex" xmlns:wpg="http://schemas.microsoft.com/office/word/2010/wordprocessingGroup" xmlns:wpi="http://schemas.microsoft.com/office/word/2010/wordprocessingInk" xmlns:wne="http://schemas.microsoft.com/office/word/2006/wordml" xmlns:wps="http://schemas.microsoft.com/office/word/2010/wordprocessingShape" mc:Ignorable="w14 w15 w16se w16cid w16 w16cex w16sdtdh w16sdtfl cr w16du wp14">
   <w16cex:commentExtensible w16cex:durableId="2EB91F58" w16cex:dateUtc="2026-03-24T09:19:00Z"/>
+  <w16cex:commentExtensible w16cex:durableId="0780D052" w16cex:dateUtc="2026-03-25T14:22:00Z"/>
+  <w16cex:commentExtensible w16cex:durableId="307FC1D6" w16cex:dateUtc="2026-03-25T14:22:00Z"/>
 </w16cex:commentsExtensible>
 </file>
 
 <file path=word/commentsIds.xml><?xml version="1.0" encoding="utf-8"?>
 <w16cid:commentsIds xmlns:wpc="http://schemas.microsoft.com/office/word/2010/wordprocessingCanvas" xmlns:cx="http://schemas.microsoft.com/office/drawing/2014/chartex" xmlns:cx1="http://schemas.microsoft.com/office/drawing/2015/9/8/chartex" xmlns:cx2="http://schemas.microsoft.com/office/drawing/2015/10/21/chartex" xmlns:cx3="http://schemas.microsoft.com/office/drawing/2016/5/9/chartex" xmlns:cx4="http://schemas.microsoft.com/office/drawing/2016/5/10/chartex" xmlns:cx5="http://schemas.microsoft.com/office/drawing/2016/5/11/chartex" xmlns:cx6="http://schemas.microsoft.com/office/drawing/2016/5/12/chartex" xmlns:cx7="http://schemas.microsoft.com/office/drawing/2016/5/13/chartex" xmlns:cx8="http://schemas.microsoft.com/office/drawing/2016/5/14/chartex" xmlns:mc="http://schemas.openxmlformats.org/markup-compatibility/2006" xmlns:aink="http://schemas.microsoft.com/office/drawing/2016/ink" xmlns:am3d="http://schemas.microsoft.com/office/drawing/2017/model3d" xmlns:o="urn:schemas-microsoft-com:office:office" xmlns:oel="http://schemas.microsoft.com/office/2019/extlst" xmlns:r="http://schemas.openxmlformats.org/officeDocument/2006/relationships" xmlns:m="http://schemas.openxmlformats.org/officeDocument/2006/math" xmlns:v="urn:schemas-microsoft-com:vml" xmlns:wp14="http://schemas.microsoft.com/office/word/2010/wordprocessingDrawing" xmlns:wp="http://schemas.openxmlformats.org/drawingml/2006/wordprocessingDrawing" xmlns:w10="urn:schemas-microsoft-com:office:word" xmlns:w="http://schemas.openxmlformats.org/wordprocessingml/2006/main" xmlns:w14="http://schemas.microsoft.com/office/word/2010/wordml" xmlns:w15="http://schemas.microsoft.com/office/word/2012/wordml" xmlns:w16cex="http://schemas.microsoft.com/office/word/2018/wordml/cex" xmlns:w16cid="http://schemas.microsoft.com/office/word/2016/wordml/cid" xmlns:w16="http://schemas.microsoft.com/office/word/2018/wordml" xmlns:w16du="http://schemas.microsoft.com/office/word/2023/wordml/word16du" xmlns:w16sdtdh="http://schemas.microsoft.com/office/word/2020/wordml/sdtdatahash" xmlns:w16sdtfl="http://schemas.microsoft.com/office/word/2024/wordml/sdtformatlock" xmlns:w16se="http://schemas.microsoft.com/office/word/2015/wordml/symex" xmlns:wpg="http://schemas.microsoft.com/office/word/2010/wordprocessingGroup" xmlns:wpi="http://schemas.microsoft.com/office/word/2010/wordprocessingInk" xmlns:wne="http://schemas.microsoft.com/office/word/2006/wordml" xmlns:wps="http://schemas.microsoft.com/office/word/2010/wordprocessingShape" mc:Ignorable="w14 w15 w16se w16cid w16 w16cex w16sdtdh w16sdtfl w16du wp14">
   <w16cid:commentId w16cid:paraId="2ABB0458" w16cid:durableId="2EB91F58"/>
+  <w16cid:commentId w16cid:paraId="57EE860C" w16cid:durableId="0780D052"/>
+  <w16cid:commentId w16cid:paraId="22F68D96" w16cid:durableId="307FC1D6"/>
 </w16cid:commentsIds>
 </file>
 
@@ -4213,6 +4192,7 @@
   <w:style w:type="character" w:default="1" w:styleId="DefaultParagraphFont">
     <w:name w:val="Default Paragraph Font"/>
     <w:uiPriority w:val="1"/>
+    <w:semiHidden/>
     <w:unhideWhenUsed/>
   </w:style>
   <w:style w:type="table" w:default="1" w:styleId="TableNormal">

--- a/assignment_4/infomcv_assignment_4_report.docx
+++ b/assignment_4/infomcv_assignment_4_report.docx
@@ -4,7 +4,7 @@
   <w:body>
     <w:p>
       <w:pPr>
-        <w:pStyle w:val="NoSpacing"/>
+        <w:pStyle w:val="Geenafstand"/>
         <w:jc w:val="center"/>
         <w:rPr>
           <w:b/>
@@ -28,7 +28,7 @@
     </w:p>
     <w:p>
       <w:pPr>
-        <w:pStyle w:val="NoSpacing"/>
+        <w:pStyle w:val="Geenafstand"/>
         <w:jc w:val="center"/>
         <w:rPr>
           <w:b/>
@@ -66,7 +66,7 @@
     </w:p>
     <w:p>
       <w:pPr>
-        <w:pStyle w:val="NoSpacing"/>
+        <w:pStyle w:val="Geenafstand"/>
         <w:rPr>
           <w:b/>
           <w:sz w:val="28"/>
@@ -75,12 +75,12 @@
     </w:p>
     <w:p>
       <w:pPr>
-        <w:pStyle w:val="NoSpacing"/>
-      </w:pPr>
-    </w:p>
-    <w:p>
-      <w:pPr>
-        <w:pStyle w:val="NoSpacing"/>
+        <w:pStyle w:val="Geenafstand"/>
+      </w:pPr>
+    </w:p>
+    <w:p>
+      <w:pPr>
+        <w:pStyle w:val="Geenafstand"/>
         <w:rPr>
           <w:b/>
           <w:sz w:val="24"/>
@@ -106,7 +106,7 @@
     </w:p>
     <w:p>
       <w:pPr>
-        <w:pStyle w:val="NoSpacing"/>
+        <w:pStyle w:val="Geenafstand"/>
         <w:rPr>
           <w:lang w:val="en-GB"/>
         </w:rPr>
@@ -149,7 +149,7 @@
     </w:p>
     <w:p>
       <w:pPr>
-        <w:pStyle w:val="NoSpacing"/>
+        <w:pStyle w:val="Geenafstand"/>
         <w:rPr>
           <w:lang w:val="en-GB"/>
         </w:rPr>
@@ -225,80 +225,57 @@
     </w:p>
     <w:p>
       <w:pPr>
-        <w:pStyle w:val="NoSpacing"/>
-        <w:rPr>
-          <w:rStyle w:val="SubtleEmphasis"/>
-          <w:sz w:val="18"/>
-          <w:szCs w:val="18"/>
-          <w:lang w:val="en-GB"/>
-        </w:rPr>
-      </w:pPr>
-      <w:commentRangeStart w:id="0"/>
-      <w:r>
-        <w:rPr>
-          <w:rStyle w:val="SubtleEmphasis"/>
-          <w:sz w:val="18"/>
-          <w:szCs w:val="18"/>
-          <w:lang w:val="en-GB"/>
-        </w:rPr>
-        <w:t>YOLOv1Base</w:t>
-      </w:r>
-      <w:commentRangeEnd w:id="0"/>
-      <w:r>
-        <w:rPr>
-          <w:rStyle w:val="CommentReference"/>
-          <w:i/>
-          <w:iCs/>
-          <w:color w:val="404040" w:themeColor="text1" w:themeTint="BF"/>
-          <w:sz w:val="18"/>
-          <w:szCs w:val="18"/>
-          <w:lang w:val="en-GB"/>
-        </w:rPr>
-        <w:commentReference w:id="0"/>
-      </w:r>
-      <w:r>
-        <w:rPr>
-          <w:rStyle w:val="SubtleEmphasis"/>
-          <w:sz w:val="18"/>
-          <w:szCs w:val="18"/>
-          <w:lang w:val="en-GB"/>
-        </w:rPr>
-        <w:t>(</w:t>
-      </w:r>
-    </w:p>
-    <w:p>
-      <w:pPr>
-        <w:pStyle w:val="NoSpacing"/>
-        <w:rPr>
-          <w:rStyle w:val="SubtleEmphasis"/>
-          <w:sz w:val="18"/>
-          <w:szCs w:val="18"/>
-          <w:lang w:val="en-GB"/>
-        </w:rPr>
-      </w:pPr>
-      <w:r>
-        <w:rPr>
-          <w:rStyle w:val="SubtleEmphasis"/>
-          <w:sz w:val="18"/>
-          <w:szCs w:val="18"/>
-          <w:lang w:val="en-GB"/>
-        </w:rPr>
-        <w:t xml:space="preserve">  (layers): Sequential(</w:t>
-      </w:r>
-    </w:p>
-    <w:p>
-      <w:pPr>
-        <w:pStyle w:val="NoSpacing"/>
-        <w:rPr>
-          <w:rStyle w:val="SubtleEmphasis"/>
-          <w:sz w:val="18"/>
-          <w:szCs w:val="18"/>
-          <w:lang w:val="en-GB"/>
-        </w:rPr>
-      </w:pPr>
-      <w:r>
-        <w:rPr>
-          <w:rStyle w:val="SubtleEmphasis"/>
+        <w:pStyle w:val="Geenafstand"/>
+        <w:rPr>
+          <w:rStyle w:val="Subtielebenadrukking"/>
+          <w:sz w:val="18"/>
+          <w:szCs w:val="18"/>
+          <w:lang w:val="en-GB"/>
+        </w:rPr>
+      </w:pPr>
+      <w:r>
+        <w:rPr>
+          <w:rStyle w:val="Subtielebenadrukking"/>
+          <w:sz w:val="18"/>
+          <w:szCs w:val="18"/>
+          <w:lang w:val="en-GB"/>
+        </w:rPr>
+        <w:t>YOLOv1Base(</w:t>
+      </w:r>
+    </w:p>
+    <w:p>
+      <w:pPr>
+        <w:pStyle w:val="Geenafstand"/>
+        <w:rPr>
+          <w:rStyle w:val="Subtielebenadrukking"/>
+          <w:sz w:val="18"/>
+          <w:szCs w:val="18"/>
+          <w:lang w:val="en-GB"/>
+        </w:rPr>
+      </w:pPr>
+      <w:r>
+        <w:rPr>
+          <w:rStyle w:val="Subtielebenadrukking"/>
+          <w:sz w:val="18"/>
+          <w:szCs w:val="18"/>
+          <w:lang w:val="en-GB"/>
+        </w:rPr>
+        <w:t xml:space="preserve">  (backbone): Sequential(</w:t>
+      </w:r>
+    </w:p>
+    <w:p>
+      <w:pPr>
+        <w:pStyle w:val="Geenafstand"/>
+        <w:rPr>
+          <w:rStyle w:val="Subtielebenadrukking"/>
+          <w:sz w:val="18"/>
+          <w:szCs w:val="18"/>
+          <w:lang w:val="en-GB"/>
+        </w:rPr>
+      </w:pPr>
+      <w:r>
+        <w:rPr>
+          <w:rStyle w:val="Subtielebenadrukking"/>
           <w:sz w:val="18"/>
           <w:szCs w:val="18"/>
           <w:lang w:val="en-GB"/>
@@ -308,17 +285,17 @@
     </w:p>
     <w:p>
       <w:pPr>
-        <w:pStyle w:val="NoSpacing"/>
-        <w:rPr>
-          <w:rStyle w:val="SubtleEmphasis"/>
-          <w:sz w:val="18"/>
-          <w:szCs w:val="18"/>
-          <w:lang w:val="en-GB"/>
-        </w:rPr>
-      </w:pPr>
-      <w:r>
-        <w:rPr>
-          <w:rStyle w:val="SubtleEmphasis"/>
+        <w:pStyle w:val="Geenafstand"/>
+        <w:rPr>
+          <w:rStyle w:val="Subtielebenadrukking"/>
+          <w:sz w:val="18"/>
+          <w:szCs w:val="18"/>
+          <w:lang w:val="en-GB"/>
+        </w:rPr>
+      </w:pPr>
+      <w:r>
+        <w:rPr>
+          <w:rStyle w:val="Subtielebenadrukking"/>
           <w:sz w:val="18"/>
           <w:szCs w:val="18"/>
           <w:lang w:val="en-GB"/>
@@ -328,37 +305,37 @@
     </w:p>
     <w:p>
       <w:pPr>
-        <w:pStyle w:val="NoSpacing"/>
-        <w:rPr>
-          <w:rStyle w:val="SubtleEmphasis"/>
-          <w:sz w:val="18"/>
-          <w:szCs w:val="18"/>
-          <w:lang w:val="en-GB"/>
-        </w:rPr>
-      </w:pPr>
-      <w:r>
-        <w:rPr>
-          <w:rStyle w:val="SubtleEmphasis"/>
-          <w:sz w:val="18"/>
-          <w:szCs w:val="18"/>
-          <w:lang w:val="en-GB"/>
-        </w:rPr>
-        <w:t xml:space="preserve">    (2): ReLU()</w:t>
-      </w:r>
-    </w:p>
-    <w:p>
-      <w:pPr>
-        <w:pStyle w:val="NoSpacing"/>
-        <w:rPr>
-          <w:rStyle w:val="SubtleEmphasis"/>
-          <w:sz w:val="18"/>
-          <w:szCs w:val="18"/>
-          <w:lang w:val="en-GB"/>
-        </w:rPr>
-      </w:pPr>
-      <w:r>
-        <w:rPr>
-          <w:rStyle w:val="SubtleEmphasis"/>
+        <w:pStyle w:val="Geenafstand"/>
+        <w:rPr>
+          <w:rStyle w:val="Subtielebenadrukking"/>
+          <w:sz w:val="18"/>
+          <w:szCs w:val="18"/>
+          <w:lang w:val="en-GB"/>
+        </w:rPr>
+      </w:pPr>
+      <w:r>
+        <w:rPr>
+          <w:rStyle w:val="Subtielebenadrukking"/>
+          <w:sz w:val="18"/>
+          <w:szCs w:val="18"/>
+          <w:lang w:val="en-GB"/>
+        </w:rPr>
+        <w:t xml:space="preserve">    (2): LeakyReLU(negative_slope=0.1)</w:t>
+      </w:r>
+    </w:p>
+    <w:p>
+      <w:pPr>
+        <w:pStyle w:val="Geenafstand"/>
+        <w:rPr>
+          <w:rStyle w:val="Subtielebenadrukking"/>
+          <w:sz w:val="18"/>
+          <w:szCs w:val="18"/>
+          <w:lang w:val="en-GB"/>
+        </w:rPr>
+      </w:pPr>
+      <w:r>
+        <w:rPr>
+          <w:rStyle w:val="Subtielebenadrukking"/>
           <w:sz w:val="18"/>
           <w:szCs w:val="18"/>
           <w:lang w:val="en-GB"/>
@@ -368,17 +345,17 @@
     </w:p>
     <w:p>
       <w:pPr>
-        <w:pStyle w:val="NoSpacing"/>
-        <w:rPr>
-          <w:rStyle w:val="SubtleEmphasis"/>
-          <w:sz w:val="18"/>
-          <w:szCs w:val="18"/>
-          <w:lang w:val="en-GB"/>
-        </w:rPr>
-      </w:pPr>
-      <w:r>
-        <w:rPr>
-          <w:rStyle w:val="SubtleEmphasis"/>
+        <w:pStyle w:val="Geenafstand"/>
+        <w:rPr>
+          <w:rStyle w:val="Subtielebenadrukking"/>
+          <w:sz w:val="18"/>
+          <w:szCs w:val="18"/>
+          <w:lang w:val="en-GB"/>
+        </w:rPr>
+      </w:pPr>
+      <w:r>
+        <w:rPr>
+          <w:rStyle w:val="Subtielebenadrukking"/>
           <w:sz w:val="18"/>
           <w:szCs w:val="18"/>
           <w:lang w:val="en-GB"/>
@@ -388,17 +365,17 @@
     </w:p>
     <w:p>
       <w:pPr>
-        <w:pStyle w:val="NoSpacing"/>
-        <w:rPr>
-          <w:rStyle w:val="SubtleEmphasis"/>
-          <w:sz w:val="18"/>
-          <w:szCs w:val="18"/>
-          <w:lang w:val="en-GB"/>
-        </w:rPr>
-      </w:pPr>
-      <w:r>
-        <w:rPr>
-          <w:rStyle w:val="SubtleEmphasis"/>
+        <w:pStyle w:val="Geenafstand"/>
+        <w:rPr>
+          <w:rStyle w:val="Subtielebenadrukking"/>
+          <w:sz w:val="18"/>
+          <w:szCs w:val="18"/>
+          <w:lang w:val="en-GB"/>
+        </w:rPr>
+      </w:pPr>
+      <w:r>
+        <w:rPr>
+          <w:rStyle w:val="Subtielebenadrukking"/>
           <w:sz w:val="18"/>
           <w:szCs w:val="18"/>
           <w:lang w:val="en-GB"/>
@@ -408,37 +385,37 @@
     </w:p>
     <w:p>
       <w:pPr>
-        <w:pStyle w:val="NoSpacing"/>
-        <w:rPr>
-          <w:rStyle w:val="SubtleEmphasis"/>
-          <w:sz w:val="18"/>
-          <w:szCs w:val="18"/>
-          <w:lang w:val="en-GB"/>
-        </w:rPr>
-      </w:pPr>
-      <w:r>
-        <w:rPr>
-          <w:rStyle w:val="SubtleEmphasis"/>
-          <w:sz w:val="18"/>
-          <w:szCs w:val="18"/>
-          <w:lang w:val="en-GB"/>
-        </w:rPr>
-        <w:t xml:space="preserve">    (6): ReLU()</w:t>
-      </w:r>
-    </w:p>
-    <w:p>
-      <w:pPr>
-        <w:pStyle w:val="NoSpacing"/>
-        <w:rPr>
-          <w:rStyle w:val="SubtleEmphasis"/>
-          <w:sz w:val="18"/>
-          <w:szCs w:val="18"/>
-          <w:lang w:val="en-GB"/>
-        </w:rPr>
-      </w:pPr>
-      <w:r>
-        <w:rPr>
-          <w:rStyle w:val="SubtleEmphasis"/>
+        <w:pStyle w:val="Geenafstand"/>
+        <w:rPr>
+          <w:rStyle w:val="Subtielebenadrukking"/>
+          <w:sz w:val="18"/>
+          <w:szCs w:val="18"/>
+          <w:lang w:val="en-GB"/>
+        </w:rPr>
+      </w:pPr>
+      <w:r>
+        <w:rPr>
+          <w:rStyle w:val="Subtielebenadrukking"/>
+          <w:sz w:val="18"/>
+          <w:szCs w:val="18"/>
+          <w:lang w:val="en-GB"/>
+        </w:rPr>
+        <w:t xml:space="preserve">    (6): LeakyReLU(negative_slope=0.1)</w:t>
+      </w:r>
+    </w:p>
+    <w:p>
+      <w:pPr>
+        <w:pStyle w:val="Geenafstand"/>
+        <w:rPr>
+          <w:rStyle w:val="Subtielebenadrukking"/>
+          <w:sz w:val="18"/>
+          <w:szCs w:val="18"/>
+          <w:lang w:val="en-GB"/>
+        </w:rPr>
+      </w:pPr>
+      <w:r>
+        <w:rPr>
+          <w:rStyle w:val="Subtielebenadrukking"/>
           <w:sz w:val="18"/>
           <w:szCs w:val="18"/>
           <w:lang w:val="en-GB"/>
@@ -448,17 +425,17 @@
     </w:p>
     <w:p>
       <w:pPr>
-        <w:pStyle w:val="NoSpacing"/>
-        <w:rPr>
-          <w:rStyle w:val="SubtleEmphasis"/>
-          <w:sz w:val="18"/>
-          <w:szCs w:val="18"/>
-          <w:lang w:val="en-GB"/>
-        </w:rPr>
-      </w:pPr>
-      <w:r>
-        <w:rPr>
-          <w:rStyle w:val="SubtleEmphasis"/>
+        <w:pStyle w:val="Geenafstand"/>
+        <w:rPr>
+          <w:rStyle w:val="Subtielebenadrukking"/>
+          <w:sz w:val="18"/>
+          <w:szCs w:val="18"/>
+          <w:lang w:val="en-GB"/>
+        </w:rPr>
+      </w:pPr>
+      <w:r>
+        <w:rPr>
+          <w:rStyle w:val="Subtielebenadrukking"/>
           <w:sz w:val="18"/>
           <w:szCs w:val="18"/>
           <w:lang w:val="en-GB"/>
@@ -468,17 +445,17 @@
     </w:p>
     <w:p>
       <w:pPr>
-        <w:pStyle w:val="NoSpacing"/>
-        <w:rPr>
-          <w:rStyle w:val="SubtleEmphasis"/>
-          <w:sz w:val="18"/>
-          <w:szCs w:val="18"/>
-          <w:lang w:val="en-GB"/>
-        </w:rPr>
-      </w:pPr>
-      <w:r>
-        <w:rPr>
-          <w:rStyle w:val="SubtleEmphasis"/>
+        <w:pStyle w:val="Geenafstand"/>
+        <w:rPr>
+          <w:rStyle w:val="Subtielebenadrukking"/>
+          <w:sz w:val="18"/>
+          <w:szCs w:val="18"/>
+          <w:lang w:val="en-GB"/>
+        </w:rPr>
+      </w:pPr>
+      <w:r>
+        <w:rPr>
+          <w:rStyle w:val="Subtielebenadrukking"/>
           <w:sz w:val="18"/>
           <w:szCs w:val="18"/>
           <w:lang w:val="en-GB"/>
@@ -488,37 +465,37 @@
     </w:p>
     <w:p>
       <w:pPr>
-        <w:pStyle w:val="NoSpacing"/>
-        <w:rPr>
-          <w:rStyle w:val="SubtleEmphasis"/>
-          <w:sz w:val="18"/>
-          <w:szCs w:val="18"/>
-          <w:lang w:val="en-GB"/>
-        </w:rPr>
-      </w:pPr>
-      <w:r>
-        <w:rPr>
-          <w:rStyle w:val="SubtleEmphasis"/>
-          <w:sz w:val="18"/>
-          <w:szCs w:val="18"/>
-          <w:lang w:val="en-GB"/>
-        </w:rPr>
-        <w:t xml:space="preserve">    (10): ReLU()</w:t>
-      </w:r>
-    </w:p>
-    <w:p>
-      <w:pPr>
-        <w:pStyle w:val="NoSpacing"/>
-        <w:rPr>
-          <w:rStyle w:val="SubtleEmphasis"/>
-          <w:sz w:val="18"/>
-          <w:szCs w:val="18"/>
-          <w:lang w:val="en-GB"/>
-        </w:rPr>
-      </w:pPr>
-      <w:r>
-        <w:rPr>
-          <w:rStyle w:val="SubtleEmphasis"/>
+        <w:pStyle w:val="Geenafstand"/>
+        <w:rPr>
+          <w:rStyle w:val="Subtielebenadrukking"/>
+          <w:sz w:val="18"/>
+          <w:szCs w:val="18"/>
+          <w:lang w:val="en-GB"/>
+        </w:rPr>
+      </w:pPr>
+      <w:r>
+        <w:rPr>
+          <w:rStyle w:val="Subtielebenadrukking"/>
+          <w:sz w:val="18"/>
+          <w:szCs w:val="18"/>
+          <w:lang w:val="en-GB"/>
+        </w:rPr>
+        <w:t xml:space="preserve">    (10): LeakyReLU(negative_slope=0.1)</w:t>
+      </w:r>
+    </w:p>
+    <w:p>
+      <w:pPr>
+        <w:pStyle w:val="Geenafstand"/>
+        <w:rPr>
+          <w:rStyle w:val="Subtielebenadrukking"/>
+          <w:sz w:val="18"/>
+          <w:szCs w:val="18"/>
+          <w:lang w:val="en-GB"/>
+        </w:rPr>
+      </w:pPr>
+      <w:r>
+        <w:rPr>
+          <w:rStyle w:val="Subtielebenadrukking"/>
           <w:sz w:val="18"/>
           <w:szCs w:val="18"/>
           <w:lang w:val="en-GB"/>
@@ -528,17 +505,17 @@
     </w:p>
     <w:p>
       <w:pPr>
-        <w:pStyle w:val="NoSpacing"/>
-        <w:rPr>
-          <w:rStyle w:val="SubtleEmphasis"/>
-          <w:sz w:val="18"/>
-          <w:szCs w:val="18"/>
-          <w:lang w:val="en-GB"/>
-        </w:rPr>
-      </w:pPr>
-      <w:r>
-        <w:rPr>
-          <w:rStyle w:val="SubtleEmphasis"/>
+        <w:pStyle w:val="Geenafstand"/>
+        <w:rPr>
+          <w:rStyle w:val="Subtielebenadrukking"/>
+          <w:sz w:val="18"/>
+          <w:szCs w:val="18"/>
+          <w:lang w:val="en-GB"/>
+        </w:rPr>
+      </w:pPr>
+      <w:r>
+        <w:rPr>
+          <w:rStyle w:val="Subtielebenadrukking"/>
           <w:sz w:val="18"/>
           <w:szCs w:val="18"/>
           <w:lang w:val="en-GB"/>
@@ -548,17 +525,17 @@
     </w:p>
     <w:p>
       <w:pPr>
-        <w:pStyle w:val="NoSpacing"/>
-        <w:rPr>
-          <w:rStyle w:val="SubtleEmphasis"/>
-          <w:sz w:val="18"/>
-          <w:szCs w:val="18"/>
-          <w:lang w:val="en-GB"/>
-        </w:rPr>
-      </w:pPr>
-      <w:r>
-        <w:rPr>
-          <w:rStyle w:val="SubtleEmphasis"/>
+        <w:pStyle w:val="Geenafstand"/>
+        <w:rPr>
+          <w:rStyle w:val="Subtielebenadrukking"/>
+          <w:sz w:val="18"/>
+          <w:szCs w:val="18"/>
+          <w:lang w:val="en-GB"/>
+        </w:rPr>
+      </w:pPr>
+      <w:r>
+        <w:rPr>
+          <w:rStyle w:val="Subtielebenadrukking"/>
           <w:sz w:val="18"/>
           <w:szCs w:val="18"/>
           <w:lang w:val="en-GB"/>
@@ -568,37 +545,37 @@
     </w:p>
     <w:p>
       <w:pPr>
-        <w:pStyle w:val="NoSpacing"/>
-        <w:rPr>
-          <w:rStyle w:val="SubtleEmphasis"/>
-          <w:sz w:val="18"/>
-          <w:szCs w:val="18"/>
-          <w:lang w:val="en-GB"/>
-        </w:rPr>
-      </w:pPr>
-      <w:r>
-        <w:rPr>
-          <w:rStyle w:val="SubtleEmphasis"/>
-          <w:sz w:val="18"/>
-          <w:szCs w:val="18"/>
-          <w:lang w:val="en-GB"/>
-        </w:rPr>
-        <w:t xml:space="preserve">    (14): ReLU()</w:t>
-      </w:r>
-    </w:p>
-    <w:p>
-      <w:pPr>
-        <w:pStyle w:val="NoSpacing"/>
-        <w:rPr>
-          <w:rStyle w:val="SubtleEmphasis"/>
-          <w:sz w:val="18"/>
-          <w:szCs w:val="18"/>
-          <w:lang w:val="en-GB"/>
-        </w:rPr>
-      </w:pPr>
-      <w:r>
-        <w:rPr>
-          <w:rStyle w:val="SubtleEmphasis"/>
+        <w:pStyle w:val="Geenafstand"/>
+        <w:rPr>
+          <w:rStyle w:val="Subtielebenadrukking"/>
+          <w:sz w:val="18"/>
+          <w:szCs w:val="18"/>
+          <w:lang w:val="en-GB"/>
+        </w:rPr>
+      </w:pPr>
+      <w:r>
+        <w:rPr>
+          <w:rStyle w:val="Subtielebenadrukking"/>
+          <w:sz w:val="18"/>
+          <w:szCs w:val="18"/>
+          <w:lang w:val="en-GB"/>
+        </w:rPr>
+        <w:t xml:space="preserve">    (14): LeakyReLU(negative_slope=0.1)</w:t>
+      </w:r>
+    </w:p>
+    <w:p>
+      <w:pPr>
+        <w:pStyle w:val="Geenafstand"/>
+        <w:rPr>
+          <w:rStyle w:val="Subtielebenadrukking"/>
+          <w:sz w:val="18"/>
+          <w:szCs w:val="18"/>
+          <w:lang w:val="en-GB"/>
+        </w:rPr>
+      </w:pPr>
+      <w:r>
+        <w:rPr>
+          <w:rStyle w:val="Subtielebenadrukking"/>
           <w:sz w:val="18"/>
           <w:szCs w:val="18"/>
           <w:lang w:val="en-GB"/>
@@ -608,17 +585,17 @@
     </w:p>
     <w:p>
       <w:pPr>
-        <w:pStyle w:val="NoSpacing"/>
-        <w:rPr>
-          <w:rStyle w:val="SubtleEmphasis"/>
-          <w:sz w:val="18"/>
-          <w:szCs w:val="18"/>
-          <w:lang w:val="en-GB"/>
-        </w:rPr>
-      </w:pPr>
-      <w:r>
-        <w:rPr>
-          <w:rStyle w:val="SubtleEmphasis"/>
+        <w:pStyle w:val="Geenafstand"/>
+        <w:rPr>
+          <w:rStyle w:val="Subtielebenadrukking"/>
+          <w:sz w:val="18"/>
+          <w:szCs w:val="18"/>
+          <w:lang w:val="en-GB"/>
+        </w:rPr>
+      </w:pPr>
+      <w:r>
+        <w:rPr>
+          <w:rStyle w:val="Subtielebenadrukking"/>
           <w:sz w:val="18"/>
           <w:szCs w:val="18"/>
           <w:lang w:val="en-GB"/>
@@ -628,17 +605,17 @@
     </w:p>
     <w:p>
       <w:pPr>
-        <w:pStyle w:val="NoSpacing"/>
-        <w:rPr>
-          <w:rStyle w:val="SubtleEmphasis"/>
-          <w:sz w:val="18"/>
-          <w:szCs w:val="18"/>
-          <w:lang w:val="en-GB"/>
-        </w:rPr>
-      </w:pPr>
-      <w:r>
-        <w:rPr>
-          <w:rStyle w:val="SubtleEmphasis"/>
+        <w:pStyle w:val="Geenafstand"/>
+        <w:rPr>
+          <w:rStyle w:val="Subtielebenadrukking"/>
+          <w:sz w:val="18"/>
+          <w:szCs w:val="18"/>
+          <w:lang w:val="en-GB"/>
+        </w:rPr>
+      </w:pPr>
+      <w:r>
+        <w:rPr>
+          <w:rStyle w:val="Subtielebenadrukking"/>
           <w:sz w:val="18"/>
           <w:szCs w:val="18"/>
           <w:lang w:val="en-GB"/>
@@ -648,157 +625,37 @@
     </w:p>
     <w:p>
       <w:pPr>
-        <w:pStyle w:val="NoSpacing"/>
-        <w:rPr>
-          <w:rStyle w:val="SubtleEmphasis"/>
-          <w:sz w:val="18"/>
-          <w:szCs w:val="18"/>
-          <w:lang w:val="en-GB"/>
-        </w:rPr>
-      </w:pPr>
-      <w:r>
-        <w:rPr>
-          <w:rStyle w:val="SubtleEmphasis"/>
-          <w:sz w:val="18"/>
-          <w:szCs w:val="18"/>
-          <w:lang w:val="en-GB"/>
-        </w:rPr>
-        <w:t xml:space="preserve">    (18): ReLU()</w:t>
-      </w:r>
-    </w:p>
-    <w:p>
-      <w:pPr>
-        <w:pStyle w:val="NoSpacing"/>
-        <w:rPr>
-          <w:rStyle w:val="SubtleEmphasis"/>
-          <w:sz w:val="18"/>
-          <w:szCs w:val="18"/>
-          <w:lang w:val="en-GB"/>
-        </w:rPr>
-      </w:pPr>
-      <w:r>
-        <w:rPr>
-          <w:rStyle w:val="SubtleEmphasis"/>
-          <w:sz w:val="18"/>
-          <w:szCs w:val="18"/>
-          <w:lang w:val="en-GB"/>
-        </w:rPr>
-        <w:t xml:space="preserve">    (19): Flatten(start_dim=1, end_dim=-1)</w:t>
-      </w:r>
-    </w:p>
-    <w:p>
-      <w:pPr>
-        <w:pStyle w:val="NoSpacing"/>
-        <w:rPr>
-          <w:rStyle w:val="SubtleEmphasis"/>
-          <w:sz w:val="18"/>
-          <w:szCs w:val="18"/>
-          <w:lang w:val="en-GB"/>
-        </w:rPr>
-      </w:pPr>
-      <w:r>
-        <w:rPr>
-          <w:rStyle w:val="SubtleEmphasis"/>
-          <w:sz w:val="18"/>
-          <w:szCs w:val="18"/>
-          <w:lang w:val="en-GB"/>
-        </w:rPr>
-        <w:t xml:space="preserve">    (20): Dropout(p=0.2, inplace=False)</w:t>
-      </w:r>
-    </w:p>
-    <w:p>
-      <w:pPr>
-        <w:pStyle w:val="NoSpacing"/>
-        <w:rPr>
-          <w:rStyle w:val="SubtleEmphasis"/>
-          <w:sz w:val="18"/>
-          <w:szCs w:val="18"/>
-          <w:lang w:val="en-GB"/>
-        </w:rPr>
-      </w:pPr>
-      <w:r>
-        <w:rPr>
-          <w:rStyle w:val="SubtleEmphasis"/>
-          <w:sz w:val="18"/>
-          <w:szCs w:val="18"/>
-          <w:lang w:val="en-GB"/>
-        </w:rPr>
-        <w:t xml:space="preserve">    (21): Linear(in_features=1568, out_features=512, bias=True)</w:t>
-      </w:r>
-    </w:p>
-    <w:p>
-      <w:pPr>
-        <w:pStyle w:val="NoSpacing"/>
-        <w:rPr>
-          <w:rStyle w:val="SubtleEmphasis"/>
-          <w:sz w:val="18"/>
-          <w:szCs w:val="18"/>
-          <w:lang w:val="en-GB"/>
-        </w:rPr>
-      </w:pPr>
-      <w:r>
-        <w:rPr>
-          <w:rStyle w:val="SubtleEmphasis"/>
-          <w:sz w:val="18"/>
-          <w:szCs w:val="18"/>
-          <w:lang w:val="en-GB"/>
-        </w:rPr>
-        <w:t xml:space="preserve">    (22): ReLU()</w:t>
-      </w:r>
-    </w:p>
-    <w:p>
-      <w:pPr>
-        <w:pStyle w:val="NoSpacing"/>
-        <w:rPr>
-          <w:rStyle w:val="SubtleEmphasis"/>
-          <w:sz w:val="18"/>
-          <w:szCs w:val="18"/>
-          <w:lang w:val="en-GB"/>
-        </w:rPr>
-      </w:pPr>
-      <w:r>
-        <w:rPr>
-          <w:rStyle w:val="SubtleEmphasis"/>
-          <w:sz w:val="18"/>
-          <w:szCs w:val="18"/>
-          <w:lang w:val="en-GB"/>
-        </w:rPr>
-        <w:t xml:space="preserve">    (23): Linear(in_features=512, out_features=343, bias=True)</w:t>
-      </w:r>
-    </w:p>
-    <w:p>
-      <w:pPr>
-        <w:pStyle w:val="NoSpacing"/>
-        <w:rPr>
-          <w:rStyle w:val="SubtleEmphasis"/>
-          <w:sz w:val="18"/>
-          <w:szCs w:val="18"/>
-          <w:lang w:val="en-GB"/>
-        </w:rPr>
-      </w:pPr>
-      <w:r>
-        <w:rPr>
-          <w:rStyle w:val="SubtleEmphasis"/>
-          <w:sz w:val="18"/>
-          <w:szCs w:val="18"/>
-          <w:lang w:val="en-GB"/>
-        </w:rPr>
-        <w:t xml:space="preserve">    (24): Sigmoid()</w:t>
-      </w:r>
-    </w:p>
-    <w:p>
-      <w:pPr>
-        <w:pStyle w:val="NoSpacing"/>
-        <w:rPr>
-          <w:rStyle w:val="SubtleEmphasis"/>
-          <w:sz w:val="18"/>
-          <w:szCs w:val="18"/>
-          <w:lang w:val="en-GB"/>
-        </w:rPr>
-      </w:pPr>
-      <w:r>
-        <w:rPr>
-          <w:rStyle w:val="SubtleEmphasis"/>
+        <w:pStyle w:val="Geenafstand"/>
+        <w:rPr>
+          <w:rStyle w:val="Subtielebenadrukking"/>
+          <w:sz w:val="18"/>
+          <w:szCs w:val="18"/>
+          <w:lang w:val="en-GB"/>
+        </w:rPr>
+      </w:pPr>
+      <w:r>
+        <w:rPr>
+          <w:rStyle w:val="Subtielebenadrukking"/>
+          <w:sz w:val="18"/>
+          <w:szCs w:val="18"/>
+          <w:lang w:val="en-GB"/>
+        </w:rPr>
+        <w:t xml:space="preserve">    (18): LeakyReLU(negative_slope=0.1)</w:t>
+      </w:r>
+    </w:p>
+    <w:p>
+      <w:pPr>
+        <w:pStyle w:val="Geenafstand"/>
+        <w:rPr>
+          <w:rStyle w:val="Subtielebenadrukking"/>
+          <w:sz w:val="18"/>
+          <w:szCs w:val="18"/>
+          <w:lang w:val="en-GB"/>
+        </w:rPr>
+      </w:pPr>
+      <w:r>
+        <w:rPr>
+          <w:rStyle w:val="Subtielebenadrukking"/>
           <w:sz w:val="18"/>
           <w:szCs w:val="18"/>
           <w:lang w:val="en-GB"/>
@@ -808,31 +665,180 @@
     </w:p>
     <w:p>
       <w:pPr>
-        <w:pStyle w:val="NoSpacing"/>
-        <w:rPr>
-          <w:rStyle w:val="SubtleEmphasis"/>
-          <w:sz w:val="18"/>
-          <w:szCs w:val="18"/>
-          <w:lang w:val="en-GB"/>
-        </w:rPr>
-      </w:pPr>
-      <w:r>
-        <w:rPr>
-          <w:rStyle w:val="SubtleEmphasis"/>
+        <w:pStyle w:val="Geenafstand"/>
+        <w:rPr>
+          <w:rStyle w:val="Subtielebenadrukking"/>
+          <w:sz w:val="18"/>
+          <w:szCs w:val="18"/>
+          <w:lang w:val="en-GB"/>
+        </w:rPr>
+      </w:pPr>
+      <w:r>
+        <w:rPr>
+          <w:rStyle w:val="Subtielebenadrukking"/>
+          <w:sz w:val="18"/>
+          <w:szCs w:val="18"/>
+          <w:lang w:val="en-GB"/>
+        </w:rPr>
+        <w:t xml:space="preserve">  (head): Sequential(</w:t>
+      </w:r>
+    </w:p>
+    <w:p>
+      <w:pPr>
+        <w:pStyle w:val="Geenafstand"/>
+        <w:rPr>
+          <w:rStyle w:val="Subtielebenadrukking"/>
+          <w:sz w:val="18"/>
+          <w:szCs w:val="18"/>
+          <w:lang w:val="en-GB"/>
+        </w:rPr>
+      </w:pPr>
+      <w:r>
+        <w:rPr>
+          <w:rStyle w:val="Subtielebenadrukking"/>
+          <w:sz w:val="18"/>
+          <w:szCs w:val="18"/>
+          <w:lang w:val="en-GB"/>
+        </w:rPr>
+        <w:t xml:space="preserve">    (0): Flatten(start_dim=1, end_dim=-1)</w:t>
+      </w:r>
+    </w:p>
+    <w:p>
+      <w:pPr>
+        <w:pStyle w:val="Geenafstand"/>
+        <w:rPr>
+          <w:rStyle w:val="Subtielebenadrukking"/>
+          <w:sz w:val="18"/>
+          <w:szCs w:val="18"/>
+          <w:lang w:val="en-GB"/>
+        </w:rPr>
+      </w:pPr>
+      <w:r>
+        <w:rPr>
+          <w:rStyle w:val="Subtielebenadrukking"/>
+          <w:sz w:val="18"/>
+          <w:szCs w:val="18"/>
+          <w:lang w:val="en-GB"/>
+        </w:rPr>
+        <w:t xml:space="preserve">    (1): Dropout(p=0.5, inplace=False)</w:t>
+      </w:r>
+    </w:p>
+    <w:p>
+      <w:pPr>
+        <w:pStyle w:val="Geenafstand"/>
+        <w:rPr>
+          <w:rStyle w:val="Subtielebenadrukking"/>
+          <w:sz w:val="18"/>
+          <w:szCs w:val="18"/>
+          <w:lang w:val="en-GB"/>
+        </w:rPr>
+      </w:pPr>
+      <w:r>
+        <w:rPr>
+          <w:rStyle w:val="Subtielebenadrukking"/>
+          <w:sz w:val="18"/>
+          <w:szCs w:val="18"/>
+          <w:lang w:val="en-GB"/>
+        </w:rPr>
+        <w:t xml:space="preserve">    (2): Linear(in_features=1568, out_features=512, bias=True)</w:t>
+      </w:r>
+    </w:p>
+    <w:p>
+      <w:pPr>
+        <w:pStyle w:val="Geenafstand"/>
+        <w:rPr>
+          <w:rStyle w:val="Subtielebenadrukking"/>
+          <w:sz w:val="18"/>
+          <w:szCs w:val="18"/>
+          <w:lang w:val="en-GB"/>
+        </w:rPr>
+      </w:pPr>
+      <w:r>
+        <w:rPr>
+          <w:rStyle w:val="Subtielebenadrukking"/>
+          <w:sz w:val="18"/>
+          <w:szCs w:val="18"/>
+          <w:lang w:val="en-GB"/>
+        </w:rPr>
+        <w:t xml:space="preserve">    (3): LeakyReLU(negative_slope=0.1)</w:t>
+      </w:r>
+    </w:p>
+    <w:p>
+      <w:pPr>
+        <w:pStyle w:val="Geenafstand"/>
+        <w:rPr>
+          <w:rStyle w:val="Subtielebenadrukking"/>
+          <w:sz w:val="18"/>
+          <w:szCs w:val="18"/>
+          <w:lang w:val="en-GB"/>
+        </w:rPr>
+      </w:pPr>
+      <w:r>
+        <w:rPr>
+          <w:rStyle w:val="Subtielebenadrukking"/>
+          <w:sz w:val="18"/>
+          <w:szCs w:val="18"/>
+          <w:lang w:val="en-GB"/>
+        </w:rPr>
+        <w:t xml:space="preserve">    (4): Linear(in_features=512, out_features=343, bias=True)</w:t>
+      </w:r>
+    </w:p>
+    <w:p>
+      <w:pPr>
+        <w:pStyle w:val="Geenafstand"/>
+        <w:rPr>
+          <w:rStyle w:val="Subtielebenadrukking"/>
+          <w:sz w:val="18"/>
+          <w:szCs w:val="18"/>
+          <w:lang w:val="en-GB"/>
+        </w:rPr>
+      </w:pPr>
+      <w:r>
+        <w:rPr>
+          <w:rStyle w:val="Subtielebenadrukking"/>
+          <w:sz w:val="18"/>
+          <w:szCs w:val="18"/>
+          <w:lang w:val="en-GB"/>
+        </w:rPr>
+        <w:t xml:space="preserve">    (5): Sigmoid()</w:t>
+      </w:r>
+    </w:p>
+    <w:p>
+      <w:pPr>
+        <w:pStyle w:val="Geenafstand"/>
+        <w:rPr>
+          <w:rStyle w:val="Subtielebenadrukking"/>
+          <w:sz w:val="18"/>
+          <w:szCs w:val="18"/>
+          <w:lang w:val="en-GB"/>
+        </w:rPr>
+      </w:pPr>
+      <w:r>
+        <w:rPr>
+          <w:rStyle w:val="Subtielebenadrukking"/>
+          <w:sz w:val="18"/>
+          <w:szCs w:val="18"/>
+          <w:lang w:val="en-GB"/>
+        </w:rPr>
+        <w:t xml:space="preserve">  )</w:t>
+      </w:r>
+    </w:p>
+    <w:p>
+      <w:pPr>
+        <w:pStyle w:val="Geenafstand"/>
+        <w:rPr>
+          <w:lang w:val="en-GB"/>
+        </w:rPr>
+      </w:pPr>
+      <w:r>
+        <w:rPr>
+          <w:rStyle w:val="Subtielebenadrukking"/>
           <w:sz w:val="18"/>
           <w:szCs w:val="18"/>
           <w:lang w:val="en-GB"/>
         </w:rPr>
         <w:t>)</w:t>
       </w:r>
-    </w:p>
-    <w:p>
-      <w:pPr>
-        <w:pStyle w:val="NoSpacing"/>
-        <w:rPr>
-          <w:lang w:val="en-GB"/>
-        </w:rPr>
-      </w:pPr>
     </w:p>
     <w:p>
       <w:pPr>
@@ -857,7 +863,7 @@
     </w:p>
     <w:p>
       <w:pPr>
-        <w:pStyle w:val="NoSpacing"/>
+        <w:pStyle w:val="Geenafstand"/>
         <w:rPr>
           <w:b/>
           <w:bCs/>
@@ -880,7 +886,7 @@
     </w:p>
     <w:p>
       <w:pPr>
-        <w:pStyle w:val="NoSpacing"/>
+        <w:pStyle w:val="Geenafstand"/>
         <w:rPr>
           <w:lang w:val="en-GB"/>
         </w:rPr>
@@ -923,7 +929,7 @@
     </w:p>
     <w:p>
       <w:pPr>
-        <w:pStyle w:val="NoSpacing"/>
+        <w:pStyle w:val="Geenafstand"/>
         <w:rPr>
           <w:lang w:val="en-GB"/>
         </w:rPr>
@@ -1711,7 +1717,7 @@
     </w:p>
     <w:p>
       <w:pPr>
-        <w:pStyle w:val="NoSpacing"/>
+        <w:pStyle w:val="Geenafstand"/>
         <w:rPr>
           <w:lang w:val="en-GB"/>
         </w:rPr>
@@ -1852,15 +1858,15 @@
     </w:p>
     <w:p>
       <w:pPr>
-        <w:pStyle w:val="NoSpacing"/>
-        <w:rPr>
-          <w:lang w:val="en-GB"/>
-        </w:rPr>
-      </w:pPr>
-    </w:p>
-    <w:p>
-      <w:pPr>
-        <w:pStyle w:val="NoSpacing"/>
+        <w:pStyle w:val="Geenafstand"/>
+        <w:rPr>
+          <w:lang w:val="en-GB"/>
+        </w:rPr>
+      </w:pPr>
+    </w:p>
+    <w:p>
+      <w:pPr>
+        <w:pStyle w:val="Geenafstand"/>
         <w:rPr>
           <w:b/>
           <w:bCs/>
@@ -1882,7 +1888,7 @@
     </w:p>
     <w:p>
       <w:pPr>
-        <w:pStyle w:val="NoSpacing"/>
+        <w:pStyle w:val="Geenafstand"/>
         <w:rPr>
           <w:lang w:val="en-GB"/>
         </w:rPr>
@@ -1897,7 +1903,7 @@
     </w:p>
     <w:tbl>
       <w:tblPr>
-        <w:tblStyle w:val="TableGrid"/>
+        <w:tblStyle w:val="Tabelraster"/>
         <w:tblW w:w="0" w:type="auto"/>
         <w:tblLook w:val="04A0" w:firstRow="1" w:lastRow="0" w:firstColumn="1" w:lastColumn="0" w:noHBand="0" w:noVBand="1"/>
       </w:tblPr>
@@ -1912,7 +1918,7 @@
           </w:tcPr>
           <w:p>
             <w:pPr>
-              <w:pStyle w:val="NoSpacing"/>
+              <w:pStyle w:val="Geenafstand"/>
               <w:rPr>
                 <w:b/>
                 <w:sz w:val="24"/>
@@ -1937,7 +1943,7 @@
           </w:tcPr>
           <w:p>
             <w:pPr>
-              <w:pStyle w:val="NoSpacing"/>
+              <w:pStyle w:val="Geenafstand"/>
               <w:rPr>
                 <w:b/>
                 <w:sz w:val="24"/>
@@ -1964,7 +1970,7 @@
           </w:tcPr>
           <w:p>
             <w:pPr>
-              <w:pStyle w:val="NoSpacing"/>
+              <w:pStyle w:val="Geenafstand"/>
               <w:rPr>
                 <w:sz w:val="24"/>
                 <w:szCs w:val="24"/>
@@ -1987,11 +1993,10 @@
           </w:tcPr>
           <w:p>
             <w:pPr>
-              <w:pStyle w:val="NoSpacing"/>
+              <w:pStyle w:val="Geenafstand"/>
               <w:rPr>
                 <w:sz w:val="24"/>
                 <w:szCs w:val="24"/>
-                <w:highlight w:val="yellow"/>
                 <w:lang w:val="en-GB"/>
               </w:rPr>
             </w:pPr>
@@ -1999,10 +2004,9 @@
               <w:rPr>
                 <w:sz w:val="24"/>
                 <w:szCs w:val="24"/>
-                <w:highlight w:val="yellow"/>
-                <w:lang w:val="en-GB"/>
-              </w:rPr>
-              <w:t>…</w:t>
+                <w:lang w:val="en-GB"/>
+              </w:rPr>
+              <w:t>.0001</w:t>
             </w:r>
           </w:p>
         </w:tc>
@@ -2014,7 +2018,7 @@
           </w:tcPr>
           <w:p>
             <w:pPr>
-              <w:pStyle w:val="NoSpacing"/>
+              <w:pStyle w:val="Geenafstand"/>
               <w:rPr>
                 <w:sz w:val="24"/>
                 <w:szCs w:val="24"/>
@@ -2037,7 +2041,7 @@
           </w:tcPr>
           <w:p>
             <w:pPr>
-              <w:pStyle w:val="NoSpacing"/>
+              <w:pStyle w:val="Geenafstand"/>
               <w:rPr>
                 <w:sz w:val="24"/>
                 <w:szCs w:val="24"/>
@@ -2049,10 +2053,9 @@
               <w:rPr>
                 <w:sz w:val="24"/>
                 <w:szCs w:val="24"/>
-                <w:highlight w:val="yellow"/>
-                <w:lang w:val="en-GB"/>
-              </w:rPr>
-              <w:t>…</w:t>
+                <w:lang w:val="en-GB"/>
+              </w:rPr>
+              <w:t>Adam with a weight decay of 0.0001</w:t>
             </w:r>
           </w:p>
         </w:tc>
@@ -2067,7 +2070,7 @@
           </w:tcPr>
           <w:p>
             <w:pPr>
-              <w:pStyle w:val="NoSpacing"/>
+              <w:pStyle w:val="Geenafstand"/>
               <w:rPr>
                 <w:sz w:val="24"/>
                 <w:szCs w:val="24"/>
@@ -2093,7 +2096,7 @@
           </w:tcPr>
           <w:p>
             <w:pPr>
-              <w:pStyle w:val="NoSpacing"/>
+              <w:pStyle w:val="Geenafstand"/>
               <w:rPr>
                 <w:sz w:val="24"/>
                 <w:szCs w:val="24"/>
@@ -2105,10 +2108,9 @@
               <w:rPr>
                 <w:sz w:val="24"/>
                 <w:szCs w:val="24"/>
-                <w:highlight w:val="yellow"/>
-                <w:lang w:val="en-GB"/>
-              </w:rPr>
-              <w:t>…</w:t>
+                <w:lang w:val="en-GB"/>
+              </w:rPr>
+              <w:t>8</w:t>
             </w:r>
           </w:p>
         </w:tc>
@@ -2116,15 +2118,15 @@
     </w:tbl>
     <w:p>
       <w:pPr>
-        <w:pStyle w:val="NoSpacing"/>
-        <w:rPr>
-          <w:lang w:val="en-GB"/>
-        </w:rPr>
-      </w:pPr>
-    </w:p>
-    <w:p>
-      <w:pPr>
-        <w:pStyle w:val="NoSpacing"/>
+        <w:pStyle w:val="Geenafstand"/>
+        <w:rPr>
+          <w:lang w:val="en-GB"/>
+        </w:rPr>
+      </w:pPr>
+    </w:p>
+    <w:p>
+      <w:pPr>
+        <w:pStyle w:val="Geenafstand"/>
         <w:rPr>
           <w:b/>
           <w:sz w:val="24"/>
@@ -2142,7 +2144,7 @@
     </w:p>
     <w:p>
       <w:pPr>
-        <w:pStyle w:val="NoSpacing"/>
+        <w:pStyle w:val="Geenafstand"/>
         <w:rPr>
           <w:lang w:val="en-GB"/>
         </w:rPr>
@@ -2209,26 +2211,21 @@
     </w:p>
     <w:p>
       <w:pPr>
-        <w:pStyle w:val="NoSpacing"/>
-        <w:keepNext/>
-        <w:jc w:val="center"/>
-        <w:rPr>
-          <w:lang w:val="en-GB"/>
-        </w:rPr>
-      </w:pPr>
-      <w:r>
-        <w:rPr>
-          <w:bCs/>
-          <w:noProof/>
-          <w:sz w:val="24"/>
+        <w:pStyle w:val="Geenafstand"/>
+        <w:rPr>
+          <w:lang w:val="en-GB"/>
+        </w:rPr>
+      </w:pPr>
+      <w:r>
+        <w:rPr>
           <w:lang w:val="en-GB"/>
         </w:rPr>
         <w:lastRenderedPageBreak/>
         <w:drawing>
-          <wp:inline distT="0" distB="0" distL="0" distR="0" wp14:anchorId="4402E53D" wp14:editId="619CAB11">
-            <wp:extent cx="5731510" cy="7642225"/>
-            <wp:effectExtent l="0" t="0" r="2540" b="0"/>
-            <wp:docPr id="325298255" name="Picture 1" descr="A group of graphs with numbers&#10;&#10;AI-generated content may be incorrect."/>
+          <wp:inline distT="0" distB="0" distL="0" distR="0" wp14:anchorId="56D64E6A" wp14:editId="66BEFFE2">
+            <wp:extent cx="5731510" cy="4298950"/>
+            <wp:effectExtent l="0" t="0" r="2540" b="6350"/>
+            <wp:docPr id="1181861221" name="Afbeelding 1"/>
             <wp:cNvGraphicFramePr>
               <a:graphicFrameLocks xmlns:a="http://schemas.openxmlformats.org/drawingml/2006/main" noChangeAspect="1"/>
             </wp:cNvGraphicFramePr>
@@ -2236,11 +2233,11 @@
               <a:graphicData uri="http://schemas.openxmlformats.org/drawingml/2006/picture">
                 <pic:pic xmlns:pic="http://schemas.openxmlformats.org/drawingml/2006/picture">
                   <pic:nvPicPr>
-                    <pic:cNvPr id="325298255" name="Picture 1" descr="A group of graphs with numbers&#10;&#10;AI-generated content may be incorrect."/>
+                    <pic:cNvPr id="1181861221" name=""/>
                     <pic:cNvPicPr/>
                   </pic:nvPicPr>
                   <pic:blipFill>
-                    <a:blip r:embed="rId9"/>
+                    <a:blip r:embed="rId5"/>
                     <a:stretch>
                       <a:fillRect/>
                     </a:stretch>
@@ -2248,7 +2245,7 @@
                   <pic:spPr>
                     <a:xfrm>
                       <a:off x="0" y="0"/>
-                      <a:ext cx="5731510" cy="7642225"/>
+                      <a:ext cx="5731510" cy="4298950"/>
                     </a:xfrm>
                     <a:prstGeom prst="rect">
                       <a:avLst/>
@@ -2263,7 +2260,67 @@
     </w:p>
     <w:p>
       <w:pPr>
-        <w:pStyle w:val="Caption"/>
+        <w:pStyle w:val="Geenafstand"/>
+        <w:keepNext/>
+        <w:jc w:val="center"/>
+        <w:rPr>
+          <w:lang w:val="en-GB"/>
+        </w:rPr>
+      </w:pPr>
+      <w:r>
+        <w:rPr>
+          <w:bCs/>
+          <w:noProof/>
+          <w:sz w:val="24"/>
+          <w:lang w:val="en-GB"/>
+        </w:rPr>
+        <w:lastRenderedPageBreak/>
+        <w:drawing>
+          <wp:inline distT="0" distB="0" distL="0" distR="0" wp14:anchorId="4402E53D" wp14:editId="3C0DA0F3">
+            <wp:extent cx="5731510" cy="7642013"/>
+            <wp:effectExtent l="0" t="0" r="2540" b="0"/>
+            <wp:docPr id="325298255" name="Picture 1"/>
+            <wp:cNvGraphicFramePr>
+              <a:graphicFrameLocks xmlns:a="http://schemas.openxmlformats.org/drawingml/2006/main" noChangeAspect="1"/>
+            </wp:cNvGraphicFramePr>
+            <a:graphic xmlns:a="http://schemas.openxmlformats.org/drawingml/2006/main">
+              <a:graphicData uri="http://schemas.openxmlformats.org/drawingml/2006/picture">
+                <pic:pic xmlns:pic="http://schemas.openxmlformats.org/drawingml/2006/picture">
+                  <pic:nvPicPr>
+                    <pic:cNvPr id="325298255" name="Picture 1"/>
+                    <pic:cNvPicPr/>
+                  </pic:nvPicPr>
+                  <pic:blipFill>
+                    <a:blip r:embed="rId6">
+                      <a:extLst>
+                        <a:ext uri="{28A0092B-C50C-407E-A947-70E740481C1C}">
+                          <a14:useLocalDpi xmlns:a14="http://schemas.microsoft.com/office/drawing/2010/main" val="0"/>
+                        </a:ext>
+                      </a:extLst>
+                    </a:blip>
+                    <a:stretch>
+                      <a:fillRect/>
+                    </a:stretch>
+                  </pic:blipFill>
+                  <pic:spPr>
+                    <a:xfrm>
+                      <a:off x="0" y="0"/>
+                      <a:ext cx="5731510" cy="7642013"/>
+                    </a:xfrm>
+                    <a:prstGeom prst="rect">
+                      <a:avLst/>
+                    </a:prstGeom>
+                  </pic:spPr>
+                </pic:pic>
+              </a:graphicData>
+            </a:graphic>
+          </wp:inline>
+        </w:drawing>
+      </w:r>
+    </w:p>
+    <w:p>
+      <w:pPr>
+        <w:pStyle w:val="Bijschrift"/>
         <w:jc w:val="center"/>
         <w:rPr>
           <w:bCs/>
@@ -2271,7 +2328,7 @@
           <w:lang w:val="en-GB"/>
         </w:rPr>
       </w:pPr>
-      <w:bookmarkStart w:id="1" w:name="_Ref225240341"/>
+      <w:bookmarkStart w:id="0" w:name="_Ref225240341"/>
       <w:r>
         <w:rPr>
           <w:lang w:val="en-GB"/>
@@ -2309,7 +2366,7 @@
         </w:rPr>
         <w:fldChar w:fldCharType="end"/>
       </w:r>
-      <w:bookmarkEnd w:id="1"/>
+      <w:bookmarkEnd w:id="0"/>
       <w:r>
         <w:rPr>
           <w:lang w:val="en-GB"/>
@@ -2319,7 +2376,7 @@
     </w:p>
     <w:p>
       <w:pPr>
-        <w:pStyle w:val="NoSpacing"/>
+        <w:pStyle w:val="Geenafstand"/>
         <w:rPr>
           <w:lang w:val="en-GB"/>
         </w:rPr>
@@ -2384,15 +2441,15 @@
     </w:p>
     <w:p>
       <w:pPr>
-        <w:pStyle w:val="NoSpacing"/>
-        <w:rPr>
-          <w:lang w:val="en-GB"/>
-        </w:rPr>
-      </w:pPr>
-    </w:p>
-    <w:p>
-      <w:pPr>
-        <w:pStyle w:val="NoSpacing"/>
+        <w:pStyle w:val="Geenafstand"/>
+        <w:rPr>
+          <w:lang w:val="en-GB"/>
+        </w:rPr>
+      </w:pPr>
+    </w:p>
+    <w:p>
+      <w:pPr>
+        <w:pStyle w:val="Geenafstand"/>
         <w:rPr>
           <w:b/>
           <w:sz w:val="24"/>
@@ -2442,7 +2499,7 @@
     </w:p>
     <w:p>
       <w:pPr>
-        <w:pStyle w:val="NoSpacing"/>
+        <w:pStyle w:val="Geenafstand"/>
         <w:rPr>
           <w:lang w:val="en-GB"/>
         </w:rPr>
@@ -2479,7 +2536,7 @@
     </w:p>
     <w:tbl>
       <w:tblPr>
-        <w:tblStyle w:val="TableGrid"/>
+        <w:tblStyle w:val="Tabelraster"/>
         <w:tblW w:w="0" w:type="auto"/>
         <w:tblLook w:val="04A0" w:firstRow="1" w:lastRow="0" w:firstColumn="1" w:lastColumn="0" w:noHBand="0" w:noVBand="1"/>
       </w:tblPr>
@@ -2494,7 +2551,7 @@
           </w:tcPr>
           <w:p>
             <w:pPr>
-              <w:pStyle w:val="NoSpacing"/>
+              <w:pStyle w:val="Geenafstand"/>
               <w:rPr>
                 <w:b/>
                 <w:sz w:val="24"/>
@@ -2502,7 +2559,7 @@
                 <w:lang w:val="en-GB"/>
               </w:rPr>
             </w:pPr>
-            <w:commentRangeStart w:id="2"/>
+            <w:commentRangeStart w:id="1"/>
             <w:r>
               <w:rPr>
                 <w:b/>
@@ -2512,16 +2569,16 @@
               </w:rPr>
               <w:t>Setting</w:t>
             </w:r>
-            <w:commentRangeEnd w:id="2"/>
+            <w:commentRangeEnd w:id="1"/>
             <w:r>
               <w:rPr>
-                <w:rStyle w:val="CommentReference"/>
+                <w:rStyle w:val="Verwijzingopmerking"/>
                 <w:b/>
                 <w:sz w:val="24"/>
                 <w:szCs w:val="24"/>
                 <w:lang w:val="en-GB"/>
               </w:rPr>
-              <w:commentReference w:id="2"/>
+              <w:commentReference w:id="1"/>
             </w:r>
           </w:p>
         </w:tc>
@@ -2531,7 +2588,7 @@
           </w:tcPr>
           <w:p>
             <w:pPr>
-              <w:pStyle w:val="NoSpacing"/>
+              <w:pStyle w:val="Geenafstand"/>
               <w:rPr>
                 <w:b/>
                 <w:sz w:val="24"/>
@@ -2558,7 +2615,7 @@
           </w:tcPr>
           <w:p>
             <w:pPr>
-              <w:pStyle w:val="NoSpacing"/>
+              <w:pStyle w:val="Geenafstand"/>
               <w:rPr>
                 <w:sz w:val="24"/>
                 <w:szCs w:val="24"/>
@@ -2581,7 +2638,10 @@
           </w:tcPr>
           <w:p>
             <w:pPr>
-              <w:pStyle w:val="NoSpacing"/>
+              <w:pStyle w:val="Geenafstand"/>
+              <w:tabs>
+                <w:tab w:val="left" w:pos="705"/>
+              </w:tabs>
               <w:rPr>
                 <w:sz w:val="24"/>
                 <w:szCs w:val="24"/>
@@ -2592,10 +2652,9 @@
               <w:rPr>
                 <w:sz w:val="24"/>
                 <w:szCs w:val="24"/>
-                <w:highlight w:val="yellow"/>
-                <w:lang w:val="en-GB"/>
-              </w:rPr>
-              <w:t>…</w:t>
+                <w:lang w:val="en-GB"/>
+              </w:rPr>
+              <w:t>94.61%</w:t>
             </w:r>
           </w:p>
         </w:tc>
@@ -2607,7 +2666,7 @@
           </w:tcPr>
           <w:p>
             <w:pPr>
-              <w:pStyle w:val="NoSpacing"/>
+              <w:pStyle w:val="Geenafstand"/>
               <w:rPr>
                 <w:sz w:val="24"/>
                 <w:szCs w:val="24"/>
@@ -2630,7 +2689,7 @@
           </w:tcPr>
           <w:p>
             <w:pPr>
-              <w:pStyle w:val="NoSpacing"/>
+              <w:pStyle w:val="Geenafstand"/>
               <w:rPr>
                 <w:sz w:val="24"/>
                 <w:szCs w:val="24"/>
@@ -2641,10 +2700,9 @@
               <w:rPr>
                 <w:sz w:val="24"/>
                 <w:szCs w:val="24"/>
-                <w:highlight w:val="yellow"/>
-                <w:lang w:val="en-GB"/>
-              </w:rPr>
-              <w:t>…</w:t>
+                <w:lang w:val="en-GB"/>
+              </w:rPr>
+              <w:t>27.32%</w:t>
             </w:r>
           </w:p>
         </w:tc>
@@ -2659,7 +2717,7 @@
           </w:tcPr>
           <w:p>
             <w:pPr>
-              <w:pStyle w:val="NoSpacing"/>
+              <w:pStyle w:val="Geenafstand"/>
               <w:rPr>
                 <w:sz w:val="24"/>
                 <w:szCs w:val="24"/>
@@ -2685,7 +2743,7 @@
           </w:tcPr>
           <w:p>
             <w:pPr>
-              <w:pStyle w:val="NoSpacing"/>
+              <w:pStyle w:val="Geenafstand"/>
               <w:rPr>
                 <w:sz w:val="24"/>
                 <w:szCs w:val="24"/>
@@ -2696,10 +2754,9 @@
               <w:rPr>
                 <w:sz w:val="24"/>
                 <w:szCs w:val="24"/>
-                <w:highlight w:val="yellow"/>
-                <w:lang w:val="en-GB"/>
-              </w:rPr>
-              <w:t>…</w:t>
+                <w:lang w:val="en-GB"/>
+              </w:rPr>
+              <w:t>30.55%</w:t>
             </w:r>
           </w:p>
         </w:tc>
@@ -2707,15 +2764,15 @@
     </w:tbl>
     <w:p>
       <w:pPr>
-        <w:pStyle w:val="NoSpacing"/>
-        <w:rPr>
-          <w:lang w:val="en-GB"/>
-        </w:rPr>
-      </w:pPr>
-    </w:p>
-    <w:p>
-      <w:pPr>
-        <w:pStyle w:val="NoSpacing"/>
+        <w:pStyle w:val="Geenafstand"/>
+        <w:rPr>
+          <w:lang w:val="en-GB"/>
+        </w:rPr>
+      </w:pPr>
+    </w:p>
+    <w:p>
+      <w:pPr>
+        <w:pStyle w:val="Geenafstand"/>
         <w:rPr>
           <w:b/>
           <w:bCs/>
@@ -2737,7 +2794,7 @@
     </w:p>
     <w:p>
       <w:pPr>
-        <w:pStyle w:val="NoSpacing"/>
+        <w:pStyle w:val="Geenafstand"/>
         <w:rPr>
           <w:lang w:val="en-GB"/>
         </w:rPr>
@@ -2762,11 +2819,31 @@
           <w:lang w:val="en-GB"/>
         </w:rPr>
         <w:t>)</w:t>
+      </w:r>
+    </w:p>
+    <w:p>
+      <w:pPr>
+        <w:pStyle w:val="Geenafstand"/>
+        <w:rPr>
+          <w:lang w:val="en-GB"/>
+        </w:rPr>
+      </w:pPr>
+      <w:r>
+        <w:rPr>
+          <w:lang w:val="en-GB"/>
+        </w:rPr>
+        <w:t>Confusion matrix by a objectness threshold of 0.0, this is the threshold by which the highest mAP was found.</w:t>
+      </w:r>
+      <w:r>
+        <w:rPr>
+          <w:lang w:val="en-GB"/>
+        </w:rPr>
+        <w:tab/>
       </w:r>
     </w:p>
     <w:tbl>
       <w:tblPr>
-        <w:tblStyle w:val="TableGrid"/>
+        <w:tblStyle w:val="Tabelraster"/>
         <w:tblW w:w="0" w:type="auto"/>
         <w:tblLook w:val="04A0" w:firstRow="1" w:lastRow="0" w:firstColumn="1" w:lastColumn="0" w:noHBand="0" w:noVBand="1"/>
       </w:tblPr>
@@ -2784,7 +2861,7 @@
           </w:tcPr>
           <w:p>
             <w:pPr>
-              <w:pStyle w:val="NoSpacing"/>
+              <w:pStyle w:val="Geenafstand"/>
               <w:rPr>
                 <w:b/>
                 <w:lang w:val="en-GB"/>
@@ -2798,7 +2875,7 @@
           </w:tcPr>
           <w:p>
             <w:pPr>
-              <w:pStyle w:val="NoSpacing"/>
+              <w:pStyle w:val="Geenafstand"/>
               <w:rPr>
                 <w:b/>
                 <w:lang w:val="en-GB"/>
@@ -2814,7 +2891,7 @@
           </w:tcPr>
           <w:p>
             <w:pPr>
-              <w:pStyle w:val="NoSpacing"/>
+              <w:pStyle w:val="Geenafstand"/>
               <w:jc w:val="center"/>
               <w:rPr>
                 <w:b/>
@@ -2838,7 +2915,7 @@
           </w:tcPr>
           <w:p>
             <w:pPr>
-              <w:pStyle w:val="NoSpacing"/>
+              <w:pStyle w:val="Geenafstand"/>
               <w:rPr>
                 <w:lang w:val="en-GB"/>
               </w:rPr>
@@ -2851,7 +2928,7 @@
           </w:tcPr>
           <w:p>
             <w:pPr>
-              <w:pStyle w:val="NoSpacing"/>
+              <w:pStyle w:val="Geenafstand"/>
               <w:rPr>
                 <w:lang w:val="en-GB"/>
               </w:rPr>
@@ -2864,7 +2941,7 @@
           </w:tcPr>
           <w:p>
             <w:pPr>
-              <w:pStyle w:val="NoSpacing"/>
+              <w:pStyle w:val="Geenafstand"/>
               <w:rPr>
                 <w:b/>
                 <w:bCs/>
@@ -2887,7 +2964,7 @@
           </w:tcPr>
           <w:p>
             <w:pPr>
-              <w:pStyle w:val="NoSpacing"/>
+              <w:pStyle w:val="Geenafstand"/>
               <w:rPr>
                 <w:b/>
                 <w:bCs/>
@@ -2910,7 +2987,7 @@
           </w:tcPr>
           <w:p>
             <w:pPr>
-              <w:pStyle w:val="NoSpacing"/>
+              <w:pStyle w:val="Geenafstand"/>
               <w:rPr>
                 <w:b/>
                 <w:bCs/>
@@ -2937,7 +3014,7 @@
           </w:tcPr>
           <w:p>
             <w:pPr>
-              <w:pStyle w:val="NoSpacing"/>
+              <w:pStyle w:val="Geenafstand"/>
               <w:jc w:val="center"/>
               <w:rPr>
                 <w:b/>
@@ -2961,7 +3038,7 @@
           </w:tcPr>
           <w:p>
             <w:pPr>
-              <w:pStyle w:val="NoSpacing"/>
+              <w:pStyle w:val="Geenafstand"/>
               <w:rPr>
                 <w:b/>
                 <w:bCs/>
@@ -2984,17 +3061,16 @@
           </w:tcPr>
           <w:p>
             <w:pPr>
-              <w:pStyle w:val="NoSpacing"/>
+              <w:pStyle w:val="Geenafstand"/>
               <w:rPr>
                 <w:lang w:val="en-GB"/>
               </w:rPr>
             </w:pPr>
             <w:r>
               <w:rPr>
-                <w:highlight w:val="yellow"/>
-                <w:lang w:val="en-GB"/>
-              </w:rPr>
-              <w:t>…</w:t>
+                <w:lang w:val="en-GB"/>
+              </w:rPr>
+              <w:t>54</w:t>
             </w:r>
           </w:p>
         </w:tc>
@@ -3004,17 +3080,16 @@
           </w:tcPr>
           <w:p>
             <w:pPr>
-              <w:pStyle w:val="NoSpacing"/>
+              <w:pStyle w:val="Geenafstand"/>
               <w:rPr>
                 <w:lang w:val="en-GB"/>
               </w:rPr>
             </w:pPr>
             <w:r>
               <w:rPr>
-                <w:highlight w:val="yellow"/>
-                <w:lang w:val="en-GB"/>
-              </w:rPr>
-              <w:t>…</w:t>
+                <w:lang w:val="en-GB"/>
+              </w:rPr>
+              <w:t>130</w:t>
             </w:r>
           </w:p>
         </w:tc>
@@ -3024,17 +3099,16 @@
           </w:tcPr>
           <w:p>
             <w:pPr>
-              <w:pStyle w:val="NoSpacing"/>
+              <w:pStyle w:val="Geenafstand"/>
               <w:rPr>
                 <w:lang w:val="en-GB"/>
               </w:rPr>
             </w:pPr>
             <w:r>
               <w:rPr>
-                <w:highlight w:val="yellow"/>
-                <w:lang w:val="en-GB"/>
-              </w:rPr>
-              <w:t>…</w:t>
+                <w:lang w:val="en-GB"/>
+              </w:rPr>
+              <w:t>10684</w:t>
             </w:r>
           </w:p>
         </w:tc>
@@ -3047,7 +3121,7 @@
           </w:tcPr>
           <w:p>
             <w:pPr>
-              <w:pStyle w:val="NoSpacing"/>
+              <w:pStyle w:val="Geenafstand"/>
               <w:rPr>
                 <w:lang w:val="en-GB"/>
               </w:rPr>
@@ -3060,7 +3134,7 @@
           </w:tcPr>
           <w:p>
             <w:pPr>
-              <w:pStyle w:val="NoSpacing"/>
+              <w:pStyle w:val="Geenafstand"/>
               <w:rPr>
                 <w:b/>
                 <w:bCs/>
@@ -3083,17 +3157,16 @@
           </w:tcPr>
           <w:p>
             <w:pPr>
-              <w:pStyle w:val="NoSpacing"/>
+              <w:pStyle w:val="Geenafstand"/>
               <w:rPr>
                 <w:lang w:val="en-GB"/>
               </w:rPr>
             </w:pPr>
             <w:r>
               <w:rPr>
-                <w:highlight w:val="yellow"/>
-                <w:lang w:val="en-GB"/>
-              </w:rPr>
-              <w:t>…</w:t>
+                <w:lang w:val="en-GB"/>
+              </w:rPr>
+              <w:t>35</w:t>
             </w:r>
           </w:p>
         </w:tc>
@@ -3103,17 +3176,16 @@
           </w:tcPr>
           <w:p>
             <w:pPr>
-              <w:pStyle w:val="NoSpacing"/>
+              <w:pStyle w:val="Geenafstand"/>
               <w:rPr>
                 <w:lang w:val="en-GB"/>
               </w:rPr>
             </w:pPr>
             <w:r>
               <w:rPr>
-                <w:highlight w:val="yellow"/>
-                <w:lang w:val="en-GB"/>
-              </w:rPr>
-              <w:t>…</w:t>
+                <w:lang w:val="en-GB"/>
+              </w:rPr>
+              <w:t>80</w:t>
             </w:r>
           </w:p>
         </w:tc>
@@ -3123,17 +3195,16 @@
           </w:tcPr>
           <w:p>
             <w:pPr>
-              <w:pStyle w:val="NoSpacing"/>
+              <w:pStyle w:val="Geenafstand"/>
               <w:rPr>
                 <w:lang w:val="en-GB"/>
               </w:rPr>
             </w:pPr>
             <w:r>
               <w:rPr>
-                <w:highlight w:val="yellow"/>
-                <w:lang w:val="en-GB"/>
-              </w:rPr>
-              <w:t>…</w:t>
+                <w:lang w:val="en-GB"/>
+              </w:rPr>
+              <w:t>7125</w:t>
             </w:r>
           </w:p>
         </w:tc>
@@ -3149,7 +3220,7 @@
           </w:tcPr>
           <w:p>
             <w:pPr>
-              <w:pStyle w:val="NoSpacing"/>
+              <w:pStyle w:val="Geenafstand"/>
               <w:rPr>
                 <w:lang w:val="en-GB"/>
               </w:rPr>
@@ -3165,7 +3236,7 @@
           </w:tcPr>
           <w:p>
             <w:pPr>
-              <w:pStyle w:val="NoSpacing"/>
+              <w:pStyle w:val="Geenafstand"/>
               <w:rPr>
                 <w:b/>
                 <w:bCs/>
@@ -3191,17 +3262,16 @@
           </w:tcPr>
           <w:p>
             <w:pPr>
-              <w:pStyle w:val="NoSpacing"/>
+              <w:pStyle w:val="Geenafstand"/>
               <w:rPr>
                 <w:lang w:val="en-GB"/>
               </w:rPr>
             </w:pPr>
             <w:r>
               <w:rPr>
-                <w:highlight w:val="yellow"/>
-                <w:lang w:val="en-GB"/>
-              </w:rPr>
-              <w:t>…</w:t>
+                <w:lang w:val="en-GB"/>
+              </w:rPr>
+              <w:t>30</w:t>
             </w:r>
           </w:p>
         </w:tc>
@@ -3214,17 +3284,16 @@
           </w:tcPr>
           <w:p>
             <w:pPr>
-              <w:pStyle w:val="NoSpacing"/>
+              <w:pStyle w:val="Geenafstand"/>
               <w:rPr>
                 <w:lang w:val="en-GB"/>
               </w:rPr>
             </w:pPr>
             <w:r>
               <w:rPr>
-                <w:highlight w:val="yellow"/>
-                <w:lang w:val="en-GB"/>
-              </w:rPr>
-              <w:t>…</w:t>
+                <w:lang w:val="en-GB"/>
+              </w:rPr>
+              <w:t>40</w:t>
             </w:r>
           </w:p>
         </w:tc>
@@ -3238,7 +3307,7 @@
           </w:tcPr>
           <w:p>
             <w:pPr>
-              <w:pStyle w:val="NoSpacing"/>
+              <w:pStyle w:val="Geenafstand"/>
               <w:jc w:val="center"/>
               <w:rPr>
                 <w:lang w:val="en-GB"/>
@@ -3256,15 +3325,15 @@
     </w:tbl>
     <w:p>
       <w:pPr>
-        <w:pStyle w:val="NoSpacing"/>
-        <w:rPr>
-          <w:lang w:val="en-GB"/>
-        </w:rPr>
-      </w:pPr>
-    </w:p>
-    <w:p>
-      <w:pPr>
-        <w:pStyle w:val="NoSpacing"/>
+        <w:pStyle w:val="Geenafstand"/>
+        <w:rPr>
+          <w:lang w:val="en-GB"/>
+        </w:rPr>
+      </w:pPr>
+    </w:p>
+    <w:p>
+      <w:pPr>
+        <w:pStyle w:val="Geenafstand"/>
         <w:rPr>
           <w:b/>
           <w:sz w:val="24"/>
@@ -3282,7 +3351,7 @@
     </w:p>
     <w:p>
       <w:pPr>
-        <w:pStyle w:val="NoSpacing"/>
+        <w:pStyle w:val="Geenafstand"/>
         <w:rPr>
           <w:lang w:val="en-GB"/>
         </w:rPr>
@@ -3299,7 +3368,7 @@
         </w:rPr>
         <w:t xml:space="preserve"> </w:t>
       </w:r>
-      <w:commentRangeStart w:id="3"/>
+      <w:commentRangeStart w:id="2"/>
       <w:r>
         <w:fldChar w:fldCharType="begin"/>
       </w:r>
@@ -3330,28 +3399,28 @@
         </w:rPr>
         <w:t>.</w:t>
       </w:r>
-      <w:commentRangeEnd w:id="3"/>
-      <w:r>
-        <w:rPr>
-          <w:rStyle w:val="CommentReference"/>
+      <w:commentRangeEnd w:id="2"/>
+      <w:r>
+        <w:rPr>
+          <w:rStyle w:val="Verwijzingopmerking"/>
           <w:sz w:val="22"/>
           <w:szCs w:val="22"/>
           <w:lang w:val="en-GB"/>
         </w:rPr>
-        <w:commentReference w:id="3"/>
-      </w:r>
-    </w:p>
-    <w:p>
-      <w:pPr>
-        <w:pStyle w:val="NoSpacing"/>
-        <w:rPr>
-          <w:lang w:val="en-GB"/>
-        </w:rPr>
-      </w:pPr>
-    </w:p>
-    <w:p>
-      <w:pPr>
-        <w:pStyle w:val="NoSpacing"/>
+        <w:commentReference w:id="2"/>
+      </w:r>
+    </w:p>
+    <w:p>
+      <w:pPr>
+        <w:pStyle w:val="Geenafstand"/>
+        <w:rPr>
+          <w:lang w:val="en-GB"/>
+        </w:rPr>
+      </w:pPr>
+    </w:p>
+    <w:p>
+      <w:pPr>
+        <w:pStyle w:val="Geenafstand"/>
         <w:rPr>
           <w:b/>
           <w:sz w:val="24"/>
@@ -3369,7 +3438,7 @@
     </w:p>
     <w:p>
       <w:pPr>
-        <w:pStyle w:val="NoSpacing"/>
+        <w:pStyle w:val="Geenafstand"/>
         <w:rPr>
           <w:lang w:val="en-GB"/>
         </w:rPr>
@@ -3407,7 +3476,7 @@
     </w:p>
     <w:p>
       <w:pPr>
-        <w:pStyle w:val="NoSpacing"/>
+        <w:pStyle w:val="Geenafstand"/>
         <w:rPr>
           <w:lang w:val="en-GB"/>
         </w:rPr>
@@ -3452,7 +3521,7 @@
     </w:p>
     <w:p>
       <w:pPr>
-        <w:pStyle w:val="NoSpacing"/>
+        <w:pStyle w:val="Geenafstand"/>
         <w:rPr>
           <w:lang w:val="en-GB"/>
         </w:rPr>
@@ -3495,15 +3564,15 @@
     </w:p>
     <w:p>
       <w:pPr>
-        <w:pStyle w:val="NoSpacing"/>
-        <w:rPr>
-          <w:lang w:val="en-GB"/>
-        </w:rPr>
-      </w:pPr>
-    </w:p>
-    <w:p>
-      <w:pPr>
-        <w:pStyle w:val="NoSpacing"/>
+        <w:pStyle w:val="Geenafstand"/>
+        <w:rPr>
+          <w:lang w:val="en-GB"/>
+        </w:rPr>
+      </w:pPr>
+    </w:p>
+    <w:p>
+      <w:pPr>
+        <w:pStyle w:val="Geenafstand"/>
         <w:rPr>
           <w:b/>
           <w:sz w:val="24"/>
@@ -3521,7 +3590,7 @@
     </w:p>
     <w:p>
       <w:pPr>
-        <w:pStyle w:val="NoSpacing"/>
+        <w:pStyle w:val="Geenafstand"/>
         <w:rPr>
           <w:lang w:val="en-GB"/>
         </w:rPr>
@@ -3550,15 +3619,15 @@
     </w:p>
     <w:p>
       <w:pPr>
-        <w:pStyle w:val="NoSpacing"/>
-        <w:rPr>
-          <w:lang w:val="en-GB"/>
-        </w:rPr>
-      </w:pPr>
-    </w:p>
-    <w:p>
-      <w:pPr>
-        <w:pStyle w:val="NoSpacing"/>
+        <w:pStyle w:val="Geenafstand"/>
+        <w:rPr>
+          <w:lang w:val="en-GB"/>
+        </w:rPr>
+      </w:pPr>
+    </w:p>
+    <w:p>
+      <w:pPr>
+        <w:pStyle w:val="Geenafstand"/>
         <w:rPr>
           <w:b/>
           <w:bCs/>
@@ -3576,7 +3645,7 @@
     </w:p>
     <w:p>
       <w:pPr>
-        <w:pStyle w:val="NoSpacing"/>
+        <w:pStyle w:val="Geenafstand"/>
         <w:rPr>
           <w:lang w:val="en-GB"/>
         </w:rPr>
@@ -3591,7 +3660,7 @@
     </w:p>
     <w:p>
       <w:pPr>
-        <w:pStyle w:val="NoSpacing"/>
+        <w:pStyle w:val="Geenafstand"/>
         <w:rPr>
           <w:lang w:val="en-US"/>
         </w:rPr>
@@ -3627,7 +3696,7 @@
     </w:p>
     <w:p>
       <w:pPr>
-        <w:pStyle w:val="NoSpacing"/>
+        <w:pStyle w:val="Geenafstand"/>
         <w:rPr>
           <w:lang w:val="en-US"/>
         </w:rPr>
@@ -3669,7 +3738,7 @@
     </w:p>
     <w:p>
       <w:pPr>
-        <w:pStyle w:val="NoSpacing"/>
+        <w:pStyle w:val="Geenafstand"/>
         <w:rPr>
           <w:lang w:val="en-US"/>
         </w:rPr>
@@ -3707,46 +3776,30 @@
 
 <file path=word/comments.xml><?xml version="1.0" encoding="utf-8"?>
 <w:comments xmlns:wpc="http://schemas.microsoft.com/office/word/2010/wordprocessingCanvas" xmlns:cx="http://schemas.microsoft.com/office/drawing/2014/chartex" xmlns:cx1="http://schemas.microsoft.com/office/drawing/2015/9/8/chartex" xmlns:cx2="http://schemas.microsoft.com/office/drawing/2015/10/21/chartex" xmlns:cx3="http://schemas.microsoft.com/office/drawing/2016/5/9/chartex" xmlns:cx4="http://schemas.microsoft.com/office/drawing/2016/5/10/chartex" xmlns:cx5="http://schemas.microsoft.com/office/drawing/2016/5/11/chartex" xmlns:cx6="http://schemas.microsoft.com/office/drawing/2016/5/12/chartex" xmlns:cx7="http://schemas.microsoft.com/office/drawing/2016/5/13/chartex" xmlns:cx8="http://schemas.microsoft.com/office/drawing/2016/5/14/chartex" xmlns:mc="http://schemas.openxmlformats.org/markup-compatibility/2006" xmlns:aink="http://schemas.microsoft.com/office/drawing/2016/ink" xmlns:am3d="http://schemas.microsoft.com/office/drawing/2017/model3d" xmlns:o="urn:schemas-microsoft-com:office:office" xmlns:oel="http://schemas.microsoft.com/office/2019/extlst" xmlns:r="http://schemas.openxmlformats.org/officeDocument/2006/relationships" xmlns:m="http://schemas.openxmlformats.org/officeDocument/2006/math" xmlns:v="urn:schemas-microsoft-com:vml" xmlns:wp14="http://schemas.microsoft.com/office/word/2010/wordprocessingDrawing" xmlns:wp="http://schemas.openxmlformats.org/drawingml/2006/wordprocessingDrawing" xmlns:w10="urn:schemas-microsoft-com:office:word" xmlns:w="http://schemas.openxmlformats.org/wordprocessingml/2006/main" xmlns:w14="http://schemas.microsoft.com/office/word/2010/wordml" xmlns:w15="http://schemas.microsoft.com/office/word/2012/wordml" xmlns:w16cex="http://schemas.microsoft.com/office/word/2018/wordml/cex" xmlns:w16cid="http://schemas.microsoft.com/office/word/2016/wordml/cid" xmlns:w16="http://schemas.microsoft.com/office/word/2018/wordml" xmlns:w16du="http://schemas.microsoft.com/office/word/2023/wordml/word16du" xmlns:w16sdtdh="http://schemas.microsoft.com/office/word/2020/wordml/sdtdatahash" xmlns:w16sdtfl="http://schemas.microsoft.com/office/word/2024/wordml/sdtformatlock" xmlns:w16se="http://schemas.microsoft.com/office/word/2015/wordml/symex" xmlns:wpg="http://schemas.microsoft.com/office/word/2010/wordprocessingGroup" xmlns:wpi="http://schemas.microsoft.com/office/word/2010/wordprocessingInk" xmlns:wne="http://schemas.microsoft.com/office/word/2006/wordml" xmlns:wps="http://schemas.microsoft.com/office/word/2010/wordprocessingShape" mc:Ignorable="w14 w15 w16se w16cid w16 w16cex w16sdtdh w16sdtfl w16du wp14">
-  <w:comment w:id="0" w:author="Heemskerk, J.P.H. (Joris)" w:date="2026-03-24T10:19:00Z" w:initials="JH">
-    <w:p>
-      <w:pPr>
-        <w:pStyle w:val="CommentText"/>
-      </w:pPr>
-      <w:r>
-        <w:rPr>
-          <w:rStyle w:val="CommentReference"/>
+  <w:comment w:id="1" w:author="Heemskerk, J.P.H. (Joris)" w:date="2026-03-25T15:22:00Z" w:initials="JH">
+    <w:p>
+      <w:pPr>
+        <w:pStyle w:val="Tekstopmerking"/>
+      </w:pPr>
+      <w:r>
+        <w:rPr>
+          <w:rStyle w:val="Verwijzingopmerking"/>
         </w:rPr>
         <w:annotationRef/>
       </w:r>
       <w:r>
-        <w:t>Update in final version</w:t>
+        <w:t>Zet ergens ook even welke objectness threshold we gebruiken</w:t>
       </w:r>
     </w:p>
   </w:comment>
   <w:comment w:id="2" w:author="Heemskerk, J.P.H. (Joris)" w:date="2026-03-25T15:22:00Z" w:initials="JH">
     <w:p>
       <w:pPr>
-        <w:pStyle w:val="CommentText"/>
-      </w:pPr>
-      <w:r>
-        <w:rPr>
-          <w:rStyle w:val="CommentReference"/>
-        </w:rPr>
-        <w:annotationRef/>
-      </w:r>
-      <w:r>
-        <w:t>Zet ergens ook even welke objectness threshold we gebruiken</w:t>
-      </w:r>
-    </w:p>
-  </w:comment>
-  <w:comment w:id="3" w:author="Heemskerk, J.P.H. (Joris)" w:date="2026-03-25T15:22:00Z" w:initials="JH">
-    <w:p>
-      <w:pPr>
-        <w:pStyle w:val="CommentText"/>
-      </w:pPr>
-      <w:r>
-        <w:rPr>
-          <w:rStyle w:val="CommentReference"/>
+        <w:pStyle w:val="Tekstopmerking"/>
+      </w:pPr>
+      <w:r>
+        <w:rPr>
+          <w:rStyle w:val="Verwijzingopmerking"/>
         </w:rPr>
         <w:annotationRef/>
       </w:r>
@@ -3760,7 +3813,6 @@
 
 <file path=word/commentsExtended.xml><?xml version="1.0" encoding="utf-8"?>
 <w15:commentsEx xmlns:wpc="http://schemas.microsoft.com/office/word/2010/wordprocessingCanvas" xmlns:cx="http://schemas.microsoft.com/office/drawing/2014/chartex" xmlns:cx1="http://schemas.microsoft.com/office/drawing/2015/9/8/chartex" xmlns:cx2="http://schemas.microsoft.com/office/drawing/2015/10/21/chartex" xmlns:cx3="http://schemas.microsoft.com/office/drawing/2016/5/9/chartex" xmlns:cx4="http://schemas.microsoft.com/office/drawing/2016/5/10/chartex" xmlns:cx5="http://schemas.microsoft.com/office/drawing/2016/5/11/chartex" xmlns:cx6="http://schemas.microsoft.com/office/drawing/2016/5/12/chartex" xmlns:cx7="http://schemas.microsoft.com/office/drawing/2016/5/13/chartex" xmlns:cx8="http://schemas.microsoft.com/office/drawing/2016/5/14/chartex" xmlns:mc="http://schemas.openxmlformats.org/markup-compatibility/2006" xmlns:aink="http://schemas.microsoft.com/office/drawing/2016/ink" xmlns:am3d="http://schemas.microsoft.com/office/drawing/2017/model3d" xmlns:o="urn:schemas-microsoft-com:office:office" xmlns:oel="http://schemas.microsoft.com/office/2019/extlst" xmlns:r="http://schemas.openxmlformats.org/officeDocument/2006/relationships" xmlns:m="http://schemas.openxmlformats.org/officeDocument/2006/math" xmlns:v="urn:schemas-microsoft-com:vml" xmlns:wp14="http://schemas.microsoft.com/office/word/2010/wordprocessingDrawing" xmlns:wp="http://schemas.openxmlformats.org/drawingml/2006/wordprocessingDrawing" xmlns:w10="urn:schemas-microsoft-com:office:word" xmlns:w="http://schemas.openxmlformats.org/wordprocessingml/2006/main" xmlns:w14="http://schemas.microsoft.com/office/word/2010/wordml" xmlns:w15="http://schemas.microsoft.com/office/word/2012/wordml" xmlns:w16cex="http://schemas.microsoft.com/office/word/2018/wordml/cex" xmlns:w16cid="http://schemas.microsoft.com/office/word/2016/wordml/cid" xmlns:w16="http://schemas.microsoft.com/office/word/2018/wordml" xmlns:w16du="http://schemas.microsoft.com/office/word/2023/wordml/word16du" xmlns:w16sdtdh="http://schemas.microsoft.com/office/word/2020/wordml/sdtdatahash" xmlns:w16sdtfl="http://schemas.microsoft.com/office/word/2024/wordml/sdtformatlock" xmlns:w16se="http://schemas.microsoft.com/office/word/2015/wordml/symex" xmlns:wpg="http://schemas.microsoft.com/office/word/2010/wordprocessingGroup" xmlns:wpi="http://schemas.microsoft.com/office/word/2010/wordprocessingInk" xmlns:wne="http://schemas.microsoft.com/office/word/2006/wordml" xmlns:wps="http://schemas.microsoft.com/office/word/2010/wordprocessingShape" mc:Ignorable="w14 w15 w16se w16cid w16 w16cex w16sdtdh w16sdtfl w16du wp14">
-  <w15:commentEx w15:paraId="2ABB0458" w15:done="0"/>
   <w15:commentEx w15:paraId="57EE860C" w15:done="0"/>
   <w15:commentEx w15:paraId="22F68D96" w15:done="0"/>
 </w15:commentsEx>
@@ -3768,7 +3820,6 @@
 
 <file path=word/commentsExtensible.xml><?xml version="1.0" encoding="utf-8"?>
 <w16cex:commentsExtensible xmlns:wpc="http://schemas.microsoft.com/office/word/2010/wordprocessingCanvas" xmlns:cx="http://schemas.microsoft.com/office/drawing/2014/chartex" xmlns:cx1="http://schemas.microsoft.com/office/drawing/2015/9/8/chartex" xmlns:cx2="http://schemas.microsoft.com/office/drawing/2015/10/21/chartex" xmlns:cx3="http://schemas.microsoft.com/office/drawing/2016/5/9/chartex" xmlns:cx4="http://schemas.microsoft.com/office/drawing/2016/5/10/chartex" xmlns:cx5="http://schemas.microsoft.com/office/drawing/2016/5/11/chartex" xmlns:cx6="http://schemas.microsoft.com/office/drawing/2016/5/12/chartex" xmlns:cx7="http://schemas.microsoft.com/office/drawing/2016/5/13/chartex" xmlns:cx8="http://schemas.microsoft.com/office/drawing/2016/5/14/chartex" xmlns:cr="http://schemas.microsoft.com/office/comments/2020/reactions" xmlns:mc="http://schemas.openxmlformats.org/markup-compatibility/2006" xmlns:aink="http://schemas.microsoft.com/office/drawing/2016/ink" xmlns:am3d="http://schemas.microsoft.com/office/drawing/2017/model3d" xmlns:o="urn:schemas-microsoft-com:office:office" xmlns:oel="http://schemas.microsoft.com/office/2019/extlst" xmlns:r="http://schemas.openxmlformats.org/officeDocument/2006/relationships" xmlns:m="http://schemas.openxmlformats.org/officeDocument/2006/math" xmlns:v="urn:schemas-microsoft-com:vml" xmlns:wp14="http://schemas.microsoft.com/office/word/2010/wordprocessingDrawing" xmlns:wp="http://schemas.openxmlformats.org/drawingml/2006/wordprocessingDrawing" xmlns:w10="urn:schemas-microsoft-com:office:word" xmlns:w="http://schemas.openxmlformats.org/wordprocessingml/2006/main" xmlns:w14="http://schemas.microsoft.com/office/word/2010/wordml" xmlns:w15="http://schemas.microsoft.com/office/word/2012/wordml" xmlns:w16cex="http://schemas.microsoft.com/office/word/2018/wordml/cex" xmlns:w16cid="http://schemas.microsoft.com/office/word/2016/wordml/cid" xmlns:w16="http://schemas.microsoft.com/office/word/2018/wordml" xmlns:w16du="http://schemas.microsoft.com/office/word/2023/wordml/word16du" xmlns:w16sdtdh="http://schemas.microsoft.com/office/word/2020/wordml/sdtdatahash" xmlns:w16sdtfl="http://schemas.microsoft.com/office/word/2024/wordml/sdtformatlock" xmlns:w16se="http://schemas.microsoft.com/office/word/2015/wordml/symex" xmlns:wpg="http://schemas.microsoft.com/office/word/2010/wordprocessingGroup" xmlns:wpi="http://schemas.microsoft.com/office/word/2010/wordprocessingInk" xmlns:wne="http://schemas.microsoft.com/office/word/2006/wordml" xmlns:wps="http://schemas.microsoft.com/office/word/2010/wordprocessingShape" mc:Ignorable="w14 w15 w16se w16cid w16 w16cex w16sdtdh w16sdtfl cr w16du wp14">
-  <w16cex:commentExtensible w16cex:durableId="2EB91F58" w16cex:dateUtc="2026-03-24T09:19:00Z"/>
   <w16cex:commentExtensible w16cex:durableId="0780D052" w16cex:dateUtc="2026-03-25T14:22:00Z"/>
   <w16cex:commentExtensible w16cex:durableId="307FC1D6" w16cex:dateUtc="2026-03-25T14:22:00Z"/>
 </w16cex:commentsExtensible>
@@ -3776,7 +3827,6 @@
 
 <file path=word/commentsIds.xml><?xml version="1.0" encoding="utf-8"?>
 <w16cid:commentsIds xmlns:wpc="http://schemas.microsoft.com/office/word/2010/wordprocessingCanvas" xmlns:cx="http://schemas.microsoft.com/office/drawing/2014/chartex" xmlns:cx1="http://schemas.microsoft.com/office/drawing/2015/9/8/chartex" xmlns:cx2="http://schemas.microsoft.com/office/drawing/2015/10/21/chartex" xmlns:cx3="http://schemas.microsoft.com/office/drawing/2016/5/9/chartex" xmlns:cx4="http://schemas.microsoft.com/office/drawing/2016/5/10/chartex" xmlns:cx5="http://schemas.microsoft.com/office/drawing/2016/5/11/chartex" xmlns:cx6="http://schemas.microsoft.com/office/drawing/2016/5/12/chartex" xmlns:cx7="http://schemas.microsoft.com/office/drawing/2016/5/13/chartex" xmlns:cx8="http://schemas.microsoft.com/office/drawing/2016/5/14/chartex" xmlns:mc="http://schemas.openxmlformats.org/markup-compatibility/2006" xmlns:aink="http://schemas.microsoft.com/office/drawing/2016/ink" xmlns:am3d="http://schemas.microsoft.com/office/drawing/2017/model3d" xmlns:o="urn:schemas-microsoft-com:office:office" xmlns:oel="http://schemas.microsoft.com/office/2019/extlst" xmlns:r="http://schemas.openxmlformats.org/officeDocument/2006/relationships" xmlns:m="http://schemas.openxmlformats.org/officeDocument/2006/math" xmlns:v="urn:schemas-microsoft-com:vml" xmlns:wp14="http://schemas.microsoft.com/office/word/2010/wordprocessingDrawing" xmlns:wp="http://schemas.openxmlformats.org/drawingml/2006/wordprocessingDrawing" xmlns:w10="urn:schemas-microsoft-com:office:word" xmlns:w="http://schemas.openxmlformats.org/wordprocessingml/2006/main" xmlns:w14="http://schemas.microsoft.com/office/word/2010/wordml" xmlns:w15="http://schemas.microsoft.com/office/word/2012/wordml" xmlns:w16cex="http://schemas.microsoft.com/office/word/2018/wordml/cex" xmlns:w16cid="http://schemas.microsoft.com/office/word/2016/wordml/cid" xmlns:w16="http://schemas.microsoft.com/office/word/2018/wordml" xmlns:w16du="http://schemas.microsoft.com/office/word/2023/wordml/word16du" xmlns:w16sdtdh="http://schemas.microsoft.com/office/word/2020/wordml/sdtdatahash" xmlns:w16sdtfl="http://schemas.microsoft.com/office/word/2024/wordml/sdtformatlock" xmlns:w16se="http://schemas.microsoft.com/office/word/2015/wordml/symex" xmlns:wpg="http://schemas.microsoft.com/office/word/2010/wordprocessingGroup" xmlns:wpi="http://schemas.microsoft.com/office/word/2010/wordprocessingInk" xmlns:wne="http://schemas.microsoft.com/office/word/2006/wordml" xmlns:wps="http://schemas.microsoft.com/office/word/2010/wordprocessingShape" mc:Ignorable="w14 w15 w16se w16cid w16 w16cex w16sdtdh w16sdtfl w16du wp14">
-  <w16cid:commentId w16cid:paraId="2ABB0458" w16cid:durableId="2EB91F58"/>
   <w16cid:commentId w16cid:paraId="57EE860C" w16cid:durableId="0780D052"/>
   <w16cid:commentId w16cid:paraId="22F68D96" w16cid:durableId="307FC1D6"/>
 </w16cid:commentsIds>
@@ -4185,17 +4235,17 @@
     <w:lsdException w:name="Unresolved Mention" w:semiHidden="1" w:unhideWhenUsed="1"/>
     <w:lsdException w:name="Smart Link" w:semiHidden="1" w:unhideWhenUsed="1"/>
   </w:latentStyles>
-  <w:style w:type="paragraph" w:default="1" w:styleId="Normal">
+  <w:style w:type="paragraph" w:default="1" w:styleId="Standaard">
     <w:name w:val="Normal"/>
     <w:qFormat/>
   </w:style>
-  <w:style w:type="character" w:default="1" w:styleId="DefaultParagraphFont">
+  <w:style w:type="character" w:default="1" w:styleId="Standaardalinea-lettertype">
     <w:name w:val="Default Paragraph Font"/>
     <w:uiPriority w:val="1"/>
     <w:semiHidden/>
     <w:unhideWhenUsed/>
   </w:style>
-  <w:style w:type="table" w:default="1" w:styleId="TableNormal">
+  <w:style w:type="table" w:default="1" w:styleId="Standaardtabel">
     <w:name w:val="Normal Table"/>
     <w:uiPriority w:val="99"/>
     <w:semiHidden/>
@@ -4210,13 +4260,13 @@
       </w:tblCellMar>
     </w:tblPr>
   </w:style>
-  <w:style w:type="numbering" w:default="1" w:styleId="NoList">
+  <w:style w:type="numbering" w:default="1" w:styleId="Geenlijst">
     <w:name w:val="No List"/>
     <w:uiPriority w:val="99"/>
     <w:semiHidden/>
     <w:unhideWhenUsed/>
   </w:style>
-  <w:style w:type="paragraph" w:styleId="NoSpacing">
+  <w:style w:type="paragraph" w:styleId="Geenafstand">
     <w:name w:val="No Spacing"/>
     <w:uiPriority w:val="1"/>
     <w:qFormat/>
@@ -4225,9 +4275,9 @@
       <w:spacing w:after="0" w:line="240" w:lineRule="auto"/>
     </w:pPr>
   </w:style>
-  <w:style w:type="table" w:styleId="TableGrid">
+  <w:style w:type="table" w:styleId="Tabelraster">
     <w:name w:val="Table Grid"/>
-    <w:basedOn w:val="TableNormal"/>
+    <w:basedOn w:val="Standaardtabel"/>
     <w:uiPriority w:val="39"/>
     <w:rsid w:val="00E06445"/>
     <w:pPr>
@@ -4244,9 +4294,9 @@
       </w:tblBorders>
     </w:tblPr>
   </w:style>
-  <w:style w:type="character" w:styleId="SubtleEmphasis">
+  <w:style w:type="character" w:styleId="Subtielebenadrukking">
     <w:name w:val="Subtle Emphasis"/>
-    <w:basedOn w:val="DefaultParagraphFont"/>
+    <w:basedOn w:val="Standaardalinea-lettertype"/>
     <w:uiPriority w:val="19"/>
     <w:qFormat/>
     <w:rsid w:val="00C87BC2"/>
@@ -4256,9 +4306,9 @@
       <w:color w:val="404040" w:themeColor="text1" w:themeTint="BF"/>
     </w:rPr>
   </w:style>
-  <w:style w:type="character" w:styleId="PlaceholderText">
+  <w:style w:type="character" w:styleId="Tekstvantijdelijkeaanduiding">
     <w:name w:val="Placeholder Text"/>
-    <w:basedOn w:val="DefaultParagraphFont"/>
+    <w:basedOn w:val="Standaardalinea-lettertype"/>
     <w:uiPriority w:val="99"/>
     <w:semiHidden/>
     <w:rsid w:val="00DA6236"/>
@@ -4268,7 +4318,7 @@
   </w:style>
   <w:style w:type="character" w:styleId="Hyperlink">
     <w:name w:val="Hyperlink"/>
-    <w:basedOn w:val="DefaultParagraphFont"/>
+    <w:basedOn w:val="Standaardalinea-lettertype"/>
     <w:uiPriority w:val="99"/>
     <w:unhideWhenUsed/>
     <w:rsid w:val="00DD7669"/>
@@ -4277,9 +4327,9 @@
       <w:u w:val="single"/>
     </w:rPr>
   </w:style>
-  <w:style w:type="character" w:styleId="UnresolvedMention">
+  <w:style w:type="character" w:styleId="Onopgelostemelding">
     <w:name w:val="Unresolved Mention"/>
-    <w:basedOn w:val="DefaultParagraphFont"/>
+    <w:basedOn w:val="Standaardalinea-lettertype"/>
     <w:uiPriority w:val="99"/>
     <w:semiHidden/>
     <w:unhideWhenUsed/>
@@ -4289,9 +4339,9 @@
       <w:shd w:val="clear" w:color="auto" w:fill="E1DFDD"/>
     </w:rPr>
   </w:style>
-  <w:style w:type="character" w:styleId="FollowedHyperlink">
+  <w:style w:type="character" w:styleId="GevolgdeHyperlink">
     <w:name w:val="FollowedHyperlink"/>
-    <w:basedOn w:val="DefaultParagraphFont"/>
+    <w:basedOn w:val="Standaardalinea-lettertype"/>
     <w:uiPriority w:val="99"/>
     <w:semiHidden/>
     <w:unhideWhenUsed/>
@@ -4301,9 +4351,9 @@
       <w:u w:val="single"/>
     </w:rPr>
   </w:style>
-  <w:style w:type="character" w:styleId="CommentReference">
+  <w:style w:type="character" w:styleId="Verwijzingopmerking">
     <w:name w:val="annotation reference"/>
-    <w:basedOn w:val="DefaultParagraphFont"/>
+    <w:basedOn w:val="Standaardalinea-lettertype"/>
     <w:uiPriority w:val="99"/>
     <w:semiHidden/>
     <w:unhideWhenUsed/>
@@ -4313,10 +4363,10 @@
       <w:szCs w:val="16"/>
     </w:rPr>
   </w:style>
-  <w:style w:type="paragraph" w:styleId="CommentText">
+  <w:style w:type="paragraph" w:styleId="Tekstopmerking">
     <w:name w:val="annotation text"/>
-    <w:basedOn w:val="Normal"/>
-    <w:link w:val="CommentTextChar"/>
+    <w:basedOn w:val="Standaard"/>
+    <w:link w:val="TekstopmerkingChar"/>
     <w:uiPriority w:val="99"/>
     <w:unhideWhenUsed/>
     <w:rsid w:val="00160822"/>
@@ -4328,10 +4378,10 @@
       <w:szCs w:val="20"/>
     </w:rPr>
   </w:style>
-  <w:style w:type="character" w:customStyle="1" w:styleId="CommentTextChar">
-    <w:name w:val="Comment Text Char"/>
-    <w:basedOn w:val="DefaultParagraphFont"/>
-    <w:link w:val="CommentText"/>
+  <w:style w:type="character" w:customStyle="1" w:styleId="TekstopmerkingChar">
+    <w:name w:val="Tekst opmerking Char"/>
+    <w:basedOn w:val="Standaardalinea-lettertype"/>
+    <w:link w:val="Tekstopmerking"/>
     <w:uiPriority w:val="99"/>
     <w:rsid w:val="00160822"/>
     <w:rPr>
@@ -4339,11 +4389,11 @@
       <w:szCs w:val="20"/>
     </w:rPr>
   </w:style>
-  <w:style w:type="paragraph" w:styleId="CommentSubject">
+  <w:style w:type="paragraph" w:styleId="Onderwerpvanopmerking">
     <w:name w:val="annotation subject"/>
-    <w:basedOn w:val="CommentText"/>
-    <w:next w:val="CommentText"/>
-    <w:link w:val="CommentSubjectChar"/>
+    <w:basedOn w:val="Tekstopmerking"/>
+    <w:next w:val="Tekstopmerking"/>
+    <w:link w:val="OnderwerpvanopmerkingChar"/>
     <w:uiPriority w:val="99"/>
     <w:semiHidden/>
     <w:unhideWhenUsed/>
@@ -4353,10 +4403,10 @@
       <w:bCs/>
     </w:rPr>
   </w:style>
-  <w:style w:type="character" w:customStyle="1" w:styleId="CommentSubjectChar">
-    <w:name w:val="Comment Subject Char"/>
-    <w:basedOn w:val="CommentTextChar"/>
-    <w:link w:val="CommentSubject"/>
+  <w:style w:type="character" w:customStyle="1" w:styleId="OnderwerpvanopmerkingChar">
+    <w:name w:val="Onderwerp van opmerking Char"/>
+    <w:basedOn w:val="TekstopmerkingChar"/>
+    <w:link w:val="Onderwerpvanopmerking"/>
     <w:uiPriority w:val="99"/>
     <w:semiHidden/>
     <w:rsid w:val="00160822"/>
@@ -4367,10 +4417,10 @@
       <w:szCs w:val="20"/>
     </w:rPr>
   </w:style>
-  <w:style w:type="paragraph" w:styleId="Caption">
+  <w:style w:type="paragraph" w:styleId="Bijschrift">
     <w:name w:val="caption"/>
-    <w:basedOn w:val="Normal"/>
-    <w:next w:val="Normal"/>
+    <w:basedOn w:val="Standaard"/>
+    <w:next w:val="Standaard"/>
     <w:uiPriority w:val="35"/>
     <w:unhideWhenUsed/>
     <w:qFormat/>

--- a/assignment_4/infomcv_assignment_4_report.docx
+++ b/assignment_4/infomcv_assignment_4_report.docx
@@ -4,7 +4,7 @@
   <w:body>
     <w:p>
       <w:pPr>
-        <w:pStyle w:val="Geenafstand"/>
+        <w:pStyle w:val="NoSpacing"/>
         <w:jc w:val="center"/>
         <w:rPr>
           <w:b/>
@@ -16,71 +16,87 @@
           <w:b/>
           <w:sz w:val="28"/>
         </w:rPr>
-        <w:t xml:space="preserve">INFOMCV Assignment </w:t>
-      </w:r>
+        <w:t xml:space="preserve">INFOMCV </w:t>
+      </w:r>
+      <w:proofErr w:type="spellStart"/>
       <w:r>
         <w:rPr>
           <w:b/>
           <w:sz w:val="28"/>
         </w:rPr>
-        <w:t>4</w:t>
-      </w:r>
-    </w:p>
-    <w:p>
-      <w:pPr>
-        <w:pStyle w:val="Geenafstand"/>
-        <w:jc w:val="center"/>
+        <w:t>Assignment</w:t>
+      </w:r>
+      <w:proofErr w:type="spellEnd"/>
+      <w:r>
         <w:rPr>
           <w:b/>
           <w:sz w:val="28"/>
         </w:rPr>
-      </w:pPr>
+        <w:t xml:space="preserve"> </w:t>
+      </w:r>
       <w:r>
         <w:rPr>
           <w:b/>
           <w:sz w:val="28"/>
         </w:rPr>
-        <w:t>Bas de Blok &amp; Joris Heemskerk</w:t>
-      </w:r>
-      <w:r>
+        <w:t>4</w:t>
+      </w:r>
+    </w:p>
+    <w:p>
+      <w:pPr>
+        <w:pStyle w:val="NoSpacing"/>
+        <w:jc w:val="center"/>
         <w:rPr>
           <w:b/>
           <w:sz w:val="28"/>
         </w:rPr>
-        <w:t xml:space="preserve"> (Group </w:t>
-      </w:r>
+      </w:pPr>
       <w:r>
         <w:rPr>
           <w:b/>
           <w:sz w:val="28"/>
         </w:rPr>
-        <w:t>69</w:t>
+        <w:t>Bas de Blok &amp; Joris Heemskerk</w:t>
       </w:r>
       <w:r>
         <w:rPr>
           <w:b/>
           <w:sz w:val="28"/>
         </w:rPr>
-        <w:t>)</w:t>
-      </w:r>
-    </w:p>
-    <w:p>
-      <w:pPr>
-        <w:pStyle w:val="Geenafstand"/>
+        <w:t xml:space="preserve"> (Group </w:t>
+      </w:r>
+      <w:r>
         <w:rPr>
           <w:b/>
           <w:sz w:val="28"/>
         </w:rPr>
-      </w:pPr>
-    </w:p>
-    <w:p>
-      <w:pPr>
-        <w:pStyle w:val="Geenafstand"/>
-      </w:pPr>
-    </w:p>
-    <w:p>
-      <w:pPr>
-        <w:pStyle w:val="Geenafstand"/>
+        <w:t>69</w:t>
+      </w:r>
+      <w:r>
+        <w:rPr>
+          <w:b/>
+          <w:sz w:val="28"/>
+        </w:rPr>
+        <w:t>)</w:t>
+      </w:r>
+    </w:p>
+    <w:p>
+      <w:pPr>
+        <w:pStyle w:val="NoSpacing"/>
+        <w:rPr>
+          <w:b/>
+          <w:sz w:val="28"/>
+        </w:rPr>
+      </w:pPr>
+    </w:p>
+    <w:p>
+      <w:pPr>
+        <w:pStyle w:val="NoSpacing"/>
+      </w:pPr>
+    </w:p>
+    <w:p>
+      <w:pPr>
+        <w:pStyle w:val="NoSpacing"/>
         <w:rPr>
           <w:b/>
           <w:sz w:val="24"/>
@@ -106,7 +122,7 @@
     </w:p>
     <w:p>
       <w:pPr>
-        <w:pStyle w:val="Geenafstand"/>
+        <w:pStyle w:val="NoSpacing"/>
         <w:rPr>
           <w:lang w:val="en-GB"/>
         </w:rPr>
@@ -123,13 +139,29 @@
           <w:highlight w:val="yellow"/>
           <w:lang w:val="en-GB"/>
         </w:rPr>
-        <w:t xml:space="preserve">Include a model.summary() overview. </w:t>
-      </w:r>
+        <w:t xml:space="preserve">Include a </w:t>
+      </w:r>
+      <w:proofErr w:type="spellStart"/>
       <w:r>
         <w:rPr>
           <w:highlight w:val="yellow"/>
           <w:lang w:val="en-GB"/>
         </w:rPr>
+        <w:t>model.summary</w:t>
+      </w:r>
+      <w:proofErr w:type="spellEnd"/>
+      <w:r>
+        <w:rPr>
+          <w:highlight w:val="yellow"/>
+          <w:lang w:val="en-GB"/>
+        </w:rPr>
+        <w:t xml:space="preserve">() overview. </w:t>
+      </w:r>
+      <w:r>
+        <w:rPr>
+          <w:highlight w:val="yellow"/>
+          <w:lang w:val="en-GB"/>
+        </w:rPr>
         <w:t xml:space="preserve">Motivate your choices for activation functions, pooling type and any other architectural aspects. </w:t>
       </w:r>
       <w:r>
@@ -149,7 +181,7 @@
     </w:p>
     <w:p>
       <w:pPr>
-        <w:pStyle w:val="Geenafstand"/>
+        <w:pStyle w:val="NoSpacing"/>
         <w:rPr>
           <w:lang w:val="en-GB"/>
         </w:rPr>
@@ -164,78 +196,124 @@
         <w:rPr>
           <w:lang w:val="en-GB"/>
         </w:rPr>
-        <w:t xml:space="preserve">, </w:t>
-      </w:r>
-      <w:r>
-        <w:rPr>
-          <w:color w:val="EE0000"/>
-          <w:lang w:val="en-GB"/>
-        </w:rPr>
-        <w:t>as this is</w:t>
-      </w:r>
-      <w:r>
-        <w:rPr>
-          <w:color w:val="EE0000"/>
-          <w:lang w:val="en-GB"/>
-        </w:rPr>
-        <w:t xml:space="preserve"> standard within the field</w:t>
-      </w:r>
-      <w:r>
-        <w:rPr>
-          <w:lang w:val="en-GB"/>
-        </w:rPr>
-        <w:t>. We also chose to add a ReLU activation function after each batch normalisation</w:t>
-      </w:r>
-      <w:r>
-        <w:rPr>
-          <w:lang w:val="en-GB"/>
-        </w:rPr>
-        <w:t xml:space="preserve">, </w:t>
-      </w:r>
-      <w:r>
-        <w:rPr>
-          <w:lang w:val="en-GB"/>
-        </w:rPr>
-        <w:t xml:space="preserve">as research has shown ReLU to be almost just as effective as Sigmoid or Tanh, while it is significantly faster, computationally. We did keep the last activation Sigmoid, as described in the assignment. Lastly, regarding the dropout layer, we chose to apply dropout in </w:t>
-      </w:r>
-      <w:r>
-        <w:rPr>
-          <w:lang w:val="en-GB"/>
-        </w:rPr>
-        <w:t>5</w:t>
-      </w:r>
-      <w:r>
-        <w:rPr>
-          <w:lang w:val="en-GB"/>
-        </w:rPr>
-        <w:t>0% of connections</w:t>
-      </w:r>
-      <w:r>
-        <w:rPr>
-          <w:lang w:val="en-GB"/>
-        </w:rPr>
-        <w:t xml:space="preserve"> on the </w:t>
-      </w:r>
-      <w:r>
-        <w:rPr>
-          <w:lang w:val="en-GB"/>
-        </w:rPr>
-        <w:t>first fully connected layer, as this yielded the least overfitting in our experimentation.</w:t>
-      </w:r>
-    </w:p>
-    <w:p>
-      <w:pPr>
-        <w:pStyle w:val="Geenafstand"/>
-        <w:rPr>
-          <w:rStyle w:val="Subtielebenadrukking"/>
-          <w:sz w:val="18"/>
-          <w:szCs w:val="18"/>
-          <w:lang w:val="en-GB"/>
-        </w:rPr>
-      </w:pPr>
-      <w:r>
-        <w:rPr>
-          <w:rStyle w:val="Subtielebenadrukking"/>
+        <w:t xml:space="preserve"> instead of the average pooling shown by YOLOv1, as experimentation showed slightly lower performance when average pooling</w:t>
+      </w:r>
+      <w:r>
+        <w:rPr>
+          <w:lang w:val="en-GB"/>
+        </w:rPr>
+        <w:t xml:space="preserve">. We also chose to add a </w:t>
+      </w:r>
+      <w:r>
+        <w:rPr>
+          <w:lang w:val="en-GB"/>
+        </w:rPr>
+        <w:t xml:space="preserve">leaky </w:t>
+      </w:r>
+      <w:proofErr w:type="spellStart"/>
+      <w:r>
+        <w:rPr>
+          <w:lang w:val="en-GB"/>
+        </w:rPr>
+        <w:t>ReLU</w:t>
+      </w:r>
+      <w:proofErr w:type="spellEnd"/>
+      <w:r>
+        <w:rPr>
+          <w:lang w:val="en-GB"/>
+        </w:rPr>
+        <w:t xml:space="preserve"> activation function after each batch normalisation, as</w:t>
+      </w:r>
+      <w:r>
+        <w:rPr>
+          <w:lang w:val="en-GB"/>
+        </w:rPr>
+        <w:t xml:space="preserve"> was done by YOLOv1 too. Additionally,</w:t>
+      </w:r>
+      <w:r>
+        <w:rPr>
+          <w:lang w:val="en-GB"/>
+        </w:rPr>
+        <w:t xml:space="preserve"> research has shown </w:t>
+      </w:r>
+      <w:r>
+        <w:rPr>
+          <w:lang w:val="en-GB"/>
+        </w:rPr>
+        <w:t xml:space="preserve">(leaky) </w:t>
+      </w:r>
+      <w:proofErr w:type="spellStart"/>
+      <w:r>
+        <w:rPr>
+          <w:lang w:val="en-GB"/>
+        </w:rPr>
+        <w:t>ReLU</w:t>
+      </w:r>
+      <w:proofErr w:type="spellEnd"/>
+      <w:r>
+        <w:rPr>
+          <w:lang w:val="en-GB"/>
+        </w:rPr>
+        <w:t xml:space="preserve"> to be almost just as effective as Sigmoid or Tanh, while it is</w:t>
+      </w:r>
+      <w:r>
+        <w:rPr>
+          <w:lang w:val="en-GB"/>
+        </w:rPr>
+        <w:t xml:space="preserve"> </w:t>
+      </w:r>
+      <w:r>
+        <w:rPr>
+          <w:lang w:val="en-GB"/>
+        </w:rPr>
+        <w:t>computationally significantly faste</w:t>
+      </w:r>
+      <w:r>
+        <w:rPr>
+          <w:lang w:val="en-GB"/>
+        </w:rPr>
+        <w:t>r</w:t>
+      </w:r>
+      <w:r>
+        <w:rPr>
+          <w:lang w:val="en-GB"/>
+        </w:rPr>
+        <w:t xml:space="preserve">. We did keep the last activation Sigmoid, as described in the assignment. Lastly, regarding the dropout layer, we chose to apply dropout in 50% of connections on the </w:t>
+      </w:r>
+      <w:r>
+        <w:rPr>
+          <w:lang w:val="en-GB"/>
+        </w:rPr>
+        <w:t xml:space="preserve">flatten </w:t>
+      </w:r>
+      <w:r>
+        <w:rPr>
+          <w:lang w:val="en-GB"/>
+        </w:rPr>
+        <w:t>layer, as this yielded the least overfitting in our experimentation.</w:t>
+      </w:r>
+    </w:p>
+    <w:p>
+      <w:pPr>
+        <w:pStyle w:val="NoSpacing"/>
+        <w:rPr>
+          <w:lang w:val="en-GB"/>
+        </w:rPr>
+      </w:pPr>
+    </w:p>
+    <w:p>
+      <w:pPr>
+        <w:pStyle w:val="NoSpacing"/>
+        <w:rPr>
+          <w:rStyle w:val="SubtleEmphasis"/>
+          <w:sz w:val="18"/>
+          <w:szCs w:val="18"/>
+          <w:lang w:val="en-GB"/>
+        </w:rPr>
+      </w:pPr>
+      <w:r>
+        <w:rPr>
+          <w:rStyle w:val="SubtleEmphasis"/>
           <w:sz w:val="18"/>
           <w:szCs w:val="18"/>
           <w:lang w:val="en-GB"/>
@@ -245,17 +323,17 @@
     </w:p>
     <w:p>
       <w:pPr>
-        <w:pStyle w:val="Geenafstand"/>
-        <w:rPr>
-          <w:rStyle w:val="Subtielebenadrukking"/>
-          <w:sz w:val="18"/>
-          <w:szCs w:val="18"/>
-          <w:lang w:val="en-GB"/>
-        </w:rPr>
-      </w:pPr>
-      <w:r>
-        <w:rPr>
-          <w:rStyle w:val="Subtielebenadrukking"/>
+        <w:pStyle w:val="NoSpacing"/>
+        <w:rPr>
+          <w:rStyle w:val="SubtleEmphasis"/>
+          <w:sz w:val="18"/>
+          <w:szCs w:val="18"/>
+          <w:lang w:val="en-GB"/>
+        </w:rPr>
+      </w:pPr>
+      <w:r>
+        <w:rPr>
+          <w:rStyle w:val="SubtleEmphasis"/>
           <w:sz w:val="18"/>
           <w:szCs w:val="18"/>
           <w:lang w:val="en-GB"/>
@@ -265,397 +343,957 @@
     </w:p>
     <w:p>
       <w:pPr>
-        <w:pStyle w:val="Geenafstand"/>
-        <w:rPr>
-          <w:rStyle w:val="Subtielebenadrukking"/>
-          <w:sz w:val="18"/>
-          <w:szCs w:val="18"/>
-          <w:lang w:val="en-GB"/>
-        </w:rPr>
-      </w:pPr>
-      <w:r>
-        <w:rPr>
-          <w:rStyle w:val="Subtielebenadrukking"/>
-          <w:sz w:val="18"/>
-          <w:szCs w:val="18"/>
-          <w:lang w:val="en-GB"/>
-        </w:rPr>
-        <w:t xml:space="preserve">    (0): Conv2d(3, 16, kernel_size=(3, 3), stride=(1, 1), padding=(1, 1))</w:t>
-      </w:r>
-    </w:p>
-    <w:p>
-      <w:pPr>
-        <w:pStyle w:val="Geenafstand"/>
-        <w:rPr>
-          <w:rStyle w:val="Subtielebenadrukking"/>
-          <w:sz w:val="18"/>
-          <w:szCs w:val="18"/>
-          <w:lang w:val="en-GB"/>
-        </w:rPr>
-      </w:pPr>
-      <w:r>
-        <w:rPr>
-          <w:rStyle w:val="Subtielebenadrukking"/>
-          <w:sz w:val="18"/>
-          <w:szCs w:val="18"/>
-          <w:lang w:val="en-GB"/>
-        </w:rPr>
-        <w:t xml:space="preserve">    (1): BatchNorm2d(16, eps=1e-05, momentum=0.1, affine=True, track_running_stats=True)</w:t>
-      </w:r>
-    </w:p>
-    <w:p>
-      <w:pPr>
-        <w:pStyle w:val="Geenafstand"/>
-        <w:rPr>
-          <w:rStyle w:val="Subtielebenadrukking"/>
-          <w:sz w:val="18"/>
-          <w:szCs w:val="18"/>
-          <w:lang w:val="en-GB"/>
-        </w:rPr>
-      </w:pPr>
-      <w:r>
-        <w:rPr>
-          <w:rStyle w:val="Subtielebenadrukking"/>
-          <w:sz w:val="18"/>
-          <w:szCs w:val="18"/>
-          <w:lang w:val="en-GB"/>
-        </w:rPr>
-        <w:t xml:space="preserve">    (2): LeakyReLU(negative_slope=0.1)</w:t>
-      </w:r>
-    </w:p>
-    <w:p>
-      <w:pPr>
-        <w:pStyle w:val="Geenafstand"/>
-        <w:rPr>
-          <w:rStyle w:val="Subtielebenadrukking"/>
-          <w:sz w:val="18"/>
-          <w:szCs w:val="18"/>
-          <w:lang w:val="en-GB"/>
-        </w:rPr>
-      </w:pPr>
-      <w:r>
-        <w:rPr>
-          <w:rStyle w:val="Subtielebenadrukking"/>
-          <w:sz w:val="18"/>
-          <w:szCs w:val="18"/>
-          <w:lang w:val="en-GB"/>
-        </w:rPr>
-        <w:t xml:space="preserve">    (3): MaxPool2d(kernel_size=2, stride=2, padding=0, dilation=1, ceil_mode=False)</w:t>
-      </w:r>
-    </w:p>
-    <w:p>
-      <w:pPr>
-        <w:pStyle w:val="Geenafstand"/>
-        <w:rPr>
-          <w:rStyle w:val="Subtielebenadrukking"/>
-          <w:sz w:val="18"/>
-          <w:szCs w:val="18"/>
-          <w:lang w:val="en-GB"/>
-        </w:rPr>
-      </w:pPr>
-      <w:r>
-        <w:rPr>
-          <w:rStyle w:val="Subtielebenadrukking"/>
-          <w:sz w:val="18"/>
-          <w:szCs w:val="18"/>
-          <w:lang w:val="en-GB"/>
-        </w:rPr>
-        <w:t xml:space="preserve">    (4): Conv2d(16, 32, kernel_size=(3, 3), stride=(1, 1), padding=(1, 1))</w:t>
-      </w:r>
-    </w:p>
-    <w:p>
-      <w:pPr>
-        <w:pStyle w:val="Geenafstand"/>
-        <w:rPr>
-          <w:rStyle w:val="Subtielebenadrukking"/>
-          <w:sz w:val="18"/>
-          <w:szCs w:val="18"/>
-          <w:lang w:val="en-GB"/>
-        </w:rPr>
-      </w:pPr>
-      <w:r>
-        <w:rPr>
-          <w:rStyle w:val="Subtielebenadrukking"/>
-          <w:sz w:val="18"/>
-          <w:szCs w:val="18"/>
-          <w:lang w:val="en-GB"/>
-        </w:rPr>
-        <w:t xml:space="preserve">    (5): BatchNorm2d(32, eps=1e-05, momentum=0.1, affine=True, track_running_stats=True)</w:t>
-      </w:r>
-    </w:p>
-    <w:p>
-      <w:pPr>
-        <w:pStyle w:val="Geenafstand"/>
-        <w:rPr>
-          <w:rStyle w:val="Subtielebenadrukking"/>
-          <w:sz w:val="18"/>
-          <w:szCs w:val="18"/>
-          <w:lang w:val="en-GB"/>
-        </w:rPr>
-      </w:pPr>
-      <w:r>
-        <w:rPr>
-          <w:rStyle w:val="Subtielebenadrukking"/>
-          <w:sz w:val="18"/>
-          <w:szCs w:val="18"/>
-          <w:lang w:val="en-GB"/>
-        </w:rPr>
-        <w:t xml:space="preserve">    (6): LeakyReLU(negative_slope=0.1)</w:t>
-      </w:r>
-    </w:p>
-    <w:p>
-      <w:pPr>
-        <w:pStyle w:val="Geenafstand"/>
-        <w:rPr>
-          <w:rStyle w:val="Subtielebenadrukking"/>
-          <w:sz w:val="18"/>
-          <w:szCs w:val="18"/>
-          <w:lang w:val="en-GB"/>
-        </w:rPr>
-      </w:pPr>
-      <w:r>
-        <w:rPr>
-          <w:rStyle w:val="Subtielebenadrukking"/>
-          <w:sz w:val="18"/>
-          <w:szCs w:val="18"/>
-          <w:lang w:val="en-GB"/>
-        </w:rPr>
-        <w:t xml:space="preserve">    (7): MaxPool2d(kernel_size=2, stride=2, padding=0, dilation=1, ceil_mode=False)</w:t>
-      </w:r>
-    </w:p>
-    <w:p>
-      <w:pPr>
-        <w:pStyle w:val="Geenafstand"/>
-        <w:rPr>
-          <w:rStyle w:val="Subtielebenadrukking"/>
-          <w:sz w:val="18"/>
-          <w:szCs w:val="18"/>
-          <w:lang w:val="en-GB"/>
-        </w:rPr>
-      </w:pPr>
-      <w:r>
-        <w:rPr>
-          <w:rStyle w:val="Subtielebenadrukking"/>
-          <w:sz w:val="18"/>
-          <w:szCs w:val="18"/>
-          <w:lang w:val="en-GB"/>
-        </w:rPr>
-        <w:t xml:space="preserve">    (8): Conv2d(32, 64, kernel_size=(3, 3), stride=(1, 1), padding=(1, 1))</w:t>
-      </w:r>
-    </w:p>
-    <w:p>
-      <w:pPr>
-        <w:pStyle w:val="Geenafstand"/>
-        <w:rPr>
-          <w:rStyle w:val="Subtielebenadrukking"/>
-          <w:sz w:val="18"/>
-          <w:szCs w:val="18"/>
-          <w:lang w:val="en-GB"/>
-        </w:rPr>
-      </w:pPr>
-      <w:r>
-        <w:rPr>
-          <w:rStyle w:val="Subtielebenadrukking"/>
-          <w:sz w:val="18"/>
-          <w:szCs w:val="18"/>
-          <w:lang w:val="en-GB"/>
-        </w:rPr>
-        <w:t xml:space="preserve">    (9): BatchNorm2d(64, eps=1e-05, momentum=0.1, affine=True, track_running_stats=True)</w:t>
-      </w:r>
-    </w:p>
-    <w:p>
-      <w:pPr>
-        <w:pStyle w:val="Geenafstand"/>
-        <w:rPr>
-          <w:rStyle w:val="Subtielebenadrukking"/>
-          <w:sz w:val="18"/>
-          <w:szCs w:val="18"/>
-          <w:lang w:val="en-GB"/>
-        </w:rPr>
-      </w:pPr>
-      <w:r>
-        <w:rPr>
-          <w:rStyle w:val="Subtielebenadrukking"/>
-          <w:sz w:val="18"/>
-          <w:szCs w:val="18"/>
-          <w:lang w:val="en-GB"/>
-        </w:rPr>
-        <w:t xml:space="preserve">    (10): LeakyReLU(negative_slope=0.1)</w:t>
-      </w:r>
-    </w:p>
-    <w:p>
-      <w:pPr>
-        <w:pStyle w:val="Geenafstand"/>
-        <w:rPr>
-          <w:rStyle w:val="Subtielebenadrukking"/>
-          <w:sz w:val="18"/>
-          <w:szCs w:val="18"/>
-          <w:lang w:val="en-GB"/>
-        </w:rPr>
-      </w:pPr>
-      <w:r>
-        <w:rPr>
-          <w:rStyle w:val="Subtielebenadrukking"/>
-          <w:sz w:val="18"/>
-          <w:szCs w:val="18"/>
-          <w:lang w:val="en-GB"/>
-        </w:rPr>
-        <w:t xml:space="preserve">    (11): MaxPool2d(kernel_size=2, stride=2, padding=0, dilation=1, ceil_mode=False)</w:t>
-      </w:r>
-    </w:p>
-    <w:p>
-      <w:pPr>
-        <w:pStyle w:val="Geenafstand"/>
-        <w:rPr>
-          <w:rStyle w:val="Subtielebenadrukking"/>
-          <w:sz w:val="18"/>
-          <w:szCs w:val="18"/>
-          <w:lang w:val="en-GB"/>
-        </w:rPr>
-      </w:pPr>
-      <w:r>
-        <w:rPr>
-          <w:rStyle w:val="Subtielebenadrukking"/>
-          <w:sz w:val="18"/>
-          <w:szCs w:val="18"/>
-          <w:lang w:val="en-GB"/>
-        </w:rPr>
-        <w:t xml:space="preserve">    (12): Conv2d(64, 64, kernel_size=(3, 3), stride=(1, 1), padding=(1, 1))</w:t>
-      </w:r>
-    </w:p>
-    <w:p>
-      <w:pPr>
-        <w:pStyle w:val="Geenafstand"/>
-        <w:rPr>
-          <w:rStyle w:val="Subtielebenadrukking"/>
-          <w:sz w:val="18"/>
-          <w:szCs w:val="18"/>
-          <w:lang w:val="en-GB"/>
-        </w:rPr>
-      </w:pPr>
-      <w:r>
-        <w:rPr>
-          <w:rStyle w:val="Subtielebenadrukking"/>
-          <w:sz w:val="18"/>
-          <w:szCs w:val="18"/>
-          <w:lang w:val="en-GB"/>
-        </w:rPr>
-        <w:t xml:space="preserve">    (13): BatchNorm2d(64, eps=1e-05, momentum=0.1, affine=True, track_running_stats=True)</w:t>
-      </w:r>
-    </w:p>
-    <w:p>
-      <w:pPr>
-        <w:pStyle w:val="Geenafstand"/>
-        <w:rPr>
-          <w:rStyle w:val="Subtielebenadrukking"/>
-          <w:sz w:val="18"/>
-          <w:szCs w:val="18"/>
-          <w:lang w:val="en-GB"/>
-        </w:rPr>
-      </w:pPr>
-      <w:r>
-        <w:rPr>
-          <w:rStyle w:val="Subtielebenadrukking"/>
-          <w:sz w:val="18"/>
-          <w:szCs w:val="18"/>
-          <w:lang w:val="en-GB"/>
-        </w:rPr>
-        <w:t xml:space="preserve">    (14): LeakyReLU(negative_slope=0.1)</w:t>
-      </w:r>
-    </w:p>
-    <w:p>
-      <w:pPr>
-        <w:pStyle w:val="Geenafstand"/>
-        <w:rPr>
-          <w:rStyle w:val="Subtielebenadrukking"/>
-          <w:sz w:val="18"/>
-          <w:szCs w:val="18"/>
-          <w:lang w:val="en-GB"/>
-        </w:rPr>
-      </w:pPr>
-      <w:r>
-        <w:rPr>
-          <w:rStyle w:val="Subtielebenadrukking"/>
-          <w:sz w:val="18"/>
-          <w:szCs w:val="18"/>
-          <w:lang w:val="en-GB"/>
-        </w:rPr>
-        <w:t xml:space="preserve">    (15): MaxPool2d(kernel_size=2, stride=2, padding=0, dilation=1, ceil_mode=False)</w:t>
-      </w:r>
-    </w:p>
-    <w:p>
-      <w:pPr>
-        <w:pStyle w:val="Geenafstand"/>
-        <w:rPr>
-          <w:rStyle w:val="Subtielebenadrukking"/>
-          <w:sz w:val="18"/>
-          <w:szCs w:val="18"/>
-          <w:lang w:val="en-GB"/>
-        </w:rPr>
-      </w:pPr>
-      <w:r>
-        <w:rPr>
-          <w:rStyle w:val="Subtielebenadrukking"/>
-          <w:sz w:val="18"/>
-          <w:szCs w:val="18"/>
-          <w:lang w:val="en-GB"/>
-        </w:rPr>
-        <w:t xml:space="preserve">    (16): Conv2d(64, 32, kernel_size=(3, 3), stride=(1, 1), padding=(1, 1))</w:t>
-      </w:r>
-    </w:p>
-    <w:p>
-      <w:pPr>
-        <w:pStyle w:val="Geenafstand"/>
-        <w:rPr>
-          <w:rStyle w:val="Subtielebenadrukking"/>
-          <w:sz w:val="18"/>
-          <w:szCs w:val="18"/>
-          <w:lang w:val="en-GB"/>
-        </w:rPr>
-      </w:pPr>
-      <w:r>
-        <w:rPr>
-          <w:rStyle w:val="Subtielebenadrukking"/>
-          <w:sz w:val="18"/>
-          <w:szCs w:val="18"/>
-          <w:lang w:val="en-GB"/>
-        </w:rPr>
-        <w:t xml:space="preserve">    (17): BatchNorm2d(32, eps=1e-05, momentum=0.1, affine=True, track_running_stats=True)</w:t>
-      </w:r>
-    </w:p>
-    <w:p>
-      <w:pPr>
-        <w:pStyle w:val="Geenafstand"/>
-        <w:rPr>
-          <w:rStyle w:val="Subtielebenadrukking"/>
-          <w:sz w:val="18"/>
-          <w:szCs w:val="18"/>
-          <w:lang w:val="en-GB"/>
-        </w:rPr>
-      </w:pPr>
-      <w:r>
-        <w:rPr>
-          <w:rStyle w:val="Subtielebenadrukking"/>
-          <w:sz w:val="18"/>
-          <w:szCs w:val="18"/>
-          <w:lang w:val="en-GB"/>
-        </w:rPr>
-        <w:t xml:space="preserve">    (18): LeakyReLU(negative_slope=0.1)</w:t>
-      </w:r>
-    </w:p>
-    <w:p>
-      <w:pPr>
-        <w:pStyle w:val="Geenafstand"/>
-        <w:rPr>
-          <w:rStyle w:val="Subtielebenadrukking"/>
-          <w:sz w:val="18"/>
-          <w:szCs w:val="18"/>
-          <w:lang w:val="en-GB"/>
-        </w:rPr>
-      </w:pPr>
-      <w:r>
-        <w:rPr>
-          <w:rStyle w:val="Subtielebenadrukking"/>
+        <w:pStyle w:val="NoSpacing"/>
+        <w:rPr>
+          <w:rStyle w:val="SubtleEmphasis"/>
+          <w:sz w:val="18"/>
+          <w:szCs w:val="18"/>
+          <w:lang w:val="en-GB"/>
+        </w:rPr>
+      </w:pPr>
+      <w:r>
+        <w:rPr>
+          <w:rStyle w:val="SubtleEmphasis"/>
+          <w:sz w:val="18"/>
+          <w:szCs w:val="18"/>
+          <w:lang w:val="en-GB"/>
+        </w:rPr>
+        <w:t xml:space="preserve">    (0): Conv2d(3, 16, </w:t>
+      </w:r>
+      <w:proofErr w:type="spellStart"/>
+      <w:r>
+        <w:rPr>
+          <w:rStyle w:val="SubtleEmphasis"/>
+          <w:sz w:val="18"/>
+          <w:szCs w:val="18"/>
+          <w:lang w:val="en-GB"/>
+        </w:rPr>
+        <w:t>kernel_size</w:t>
+      </w:r>
+      <w:proofErr w:type="spellEnd"/>
+      <w:r>
+        <w:rPr>
+          <w:rStyle w:val="SubtleEmphasis"/>
+          <w:sz w:val="18"/>
+          <w:szCs w:val="18"/>
+          <w:lang w:val="en-GB"/>
+        </w:rPr>
+        <w:t>=(3, 3), stride=(1, 1), padding=(1, 1))</w:t>
+      </w:r>
+    </w:p>
+    <w:p>
+      <w:pPr>
+        <w:pStyle w:val="NoSpacing"/>
+        <w:rPr>
+          <w:rStyle w:val="SubtleEmphasis"/>
+          <w:sz w:val="18"/>
+          <w:szCs w:val="18"/>
+          <w:lang w:val="en-GB"/>
+        </w:rPr>
+      </w:pPr>
+      <w:r>
+        <w:rPr>
+          <w:rStyle w:val="SubtleEmphasis"/>
+          <w:sz w:val="18"/>
+          <w:szCs w:val="18"/>
+          <w:lang w:val="en-GB"/>
+        </w:rPr>
+        <w:t xml:space="preserve">    (1): BatchNorm2d(16, eps=1e-05, momentum=0.1, affine=True, </w:t>
+      </w:r>
+      <w:proofErr w:type="spellStart"/>
+      <w:r>
+        <w:rPr>
+          <w:rStyle w:val="SubtleEmphasis"/>
+          <w:sz w:val="18"/>
+          <w:szCs w:val="18"/>
+          <w:lang w:val="en-GB"/>
+        </w:rPr>
+        <w:t>track_running_stats</w:t>
+      </w:r>
+      <w:proofErr w:type="spellEnd"/>
+      <w:r>
+        <w:rPr>
+          <w:rStyle w:val="SubtleEmphasis"/>
+          <w:sz w:val="18"/>
+          <w:szCs w:val="18"/>
+          <w:lang w:val="en-GB"/>
+        </w:rPr>
+        <w:t>=True)</w:t>
+      </w:r>
+    </w:p>
+    <w:p>
+      <w:pPr>
+        <w:pStyle w:val="NoSpacing"/>
+        <w:rPr>
+          <w:rStyle w:val="SubtleEmphasis"/>
+          <w:sz w:val="18"/>
+          <w:szCs w:val="18"/>
+          <w:lang w:val="en-GB"/>
+        </w:rPr>
+      </w:pPr>
+      <w:r>
+        <w:rPr>
+          <w:rStyle w:val="SubtleEmphasis"/>
+          <w:sz w:val="18"/>
+          <w:szCs w:val="18"/>
+          <w:lang w:val="en-GB"/>
+        </w:rPr>
+        <w:t xml:space="preserve">    (2): </w:t>
+      </w:r>
+      <w:proofErr w:type="spellStart"/>
+      <w:r>
+        <w:rPr>
+          <w:rStyle w:val="SubtleEmphasis"/>
+          <w:sz w:val="18"/>
+          <w:szCs w:val="18"/>
+          <w:lang w:val="en-GB"/>
+        </w:rPr>
+        <w:t>LeakyReLU</w:t>
+      </w:r>
+      <w:proofErr w:type="spellEnd"/>
+      <w:r>
+        <w:rPr>
+          <w:rStyle w:val="SubtleEmphasis"/>
+          <w:sz w:val="18"/>
+          <w:szCs w:val="18"/>
+          <w:lang w:val="en-GB"/>
+        </w:rPr>
+        <w:t>(</w:t>
+      </w:r>
+      <w:proofErr w:type="spellStart"/>
+      <w:r>
+        <w:rPr>
+          <w:rStyle w:val="SubtleEmphasis"/>
+          <w:sz w:val="18"/>
+          <w:szCs w:val="18"/>
+          <w:lang w:val="en-GB"/>
+        </w:rPr>
+        <w:t>negative_slope</w:t>
+      </w:r>
+      <w:proofErr w:type="spellEnd"/>
+      <w:r>
+        <w:rPr>
+          <w:rStyle w:val="SubtleEmphasis"/>
+          <w:sz w:val="18"/>
+          <w:szCs w:val="18"/>
+          <w:lang w:val="en-GB"/>
+        </w:rPr>
+        <w:t>=0.1)</w:t>
+      </w:r>
+    </w:p>
+    <w:p>
+      <w:pPr>
+        <w:pStyle w:val="NoSpacing"/>
+        <w:rPr>
+          <w:rStyle w:val="SubtleEmphasis"/>
+          <w:sz w:val="18"/>
+          <w:szCs w:val="18"/>
+          <w:lang w:val="en-GB"/>
+        </w:rPr>
+      </w:pPr>
+      <w:r>
+        <w:rPr>
+          <w:rStyle w:val="SubtleEmphasis"/>
+          <w:sz w:val="18"/>
+          <w:szCs w:val="18"/>
+          <w:lang w:val="en-GB"/>
+        </w:rPr>
+        <w:t xml:space="preserve">    (3): MaxPool2d(</w:t>
+      </w:r>
+      <w:proofErr w:type="spellStart"/>
+      <w:r>
+        <w:rPr>
+          <w:rStyle w:val="SubtleEmphasis"/>
+          <w:sz w:val="18"/>
+          <w:szCs w:val="18"/>
+          <w:lang w:val="en-GB"/>
+        </w:rPr>
+        <w:t>kernel_size</w:t>
+      </w:r>
+      <w:proofErr w:type="spellEnd"/>
+      <w:r>
+        <w:rPr>
+          <w:rStyle w:val="SubtleEmphasis"/>
+          <w:sz w:val="18"/>
+          <w:szCs w:val="18"/>
+          <w:lang w:val="en-GB"/>
+        </w:rPr>
+        <w:t xml:space="preserve">=2, stride=2, padding=0, dilation=1, </w:t>
+      </w:r>
+      <w:proofErr w:type="spellStart"/>
+      <w:r>
+        <w:rPr>
+          <w:rStyle w:val="SubtleEmphasis"/>
+          <w:sz w:val="18"/>
+          <w:szCs w:val="18"/>
+          <w:lang w:val="en-GB"/>
+        </w:rPr>
+        <w:t>ceil_mode</w:t>
+      </w:r>
+      <w:proofErr w:type="spellEnd"/>
+      <w:r>
+        <w:rPr>
+          <w:rStyle w:val="SubtleEmphasis"/>
+          <w:sz w:val="18"/>
+          <w:szCs w:val="18"/>
+          <w:lang w:val="en-GB"/>
+        </w:rPr>
+        <w:t>=False)</w:t>
+      </w:r>
+    </w:p>
+    <w:p>
+      <w:pPr>
+        <w:pStyle w:val="NoSpacing"/>
+        <w:rPr>
+          <w:rStyle w:val="SubtleEmphasis"/>
+          <w:sz w:val="18"/>
+          <w:szCs w:val="18"/>
+          <w:lang w:val="en-GB"/>
+        </w:rPr>
+      </w:pPr>
+      <w:r>
+        <w:rPr>
+          <w:rStyle w:val="SubtleEmphasis"/>
+          <w:sz w:val="18"/>
+          <w:szCs w:val="18"/>
+          <w:lang w:val="en-GB"/>
+        </w:rPr>
+        <w:t xml:space="preserve">    (4): Conv2d(16, 32, </w:t>
+      </w:r>
+      <w:proofErr w:type="spellStart"/>
+      <w:r>
+        <w:rPr>
+          <w:rStyle w:val="SubtleEmphasis"/>
+          <w:sz w:val="18"/>
+          <w:szCs w:val="18"/>
+          <w:lang w:val="en-GB"/>
+        </w:rPr>
+        <w:t>kernel_size</w:t>
+      </w:r>
+      <w:proofErr w:type="spellEnd"/>
+      <w:r>
+        <w:rPr>
+          <w:rStyle w:val="SubtleEmphasis"/>
+          <w:sz w:val="18"/>
+          <w:szCs w:val="18"/>
+          <w:lang w:val="en-GB"/>
+        </w:rPr>
+        <w:t>=(3, 3), stride=(1, 1), padding=(1, 1))</w:t>
+      </w:r>
+    </w:p>
+    <w:p>
+      <w:pPr>
+        <w:pStyle w:val="NoSpacing"/>
+        <w:rPr>
+          <w:rStyle w:val="SubtleEmphasis"/>
+          <w:sz w:val="18"/>
+          <w:szCs w:val="18"/>
+          <w:lang w:val="en-GB"/>
+        </w:rPr>
+      </w:pPr>
+      <w:r>
+        <w:rPr>
+          <w:rStyle w:val="SubtleEmphasis"/>
+          <w:sz w:val="18"/>
+          <w:szCs w:val="18"/>
+          <w:lang w:val="en-GB"/>
+        </w:rPr>
+        <w:t xml:space="preserve">    (5): BatchNorm2d(32, eps=1e-05, momentum=0.1, affine=True, </w:t>
+      </w:r>
+      <w:proofErr w:type="spellStart"/>
+      <w:r>
+        <w:rPr>
+          <w:rStyle w:val="SubtleEmphasis"/>
+          <w:sz w:val="18"/>
+          <w:szCs w:val="18"/>
+          <w:lang w:val="en-GB"/>
+        </w:rPr>
+        <w:t>track_running_stats</w:t>
+      </w:r>
+      <w:proofErr w:type="spellEnd"/>
+      <w:r>
+        <w:rPr>
+          <w:rStyle w:val="SubtleEmphasis"/>
+          <w:sz w:val="18"/>
+          <w:szCs w:val="18"/>
+          <w:lang w:val="en-GB"/>
+        </w:rPr>
+        <w:t>=True)</w:t>
+      </w:r>
+    </w:p>
+    <w:p>
+      <w:pPr>
+        <w:pStyle w:val="NoSpacing"/>
+        <w:rPr>
+          <w:rStyle w:val="SubtleEmphasis"/>
+          <w:sz w:val="18"/>
+          <w:szCs w:val="18"/>
+          <w:lang w:val="en-GB"/>
+        </w:rPr>
+      </w:pPr>
+      <w:r>
+        <w:rPr>
+          <w:rStyle w:val="SubtleEmphasis"/>
+          <w:sz w:val="18"/>
+          <w:szCs w:val="18"/>
+          <w:lang w:val="en-GB"/>
+        </w:rPr>
+        <w:t xml:space="preserve">    (6): </w:t>
+      </w:r>
+      <w:proofErr w:type="spellStart"/>
+      <w:r>
+        <w:rPr>
+          <w:rStyle w:val="SubtleEmphasis"/>
+          <w:sz w:val="18"/>
+          <w:szCs w:val="18"/>
+          <w:lang w:val="en-GB"/>
+        </w:rPr>
+        <w:t>LeakyReLU</w:t>
+      </w:r>
+      <w:proofErr w:type="spellEnd"/>
+      <w:r>
+        <w:rPr>
+          <w:rStyle w:val="SubtleEmphasis"/>
+          <w:sz w:val="18"/>
+          <w:szCs w:val="18"/>
+          <w:lang w:val="en-GB"/>
+        </w:rPr>
+        <w:t>(</w:t>
+      </w:r>
+      <w:proofErr w:type="spellStart"/>
+      <w:r>
+        <w:rPr>
+          <w:rStyle w:val="SubtleEmphasis"/>
+          <w:sz w:val="18"/>
+          <w:szCs w:val="18"/>
+          <w:lang w:val="en-GB"/>
+        </w:rPr>
+        <w:t>negative_slope</w:t>
+      </w:r>
+      <w:proofErr w:type="spellEnd"/>
+      <w:r>
+        <w:rPr>
+          <w:rStyle w:val="SubtleEmphasis"/>
+          <w:sz w:val="18"/>
+          <w:szCs w:val="18"/>
+          <w:lang w:val="en-GB"/>
+        </w:rPr>
+        <w:t>=0.1)</w:t>
+      </w:r>
+    </w:p>
+    <w:p>
+      <w:pPr>
+        <w:pStyle w:val="NoSpacing"/>
+        <w:rPr>
+          <w:rStyle w:val="SubtleEmphasis"/>
+          <w:sz w:val="18"/>
+          <w:szCs w:val="18"/>
+          <w:lang w:val="en-GB"/>
+        </w:rPr>
+      </w:pPr>
+      <w:r>
+        <w:rPr>
+          <w:rStyle w:val="SubtleEmphasis"/>
+          <w:sz w:val="18"/>
+          <w:szCs w:val="18"/>
+          <w:lang w:val="en-GB"/>
+        </w:rPr>
+        <w:t xml:space="preserve">    (7): MaxPool2d(</w:t>
+      </w:r>
+      <w:proofErr w:type="spellStart"/>
+      <w:r>
+        <w:rPr>
+          <w:rStyle w:val="SubtleEmphasis"/>
+          <w:sz w:val="18"/>
+          <w:szCs w:val="18"/>
+          <w:lang w:val="en-GB"/>
+        </w:rPr>
+        <w:t>kernel_size</w:t>
+      </w:r>
+      <w:proofErr w:type="spellEnd"/>
+      <w:r>
+        <w:rPr>
+          <w:rStyle w:val="SubtleEmphasis"/>
+          <w:sz w:val="18"/>
+          <w:szCs w:val="18"/>
+          <w:lang w:val="en-GB"/>
+        </w:rPr>
+        <w:t xml:space="preserve">=2, stride=2, padding=0, dilation=1, </w:t>
+      </w:r>
+      <w:proofErr w:type="spellStart"/>
+      <w:r>
+        <w:rPr>
+          <w:rStyle w:val="SubtleEmphasis"/>
+          <w:sz w:val="18"/>
+          <w:szCs w:val="18"/>
+          <w:lang w:val="en-GB"/>
+        </w:rPr>
+        <w:t>ceil_mode</w:t>
+      </w:r>
+      <w:proofErr w:type="spellEnd"/>
+      <w:r>
+        <w:rPr>
+          <w:rStyle w:val="SubtleEmphasis"/>
+          <w:sz w:val="18"/>
+          <w:szCs w:val="18"/>
+          <w:lang w:val="en-GB"/>
+        </w:rPr>
+        <w:t>=False)</w:t>
+      </w:r>
+    </w:p>
+    <w:p>
+      <w:pPr>
+        <w:pStyle w:val="NoSpacing"/>
+        <w:rPr>
+          <w:rStyle w:val="SubtleEmphasis"/>
+          <w:sz w:val="18"/>
+          <w:szCs w:val="18"/>
+          <w:lang w:val="en-GB"/>
+        </w:rPr>
+      </w:pPr>
+      <w:r>
+        <w:rPr>
+          <w:rStyle w:val="SubtleEmphasis"/>
+          <w:sz w:val="18"/>
+          <w:szCs w:val="18"/>
+          <w:lang w:val="en-GB"/>
+        </w:rPr>
+        <w:t xml:space="preserve">    (8): Conv2d(32, 64, </w:t>
+      </w:r>
+      <w:proofErr w:type="spellStart"/>
+      <w:r>
+        <w:rPr>
+          <w:rStyle w:val="SubtleEmphasis"/>
+          <w:sz w:val="18"/>
+          <w:szCs w:val="18"/>
+          <w:lang w:val="en-GB"/>
+        </w:rPr>
+        <w:t>kernel_size</w:t>
+      </w:r>
+      <w:proofErr w:type="spellEnd"/>
+      <w:r>
+        <w:rPr>
+          <w:rStyle w:val="SubtleEmphasis"/>
+          <w:sz w:val="18"/>
+          <w:szCs w:val="18"/>
+          <w:lang w:val="en-GB"/>
+        </w:rPr>
+        <w:t>=(3, 3), stride=(1, 1), padding=(1, 1))</w:t>
+      </w:r>
+    </w:p>
+    <w:p>
+      <w:pPr>
+        <w:pStyle w:val="NoSpacing"/>
+        <w:rPr>
+          <w:rStyle w:val="SubtleEmphasis"/>
+          <w:sz w:val="18"/>
+          <w:szCs w:val="18"/>
+          <w:lang w:val="en-GB"/>
+        </w:rPr>
+      </w:pPr>
+      <w:r>
+        <w:rPr>
+          <w:rStyle w:val="SubtleEmphasis"/>
+          <w:sz w:val="18"/>
+          <w:szCs w:val="18"/>
+          <w:lang w:val="en-GB"/>
+        </w:rPr>
+        <w:t xml:space="preserve">    (9): BatchNorm2d(64, eps=1e-05, momentum=0.1, affine=True, </w:t>
+      </w:r>
+      <w:proofErr w:type="spellStart"/>
+      <w:r>
+        <w:rPr>
+          <w:rStyle w:val="SubtleEmphasis"/>
+          <w:sz w:val="18"/>
+          <w:szCs w:val="18"/>
+          <w:lang w:val="en-GB"/>
+        </w:rPr>
+        <w:t>track_running_stats</w:t>
+      </w:r>
+      <w:proofErr w:type="spellEnd"/>
+      <w:r>
+        <w:rPr>
+          <w:rStyle w:val="SubtleEmphasis"/>
+          <w:sz w:val="18"/>
+          <w:szCs w:val="18"/>
+          <w:lang w:val="en-GB"/>
+        </w:rPr>
+        <w:t>=True)</w:t>
+      </w:r>
+    </w:p>
+    <w:p>
+      <w:pPr>
+        <w:pStyle w:val="NoSpacing"/>
+        <w:rPr>
+          <w:rStyle w:val="SubtleEmphasis"/>
+          <w:sz w:val="18"/>
+          <w:szCs w:val="18"/>
+          <w:lang w:val="en-GB"/>
+        </w:rPr>
+      </w:pPr>
+      <w:r>
+        <w:rPr>
+          <w:rStyle w:val="SubtleEmphasis"/>
+          <w:sz w:val="18"/>
+          <w:szCs w:val="18"/>
+          <w:lang w:val="en-GB"/>
+        </w:rPr>
+        <w:t xml:space="preserve">    (10): </w:t>
+      </w:r>
+      <w:proofErr w:type="spellStart"/>
+      <w:r>
+        <w:rPr>
+          <w:rStyle w:val="SubtleEmphasis"/>
+          <w:sz w:val="18"/>
+          <w:szCs w:val="18"/>
+          <w:lang w:val="en-GB"/>
+        </w:rPr>
+        <w:t>LeakyReLU</w:t>
+      </w:r>
+      <w:proofErr w:type="spellEnd"/>
+      <w:r>
+        <w:rPr>
+          <w:rStyle w:val="SubtleEmphasis"/>
+          <w:sz w:val="18"/>
+          <w:szCs w:val="18"/>
+          <w:lang w:val="en-GB"/>
+        </w:rPr>
+        <w:t>(</w:t>
+      </w:r>
+      <w:proofErr w:type="spellStart"/>
+      <w:r>
+        <w:rPr>
+          <w:rStyle w:val="SubtleEmphasis"/>
+          <w:sz w:val="18"/>
+          <w:szCs w:val="18"/>
+          <w:lang w:val="en-GB"/>
+        </w:rPr>
+        <w:t>negative_slope</w:t>
+      </w:r>
+      <w:proofErr w:type="spellEnd"/>
+      <w:r>
+        <w:rPr>
+          <w:rStyle w:val="SubtleEmphasis"/>
+          <w:sz w:val="18"/>
+          <w:szCs w:val="18"/>
+          <w:lang w:val="en-GB"/>
+        </w:rPr>
+        <w:t>=0.1)</w:t>
+      </w:r>
+    </w:p>
+    <w:p>
+      <w:pPr>
+        <w:pStyle w:val="NoSpacing"/>
+        <w:rPr>
+          <w:rStyle w:val="SubtleEmphasis"/>
+          <w:sz w:val="18"/>
+          <w:szCs w:val="18"/>
+          <w:lang w:val="en-GB"/>
+        </w:rPr>
+      </w:pPr>
+      <w:r>
+        <w:rPr>
+          <w:rStyle w:val="SubtleEmphasis"/>
+          <w:sz w:val="18"/>
+          <w:szCs w:val="18"/>
+          <w:lang w:val="en-GB"/>
+        </w:rPr>
+        <w:t xml:space="preserve">    (11): MaxPool2d(</w:t>
+      </w:r>
+      <w:proofErr w:type="spellStart"/>
+      <w:r>
+        <w:rPr>
+          <w:rStyle w:val="SubtleEmphasis"/>
+          <w:sz w:val="18"/>
+          <w:szCs w:val="18"/>
+          <w:lang w:val="en-GB"/>
+        </w:rPr>
+        <w:t>kernel_size</w:t>
+      </w:r>
+      <w:proofErr w:type="spellEnd"/>
+      <w:r>
+        <w:rPr>
+          <w:rStyle w:val="SubtleEmphasis"/>
+          <w:sz w:val="18"/>
+          <w:szCs w:val="18"/>
+          <w:lang w:val="en-GB"/>
+        </w:rPr>
+        <w:t xml:space="preserve">=2, stride=2, padding=0, dilation=1, </w:t>
+      </w:r>
+      <w:proofErr w:type="spellStart"/>
+      <w:r>
+        <w:rPr>
+          <w:rStyle w:val="SubtleEmphasis"/>
+          <w:sz w:val="18"/>
+          <w:szCs w:val="18"/>
+          <w:lang w:val="en-GB"/>
+        </w:rPr>
+        <w:t>ceil_mode</w:t>
+      </w:r>
+      <w:proofErr w:type="spellEnd"/>
+      <w:r>
+        <w:rPr>
+          <w:rStyle w:val="SubtleEmphasis"/>
+          <w:sz w:val="18"/>
+          <w:szCs w:val="18"/>
+          <w:lang w:val="en-GB"/>
+        </w:rPr>
+        <w:t>=False)</w:t>
+      </w:r>
+    </w:p>
+    <w:p>
+      <w:pPr>
+        <w:pStyle w:val="NoSpacing"/>
+        <w:rPr>
+          <w:rStyle w:val="SubtleEmphasis"/>
+          <w:sz w:val="18"/>
+          <w:szCs w:val="18"/>
+          <w:lang w:val="en-GB"/>
+        </w:rPr>
+      </w:pPr>
+      <w:r>
+        <w:rPr>
+          <w:rStyle w:val="SubtleEmphasis"/>
+          <w:sz w:val="18"/>
+          <w:szCs w:val="18"/>
+          <w:lang w:val="en-GB"/>
+        </w:rPr>
+        <w:t xml:space="preserve">    (12): Conv2d(64, 64, </w:t>
+      </w:r>
+      <w:proofErr w:type="spellStart"/>
+      <w:r>
+        <w:rPr>
+          <w:rStyle w:val="SubtleEmphasis"/>
+          <w:sz w:val="18"/>
+          <w:szCs w:val="18"/>
+          <w:lang w:val="en-GB"/>
+        </w:rPr>
+        <w:t>kernel_size</w:t>
+      </w:r>
+      <w:proofErr w:type="spellEnd"/>
+      <w:r>
+        <w:rPr>
+          <w:rStyle w:val="SubtleEmphasis"/>
+          <w:sz w:val="18"/>
+          <w:szCs w:val="18"/>
+          <w:lang w:val="en-GB"/>
+        </w:rPr>
+        <w:t>=(3, 3), stride=(1, 1), padding=(1, 1))</w:t>
+      </w:r>
+    </w:p>
+    <w:p>
+      <w:pPr>
+        <w:pStyle w:val="NoSpacing"/>
+        <w:rPr>
+          <w:rStyle w:val="SubtleEmphasis"/>
+          <w:sz w:val="18"/>
+          <w:szCs w:val="18"/>
+          <w:lang w:val="en-GB"/>
+        </w:rPr>
+      </w:pPr>
+      <w:r>
+        <w:rPr>
+          <w:rStyle w:val="SubtleEmphasis"/>
+          <w:sz w:val="18"/>
+          <w:szCs w:val="18"/>
+          <w:lang w:val="en-GB"/>
+        </w:rPr>
+        <w:t xml:space="preserve">    (13): BatchNorm2d(64, eps=1e-05, momentum=0.1, affine=True, </w:t>
+      </w:r>
+      <w:proofErr w:type="spellStart"/>
+      <w:r>
+        <w:rPr>
+          <w:rStyle w:val="SubtleEmphasis"/>
+          <w:sz w:val="18"/>
+          <w:szCs w:val="18"/>
+          <w:lang w:val="en-GB"/>
+        </w:rPr>
+        <w:t>track_running_stats</w:t>
+      </w:r>
+      <w:proofErr w:type="spellEnd"/>
+      <w:r>
+        <w:rPr>
+          <w:rStyle w:val="SubtleEmphasis"/>
+          <w:sz w:val="18"/>
+          <w:szCs w:val="18"/>
+          <w:lang w:val="en-GB"/>
+        </w:rPr>
+        <w:t>=True)</w:t>
+      </w:r>
+    </w:p>
+    <w:p>
+      <w:pPr>
+        <w:pStyle w:val="NoSpacing"/>
+        <w:rPr>
+          <w:rStyle w:val="SubtleEmphasis"/>
+          <w:sz w:val="18"/>
+          <w:szCs w:val="18"/>
+          <w:lang w:val="en-GB"/>
+        </w:rPr>
+      </w:pPr>
+      <w:r>
+        <w:rPr>
+          <w:rStyle w:val="SubtleEmphasis"/>
+          <w:sz w:val="18"/>
+          <w:szCs w:val="18"/>
+          <w:lang w:val="en-GB"/>
+        </w:rPr>
+        <w:t xml:space="preserve">    (14): </w:t>
+      </w:r>
+      <w:proofErr w:type="spellStart"/>
+      <w:r>
+        <w:rPr>
+          <w:rStyle w:val="SubtleEmphasis"/>
+          <w:sz w:val="18"/>
+          <w:szCs w:val="18"/>
+          <w:lang w:val="en-GB"/>
+        </w:rPr>
+        <w:t>LeakyReLU</w:t>
+      </w:r>
+      <w:proofErr w:type="spellEnd"/>
+      <w:r>
+        <w:rPr>
+          <w:rStyle w:val="SubtleEmphasis"/>
+          <w:sz w:val="18"/>
+          <w:szCs w:val="18"/>
+          <w:lang w:val="en-GB"/>
+        </w:rPr>
+        <w:t>(</w:t>
+      </w:r>
+      <w:proofErr w:type="spellStart"/>
+      <w:r>
+        <w:rPr>
+          <w:rStyle w:val="SubtleEmphasis"/>
+          <w:sz w:val="18"/>
+          <w:szCs w:val="18"/>
+          <w:lang w:val="en-GB"/>
+        </w:rPr>
+        <w:t>negative_slope</w:t>
+      </w:r>
+      <w:proofErr w:type="spellEnd"/>
+      <w:r>
+        <w:rPr>
+          <w:rStyle w:val="SubtleEmphasis"/>
+          <w:sz w:val="18"/>
+          <w:szCs w:val="18"/>
+          <w:lang w:val="en-GB"/>
+        </w:rPr>
+        <w:t>=0.1)</w:t>
+      </w:r>
+    </w:p>
+    <w:p>
+      <w:pPr>
+        <w:pStyle w:val="NoSpacing"/>
+        <w:rPr>
+          <w:rStyle w:val="SubtleEmphasis"/>
+          <w:sz w:val="18"/>
+          <w:szCs w:val="18"/>
+          <w:lang w:val="en-GB"/>
+        </w:rPr>
+      </w:pPr>
+      <w:r>
+        <w:rPr>
+          <w:rStyle w:val="SubtleEmphasis"/>
+          <w:sz w:val="18"/>
+          <w:szCs w:val="18"/>
+          <w:lang w:val="en-GB"/>
+        </w:rPr>
+        <w:t xml:space="preserve">    (15): MaxPool2d(</w:t>
+      </w:r>
+      <w:proofErr w:type="spellStart"/>
+      <w:r>
+        <w:rPr>
+          <w:rStyle w:val="SubtleEmphasis"/>
+          <w:sz w:val="18"/>
+          <w:szCs w:val="18"/>
+          <w:lang w:val="en-GB"/>
+        </w:rPr>
+        <w:t>kernel_size</w:t>
+      </w:r>
+      <w:proofErr w:type="spellEnd"/>
+      <w:r>
+        <w:rPr>
+          <w:rStyle w:val="SubtleEmphasis"/>
+          <w:sz w:val="18"/>
+          <w:szCs w:val="18"/>
+          <w:lang w:val="en-GB"/>
+        </w:rPr>
+        <w:t xml:space="preserve">=2, stride=2, padding=0, dilation=1, </w:t>
+      </w:r>
+      <w:proofErr w:type="spellStart"/>
+      <w:r>
+        <w:rPr>
+          <w:rStyle w:val="SubtleEmphasis"/>
+          <w:sz w:val="18"/>
+          <w:szCs w:val="18"/>
+          <w:lang w:val="en-GB"/>
+        </w:rPr>
+        <w:t>ceil_mode</w:t>
+      </w:r>
+      <w:proofErr w:type="spellEnd"/>
+      <w:r>
+        <w:rPr>
+          <w:rStyle w:val="SubtleEmphasis"/>
+          <w:sz w:val="18"/>
+          <w:szCs w:val="18"/>
+          <w:lang w:val="en-GB"/>
+        </w:rPr>
+        <w:t>=False)</w:t>
+      </w:r>
+    </w:p>
+    <w:p>
+      <w:pPr>
+        <w:pStyle w:val="NoSpacing"/>
+        <w:rPr>
+          <w:rStyle w:val="SubtleEmphasis"/>
+          <w:sz w:val="18"/>
+          <w:szCs w:val="18"/>
+          <w:lang w:val="en-GB"/>
+        </w:rPr>
+      </w:pPr>
+      <w:r>
+        <w:rPr>
+          <w:rStyle w:val="SubtleEmphasis"/>
+          <w:sz w:val="18"/>
+          <w:szCs w:val="18"/>
+          <w:lang w:val="en-GB"/>
+        </w:rPr>
+        <w:t xml:space="preserve">    (16): Conv2d(64, 32, </w:t>
+      </w:r>
+      <w:proofErr w:type="spellStart"/>
+      <w:r>
+        <w:rPr>
+          <w:rStyle w:val="SubtleEmphasis"/>
+          <w:sz w:val="18"/>
+          <w:szCs w:val="18"/>
+          <w:lang w:val="en-GB"/>
+        </w:rPr>
+        <w:t>kernel_size</w:t>
+      </w:r>
+      <w:proofErr w:type="spellEnd"/>
+      <w:r>
+        <w:rPr>
+          <w:rStyle w:val="SubtleEmphasis"/>
+          <w:sz w:val="18"/>
+          <w:szCs w:val="18"/>
+          <w:lang w:val="en-GB"/>
+        </w:rPr>
+        <w:t>=(3, 3), stride=(1, 1), padding=(1, 1))</w:t>
+      </w:r>
+    </w:p>
+    <w:p>
+      <w:pPr>
+        <w:pStyle w:val="NoSpacing"/>
+        <w:rPr>
+          <w:rStyle w:val="SubtleEmphasis"/>
+          <w:sz w:val="18"/>
+          <w:szCs w:val="18"/>
+          <w:lang w:val="en-GB"/>
+        </w:rPr>
+      </w:pPr>
+      <w:r>
+        <w:rPr>
+          <w:rStyle w:val="SubtleEmphasis"/>
+          <w:sz w:val="18"/>
+          <w:szCs w:val="18"/>
+          <w:lang w:val="en-GB"/>
+        </w:rPr>
+        <w:t xml:space="preserve">    (17): BatchNorm2d(32, eps=1e-05, momentum=0.1, affine=True, </w:t>
+      </w:r>
+      <w:proofErr w:type="spellStart"/>
+      <w:r>
+        <w:rPr>
+          <w:rStyle w:val="SubtleEmphasis"/>
+          <w:sz w:val="18"/>
+          <w:szCs w:val="18"/>
+          <w:lang w:val="en-GB"/>
+        </w:rPr>
+        <w:t>track_running_stats</w:t>
+      </w:r>
+      <w:proofErr w:type="spellEnd"/>
+      <w:r>
+        <w:rPr>
+          <w:rStyle w:val="SubtleEmphasis"/>
+          <w:sz w:val="18"/>
+          <w:szCs w:val="18"/>
+          <w:lang w:val="en-GB"/>
+        </w:rPr>
+        <w:t>=True)</w:t>
+      </w:r>
+    </w:p>
+    <w:p>
+      <w:pPr>
+        <w:pStyle w:val="NoSpacing"/>
+        <w:rPr>
+          <w:rStyle w:val="SubtleEmphasis"/>
+          <w:sz w:val="18"/>
+          <w:szCs w:val="18"/>
+          <w:lang w:val="en-GB"/>
+        </w:rPr>
+      </w:pPr>
+      <w:r>
+        <w:rPr>
+          <w:rStyle w:val="SubtleEmphasis"/>
+          <w:sz w:val="18"/>
+          <w:szCs w:val="18"/>
+          <w:lang w:val="en-GB"/>
+        </w:rPr>
+        <w:t xml:space="preserve">    (18): </w:t>
+      </w:r>
+      <w:proofErr w:type="spellStart"/>
+      <w:r>
+        <w:rPr>
+          <w:rStyle w:val="SubtleEmphasis"/>
+          <w:sz w:val="18"/>
+          <w:szCs w:val="18"/>
+          <w:lang w:val="en-GB"/>
+        </w:rPr>
+        <w:t>LeakyReLU</w:t>
+      </w:r>
+      <w:proofErr w:type="spellEnd"/>
+      <w:r>
+        <w:rPr>
+          <w:rStyle w:val="SubtleEmphasis"/>
+          <w:sz w:val="18"/>
+          <w:szCs w:val="18"/>
+          <w:lang w:val="en-GB"/>
+        </w:rPr>
+        <w:t>(</w:t>
+      </w:r>
+      <w:proofErr w:type="spellStart"/>
+      <w:r>
+        <w:rPr>
+          <w:rStyle w:val="SubtleEmphasis"/>
+          <w:sz w:val="18"/>
+          <w:szCs w:val="18"/>
+          <w:lang w:val="en-GB"/>
+        </w:rPr>
+        <w:t>negative_slope</w:t>
+      </w:r>
+      <w:proofErr w:type="spellEnd"/>
+      <w:r>
+        <w:rPr>
+          <w:rStyle w:val="SubtleEmphasis"/>
+          <w:sz w:val="18"/>
+          <w:szCs w:val="18"/>
+          <w:lang w:val="en-GB"/>
+        </w:rPr>
+        <w:t>=0.1)</w:t>
+      </w:r>
+    </w:p>
+    <w:p>
+      <w:pPr>
+        <w:pStyle w:val="NoSpacing"/>
+        <w:rPr>
+          <w:rStyle w:val="SubtleEmphasis"/>
+          <w:sz w:val="18"/>
+          <w:szCs w:val="18"/>
+          <w:lang w:val="en-GB"/>
+        </w:rPr>
+      </w:pPr>
+      <w:r>
+        <w:rPr>
+          <w:rStyle w:val="SubtleEmphasis"/>
           <w:sz w:val="18"/>
           <w:szCs w:val="18"/>
           <w:lang w:val="en-GB"/>
@@ -665,17 +1303,17 @@
     </w:p>
     <w:p>
       <w:pPr>
-        <w:pStyle w:val="Geenafstand"/>
-        <w:rPr>
-          <w:rStyle w:val="Subtielebenadrukking"/>
-          <w:sz w:val="18"/>
-          <w:szCs w:val="18"/>
-          <w:lang w:val="en-GB"/>
-        </w:rPr>
-      </w:pPr>
-      <w:r>
-        <w:rPr>
-          <w:rStyle w:val="Subtielebenadrukking"/>
+        <w:pStyle w:val="NoSpacing"/>
+        <w:rPr>
+          <w:rStyle w:val="SubtleEmphasis"/>
+          <w:sz w:val="18"/>
+          <w:szCs w:val="18"/>
+          <w:lang w:val="en-GB"/>
+        </w:rPr>
+      </w:pPr>
+      <w:r>
+        <w:rPr>
+          <w:rStyle w:val="SubtleEmphasis"/>
           <w:sz w:val="18"/>
           <w:szCs w:val="18"/>
           <w:lang w:val="en-GB"/>
@@ -685,117 +1323,297 @@
     </w:p>
     <w:p>
       <w:pPr>
-        <w:pStyle w:val="Geenafstand"/>
-        <w:rPr>
-          <w:rStyle w:val="Subtielebenadrukking"/>
-          <w:sz w:val="18"/>
-          <w:szCs w:val="18"/>
-          <w:lang w:val="en-GB"/>
-        </w:rPr>
-      </w:pPr>
-      <w:r>
-        <w:rPr>
-          <w:rStyle w:val="Subtielebenadrukking"/>
-          <w:sz w:val="18"/>
-          <w:szCs w:val="18"/>
-          <w:lang w:val="en-GB"/>
-        </w:rPr>
-        <w:t xml:space="preserve">    (0): Flatten(start_dim=1, end_dim=-1)</w:t>
-      </w:r>
-    </w:p>
-    <w:p>
-      <w:pPr>
-        <w:pStyle w:val="Geenafstand"/>
-        <w:rPr>
-          <w:rStyle w:val="Subtielebenadrukking"/>
-          <w:sz w:val="18"/>
-          <w:szCs w:val="18"/>
-          <w:lang w:val="en-GB"/>
-        </w:rPr>
-      </w:pPr>
-      <w:r>
-        <w:rPr>
-          <w:rStyle w:val="Subtielebenadrukking"/>
-          <w:sz w:val="18"/>
-          <w:szCs w:val="18"/>
-          <w:lang w:val="en-GB"/>
-        </w:rPr>
-        <w:t xml:space="preserve">    (1): Dropout(p=0.5, inplace=False)</w:t>
-      </w:r>
-    </w:p>
-    <w:p>
-      <w:pPr>
-        <w:pStyle w:val="Geenafstand"/>
-        <w:rPr>
-          <w:rStyle w:val="Subtielebenadrukking"/>
-          <w:sz w:val="18"/>
-          <w:szCs w:val="18"/>
-          <w:lang w:val="en-GB"/>
-        </w:rPr>
-      </w:pPr>
-      <w:r>
-        <w:rPr>
-          <w:rStyle w:val="Subtielebenadrukking"/>
-          <w:sz w:val="18"/>
-          <w:szCs w:val="18"/>
-          <w:lang w:val="en-GB"/>
-        </w:rPr>
-        <w:t xml:space="preserve">    (2): Linear(in_features=1568, out_features=512, bias=True)</w:t>
-      </w:r>
-    </w:p>
-    <w:p>
-      <w:pPr>
-        <w:pStyle w:val="Geenafstand"/>
-        <w:rPr>
-          <w:rStyle w:val="Subtielebenadrukking"/>
-          <w:sz w:val="18"/>
-          <w:szCs w:val="18"/>
-          <w:lang w:val="en-GB"/>
-        </w:rPr>
-      </w:pPr>
-      <w:r>
-        <w:rPr>
-          <w:rStyle w:val="Subtielebenadrukking"/>
-          <w:sz w:val="18"/>
-          <w:szCs w:val="18"/>
-          <w:lang w:val="en-GB"/>
-        </w:rPr>
-        <w:t xml:space="preserve">    (3): LeakyReLU(negative_slope=0.1)</w:t>
-      </w:r>
-    </w:p>
-    <w:p>
-      <w:pPr>
-        <w:pStyle w:val="Geenafstand"/>
-        <w:rPr>
-          <w:rStyle w:val="Subtielebenadrukking"/>
-          <w:sz w:val="18"/>
-          <w:szCs w:val="18"/>
-          <w:lang w:val="en-GB"/>
-        </w:rPr>
-      </w:pPr>
-      <w:r>
-        <w:rPr>
-          <w:rStyle w:val="Subtielebenadrukking"/>
-          <w:sz w:val="18"/>
-          <w:szCs w:val="18"/>
-          <w:lang w:val="en-GB"/>
-        </w:rPr>
-        <w:t xml:space="preserve">    (4): Linear(in_features=512, out_features=343, bias=True)</w:t>
-      </w:r>
-    </w:p>
-    <w:p>
-      <w:pPr>
-        <w:pStyle w:val="Geenafstand"/>
-        <w:rPr>
-          <w:rStyle w:val="Subtielebenadrukking"/>
-          <w:sz w:val="18"/>
-          <w:szCs w:val="18"/>
-          <w:lang w:val="en-GB"/>
-        </w:rPr>
-      </w:pPr>
-      <w:r>
-        <w:rPr>
-          <w:rStyle w:val="Subtielebenadrukking"/>
+        <w:pStyle w:val="NoSpacing"/>
+        <w:rPr>
+          <w:rStyle w:val="SubtleEmphasis"/>
+          <w:sz w:val="18"/>
+          <w:szCs w:val="18"/>
+          <w:lang w:val="en-GB"/>
+        </w:rPr>
+      </w:pPr>
+      <w:r>
+        <w:rPr>
+          <w:rStyle w:val="SubtleEmphasis"/>
+          <w:sz w:val="18"/>
+          <w:szCs w:val="18"/>
+          <w:lang w:val="en-GB"/>
+        </w:rPr>
+        <w:t xml:space="preserve">    (0): Flatten(</w:t>
+      </w:r>
+      <w:proofErr w:type="spellStart"/>
+      <w:r>
+        <w:rPr>
+          <w:rStyle w:val="SubtleEmphasis"/>
+          <w:sz w:val="18"/>
+          <w:szCs w:val="18"/>
+          <w:lang w:val="en-GB"/>
+        </w:rPr>
+        <w:t>start_dim</w:t>
+      </w:r>
+      <w:proofErr w:type="spellEnd"/>
+      <w:r>
+        <w:rPr>
+          <w:rStyle w:val="SubtleEmphasis"/>
+          <w:sz w:val="18"/>
+          <w:szCs w:val="18"/>
+          <w:lang w:val="en-GB"/>
+        </w:rPr>
+        <w:t xml:space="preserve">=1, </w:t>
+      </w:r>
+      <w:proofErr w:type="spellStart"/>
+      <w:r>
+        <w:rPr>
+          <w:rStyle w:val="SubtleEmphasis"/>
+          <w:sz w:val="18"/>
+          <w:szCs w:val="18"/>
+          <w:lang w:val="en-GB"/>
+        </w:rPr>
+        <w:t>end_dim</w:t>
+      </w:r>
+      <w:proofErr w:type="spellEnd"/>
+      <w:r>
+        <w:rPr>
+          <w:rStyle w:val="SubtleEmphasis"/>
+          <w:sz w:val="18"/>
+          <w:szCs w:val="18"/>
+          <w:lang w:val="en-GB"/>
+        </w:rPr>
+        <w:t>=-1)</w:t>
+      </w:r>
+    </w:p>
+    <w:p>
+      <w:pPr>
+        <w:pStyle w:val="NoSpacing"/>
+        <w:rPr>
+          <w:rStyle w:val="SubtleEmphasis"/>
+          <w:sz w:val="18"/>
+          <w:szCs w:val="18"/>
+          <w:lang w:val="en-GB"/>
+        </w:rPr>
+      </w:pPr>
+      <w:r>
+        <w:rPr>
+          <w:rStyle w:val="SubtleEmphasis"/>
+          <w:sz w:val="18"/>
+          <w:szCs w:val="18"/>
+          <w:lang w:val="en-GB"/>
+        </w:rPr>
+        <w:t xml:space="preserve">    (1): Dropout(p=0.5, </w:t>
+      </w:r>
+      <w:proofErr w:type="spellStart"/>
+      <w:r>
+        <w:rPr>
+          <w:rStyle w:val="SubtleEmphasis"/>
+          <w:sz w:val="18"/>
+          <w:szCs w:val="18"/>
+          <w:lang w:val="en-GB"/>
+        </w:rPr>
+        <w:t>inplace</w:t>
+      </w:r>
+      <w:proofErr w:type="spellEnd"/>
+      <w:r>
+        <w:rPr>
+          <w:rStyle w:val="SubtleEmphasis"/>
+          <w:sz w:val="18"/>
+          <w:szCs w:val="18"/>
+          <w:lang w:val="en-GB"/>
+        </w:rPr>
+        <w:t>=False)</w:t>
+      </w:r>
+    </w:p>
+    <w:p>
+      <w:pPr>
+        <w:pStyle w:val="NoSpacing"/>
+        <w:rPr>
+          <w:rStyle w:val="SubtleEmphasis"/>
+          <w:sz w:val="18"/>
+          <w:szCs w:val="18"/>
+          <w:lang w:val="en-GB"/>
+        </w:rPr>
+      </w:pPr>
+      <w:r>
+        <w:rPr>
+          <w:rStyle w:val="SubtleEmphasis"/>
+          <w:sz w:val="18"/>
+          <w:szCs w:val="18"/>
+          <w:lang w:val="en-GB"/>
+        </w:rPr>
+        <w:t xml:space="preserve">    (2): Linear(</w:t>
+      </w:r>
+      <w:proofErr w:type="spellStart"/>
+      <w:r>
+        <w:rPr>
+          <w:rStyle w:val="SubtleEmphasis"/>
+          <w:sz w:val="18"/>
+          <w:szCs w:val="18"/>
+          <w:lang w:val="en-GB"/>
+        </w:rPr>
+        <w:t>in_features</w:t>
+      </w:r>
+      <w:proofErr w:type="spellEnd"/>
+      <w:r>
+        <w:rPr>
+          <w:rStyle w:val="SubtleEmphasis"/>
+          <w:sz w:val="18"/>
+          <w:szCs w:val="18"/>
+          <w:lang w:val="en-GB"/>
+        </w:rPr>
+        <w:t xml:space="preserve">=1568, </w:t>
+      </w:r>
+      <w:proofErr w:type="spellStart"/>
+      <w:r>
+        <w:rPr>
+          <w:rStyle w:val="SubtleEmphasis"/>
+          <w:sz w:val="18"/>
+          <w:szCs w:val="18"/>
+          <w:lang w:val="en-GB"/>
+        </w:rPr>
+        <w:t>out_features</w:t>
+      </w:r>
+      <w:proofErr w:type="spellEnd"/>
+      <w:r>
+        <w:rPr>
+          <w:rStyle w:val="SubtleEmphasis"/>
+          <w:sz w:val="18"/>
+          <w:szCs w:val="18"/>
+          <w:lang w:val="en-GB"/>
+        </w:rPr>
+        <w:t>=512, bias=True)</w:t>
+      </w:r>
+    </w:p>
+    <w:p>
+      <w:pPr>
+        <w:pStyle w:val="NoSpacing"/>
+        <w:rPr>
+          <w:rStyle w:val="SubtleEmphasis"/>
+          <w:sz w:val="18"/>
+          <w:szCs w:val="18"/>
+          <w:lang w:val="en-GB"/>
+        </w:rPr>
+      </w:pPr>
+      <w:r>
+        <w:rPr>
+          <w:rStyle w:val="SubtleEmphasis"/>
+          <w:sz w:val="18"/>
+          <w:szCs w:val="18"/>
+          <w:lang w:val="en-GB"/>
+        </w:rPr>
+        <w:t xml:space="preserve">    (3): </w:t>
+      </w:r>
+      <w:proofErr w:type="spellStart"/>
+      <w:r>
+        <w:rPr>
+          <w:rStyle w:val="SubtleEmphasis"/>
+          <w:sz w:val="18"/>
+          <w:szCs w:val="18"/>
+          <w:lang w:val="en-GB"/>
+        </w:rPr>
+        <w:t>LeakyReLU</w:t>
+      </w:r>
+      <w:proofErr w:type="spellEnd"/>
+      <w:r>
+        <w:rPr>
+          <w:rStyle w:val="SubtleEmphasis"/>
+          <w:sz w:val="18"/>
+          <w:szCs w:val="18"/>
+          <w:lang w:val="en-GB"/>
+        </w:rPr>
+        <w:t>(</w:t>
+      </w:r>
+      <w:proofErr w:type="spellStart"/>
+      <w:r>
+        <w:rPr>
+          <w:rStyle w:val="SubtleEmphasis"/>
+          <w:sz w:val="18"/>
+          <w:szCs w:val="18"/>
+          <w:lang w:val="en-GB"/>
+        </w:rPr>
+        <w:t>negative_slope</w:t>
+      </w:r>
+      <w:proofErr w:type="spellEnd"/>
+      <w:r>
+        <w:rPr>
+          <w:rStyle w:val="SubtleEmphasis"/>
+          <w:sz w:val="18"/>
+          <w:szCs w:val="18"/>
+          <w:lang w:val="en-GB"/>
+        </w:rPr>
+        <w:t>=0.1)</w:t>
+      </w:r>
+    </w:p>
+    <w:p>
+      <w:pPr>
+        <w:pStyle w:val="NoSpacing"/>
+        <w:rPr>
+          <w:rStyle w:val="SubtleEmphasis"/>
+          <w:sz w:val="18"/>
+          <w:szCs w:val="18"/>
+          <w:lang w:val="en-GB"/>
+        </w:rPr>
+      </w:pPr>
+      <w:r>
+        <w:rPr>
+          <w:rStyle w:val="SubtleEmphasis"/>
+          <w:sz w:val="18"/>
+          <w:szCs w:val="18"/>
+          <w:lang w:val="en-GB"/>
+        </w:rPr>
+        <w:t xml:space="preserve">    (4): Linear(</w:t>
+      </w:r>
+      <w:proofErr w:type="spellStart"/>
+      <w:r>
+        <w:rPr>
+          <w:rStyle w:val="SubtleEmphasis"/>
+          <w:sz w:val="18"/>
+          <w:szCs w:val="18"/>
+          <w:lang w:val="en-GB"/>
+        </w:rPr>
+        <w:t>in_features</w:t>
+      </w:r>
+      <w:proofErr w:type="spellEnd"/>
+      <w:r>
+        <w:rPr>
+          <w:rStyle w:val="SubtleEmphasis"/>
+          <w:sz w:val="18"/>
+          <w:szCs w:val="18"/>
+          <w:lang w:val="en-GB"/>
+        </w:rPr>
+        <w:t xml:space="preserve">=512, </w:t>
+      </w:r>
+      <w:proofErr w:type="spellStart"/>
+      <w:r>
+        <w:rPr>
+          <w:rStyle w:val="SubtleEmphasis"/>
+          <w:sz w:val="18"/>
+          <w:szCs w:val="18"/>
+          <w:lang w:val="en-GB"/>
+        </w:rPr>
+        <w:t>out_features</w:t>
+      </w:r>
+      <w:proofErr w:type="spellEnd"/>
+      <w:r>
+        <w:rPr>
+          <w:rStyle w:val="SubtleEmphasis"/>
+          <w:sz w:val="18"/>
+          <w:szCs w:val="18"/>
+          <w:lang w:val="en-GB"/>
+        </w:rPr>
+        <w:t>=343, bias=True)</w:t>
+      </w:r>
+    </w:p>
+    <w:p>
+      <w:pPr>
+        <w:pStyle w:val="NoSpacing"/>
+        <w:rPr>
+          <w:rStyle w:val="SubtleEmphasis"/>
+          <w:sz w:val="18"/>
+          <w:szCs w:val="18"/>
+          <w:lang w:val="en-GB"/>
+        </w:rPr>
+      </w:pPr>
+      <w:r>
+        <w:rPr>
+          <w:rStyle w:val="SubtleEmphasis"/>
           <w:sz w:val="18"/>
           <w:szCs w:val="18"/>
           <w:lang w:val="en-GB"/>
@@ -805,17 +1623,17 @@
     </w:p>
     <w:p>
       <w:pPr>
-        <w:pStyle w:val="Geenafstand"/>
-        <w:rPr>
-          <w:rStyle w:val="Subtielebenadrukking"/>
-          <w:sz w:val="18"/>
-          <w:szCs w:val="18"/>
-          <w:lang w:val="en-GB"/>
-        </w:rPr>
-      </w:pPr>
-      <w:r>
-        <w:rPr>
-          <w:rStyle w:val="Subtielebenadrukking"/>
+        <w:pStyle w:val="NoSpacing"/>
+        <w:rPr>
+          <w:rStyle w:val="SubtleEmphasis"/>
+          <w:sz w:val="18"/>
+          <w:szCs w:val="18"/>
+          <w:lang w:val="en-GB"/>
+        </w:rPr>
+      </w:pPr>
+      <w:r>
+        <w:rPr>
+          <w:rStyle w:val="SubtleEmphasis"/>
           <w:sz w:val="18"/>
           <w:szCs w:val="18"/>
           <w:lang w:val="en-GB"/>
@@ -825,14 +1643,14 @@
     </w:p>
     <w:p>
       <w:pPr>
-        <w:pStyle w:val="Geenafstand"/>
-        <w:rPr>
-          <w:lang w:val="en-GB"/>
-        </w:rPr>
-      </w:pPr>
-      <w:r>
-        <w:rPr>
-          <w:rStyle w:val="Subtielebenadrukking"/>
+        <w:pStyle w:val="NoSpacing"/>
+        <w:rPr>
+          <w:lang w:val="en-GB"/>
+        </w:rPr>
+      </w:pPr>
+      <w:r>
+        <w:rPr>
+          <w:rStyle w:val="SubtleEmphasis"/>
           <w:sz w:val="18"/>
           <w:szCs w:val="18"/>
           <w:lang w:val="en-GB"/>
@@ -863,7 +1681,7 @@
     </w:p>
     <w:p>
       <w:pPr>
-        <w:pStyle w:val="Geenafstand"/>
+        <w:pStyle w:val="NoSpacing"/>
         <w:rPr>
           <w:b/>
           <w:bCs/>
@@ -886,7 +1704,7 @@
     </w:p>
     <w:p>
       <w:pPr>
-        <w:pStyle w:val="Geenafstand"/>
+        <w:pStyle w:val="NoSpacing"/>
         <w:rPr>
           <w:lang w:val="en-GB"/>
         </w:rPr>
@@ -929,7 +1747,7 @@
     </w:p>
     <w:p>
       <w:pPr>
-        <w:pStyle w:val="Geenafstand"/>
+        <w:pStyle w:val="NoSpacing"/>
         <w:rPr>
           <w:lang w:val="en-GB"/>
         </w:rPr>
@@ -946,6 +1764,7 @@
         </w:rPr>
         <w:t xml:space="preserve">inconsistent, and often larger than the expected input of 112 by 112 pixels. We therefore downscale the image using </w:t>
       </w:r>
+      <w:proofErr w:type="spellStart"/>
       <w:r>
         <w:rPr>
           <w:i/>
@@ -954,6 +1773,7 @@
         </w:rPr>
         <w:t>torchvision.transforms.Resize</w:t>
       </w:r>
+      <w:proofErr w:type="spellEnd"/>
       <w:r>
         <w:rPr>
           <w:lang w:val="en-GB"/>
@@ -1684,7 +2504,23 @@
           <w:rFonts w:eastAsiaTheme="minorEastAsia"/>
           <w:lang w:val="en-GB"/>
         </w:rPr>
-        <w:t xml:space="preserve"> ‘objectness’ or ‘confidence’ score. In the training data, these are 1 if the </w:t>
+        <w:t xml:space="preserve"> ‘</w:t>
+      </w:r>
+      <w:proofErr w:type="spellStart"/>
+      <w:r>
+        <w:rPr>
+          <w:rFonts w:eastAsiaTheme="minorEastAsia"/>
+          <w:lang w:val="en-GB"/>
+        </w:rPr>
+        <w:t>objectness</w:t>
+      </w:r>
+      <w:proofErr w:type="spellEnd"/>
+      <w:r>
+        <w:rPr>
+          <w:rFonts w:eastAsiaTheme="minorEastAsia"/>
+          <w:lang w:val="en-GB"/>
+        </w:rPr>
+        <w:t xml:space="preserve">’ or ‘confidence’ score. In the training data, these are 1 if the </w:t>
       </w:r>
       <w:r>
         <w:rPr>
@@ -1717,7 +2553,7 @@
     </w:p>
     <w:p>
       <w:pPr>
-        <w:pStyle w:val="Geenafstand"/>
+        <w:pStyle w:val="NoSpacing"/>
         <w:rPr>
           <w:lang w:val="en-GB"/>
         </w:rPr>
@@ -1858,15 +2694,15 @@
     </w:p>
     <w:p>
       <w:pPr>
-        <w:pStyle w:val="Geenafstand"/>
-        <w:rPr>
-          <w:lang w:val="en-GB"/>
-        </w:rPr>
-      </w:pPr>
-    </w:p>
-    <w:p>
-      <w:pPr>
-        <w:pStyle w:val="Geenafstand"/>
+        <w:pStyle w:val="NoSpacing"/>
+        <w:rPr>
+          <w:lang w:val="en-GB"/>
+        </w:rPr>
+      </w:pPr>
+    </w:p>
+    <w:p>
+      <w:pPr>
+        <w:pStyle w:val="NoSpacing"/>
         <w:rPr>
           <w:b/>
           <w:bCs/>
@@ -1888,7 +2724,7 @@
     </w:p>
     <w:p>
       <w:pPr>
-        <w:pStyle w:val="Geenafstand"/>
+        <w:pStyle w:val="NoSpacing"/>
         <w:rPr>
           <w:lang w:val="en-GB"/>
         </w:rPr>
@@ -1899,11 +2735,43 @@
           <w:lang w:val="en-GB"/>
         </w:rPr>
         <w:t>(Fill in the table below.)</w:t>
+      </w:r>
+    </w:p>
+    <w:p>
+      <w:pPr>
+        <w:pStyle w:val="NoSpacing"/>
+        <w:rPr>
+          <w:lang w:val="en-GB"/>
+        </w:rPr>
+      </w:pPr>
+      <w:r>
+        <w:rPr>
+          <w:lang w:val="en-GB"/>
+        </w:rPr>
+        <w:t>We split our data into 72% training, 18% validation and 10% testing (this keeps the 80/20 ratio between training and validation mentioned by the assignment).</w:t>
+      </w:r>
+      <w:r>
+        <w:rPr>
+          <w:lang w:val="en-GB"/>
+        </w:rPr>
+        <w:t xml:space="preserve"> We trained for 50 epochs, after which we clearly saw the </w:t>
+      </w:r>
+      <w:r>
+        <w:rPr>
+          <w:lang w:val="en-GB"/>
+        </w:rPr>
+        <w:t>validation loss plateau (the training set still decreased, but is clearly</w:t>
+      </w:r>
+      <w:r>
+        <w:rPr>
+          <w:lang w:val="en-GB"/>
+        </w:rPr>
+        <w:t xml:space="preserve"> overfitting: see the discussion). Training 50 epochs took around 4 minutes, as we took time to optimise our code.</w:t>
       </w:r>
     </w:p>
     <w:tbl>
       <w:tblPr>
-        <w:tblStyle w:val="Tabelraster"/>
+        <w:tblStyle w:val="TableGrid"/>
         <w:tblW w:w="0" w:type="auto"/>
         <w:tblLook w:val="04A0" w:firstRow="1" w:lastRow="0" w:firstColumn="1" w:lastColumn="0" w:noHBand="0" w:noVBand="1"/>
       </w:tblPr>
@@ -1918,7 +2786,7 @@
           </w:tcPr>
           <w:p>
             <w:pPr>
-              <w:pStyle w:val="Geenafstand"/>
+              <w:pStyle w:val="NoSpacing"/>
               <w:rPr>
                 <w:b/>
                 <w:sz w:val="24"/>
@@ -1943,7 +2811,7 @@
           </w:tcPr>
           <w:p>
             <w:pPr>
-              <w:pStyle w:val="Geenafstand"/>
+              <w:pStyle w:val="NoSpacing"/>
               <w:rPr>
                 <w:b/>
                 <w:sz w:val="24"/>
@@ -1970,7 +2838,7 @@
           </w:tcPr>
           <w:p>
             <w:pPr>
-              <w:pStyle w:val="Geenafstand"/>
+              <w:pStyle w:val="NoSpacing"/>
               <w:rPr>
                 <w:sz w:val="24"/>
                 <w:szCs w:val="24"/>
@@ -1993,13 +2861,21 @@
           </w:tcPr>
           <w:p>
             <w:pPr>
-              <w:pStyle w:val="Geenafstand"/>
+              <w:pStyle w:val="NoSpacing"/>
               <w:rPr>
                 <w:sz w:val="24"/>
                 <w:szCs w:val="24"/>
                 <w:lang w:val="en-GB"/>
               </w:rPr>
             </w:pPr>
+            <w:r>
+              <w:rPr>
+                <w:sz w:val="24"/>
+                <w:szCs w:val="24"/>
+                <w:lang w:val="en-GB"/>
+              </w:rPr>
+              <w:t>0</w:t>
+            </w:r>
             <w:r>
               <w:rPr>
                 <w:sz w:val="24"/>
@@ -2018,7 +2894,7 @@
           </w:tcPr>
           <w:p>
             <w:pPr>
-              <w:pStyle w:val="Geenafstand"/>
+              <w:pStyle w:val="NoSpacing"/>
               <w:rPr>
                 <w:sz w:val="24"/>
                 <w:szCs w:val="24"/>
@@ -2041,7 +2917,7 @@
           </w:tcPr>
           <w:p>
             <w:pPr>
-              <w:pStyle w:val="Geenafstand"/>
+              <w:pStyle w:val="NoSpacing"/>
               <w:rPr>
                 <w:sz w:val="24"/>
                 <w:szCs w:val="24"/>
@@ -2070,7 +2946,7 @@
           </w:tcPr>
           <w:p>
             <w:pPr>
-              <w:pStyle w:val="Geenafstand"/>
+              <w:pStyle w:val="NoSpacing"/>
               <w:rPr>
                 <w:sz w:val="24"/>
                 <w:szCs w:val="24"/>
@@ -2096,7 +2972,7 @@
           </w:tcPr>
           <w:p>
             <w:pPr>
-              <w:pStyle w:val="Geenafstand"/>
+              <w:pStyle w:val="NoSpacing"/>
               <w:rPr>
                 <w:sz w:val="24"/>
                 <w:szCs w:val="24"/>
@@ -2118,15 +2994,15 @@
     </w:tbl>
     <w:p>
       <w:pPr>
-        <w:pStyle w:val="Geenafstand"/>
-        <w:rPr>
-          <w:lang w:val="en-GB"/>
-        </w:rPr>
-      </w:pPr>
-    </w:p>
-    <w:p>
-      <w:pPr>
-        <w:pStyle w:val="Geenafstand"/>
+        <w:pStyle w:val="NoSpacing"/>
+        <w:rPr>
+          <w:lang w:val="en-GB"/>
+        </w:rPr>
+      </w:pPr>
+    </w:p>
+    <w:p>
+      <w:pPr>
+        <w:pStyle w:val="NoSpacing"/>
         <w:rPr>
           <w:b/>
           <w:sz w:val="24"/>
@@ -2139,12 +3015,30 @@
           <w:sz w:val="24"/>
           <w:lang w:val="en-GB"/>
         </w:rPr>
-        <w:t>Train/val loss graphs</w:t>
-      </w:r>
-    </w:p>
-    <w:p>
-      <w:pPr>
-        <w:pStyle w:val="Geenafstand"/>
+        <w:t>Train/</w:t>
+      </w:r>
+      <w:proofErr w:type="spellStart"/>
+      <w:r>
+        <w:rPr>
+          <w:b/>
+          <w:sz w:val="24"/>
+          <w:lang w:val="en-GB"/>
+        </w:rPr>
+        <w:t>val</w:t>
+      </w:r>
+      <w:proofErr w:type="spellEnd"/>
+      <w:r>
+        <w:rPr>
+          <w:b/>
+          <w:sz w:val="24"/>
+          <w:lang w:val="en-GB"/>
+        </w:rPr>
+        <w:t xml:space="preserve"> loss graphs</w:t>
+      </w:r>
+    </w:p>
+    <w:p>
+      <w:pPr>
+        <w:pStyle w:val="NoSpacing"/>
         <w:rPr>
           <w:lang w:val="en-GB"/>
         </w:rPr>
@@ -2208,59 +3102,24 @@
         </w:rPr>
         <w:t>for our loss graphs. The top left shows the summed loss of the individual components, the other 5 are the individual loss components.</w:t>
       </w:r>
-    </w:p>
-    <w:p>
-      <w:pPr>
-        <w:pStyle w:val="Geenafstand"/>
-        <w:rPr>
-          <w:lang w:val="en-GB"/>
-        </w:rPr>
-      </w:pPr>
-      <w:r>
-        <w:rPr>
-          <w:lang w:val="en-GB"/>
-        </w:rPr>
-        <w:lastRenderedPageBreak/>
-        <w:drawing>
-          <wp:inline distT="0" distB="0" distL="0" distR="0" wp14:anchorId="56D64E6A" wp14:editId="66BEFFE2">
-            <wp:extent cx="5731510" cy="4298950"/>
-            <wp:effectExtent l="0" t="0" r="2540" b="6350"/>
-            <wp:docPr id="1181861221" name="Afbeelding 1"/>
-            <wp:cNvGraphicFramePr>
-              <a:graphicFrameLocks xmlns:a="http://schemas.openxmlformats.org/drawingml/2006/main" noChangeAspect="1"/>
-            </wp:cNvGraphicFramePr>
-            <a:graphic xmlns:a="http://schemas.openxmlformats.org/drawingml/2006/main">
-              <a:graphicData uri="http://schemas.openxmlformats.org/drawingml/2006/picture">
-                <pic:pic xmlns:pic="http://schemas.openxmlformats.org/drawingml/2006/picture">
-                  <pic:nvPicPr>
-                    <pic:cNvPr id="1181861221" name=""/>
-                    <pic:cNvPicPr/>
-                  </pic:nvPicPr>
-                  <pic:blipFill>
-                    <a:blip r:embed="rId5"/>
-                    <a:stretch>
-                      <a:fillRect/>
-                    </a:stretch>
-                  </pic:blipFill>
-                  <pic:spPr>
-                    <a:xfrm>
-                      <a:off x="0" y="0"/>
-                      <a:ext cx="5731510" cy="4298950"/>
-                    </a:xfrm>
-                    <a:prstGeom prst="rect">
-                      <a:avLst/>
-                    </a:prstGeom>
-                  </pic:spPr>
-                </pic:pic>
-              </a:graphicData>
-            </a:graphic>
-          </wp:inline>
-        </w:drawing>
-      </w:r>
-    </w:p>
-    <w:p>
-      <w:pPr>
-        <w:pStyle w:val="Geenafstand"/>
+      <w:r>
+        <w:rPr>
+          <w:lang w:val="en-GB"/>
+        </w:rPr>
+        <w:t xml:space="preserve"> </w:t>
+      </w:r>
+    </w:p>
+    <w:p>
+      <w:pPr>
+        <w:pStyle w:val="NoSpacing"/>
+        <w:rPr>
+          <w:lang w:val="en-GB"/>
+        </w:rPr>
+      </w:pPr>
+    </w:p>
+    <w:p>
+      <w:pPr>
+        <w:pStyle w:val="NoSpacing"/>
         <w:keepNext/>
         <w:jc w:val="center"/>
         <w:rPr>
@@ -2276,9 +3135,9 @@
         </w:rPr>
         <w:lastRenderedPageBreak/>
         <w:drawing>
-          <wp:inline distT="0" distB="0" distL="0" distR="0" wp14:anchorId="4402E53D" wp14:editId="3C0DA0F3">
-            <wp:extent cx="5731510" cy="7642013"/>
-            <wp:effectExtent l="0" t="0" r="2540" b="0"/>
+          <wp:inline distT="0" distB="0" distL="0" distR="0" wp14:anchorId="4402E53D" wp14:editId="71D522B5">
+            <wp:extent cx="5844887" cy="7793182"/>
+            <wp:effectExtent l="0" t="0" r="3810" b="0"/>
             <wp:docPr id="325298255" name="Picture 1"/>
             <wp:cNvGraphicFramePr>
               <a:graphicFrameLocks xmlns:a="http://schemas.openxmlformats.org/drawingml/2006/main" noChangeAspect="1"/>
@@ -2291,7 +3150,7 @@
                     <pic:cNvPicPr/>
                   </pic:nvPicPr>
                   <pic:blipFill>
-                    <a:blip r:embed="rId6">
+                    <a:blip r:embed="rId5">
                       <a:extLst>
                         <a:ext uri="{28A0092B-C50C-407E-A947-70E740481C1C}">
                           <a14:useLocalDpi xmlns:a14="http://schemas.microsoft.com/office/drawing/2010/main" val="0"/>
@@ -2305,7 +3164,7 @@
                   <pic:spPr>
                     <a:xfrm>
                       <a:off x="0" y="0"/>
-                      <a:ext cx="5731510" cy="7642013"/>
+                      <a:ext cx="5848674" cy="7798232"/>
                     </a:xfrm>
                     <a:prstGeom prst="rect">
                       <a:avLst/>
@@ -2320,7 +3179,7 @@
     </w:p>
     <w:p>
       <w:pPr>
-        <w:pStyle w:val="Bijschrift"/>
+        <w:pStyle w:val="Caption"/>
         <w:jc w:val="center"/>
         <w:rPr>
           <w:bCs/>
@@ -2376,7 +3235,7 @@
     </w:p>
     <w:p>
       <w:pPr>
-        <w:pStyle w:val="Geenafstand"/>
+        <w:pStyle w:val="NoSpacing"/>
         <w:rPr>
           <w:lang w:val="en-GB"/>
         </w:rPr>
@@ -2411,7 +3270,23 @@
           <w:highlight w:val="yellow"/>
           <w:lang w:val="en-GB"/>
         </w:rPr>
-        <w:t xml:space="preserve">train/val loss graphs. The x-axis should have the epochs, the y-axis loss. Each of the </w:t>
+        <w:t>train/</w:t>
+      </w:r>
+      <w:proofErr w:type="spellStart"/>
+      <w:r>
+        <w:rPr>
+          <w:highlight w:val="yellow"/>
+          <w:lang w:val="en-GB"/>
+        </w:rPr>
+        <w:t>val</w:t>
+      </w:r>
+      <w:proofErr w:type="spellEnd"/>
+      <w:r>
+        <w:rPr>
+          <w:highlight w:val="yellow"/>
+          <w:lang w:val="en-GB"/>
+        </w:rPr>
+        <w:t xml:space="preserve"> loss graphs. The x-axis should have the epochs, the y-axis loss. Each of the </w:t>
       </w:r>
       <w:r>
         <w:rPr>
@@ -2441,15 +3316,15 @@
     </w:p>
     <w:p>
       <w:pPr>
-        <w:pStyle w:val="Geenafstand"/>
-        <w:rPr>
-          <w:lang w:val="en-GB"/>
-        </w:rPr>
-      </w:pPr>
-    </w:p>
-    <w:p>
-      <w:pPr>
-        <w:pStyle w:val="Geenafstand"/>
+        <w:pStyle w:val="NoSpacing"/>
+        <w:rPr>
+          <w:lang w:val="en-GB"/>
+        </w:rPr>
+      </w:pPr>
+    </w:p>
+    <w:p>
+      <w:pPr>
+        <w:pStyle w:val="NoSpacing"/>
         <w:rPr>
           <w:b/>
           <w:sz w:val="24"/>
@@ -2462,6 +3337,7 @@
           <w:sz w:val="24"/>
           <w:lang w:val="en-GB"/>
         </w:rPr>
+        <w:lastRenderedPageBreak/>
         <w:t>Training</w:t>
       </w:r>
       <w:r>
@@ -2488,6 +3364,7 @@
         </w:rPr>
         <w:t xml:space="preserve">and test </w:t>
       </w:r>
+      <w:proofErr w:type="spellStart"/>
       <w:r>
         <w:rPr>
           <w:b/>
@@ -2496,10 +3373,11 @@
         </w:rPr>
         <w:t>mAP</w:t>
       </w:r>
-    </w:p>
-    <w:p>
-      <w:pPr>
-        <w:pStyle w:val="Geenafstand"/>
+      <w:proofErr w:type="spellEnd"/>
+    </w:p>
+    <w:p>
+      <w:pPr>
+        <w:pStyle w:val="NoSpacing"/>
         <w:rPr>
           <w:lang w:val="en-GB"/>
         </w:rPr>
@@ -2509,7 +3387,6 @@
           <w:highlight w:val="yellow"/>
           <w:lang w:val="en-GB"/>
         </w:rPr>
-        <w:lastRenderedPageBreak/>
         <w:t>(</w:t>
       </w:r>
       <w:r>
@@ -2517,13 +3394,22 @@
           <w:highlight w:val="yellow"/>
           <w:lang w:val="en-GB"/>
         </w:rPr>
-        <w:t>Fill in the table with train/val</w:t>
-      </w:r>
+        <w:t>Fill in the table with train/</w:t>
+      </w:r>
+      <w:proofErr w:type="spellStart"/>
       <w:r>
         <w:rPr>
           <w:highlight w:val="yellow"/>
           <w:lang w:val="en-GB"/>
         </w:rPr>
+        <w:t>val</w:t>
+      </w:r>
+      <w:proofErr w:type="spellEnd"/>
+      <w:r>
+        <w:rPr>
+          <w:highlight w:val="yellow"/>
+          <w:lang w:val="en-GB"/>
+        </w:rPr>
         <w:t>/test</w:t>
       </w:r>
       <w:r>
@@ -2531,27 +3417,77 @@
           <w:highlight w:val="yellow"/>
           <w:lang w:val="en-GB"/>
         </w:rPr>
-        <w:t xml:space="preserve"> mAP.)</w:t>
+        <w:t xml:space="preserve"> </w:t>
+      </w:r>
+      <w:proofErr w:type="spellStart"/>
+      <w:r>
+        <w:rPr>
+          <w:highlight w:val="yellow"/>
+          <w:lang w:val="en-GB"/>
+        </w:rPr>
+        <w:t>mAP</w:t>
+      </w:r>
+      <w:proofErr w:type="spellEnd"/>
+      <w:r>
+        <w:rPr>
+          <w:highlight w:val="yellow"/>
+          <w:lang w:val="en-GB"/>
+        </w:rPr>
+        <w:t>.)</w:t>
+      </w:r>
+    </w:p>
+    <w:p>
+      <w:pPr>
+        <w:pStyle w:val="NoSpacing"/>
+        <w:rPr>
+          <w:lang w:val="en-GB"/>
+        </w:rPr>
+      </w:pPr>
+      <w:r>
+        <w:rPr>
+          <w:lang w:val="en-GB"/>
+        </w:rPr>
+        <w:t xml:space="preserve">Results </w:t>
+      </w:r>
+      <w:r>
+        <w:rPr>
+          <w:lang w:val="en-GB"/>
+        </w:rPr>
+        <w:t>with an ‘</w:t>
+      </w:r>
+      <w:proofErr w:type="spellStart"/>
+      <w:r>
+        <w:rPr>
+          <w:lang w:val="en-GB"/>
+        </w:rPr>
+        <w:t>objectness</w:t>
+      </w:r>
+      <w:proofErr w:type="spellEnd"/>
+      <w:r>
+        <w:rPr>
+          <w:lang w:val="en-GB"/>
+        </w:rPr>
+        <w:t>’ threshold of 0.0, this is the threshold by which the highest mAP@0.5 was found.</w:t>
       </w:r>
     </w:p>
     <w:tbl>
       <w:tblPr>
-        <w:tblStyle w:val="Tabelraster"/>
+        <w:tblStyle w:val="TableGrid"/>
         <w:tblW w:w="0" w:type="auto"/>
         <w:tblLook w:val="04A0" w:firstRow="1" w:lastRow="0" w:firstColumn="1" w:lastColumn="0" w:noHBand="0" w:noVBand="1"/>
       </w:tblPr>
       <w:tblGrid>
-        <w:gridCol w:w="3256"/>
-        <w:gridCol w:w="1512"/>
+        <w:gridCol w:w="1271"/>
+        <w:gridCol w:w="1208"/>
       </w:tblGrid>
       <w:tr>
         <w:tc>
           <w:tcPr>
-            <w:tcW w:w="3256" w:type="dxa"/>
+            <w:tcW w:w="1271" w:type="dxa"/>
           </w:tcPr>
           <w:p>
             <w:pPr>
-              <w:pStyle w:val="Geenafstand"/>
+              <w:pStyle w:val="NoSpacing"/>
               <w:rPr>
                 <w:b/>
                 <w:sz w:val="24"/>
@@ -2559,7 +3495,6 @@
                 <w:lang w:val="en-GB"/>
               </w:rPr>
             </w:pPr>
-            <w:commentRangeStart w:id="1"/>
             <w:r>
               <w:rPr>
                 <w:b/>
@@ -2568,27 +3503,16 @@
                 <w:lang w:val="en-GB"/>
               </w:rPr>
               <w:t>Setting</w:t>
-            </w:r>
-            <w:commentRangeEnd w:id="1"/>
-            <w:r>
-              <w:rPr>
-                <w:rStyle w:val="Verwijzingopmerking"/>
-                <w:b/>
-                <w:sz w:val="24"/>
-                <w:szCs w:val="24"/>
-                <w:lang w:val="en-GB"/>
-              </w:rPr>
-              <w:commentReference w:id="1"/>
             </w:r>
           </w:p>
         </w:tc>
         <w:tc>
           <w:tcPr>
-            <w:tcW w:w="1512" w:type="dxa"/>
+            <w:tcW w:w="1198" w:type="dxa"/>
           </w:tcPr>
           <w:p>
             <w:pPr>
-              <w:pStyle w:val="Geenafstand"/>
+              <w:pStyle w:val="NoSpacing"/>
               <w:rPr>
                 <w:b/>
                 <w:sz w:val="24"/>
@@ -2611,11 +3535,11 @@
       <w:tr>
         <w:tc>
           <w:tcPr>
-            <w:tcW w:w="3256" w:type="dxa"/>
+            <w:tcW w:w="1271" w:type="dxa"/>
           </w:tcPr>
           <w:p>
             <w:pPr>
-              <w:pStyle w:val="Geenafstand"/>
+              <w:pStyle w:val="NoSpacing"/>
               <w:rPr>
                 <w:sz w:val="24"/>
                 <w:szCs w:val="24"/>
@@ -2629,16 +3553,24 @@
                 <w:lang w:val="en-GB"/>
               </w:rPr>
               <w:t>Training</w:t>
+            </w:r>
+            <w:r>
+              <w:rPr>
+                <w:sz w:val="24"/>
+                <w:szCs w:val="24"/>
+                <w:lang w:val="en-GB"/>
+              </w:rPr>
+              <w:t xml:space="preserve"> </w:t>
             </w:r>
           </w:p>
         </w:tc>
         <w:tc>
           <w:tcPr>
-            <w:tcW w:w="1512" w:type="dxa"/>
+            <w:tcW w:w="1198" w:type="dxa"/>
           </w:tcPr>
           <w:p>
             <w:pPr>
-              <w:pStyle w:val="Geenafstand"/>
+              <w:pStyle w:val="NoSpacing"/>
               <w:tabs>
                 <w:tab w:val="left" w:pos="705"/>
               </w:tabs>
@@ -2662,11 +3594,11 @@
       <w:tr>
         <w:tc>
           <w:tcPr>
-            <w:tcW w:w="3256" w:type="dxa"/>
+            <w:tcW w:w="1271" w:type="dxa"/>
           </w:tcPr>
           <w:p>
             <w:pPr>
-              <w:pStyle w:val="Geenafstand"/>
+              <w:pStyle w:val="NoSpacing"/>
               <w:rPr>
                 <w:sz w:val="24"/>
                 <w:szCs w:val="24"/>
@@ -2685,11 +3617,11 @@
         </w:tc>
         <w:tc>
           <w:tcPr>
-            <w:tcW w:w="1512" w:type="dxa"/>
+            <w:tcW w:w="1198" w:type="dxa"/>
           </w:tcPr>
           <w:p>
             <w:pPr>
-              <w:pStyle w:val="Geenafstand"/>
+              <w:pStyle w:val="NoSpacing"/>
               <w:rPr>
                 <w:sz w:val="24"/>
                 <w:szCs w:val="24"/>
@@ -2710,14 +3642,14 @@
       <w:tr>
         <w:tc>
           <w:tcPr>
-            <w:tcW w:w="3256" w:type="dxa"/>
+            <w:tcW w:w="1271" w:type="dxa"/>
             <w:tcBorders>
               <w:bottom w:val="double" w:sz="4" w:space="0" w:color="auto"/>
             </w:tcBorders>
           </w:tcPr>
           <w:p>
             <w:pPr>
-              <w:pStyle w:val="Geenafstand"/>
+              <w:pStyle w:val="NoSpacing"/>
               <w:rPr>
                 <w:sz w:val="24"/>
                 <w:szCs w:val="24"/>
@@ -2736,14 +3668,14 @@
         </w:tc>
         <w:tc>
           <w:tcPr>
-            <w:tcW w:w="1512" w:type="dxa"/>
+            <w:tcW w:w="1198" w:type="dxa"/>
             <w:tcBorders>
               <w:bottom w:val="double" w:sz="4" w:space="0" w:color="auto"/>
             </w:tcBorders>
           </w:tcPr>
           <w:p>
             <w:pPr>
-              <w:pStyle w:val="Geenafstand"/>
+              <w:pStyle w:val="NoSpacing"/>
               <w:rPr>
                 <w:sz w:val="24"/>
                 <w:szCs w:val="24"/>
@@ -2764,15 +3696,15 @@
     </w:tbl>
     <w:p>
       <w:pPr>
-        <w:pStyle w:val="Geenafstand"/>
-        <w:rPr>
-          <w:lang w:val="en-GB"/>
-        </w:rPr>
-      </w:pPr>
-    </w:p>
-    <w:p>
-      <w:pPr>
-        <w:pStyle w:val="Geenafstand"/>
+        <w:pStyle w:val="NoSpacing"/>
+        <w:rPr>
+          <w:lang w:val="en-GB"/>
+        </w:rPr>
+      </w:pPr>
+    </w:p>
+    <w:p>
+      <w:pPr>
+        <w:pStyle w:val="NoSpacing"/>
         <w:rPr>
           <w:b/>
           <w:bCs/>
@@ -2794,7 +3726,7 @@
     </w:p>
     <w:p>
       <w:pPr>
-        <w:pStyle w:val="Geenafstand"/>
+        <w:pStyle w:val="NoSpacing"/>
         <w:rPr>
           <w:lang w:val="en-GB"/>
         </w:rPr>
@@ -2823,27 +3755,89 @@
     </w:p>
     <w:p>
       <w:pPr>
-        <w:pStyle w:val="Geenafstand"/>
-        <w:rPr>
-          <w:lang w:val="en-GB"/>
-        </w:rPr>
-      </w:pPr>
-      <w:r>
-        <w:rPr>
-          <w:lang w:val="en-GB"/>
-        </w:rPr>
-        <w:t>Confusion matrix by a objectness threshold of 0.0, this is the threshold by which the highest mAP was found.</w:t>
-      </w:r>
-      <w:r>
-        <w:rPr>
-          <w:lang w:val="en-GB"/>
-        </w:rPr>
-        <w:tab/>
+        <w:pStyle w:val="NoSpacing"/>
+        <w:rPr>
+          <w:lang w:val="en-GB"/>
+        </w:rPr>
+      </w:pPr>
+      <w:r>
+        <w:rPr>
+          <w:lang w:val="en-GB"/>
+        </w:rPr>
+        <w:t xml:space="preserve">Confusion matrix </w:t>
+      </w:r>
+      <w:r>
+        <w:rPr>
+          <w:lang w:val="en-GB"/>
+        </w:rPr>
+        <w:t>with</w:t>
+      </w:r>
+      <w:r>
+        <w:rPr>
+          <w:lang w:val="en-GB"/>
+        </w:rPr>
+        <w:t xml:space="preserve"> a</w:t>
+      </w:r>
+      <w:r>
+        <w:rPr>
+          <w:lang w:val="en-GB"/>
+        </w:rPr>
+        <w:t>n</w:t>
+      </w:r>
+      <w:r>
+        <w:rPr>
+          <w:lang w:val="en-GB"/>
+        </w:rPr>
+        <w:t xml:space="preserve"> </w:t>
+      </w:r>
+      <w:r>
+        <w:rPr>
+          <w:lang w:val="en-GB"/>
+        </w:rPr>
+        <w:t>‘</w:t>
+      </w:r>
+      <w:proofErr w:type="spellStart"/>
+      <w:r>
+        <w:rPr>
+          <w:lang w:val="en-GB"/>
+        </w:rPr>
+        <w:t>objectnes</w:t>
+      </w:r>
+      <w:r>
+        <w:rPr>
+          <w:lang w:val="en-GB"/>
+        </w:rPr>
+        <w:t>s</w:t>
+      </w:r>
+      <w:proofErr w:type="spellEnd"/>
+      <w:r>
+        <w:rPr>
+          <w:lang w:val="en-GB"/>
+        </w:rPr>
+        <w:t>’</w:t>
+      </w:r>
+      <w:r>
+        <w:rPr>
+          <w:lang w:val="en-GB"/>
+        </w:rPr>
+        <w:t xml:space="preserve"> threshold of 0.0, this is the threshold by which the highest mAP</w:t>
+      </w:r>
+      <w:r>
+        <w:rPr>
+          <w:lang w:val="en-GB"/>
+        </w:rPr>
+        <w:t>@0.5</w:t>
+      </w:r>
+      <w:r>
+        <w:rPr>
+          <w:lang w:val="en-GB"/>
+        </w:rPr>
+        <w:t xml:space="preserve"> was found.</w:t>
       </w:r>
     </w:p>
     <w:tbl>
       <w:tblPr>
-        <w:tblStyle w:val="Tabelraster"/>
+        <w:tblStyle w:val="TableGrid"/>
         <w:tblW w:w="0" w:type="auto"/>
         <w:tblLook w:val="04A0" w:firstRow="1" w:lastRow="0" w:firstColumn="1" w:lastColumn="0" w:noHBand="0" w:noVBand="1"/>
       </w:tblPr>
@@ -2861,7 +3855,7 @@
           </w:tcPr>
           <w:p>
             <w:pPr>
-              <w:pStyle w:val="Geenafstand"/>
+              <w:pStyle w:val="NoSpacing"/>
               <w:rPr>
                 <w:b/>
                 <w:lang w:val="en-GB"/>
@@ -2875,7 +3869,7 @@
           </w:tcPr>
           <w:p>
             <w:pPr>
-              <w:pStyle w:val="Geenafstand"/>
+              <w:pStyle w:val="NoSpacing"/>
               <w:rPr>
                 <w:b/>
                 <w:lang w:val="en-GB"/>
@@ -2891,7 +3885,7 @@
           </w:tcPr>
           <w:p>
             <w:pPr>
-              <w:pStyle w:val="Geenafstand"/>
+              <w:pStyle w:val="NoSpacing"/>
               <w:jc w:val="center"/>
               <w:rPr>
                 <w:b/>
@@ -2915,7 +3909,7 @@
           </w:tcPr>
           <w:p>
             <w:pPr>
-              <w:pStyle w:val="Geenafstand"/>
+              <w:pStyle w:val="NoSpacing"/>
               <w:rPr>
                 <w:lang w:val="en-GB"/>
               </w:rPr>
@@ -2928,7 +3922,7 @@
           </w:tcPr>
           <w:p>
             <w:pPr>
-              <w:pStyle w:val="Geenafstand"/>
+              <w:pStyle w:val="NoSpacing"/>
               <w:rPr>
                 <w:lang w:val="en-GB"/>
               </w:rPr>
@@ -2941,7 +3935,7 @@
           </w:tcPr>
           <w:p>
             <w:pPr>
-              <w:pStyle w:val="Geenafstand"/>
+              <w:pStyle w:val="NoSpacing"/>
               <w:rPr>
                 <w:b/>
                 <w:bCs/>
@@ -2964,7 +3958,7 @@
           </w:tcPr>
           <w:p>
             <w:pPr>
-              <w:pStyle w:val="Geenafstand"/>
+              <w:pStyle w:val="NoSpacing"/>
               <w:rPr>
                 <w:b/>
                 <w:bCs/>
@@ -2987,7 +3981,7 @@
           </w:tcPr>
           <w:p>
             <w:pPr>
-              <w:pStyle w:val="Geenafstand"/>
+              <w:pStyle w:val="NoSpacing"/>
               <w:rPr>
                 <w:b/>
                 <w:bCs/>
@@ -3014,7 +4008,7 @@
           </w:tcPr>
           <w:p>
             <w:pPr>
-              <w:pStyle w:val="Geenafstand"/>
+              <w:pStyle w:val="NoSpacing"/>
               <w:jc w:val="center"/>
               <w:rPr>
                 <w:b/>
@@ -3038,7 +4032,7 @@
           </w:tcPr>
           <w:p>
             <w:pPr>
-              <w:pStyle w:val="Geenafstand"/>
+              <w:pStyle w:val="NoSpacing"/>
               <w:rPr>
                 <w:b/>
                 <w:bCs/>
@@ -3061,7 +4055,7 @@
           </w:tcPr>
           <w:p>
             <w:pPr>
-              <w:pStyle w:val="Geenafstand"/>
+              <w:pStyle w:val="NoSpacing"/>
               <w:rPr>
                 <w:lang w:val="en-GB"/>
               </w:rPr>
@@ -3080,7 +4074,7 @@
           </w:tcPr>
           <w:p>
             <w:pPr>
-              <w:pStyle w:val="Geenafstand"/>
+              <w:pStyle w:val="NoSpacing"/>
               <w:rPr>
                 <w:lang w:val="en-GB"/>
               </w:rPr>
@@ -3099,7 +4093,7 @@
           </w:tcPr>
           <w:p>
             <w:pPr>
-              <w:pStyle w:val="Geenafstand"/>
+              <w:pStyle w:val="NoSpacing"/>
               <w:rPr>
                 <w:lang w:val="en-GB"/>
               </w:rPr>
@@ -3121,7 +4115,7 @@
           </w:tcPr>
           <w:p>
             <w:pPr>
-              <w:pStyle w:val="Geenafstand"/>
+              <w:pStyle w:val="NoSpacing"/>
               <w:rPr>
                 <w:lang w:val="en-GB"/>
               </w:rPr>
@@ -3134,7 +4128,7 @@
           </w:tcPr>
           <w:p>
             <w:pPr>
-              <w:pStyle w:val="Geenafstand"/>
+              <w:pStyle w:val="NoSpacing"/>
               <w:rPr>
                 <w:b/>
                 <w:bCs/>
@@ -3157,7 +4151,7 @@
           </w:tcPr>
           <w:p>
             <w:pPr>
-              <w:pStyle w:val="Geenafstand"/>
+              <w:pStyle w:val="NoSpacing"/>
               <w:rPr>
                 <w:lang w:val="en-GB"/>
               </w:rPr>
@@ -3176,7 +4170,7 @@
           </w:tcPr>
           <w:p>
             <w:pPr>
-              <w:pStyle w:val="Geenafstand"/>
+              <w:pStyle w:val="NoSpacing"/>
               <w:rPr>
                 <w:lang w:val="en-GB"/>
               </w:rPr>
@@ -3195,7 +4189,7 @@
           </w:tcPr>
           <w:p>
             <w:pPr>
-              <w:pStyle w:val="Geenafstand"/>
+              <w:pStyle w:val="NoSpacing"/>
               <w:rPr>
                 <w:lang w:val="en-GB"/>
               </w:rPr>
@@ -3220,7 +4214,7 @@
           </w:tcPr>
           <w:p>
             <w:pPr>
-              <w:pStyle w:val="Geenafstand"/>
+              <w:pStyle w:val="NoSpacing"/>
               <w:rPr>
                 <w:lang w:val="en-GB"/>
               </w:rPr>
@@ -3236,7 +4230,7 @@
           </w:tcPr>
           <w:p>
             <w:pPr>
-              <w:pStyle w:val="Geenafstand"/>
+              <w:pStyle w:val="NoSpacing"/>
               <w:rPr>
                 <w:b/>
                 <w:bCs/>
@@ -3262,7 +4256,7 @@
           </w:tcPr>
           <w:p>
             <w:pPr>
-              <w:pStyle w:val="Geenafstand"/>
+              <w:pStyle w:val="NoSpacing"/>
               <w:rPr>
                 <w:lang w:val="en-GB"/>
               </w:rPr>
@@ -3284,7 +4278,7 @@
           </w:tcPr>
           <w:p>
             <w:pPr>
-              <w:pStyle w:val="Geenafstand"/>
+              <w:pStyle w:val="NoSpacing"/>
               <w:rPr>
                 <w:lang w:val="en-GB"/>
               </w:rPr>
@@ -3307,7 +4301,7 @@
           </w:tcPr>
           <w:p>
             <w:pPr>
-              <w:pStyle w:val="Geenafstand"/>
+              <w:pStyle w:val="NoSpacing"/>
               <w:jc w:val="center"/>
               <w:rPr>
                 <w:lang w:val="en-GB"/>
@@ -3325,15 +4319,15 @@
     </w:tbl>
     <w:p>
       <w:pPr>
-        <w:pStyle w:val="Geenafstand"/>
-        <w:rPr>
-          <w:lang w:val="en-GB"/>
-        </w:rPr>
-      </w:pPr>
-    </w:p>
-    <w:p>
-      <w:pPr>
-        <w:pStyle w:val="Geenafstand"/>
+        <w:pStyle w:val="NoSpacing"/>
+        <w:rPr>
+          <w:lang w:val="en-GB"/>
+        </w:rPr>
+      </w:pPr>
+    </w:p>
+    <w:p>
+      <w:pPr>
+        <w:pStyle w:val="NoSpacing"/>
         <w:rPr>
           <w:b/>
           <w:sz w:val="24"/>
@@ -3351,16 +4345,28 @@
     </w:p>
     <w:p>
       <w:pPr>
-        <w:pStyle w:val="Geenafstand"/>
-        <w:rPr>
-          <w:lang w:val="en-GB"/>
-        </w:rPr>
-      </w:pPr>
-      <w:r>
-        <w:rPr>
-          <w:lang w:val="en-GB"/>
-        </w:rPr>
-        <w:t>This link should go to a OneDrive folder containing the model weights:</w:t>
+        <w:pStyle w:val="NoSpacing"/>
+        <w:rPr>
+          <w:lang w:val="en-GB"/>
+        </w:rPr>
+      </w:pPr>
+      <w:r>
+        <w:rPr>
+          <w:lang w:val="en-GB"/>
+        </w:rPr>
+        <w:t xml:space="preserve">This link should </w:t>
+      </w:r>
+      <w:r>
+        <w:rPr>
+          <w:lang w:val="en-GB"/>
+        </w:rPr>
+        <w:t xml:space="preserve">go </w:t>
+      </w:r>
+      <w:r>
+        <w:rPr>
+          <w:lang w:val="en-GB"/>
+        </w:rPr>
+        <w:t>to a OneDrive folder containing the model weights:</w:t>
       </w:r>
       <w:r>
         <w:rPr>
@@ -3368,59 +4374,35 @@
         </w:rPr>
         <w:t xml:space="preserve"> </w:t>
       </w:r>
-      <w:commentRangeStart w:id="2"/>
-      <w:r>
-        <w:fldChar w:fldCharType="begin"/>
-      </w:r>
-      <w:r>
-        <w:rPr>
-          <w:lang w:val="en-US"/>
-        </w:rPr>
-        <w:instrText>HYPERLINK "https://solisservices-my.sharepoint.com/:f:/g/personal/j_p_h_heemskerk_students_uu_nl/IgDI8dBDjF2LSowEFHpSzDBmAfaqNGvpYlVfiUV3M0yH5ys?e=kKT4Aa"</w:instrText>
-      </w:r>
-      <w:r>
-        <w:fldChar w:fldCharType="separate"/>
-      </w:r>
-      <w:r>
-        <w:rPr>
-          <w:rStyle w:val="Hyperlink"/>
-          <w:b/>
-          <w:bCs/>
-          <w:lang w:val="en-GB"/>
-        </w:rPr>
-        <w:t>Model weights assignment 4</w:t>
-      </w:r>
-      <w:r>
-        <w:fldChar w:fldCharType="end"/>
-      </w:r>
+      <w:hyperlink r:id="rId6" w:history="1">
+        <w:r>
+          <w:rPr>
+            <w:rStyle w:val="Hyperlink"/>
+            <w:b/>
+            <w:bCs/>
+            <w:lang w:val="en-GB"/>
+          </w:rPr>
+          <w:t>Model weights assignment 4</w:t>
+        </w:r>
+      </w:hyperlink>
       <w:r>
         <w:rPr>
           <w:lang w:val="en-GB"/>
         </w:rPr>
         <w:t>.</w:t>
       </w:r>
-      <w:commentRangeEnd w:id="2"/>
-      <w:r>
-        <w:rPr>
-          <w:rStyle w:val="Verwijzingopmerking"/>
-          <w:sz w:val="22"/>
-          <w:szCs w:val="22"/>
-          <w:lang w:val="en-GB"/>
-        </w:rPr>
-        <w:commentReference w:id="2"/>
-      </w:r>
-    </w:p>
-    <w:p>
-      <w:pPr>
-        <w:pStyle w:val="Geenafstand"/>
-        <w:rPr>
-          <w:lang w:val="en-GB"/>
-        </w:rPr>
-      </w:pPr>
-    </w:p>
-    <w:p>
-      <w:pPr>
-        <w:pStyle w:val="Geenafstand"/>
+    </w:p>
+    <w:p>
+      <w:pPr>
+        <w:pStyle w:val="NoSpacing"/>
+        <w:rPr>
+          <w:lang w:val="en-GB"/>
+        </w:rPr>
+      </w:pPr>
+    </w:p>
+    <w:p>
+      <w:pPr>
+        <w:pStyle w:val="NoSpacing"/>
         <w:rPr>
           <w:b/>
           <w:sz w:val="24"/>
@@ -3438,22 +4420,64 @@
     </w:p>
     <w:p>
       <w:pPr>
-        <w:pStyle w:val="Geenafstand"/>
-        <w:rPr>
-          <w:lang w:val="en-GB"/>
-        </w:rPr>
-      </w:pPr>
-      <w:r>
-        <w:rPr>
-          <w:lang w:val="en-GB"/>
-        </w:rPr>
-        <w:t>The loss graphs show interesting patterns. For example,</w:t>
-      </w:r>
-      <w:r>
-        <w:rPr>
-          <w:lang w:val="en-GB"/>
-        </w:rPr>
-        <w:t xml:space="preserve"> the object confidence loss, which starts around 0, then quickly maximises</w:t>
+        <w:pStyle w:val="NoSpacing"/>
+        <w:rPr>
+          <w:lang w:val="en-GB"/>
+        </w:rPr>
+      </w:pPr>
+      <w:r>
+        <w:rPr>
+          <w:lang w:val="en-GB"/>
+        </w:rPr>
+        <w:t xml:space="preserve">The loss graphs </w:t>
+      </w:r>
+      <w:r>
+        <w:rPr>
+          <w:lang w:val="en-GB"/>
+        </w:rPr>
+        <w:t xml:space="preserve">in </w:t>
+      </w:r>
+      <w:r>
+        <w:rPr>
+          <w:lang w:val="en-GB"/>
+        </w:rPr>
+        <w:fldChar w:fldCharType="begin"/>
+      </w:r>
+      <w:r>
+        <w:rPr>
+          <w:lang w:val="en-GB"/>
+        </w:rPr>
+        <w:instrText xml:space="preserve"> REF _Ref225240341 \h </w:instrText>
+      </w:r>
+      <w:r>
+        <w:rPr>
+          <w:lang w:val="en-GB"/>
+        </w:rPr>
+      </w:r>
+      <w:r>
+        <w:rPr>
+          <w:lang w:val="en-GB"/>
+        </w:rPr>
+        <w:fldChar w:fldCharType="separate"/>
+      </w:r>
+      <w:r>
+        <w:rPr>
+          <w:lang w:val="en-GB"/>
+        </w:rPr>
+        <w:t xml:space="preserve">Figure </w:t>
+      </w:r>
+      <w:r>
+        <w:rPr>
+          <w:noProof/>
+          <w:lang w:val="en-GB"/>
+        </w:rPr>
+        <w:t>1</w:t>
+      </w:r>
+      <w:r>
+        <w:rPr>
+          <w:lang w:val="en-GB"/>
+        </w:rPr>
+        <w:fldChar w:fldCharType="end"/>
       </w:r>
       <w:r>
         <w:rPr>
@@ -3465,63 +4489,162 @@
         <w:rPr>
           <w:lang w:val="en-GB"/>
         </w:rPr>
-        <w:t>and then slowly decreases again. This can be explained by the model making 0 predictions in the first epoch, meaning that for 48 out of 49 grid cells, it makes the correct prediction. Then, the other loss components direct it towards predicting way too many boxes, which spikes the loss. Then it actually starts learning, and the loss slowly decreases again.</w:t>
-      </w:r>
-      <w:r>
-        <w:rPr>
-          <w:lang w:val="en-GB"/>
-        </w:rPr>
-        <w:t xml:space="preserve"> Naturally, we see the opposite pattern for the no-object loss, which starts high, as no objects are predicted to exist, then drops off very quickly, and stays roughly constant.</w:t>
-      </w:r>
-    </w:p>
-    <w:p>
-      <w:pPr>
-        <w:pStyle w:val="Geenafstand"/>
-        <w:rPr>
-          <w:lang w:val="en-GB"/>
-        </w:rPr>
-      </w:pPr>
-      <w:r>
-        <w:rPr>
-          <w:lang w:val="en-GB"/>
-        </w:rPr>
-        <w:t xml:space="preserve">When looking at the xy loss and the class loss, we see that the model shows significant overfitting around epoch 20 and onwards. </w:t>
-      </w:r>
-      <w:r>
-        <w:rPr>
-          <w:lang w:val="en-GB"/>
-        </w:rPr>
-        <w:t>However</w:t>
-      </w:r>
-      <w:r>
-        <w:rPr>
-          <w:lang w:val="en-GB"/>
-        </w:rPr>
-        <w:t xml:space="preserve">, this is not visible in the mAP graph (see </w:t>
-      </w:r>
-      <w:r>
-        <w:rPr>
-          <w:color w:val="EE0000"/>
-          <w:lang w:val="en-GB"/>
-        </w:rPr>
-        <w:t>FIGURE X</w:t>
-      </w:r>
-      <w:r>
-        <w:rPr>
-          <w:lang w:val="en-GB"/>
-        </w:rPr>
-        <w:t>)</w:t>
-      </w:r>
-      <w:r>
-        <w:rPr>
-          <w:lang w:val="en-GB"/>
-        </w:rPr>
-        <w:t xml:space="preserve">. </w:t>
-      </w:r>
-    </w:p>
-    <w:p>
-      <w:pPr>
-        <w:pStyle w:val="Geenafstand"/>
+        <w:t xml:space="preserve">show interesting patterns. </w:t>
+      </w:r>
+      <w:r>
+        <w:rPr>
+          <w:lang w:val="en-GB"/>
+        </w:rPr>
+        <w:t>For example, we see that</w:t>
+      </w:r>
+      <w:r>
+        <w:rPr>
+          <w:lang w:val="en-GB"/>
+        </w:rPr>
+        <w:t xml:space="preserve"> all losses indicate overfitting, as the training loss keeps decreasing, while the validation loss seems to have converged long before. This starts somewhere around epoch 10</w:t>
+      </w:r>
+      <w:r>
+        <w:rPr>
+          <w:lang w:val="en-GB"/>
+        </w:rPr>
+        <w:t xml:space="preserve">, or even earlier for the </w:t>
+      </w:r>
+      <w:proofErr w:type="spellStart"/>
+      <w:r>
+        <w:rPr>
+          <w:lang w:val="en-GB"/>
+        </w:rPr>
+        <w:t>xy</w:t>
+      </w:r>
+      <w:proofErr w:type="spellEnd"/>
+      <w:r>
+        <w:rPr>
+          <w:lang w:val="en-GB"/>
+        </w:rPr>
+        <w:t>-loss and the class loss.</w:t>
+      </w:r>
+      <w:r>
+        <w:rPr>
+          <w:lang w:val="en-GB"/>
+        </w:rPr>
+        <w:t xml:space="preserve"> </w:t>
+      </w:r>
+      <w:r>
+        <w:rPr>
+          <w:lang w:val="en-GB"/>
+        </w:rPr>
+        <w:t>We see that overfitting occurs more aggressively with the object confidence loss</w:t>
+      </w:r>
+      <w:r>
+        <w:rPr>
+          <w:lang w:val="en-GB"/>
+        </w:rPr>
+        <w:t>, which seems to not have plateaued yet after 50 epochs, as opposed to the other losses, which show</w:t>
+      </w:r>
+      <w:r>
+        <w:rPr>
+          <w:lang w:val="en-GB"/>
+        </w:rPr>
+        <w:t xml:space="preserve"> signs of stagnation.</w:t>
+      </w:r>
+    </w:p>
+    <w:p>
+      <w:pPr>
+        <w:pStyle w:val="NoSpacing"/>
+        <w:rPr>
+          <w:lang w:val="en-GB"/>
+        </w:rPr>
+      </w:pPr>
+      <w:r>
+        <w:rPr>
+          <w:lang w:val="en-GB"/>
+        </w:rPr>
+        <w:t xml:space="preserve">We see the same pattern when analysing the mAP@0.5. </w:t>
+      </w:r>
+      <w:r>
+        <w:rPr>
+          <w:lang w:val="en-GB"/>
+        </w:rPr>
+        <w:t xml:space="preserve">For training, we get 95%, which is very high, and much higher than the 27% and 31% for the validation and test datasets. </w:t>
+      </w:r>
+      <w:r>
+        <w:rPr>
+          <w:lang w:val="en-GB"/>
+        </w:rPr>
+        <w:t xml:space="preserve">We were not able to reproduce the 55-60% </w:t>
+      </w:r>
+      <w:r>
+        <w:rPr>
+          <w:lang w:val="en-GB"/>
+        </w:rPr>
+        <w:t>mAP@0.5</w:t>
+      </w:r>
+      <w:r>
+        <w:rPr>
+          <w:lang w:val="en-GB"/>
+        </w:rPr>
+        <w:t xml:space="preserve"> mentioned in the assignment. We spent about a week on improving our performance without </w:t>
+      </w:r>
+      <w:r>
+        <w:rPr>
+          <w:lang w:val="en-GB"/>
+        </w:rPr>
+        <w:t>much luck, and believe the mentioned scores are somehow mistakenly reported in the assignment.</w:t>
+      </w:r>
+      <w:r>
+        <w:rPr>
+          <w:lang w:val="en-GB"/>
+        </w:rPr>
+        <w:t xml:space="preserve"> Regardless, we see the model is clearly overfit and it seems more likely that it is just predicting the average data distribution of the train set, which happens to work for about 30% of the time in the test set.</w:t>
+      </w:r>
+      <w:r>
+        <w:rPr>
+          <w:lang w:val="en-GB"/>
+        </w:rPr>
+        <w:t xml:space="preserve"> After all, </w:t>
+      </w:r>
+      <w:r>
+        <w:rPr>
+          <w:lang w:val="en-GB"/>
+        </w:rPr>
+        <w:t xml:space="preserve">a lot of </w:t>
+      </w:r>
+      <w:r>
+        <w:rPr>
+          <w:lang w:val="en-GB"/>
+        </w:rPr>
+        <w:t>bounding boxes are located near the centre of each image and are similar in scale and shapes.</w:t>
+      </w:r>
+    </w:p>
+    <w:p>
+      <w:pPr>
+        <w:pStyle w:val="NoSpacing"/>
+        <w:rPr>
+          <w:lang w:val="en-GB"/>
+        </w:rPr>
+      </w:pPr>
+      <w:r>
+        <w:rPr>
+          <w:lang w:val="en-GB"/>
+        </w:rPr>
+        <w:t>W</w:t>
+      </w:r>
+      <w:r>
+        <w:rPr>
+          <w:lang w:val="en-GB"/>
+        </w:rPr>
+        <w:t>hen analysing the confusion matrix, we see</w:t>
+      </w:r>
+      <w:r>
+        <w:rPr>
+          <w:lang w:val="en-GB"/>
+        </w:rPr>
+        <w:t xml:space="preserve"> </w:t>
+      </w:r>
+    </w:p>
+    <w:p>
+      <w:pPr>
+        <w:pStyle w:val="NoSpacing"/>
         <w:rPr>
           <w:lang w:val="en-GB"/>
         </w:rPr>
@@ -3564,15 +4687,15 @@
     </w:p>
     <w:p>
       <w:pPr>
-        <w:pStyle w:val="Geenafstand"/>
-        <w:rPr>
-          <w:lang w:val="en-GB"/>
-        </w:rPr>
-      </w:pPr>
-    </w:p>
-    <w:p>
-      <w:pPr>
-        <w:pStyle w:val="Geenafstand"/>
+        <w:pStyle w:val="NoSpacing"/>
+        <w:rPr>
+          <w:lang w:val="en-GB"/>
+        </w:rPr>
+      </w:pPr>
+    </w:p>
+    <w:p>
+      <w:pPr>
+        <w:pStyle w:val="NoSpacing"/>
         <w:rPr>
           <w:b/>
           <w:sz w:val="24"/>
@@ -3590,79 +4713,10 @@
     </w:p>
     <w:p>
       <w:pPr>
-        <w:pStyle w:val="Geenafstand"/>
-        <w:rPr>
-          <w:lang w:val="en-GB"/>
-        </w:rPr>
-      </w:pPr>
-      <w:r>
-        <w:rPr>
-          <w:highlight w:val="yellow"/>
-          <w:lang w:val="en-GB"/>
-        </w:rPr>
-        <w:t xml:space="preserve">(Indicate which ones you did, and how you did them; Approx. </w:t>
-      </w:r>
-      <w:r>
-        <w:rPr>
-          <w:highlight w:val="yellow"/>
-          <w:lang w:val="en-GB"/>
-        </w:rPr>
-        <w:t>half</w:t>
-      </w:r>
-      <w:r>
-        <w:rPr>
-          <w:highlight w:val="yellow"/>
-          <w:lang w:val="en-GB"/>
-        </w:rPr>
-        <w:t xml:space="preserve"> a page.)</w:t>
-      </w:r>
-    </w:p>
-    <w:p>
-      <w:pPr>
-        <w:pStyle w:val="Geenafstand"/>
-        <w:rPr>
-          <w:lang w:val="en-GB"/>
-        </w:rPr>
-      </w:pPr>
-    </w:p>
-    <w:p>
-      <w:pPr>
-        <w:pStyle w:val="Geenafstand"/>
-        <w:rPr>
-          <w:b/>
-          <w:bCs/>
-          <w:lang w:val="en-GB"/>
-        </w:rPr>
-      </w:pPr>
-      <w:r>
-        <w:rPr>
-          <w:b/>
-          <w:bCs/>
-          <w:lang w:val="en-GB"/>
-        </w:rPr>
-        <w:t>Any GenAI prompt used</w:t>
-      </w:r>
-    </w:p>
-    <w:p>
-      <w:pPr>
-        <w:pStyle w:val="Geenafstand"/>
-        <w:rPr>
-          <w:lang w:val="en-GB"/>
-        </w:rPr>
-      </w:pPr>
-      <w:r>
-        <w:rPr>
-          <w:highlight w:val="yellow"/>
-          <w:lang w:val="en-GB"/>
-        </w:rPr>
-        <w:t>(Mention tool and prompt, and how the output was used. No limit on space, add all prompts you performed.)</w:t>
-      </w:r>
-    </w:p>
-    <w:p>
-      <w:pPr>
-        <w:pStyle w:val="Geenafstand"/>
-        <w:rPr>
-          <w:lang w:val="en-US"/>
+        <w:pStyle w:val="NoSpacing"/>
+        <w:rPr>
+          <w:rFonts w:eastAsiaTheme="minorEastAsia"/>
+          <w:lang w:val="en-NL"/>
         </w:rPr>
       </w:pPr>
       <w:r>
@@ -3671,32 +4725,655 @@
           <w:bCs/>
           <w:lang w:val="en-US"/>
         </w:rPr>
-        <w:t>Tool:</w:t>
-      </w:r>
+        <w:t xml:space="preserve">Choice Task 2: </w:t>
+      </w:r>
+      <w:r>
+        <w:rPr>
+          <w:lang w:val="en-US"/>
+        </w:rPr>
+        <w:t>We created a</w:t>
+      </w:r>
+      <w:r>
+        <w:rPr>
+          <w:lang w:val="en-US"/>
+        </w:rPr>
+        <w:t xml:space="preserve"> new model and replaced the backbone with ResNet-18, from </w:t>
+      </w:r>
+      <w:proofErr w:type="spellStart"/>
+      <w:r>
+        <w:rPr>
+          <w:i/>
+          <w:iCs/>
+          <w:lang w:val="en-US"/>
+        </w:rPr>
+        <w:t>torchvision.models</w:t>
+      </w:r>
+      <w:proofErr w:type="spellEnd"/>
+      <w:r>
+        <w:rPr>
+          <w:lang w:val="en-US"/>
+        </w:rPr>
+        <w:t xml:space="preserve">. We kept all layers except the final average pooling and fully connected layers. This leaves a </w:t>
+      </w:r>
+      <m:oMath>
+        <m:r>
+          <w:rPr>
+            <w:rFonts w:ascii="Cambria Math" w:hAnsi="Cambria Math"/>
+            <w:lang w:val="en-GB"/>
+          </w:rPr>
+          <m:t>7*7*51</m:t>
+        </m:r>
+        <m:r>
+          <w:rPr>
+            <w:rFonts w:ascii="Cambria Math" w:eastAsiaTheme="minorEastAsia" w:hAnsi="Cambria Math"/>
+            <w:lang w:val="en-GB"/>
+          </w:rPr>
+          <m:t>2</m:t>
+        </m:r>
+      </m:oMath>
+      <w:r>
+        <w:rPr>
+          <w:rFonts w:eastAsiaTheme="minorEastAsia"/>
+          <w:lang w:val="en-GB"/>
+        </w:rPr>
+        <w:t xml:space="preserve"> output. We then use our normal head, except with </w:t>
+      </w:r>
+      <w:r>
+        <w:rPr>
+          <w:rFonts w:eastAsiaTheme="minorEastAsia"/>
+          <w:lang w:val="en-NL"/>
+        </w:rPr>
+        <w:t>25</w:t>
+      </w:r>
+      <w:r>
+        <w:rPr>
+          <w:rFonts w:eastAsiaTheme="minorEastAsia"/>
+          <w:lang w:val="en-NL"/>
+        </w:rPr>
+        <w:t>,</w:t>
+      </w:r>
+      <w:r>
+        <w:rPr>
+          <w:rFonts w:eastAsiaTheme="minorEastAsia"/>
+          <w:lang w:val="en-NL"/>
+        </w:rPr>
+        <w:t>088</w:t>
+      </w:r>
+      <w:r>
+        <w:rPr>
+          <w:rFonts w:eastAsiaTheme="minorEastAsia"/>
+          <w:lang w:val="en-NL"/>
+        </w:rPr>
+        <w:t xml:space="preserve"> inputs instead of </w:t>
+      </w:r>
+      <w:r>
+        <w:rPr>
+          <w:rFonts w:eastAsiaTheme="minorEastAsia"/>
+          <w:lang w:val="en-NL"/>
+        </w:rPr>
+        <w:t>1</w:t>
+      </w:r>
+      <w:r>
+        <w:rPr>
+          <w:rFonts w:eastAsiaTheme="minorEastAsia"/>
+          <w:lang w:val="en-NL"/>
+        </w:rPr>
+        <w:t>,</w:t>
+      </w:r>
+      <w:r>
+        <w:rPr>
+          <w:rFonts w:eastAsiaTheme="minorEastAsia"/>
+          <w:lang w:val="en-NL"/>
+        </w:rPr>
+        <w:t>568</w:t>
+      </w:r>
+      <w:r>
+        <w:rPr>
+          <w:rFonts w:eastAsiaTheme="minorEastAsia"/>
+          <w:lang w:val="en-NL"/>
+        </w:rPr>
+        <w:t xml:space="preserve">. We loaded the pre-trained weights and finetuned the entire model on our dataset for 100 epochs, with a learning rate of </w:t>
+      </w:r>
+      <w:r>
+        <w:rPr>
+          <w:rFonts w:eastAsiaTheme="minorEastAsia"/>
+          <w:color w:val="EE0000"/>
+          <w:lang w:val="en-NL"/>
+        </w:rPr>
+        <w:t>X</w:t>
+      </w:r>
+      <w:r>
+        <w:rPr>
+          <w:rFonts w:eastAsiaTheme="minorEastAsia"/>
+          <w:lang w:val="en-NL"/>
+        </w:rPr>
+        <w:t xml:space="preserve">, a batch size of </w:t>
+      </w:r>
+      <w:r>
+        <w:rPr>
+          <w:rFonts w:eastAsiaTheme="minorEastAsia"/>
+          <w:color w:val="EE0000"/>
+          <w:lang w:val="en-NL"/>
+        </w:rPr>
+        <w:t>Y</w:t>
+      </w:r>
+      <w:r>
+        <w:rPr>
+          <w:rFonts w:eastAsiaTheme="minorEastAsia"/>
+          <w:lang w:val="en-NL"/>
+        </w:rPr>
+        <w:t xml:space="preserve">, and the Adam optimiser with a weight decay of 1e-4. The results can be seen in </w:t>
+      </w:r>
+      <w:r>
+        <w:rPr>
+          <w:rFonts w:eastAsiaTheme="minorEastAsia"/>
+          <w:color w:val="EE0000"/>
+          <w:lang w:val="en-NL"/>
+        </w:rPr>
+        <w:t>Figure X</w:t>
+      </w:r>
+      <w:r>
+        <w:rPr>
+          <w:rFonts w:eastAsiaTheme="minorEastAsia"/>
+          <w:lang w:val="en-NL"/>
+        </w:rPr>
+        <w:t xml:space="preserve">. </w:t>
+      </w:r>
+      <w:r>
+        <w:rPr>
+          <w:rFonts w:eastAsiaTheme="minorEastAsia"/>
+          <w:color w:val="EE0000"/>
+          <w:lang w:val="en-NL"/>
+        </w:rPr>
+        <w:t>We see ...</w:t>
+      </w:r>
+    </w:p>
+    <w:p>
+      <w:pPr>
+        <w:pStyle w:val="NoSpacing"/>
+        <w:rPr>
+          <w:lang w:val="en-US"/>
+        </w:rPr>
+      </w:pPr>
       <w:r>
         <w:rPr>
           <w:b/>
           <w:bCs/>
           <w:lang w:val="en-US"/>
         </w:rPr>
+        <w:t xml:space="preserve">Choice Task 3: </w:t>
+      </w:r>
+      <w:r>
+        <w:rPr>
+          <w:lang w:val="en-US"/>
+        </w:rPr>
+        <w:t xml:space="preserve">We adapted the model head, such that the final layer has 2 neurons instead of 343, while the rest of the model remains intact. We downloaded the new dataset in the same way as the main assignment. We used the </w:t>
+      </w:r>
+      <w:proofErr w:type="spellStart"/>
+      <w:r>
+        <w:rPr>
+          <w:i/>
+          <w:iCs/>
+          <w:lang w:val="en-US"/>
+        </w:rPr>
+        <w:t>ImageFolder</w:t>
+      </w:r>
+      <w:proofErr w:type="spellEnd"/>
+      <w:r>
+        <w:rPr>
+          <w:i/>
+          <w:iCs/>
+          <w:lang w:val="en-US"/>
+        </w:rPr>
         <w:t xml:space="preserve"> </w:t>
       </w:r>
       <w:r>
         <w:rPr>
           <w:lang w:val="en-US"/>
         </w:rPr>
-        <w:t>Claude, browser,</w:t>
-      </w:r>
-      <w:r>
-        <w:rPr>
+        <w:t xml:space="preserve">class from </w:t>
+      </w:r>
+      <w:proofErr w:type="spellStart"/>
+      <w:r>
+        <w:rPr>
+          <w:i/>
+          <w:iCs/>
           <w:lang w:val="en-US"/>
         </w:rPr>
-        <w:t xml:space="preserve"> free edition</w:t>
-      </w:r>
-    </w:p>
-    <w:p>
-      <w:pPr>
-        <w:pStyle w:val="Geenafstand"/>
+        <w:t>torchvision.datasets</w:t>
+      </w:r>
+      <w:proofErr w:type="spellEnd"/>
+      <w:r>
+        <w:rPr>
+          <w:lang w:val="en-US"/>
+        </w:rPr>
+        <w:t xml:space="preserve">, which gives labels to </w:t>
+      </w:r>
+      <w:r>
+        <w:rPr>
+          <w:lang w:val="en-US"/>
+        </w:rPr>
+        <w:lastRenderedPageBreak/>
+        <w:t>images according to the name of the folder. We then split the data into a train and validation set (80/20 split). And re-used the code from assignment 3 to pre-train the entire model</w:t>
+      </w:r>
+      <w:r>
+        <w:rPr>
+          <w:rFonts w:eastAsiaTheme="minorEastAsia"/>
+          <w:lang w:val="en-NL"/>
+        </w:rPr>
+        <w:t xml:space="preserve"> for 100 epochs, with a learning rate of </w:t>
+      </w:r>
+      <w:r>
+        <w:rPr>
+          <w:rFonts w:eastAsiaTheme="minorEastAsia"/>
+          <w:color w:val="EE0000"/>
+          <w:lang w:val="en-NL"/>
+        </w:rPr>
+        <w:t>X</w:t>
+      </w:r>
+      <w:r>
+        <w:rPr>
+          <w:rFonts w:eastAsiaTheme="minorEastAsia"/>
+          <w:lang w:val="en-NL"/>
+        </w:rPr>
+        <w:t xml:space="preserve">, a batch size of </w:t>
+      </w:r>
+      <w:r>
+        <w:rPr>
+          <w:rFonts w:eastAsiaTheme="minorEastAsia"/>
+          <w:color w:val="EE0000"/>
+          <w:lang w:val="en-NL"/>
+        </w:rPr>
+        <w:t>Y</w:t>
+      </w:r>
+      <w:r>
+        <w:rPr>
+          <w:rFonts w:eastAsiaTheme="minorEastAsia"/>
+          <w:lang w:val="en-NL"/>
+        </w:rPr>
+        <w:t xml:space="preserve">, and the Adam optimiser with a weight decay of 1e-4. The results can be seen in </w:t>
+      </w:r>
+      <w:r>
+        <w:rPr>
+          <w:rFonts w:eastAsiaTheme="minorEastAsia"/>
+          <w:color w:val="EE0000"/>
+          <w:lang w:val="en-NL"/>
+        </w:rPr>
+        <w:t>Figure X</w:t>
+      </w:r>
+      <w:r>
+        <w:rPr>
+          <w:rFonts w:eastAsiaTheme="minorEastAsia"/>
+          <w:lang w:val="en-NL"/>
+        </w:rPr>
+        <w:t xml:space="preserve">. </w:t>
+      </w:r>
+      <w:r>
+        <w:rPr>
+          <w:rFonts w:eastAsiaTheme="minorEastAsia"/>
+          <w:color w:val="EE0000"/>
+          <w:lang w:val="en-NL"/>
+        </w:rPr>
+        <w:t>We see ...</w:t>
+      </w:r>
+    </w:p>
+    <w:p>
+      <w:pPr>
+        <w:pStyle w:val="NoSpacing"/>
+        <w:rPr>
+          <w:lang w:val="en-US"/>
+        </w:rPr>
+      </w:pPr>
+      <w:r>
+        <w:rPr>
+          <w:lang w:val="en-GB"/>
+        </w:rPr>
+        <w:t xml:space="preserve">Then, we replaced the head once more, now having 343 output neurons again. We then finetuned the pre-trained model for </w:t>
+      </w:r>
+      <w:r>
+        <w:rPr>
+          <w:rFonts w:eastAsiaTheme="minorEastAsia"/>
+          <w:lang w:val="en-NL"/>
+        </w:rPr>
+        <w:t xml:space="preserve">on our object detection dataset for </w:t>
+      </w:r>
+      <w:r>
+        <w:rPr>
+          <w:rFonts w:eastAsiaTheme="minorEastAsia"/>
+          <w:color w:val="EE0000"/>
+          <w:lang w:val="en-NL"/>
+        </w:rPr>
+        <w:t>X</w:t>
+      </w:r>
+      <w:r>
+        <w:rPr>
+          <w:rFonts w:eastAsiaTheme="minorEastAsia"/>
+          <w:lang w:val="en-NL"/>
+        </w:rPr>
+        <w:t xml:space="preserve"> epochs, with a learning rate of </w:t>
+      </w:r>
+      <w:r>
+        <w:rPr>
+          <w:rFonts w:eastAsiaTheme="minorEastAsia"/>
+          <w:color w:val="EE0000"/>
+          <w:lang w:val="en-NL"/>
+        </w:rPr>
+        <w:t>X</w:t>
+      </w:r>
+      <w:r>
+        <w:rPr>
+          <w:rFonts w:eastAsiaTheme="minorEastAsia"/>
+          <w:lang w:val="en-NL"/>
+        </w:rPr>
+        <w:t xml:space="preserve">, a batch size of </w:t>
+      </w:r>
+      <w:r>
+        <w:rPr>
+          <w:rFonts w:eastAsiaTheme="minorEastAsia"/>
+          <w:color w:val="EE0000"/>
+          <w:lang w:val="en-NL"/>
+        </w:rPr>
+        <w:t>Y</w:t>
+      </w:r>
+      <w:r>
+        <w:rPr>
+          <w:rFonts w:eastAsiaTheme="minorEastAsia"/>
+          <w:lang w:val="en-NL"/>
+        </w:rPr>
+        <w:t xml:space="preserve">, and the Adam optimiser with a weight decay of 1e-4. The results can be seen in </w:t>
+      </w:r>
+      <w:r>
+        <w:rPr>
+          <w:rFonts w:eastAsiaTheme="minorEastAsia"/>
+          <w:color w:val="EE0000"/>
+          <w:lang w:val="en-NL"/>
+        </w:rPr>
+        <w:t>Figure X</w:t>
+      </w:r>
+      <w:r>
+        <w:rPr>
+          <w:rFonts w:eastAsiaTheme="minorEastAsia"/>
+          <w:lang w:val="en-NL"/>
+        </w:rPr>
+        <w:t xml:space="preserve">. </w:t>
+      </w:r>
+      <w:r>
+        <w:rPr>
+          <w:rFonts w:eastAsiaTheme="minorEastAsia"/>
+          <w:color w:val="EE0000"/>
+          <w:lang w:val="en-NL"/>
+        </w:rPr>
+        <w:t>We see ...</w:t>
+      </w:r>
+    </w:p>
+    <w:p>
+      <w:pPr>
+        <w:pStyle w:val="NoSpacing"/>
+        <w:rPr>
+          <w:rFonts w:eastAsiaTheme="minorEastAsia"/>
+          <w:color w:val="EE0000"/>
+          <w:lang w:val="en-NL"/>
+        </w:rPr>
+      </w:pPr>
+      <w:r>
+        <w:rPr>
+          <w:b/>
+          <w:bCs/>
+          <w:lang w:val="en-GB"/>
+        </w:rPr>
+        <w:t xml:space="preserve">Choice Taks 4: </w:t>
+      </w:r>
+      <w:r>
+        <w:rPr>
+          <w:lang w:val="en-GB"/>
+        </w:rPr>
+        <w:t xml:space="preserve">We once again implemented k-fold cross validation. We copy-pasted the code from assignment 3 and made it compatible with the new loss components and </w:t>
+      </w:r>
+      <w:proofErr w:type="spellStart"/>
+      <w:r>
+        <w:rPr>
+          <w:lang w:val="en-GB"/>
+        </w:rPr>
+        <w:t>mAPs</w:t>
+      </w:r>
+      <w:proofErr w:type="spellEnd"/>
+      <w:r>
+        <w:rPr>
+          <w:lang w:val="en-GB"/>
+        </w:rPr>
+        <w:t xml:space="preserve">. We trained the assignment model with a k of 5. The results can be seen in </w:t>
+      </w:r>
+      <w:r>
+        <w:rPr>
+          <w:rFonts w:eastAsiaTheme="minorEastAsia"/>
+          <w:color w:val="EE0000"/>
+          <w:lang w:val="en-NL"/>
+        </w:rPr>
+        <w:t>Figure X</w:t>
+      </w:r>
+      <w:r>
+        <w:rPr>
+          <w:rFonts w:eastAsiaTheme="minorEastAsia"/>
+          <w:lang w:val="en-NL"/>
+        </w:rPr>
+        <w:t xml:space="preserve">. </w:t>
+      </w:r>
+      <w:r>
+        <w:rPr>
+          <w:rFonts w:eastAsiaTheme="minorEastAsia"/>
+          <w:color w:val="EE0000"/>
+          <w:lang w:val="en-NL"/>
+        </w:rPr>
+        <w:t>We see ...</w:t>
+      </w:r>
+    </w:p>
+    <w:p>
+      <w:pPr>
+        <w:pStyle w:val="NoSpacing"/>
+        <w:rPr>
+          <w:lang w:val="en-GB"/>
+        </w:rPr>
+      </w:pPr>
+      <w:r>
+        <w:rPr>
+          <w:b/>
+          <w:bCs/>
+          <w:lang w:val="en-GB"/>
+        </w:rPr>
+        <w:t>Choice Task 5:</w:t>
+      </w:r>
+      <w:r>
+        <w:rPr>
+          <w:b/>
+          <w:bCs/>
+          <w:lang w:val="en-GB"/>
+        </w:rPr>
+        <w:t xml:space="preserve"> </w:t>
+      </w:r>
+      <w:r>
+        <w:rPr>
+          <w:lang w:val="en-GB"/>
+        </w:rPr>
+        <w:t xml:space="preserve">For this assignment we thought it fun to record our own video, we will leave its contents a surprise. We cropped the video to be square, as to reduce distortions. Using OpenCV, we loaded the video in batches of </w:t>
+      </w:r>
+      <w:r>
+        <w:rPr>
+          <w:color w:val="EE0000"/>
+          <w:lang w:val="en-GB"/>
+        </w:rPr>
+        <w:t>32</w:t>
+      </w:r>
+      <w:r>
+        <w:rPr>
+          <w:lang w:val="en-GB"/>
+        </w:rPr>
+        <w:t xml:space="preserve"> frames, which were resized to be 224 by 224, as we used our most performing model, from Choice Task 2: the ResNet-18 backbone model.  We then made sure to apply the prediction bounding boxes onto the original higher resolution frames and saved these frames to a video file. The resulting video can be found here: </w:t>
+      </w:r>
+      <w:r>
+        <w:rPr>
+          <w:color w:val="EE0000"/>
+          <w:lang w:val="en-GB"/>
+        </w:rPr>
+        <w:t>link</w:t>
+      </w:r>
+      <w:r>
+        <w:rPr>
+          <w:lang w:val="en-GB"/>
+        </w:rPr>
+        <w:t>.</w:t>
+      </w:r>
+    </w:p>
+    <w:p>
+      <w:pPr>
+        <w:pStyle w:val="NoSpacing"/>
+        <w:rPr>
+          <w:lang w:val="en-GB"/>
+        </w:rPr>
+      </w:pPr>
+      <w:r>
+        <w:rPr>
+          <w:b/>
+          <w:bCs/>
+          <w:lang w:val="en-GB"/>
+        </w:rPr>
+        <w:t xml:space="preserve">Choice Task 7: </w:t>
+      </w:r>
+      <w:r>
+        <w:rPr>
+          <w:lang w:val="en-GB"/>
+        </w:rPr>
+        <w:t xml:space="preserve">We noticed that the dataset contains 2,498 images of dogs, and only 1,188 images of cats (68/32%). This highly biases the model towards optimising for dogs. We furthermore saw this pattern when analysing the model predictions. See </w:t>
+      </w:r>
+      <w:r>
+        <w:rPr>
+          <w:color w:val="EE0000"/>
+          <w:lang w:val="en-GB"/>
+        </w:rPr>
+        <w:t>Figures A-Z</w:t>
+      </w:r>
+      <w:r>
+        <w:rPr>
+          <w:color w:val="EE0000"/>
+          <w:lang w:val="en-GB"/>
+        </w:rPr>
+        <w:t xml:space="preserve">. </w:t>
+      </w:r>
+      <w:r>
+        <w:rPr>
+          <w:lang w:val="en-GB"/>
+        </w:rPr>
+        <w:t xml:space="preserve">For example, in </w:t>
+      </w:r>
+      <w:r>
+        <w:rPr>
+          <w:color w:val="EE0000"/>
+          <w:lang w:val="en-GB"/>
+        </w:rPr>
+        <w:t>Figure X</w:t>
+      </w:r>
+      <w:r>
+        <w:rPr>
+          <w:lang w:val="en-GB"/>
+        </w:rPr>
+        <w:t xml:space="preserve">, we see </w:t>
+      </w:r>
+      <w:r>
+        <w:rPr>
+          <w:color w:val="EE0000"/>
+          <w:lang w:val="en-GB"/>
+        </w:rPr>
+        <w:t>Y</w:t>
+      </w:r>
+      <w:r>
+        <w:rPr>
+          <w:lang w:val="en-GB"/>
+        </w:rPr>
+        <w:t>.</w:t>
+      </w:r>
+    </w:p>
+    <w:p>
+      <w:pPr>
+        <w:pStyle w:val="NoSpacing"/>
+        <w:rPr>
+          <w:b/>
+          <w:sz w:val="24"/>
+          <w:lang w:val="en-GB"/>
+        </w:rPr>
+      </w:pPr>
+    </w:p>
+    <w:p>
+      <w:pPr>
+        <w:pStyle w:val="NoSpacing"/>
+        <w:rPr>
+          <w:lang w:val="en-GB"/>
+        </w:rPr>
+      </w:pPr>
+      <w:r>
+        <w:rPr>
+          <w:highlight w:val="yellow"/>
+          <w:lang w:val="en-GB"/>
+        </w:rPr>
+        <w:t xml:space="preserve">(Indicate which ones you did, and how you did them; Approx. </w:t>
+      </w:r>
+      <w:r>
+        <w:rPr>
+          <w:highlight w:val="yellow"/>
+          <w:lang w:val="en-GB"/>
+        </w:rPr>
+        <w:t>half</w:t>
+      </w:r>
+      <w:r>
+        <w:rPr>
+          <w:highlight w:val="yellow"/>
+          <w:lang w:val="en-GB"/>
+        </w:rPr>
+        <w:t xml:space="preserve"> a page.)</w:t>
+      </w:r>
+    </w:p>
+    <w:p>
+      <w:pPr>
+        <w:pStyle w:val="NoSpacing"/>
+        <w:rPr>
+          <w:lang w:val="en-GB"/>
+        </w:rPr>
+      </w:pPr>
+    </w:p>
+    <w:p>
+      <w:pPr>
+        <w:pStyle w:val="NoSpacing"/>
+        <w:rPr>
+          <w:b/>
+          <w:bCs/>
+          <w:lang w:val="en-GB"/>
+        </w:rPr>
+      </w:pPr>
+      <w:r>
+        <w:rPr>
+          <w:b/>
+          <w:bCs/>
+          <w:lang w:val="en-GB"/>
+        </w:rPr>
+        <w:t>Any GenAI prompt used</w:t>
+      </w:r>
+    </w:p>
+    <w:p>
+      <w:pPr>
+        <w:pStyle w:val="NoSpacing"/>
+        <w:rPr>
+          <w:lang w:val="en-GB"/>
+        </w:rPr>
+      </w:pPr>
+      <w:r>
+        <w:rPr>
+          <w:highlight w:val="yellow"/>
+          <w:lang w:val="en-GB"/>
+        </w:rPr>
+        <w:t>(Mention tool and prompt, and how the output was used. No limit on space, add all prompts you performed.)</w:t>
+      </w:r>
+    </w:p>
+    <w:p>
+      <w:pPr>
+        <w:pStyle w:val="NoSpacing"/>
         <w:rPr>
           <w:lang w:val="en-US"/>
         </w:rPr>
@@ -3707,6 +5384,42 @@
           <w:bCs/>
           <w:lang w:val="en-US"/>
         </w:rPr>
+        <w:t>Tool:</w:t>
+      </w:r>
+      <w:r>
+        <w:rPr>
+          <w:b/>
+          <w:bCs/>
+          <w:lang w:val="en-US"/>
+        </w:rPr>
+        <w:t xml:space="preserve"> </w:t>
+      </w:r>
+      <w:r>
+        <w:rPr>
+          <w:lang w:val="en-US"/>
+        </w:rPr>
+        <w:t>Claude, browser,</w:t>
+      </w:r>
+      <w:r>
+        <w:rPr>
+          <w:lang w:val="en-US"/>
+        </w:rPr>
+        <w:t xml:space="preserve"> free edition</w:t>
+      </w:r>
+    </w:p>
+    <w:p>
+      <w:pPr>
+        <w:pStyle w:val="NoSpacing"/>
+        <w:rPr>
+          <w:lang w:val="en-US"/>
+        </w:rPr>
+      </w:pPr>
+      <w:r>
+        <w:rPr>
+          <w:b/>
+          <w:bCs/>
+          <w:lang w:val="en-US"/>
+        </w:rPr>
         <w:t xml:space="preserve">Prompt: </w:t>
       </w:r>
       <w:r>
@@ -3738,7 +5451,7 @@
     </w:p>
     <w:p>
       <w:pPr>
-        <w:pStyle w:val="Geenafstand"/>
+        <w:pStyle w:val="NoSpacing"/>
         <w:rPr>
           <w:lang w:val="en-US"/>
         </w:rPr>
@@ -3763,6 +5476,22 @@
         </w:rPr>
         <w:t>fine to let this generate automatically.</w:t>
       </w:r>
+    </w:p>
+    <w:p>
+      <w:pPr>
+        <w:pStyle w:val="NoSpacing"/>
+        <w:rPr>
+          <w:lang w:val="en-US"/>
+        </w:rPr>
+      </w:pPr>
+    </w:p>
+    <w:p>
+      <w:pPr>
+        <w:pStyle w:val="NoSpacing"/>
+        <w:rPr>
+          <w:lang w:val="en-US"/>
+        </w:rPr>
+      </w:pPr>
     </w:p>
     <w:sectPr>
       <w:pgSz w:w="11906" w:h="16838"/>
@@ -3772,72 +5501,6 @@
     </w:sectPr>
   </w:body>
 </w:document>
-</file>
-
-<file path=word/comments.xml><?xml version="1.0" encoding="utf-8"?>
-<w:comments xmlns:wpc="http://schemas.microsoft.com/office/word/2010/wordprocessingCanvas" xmlns:cx="http://schemas.microsoft.com/office/drawing/2014/chartex" xmlns:cx1="http://schemas.microsoft.com/office/drawing/2015/9/8/chartex" xmlns:cx2="http://schemas.microsoft.com/office/drawing/2015/10/21/chartex" xmlns:cx3="http://schemas.microsoft.com/office/drawing/2016/5/9/chartex" xmlns:cx4="http://schemas.microsoft.com/office/drawing/2016/5/10/chartex" xmlns:cx5="http://schemas.microsoft.com/office/drawing/2016/5/11/chartex" xmlns:cx6="http://schemas.microsoft.com/office/drawing/2016/5/12/chartex" xmlns:cx7="http://schemas.microsoft.com/office/drawing/2016/5/13/chartex" xmlns:cx8="http://schemas.microsoft.com/office/drawing/2016/5/14/chartex" xmlns:mc="http://schemas.openxmlformats.org/markup-compatibility/2006" xmlns:aink="http://schemas.microsoft.com/office/drawing/2016/ink" xmlns:am3d="http://schemas.microsoft.com/office/drawing/2017/model3d" xmlns:o="urn:schemas-microsoft-com:office:office" xmlns:oel="http://schemas.microsoft.com/office/2019/extlst" xmlns:r="http://schemas.openxmlformats.org/officeDocument/2006/relationships" xmlns:m="http://schemas.openxmlformats.org/officeDocument/2006/math" xmlns:v="urn:schemas-microsoft-com:vml" xmlns:wp14="http://schemas.microsoft.com/office/word/2010/wordprocessingDrawing" xmlns:wp="http://schemas.openxmlformats.org/drawingml/2006/wordprocessingDrawing" xmlns:w10="urn:schemas-microsoft-com:office:word" xmlns:w="http://schemas.openxmlformats.org/wordprocessingml/2006/main" xmlns:w14="http://schemas.microsoft.com/office/word/2010/wordml" xmlns:w15="http://schemas.microsoft.com/office/word/2012/wordml" xmlns:w16cex="http://schemas.microsoft.com/office/word/2018/wordml/cex" xmlns:w16cid="http://schemas.microsoft.com/office/word/2016/wordml/cid" xmlns:w16="http://schemas.microsoft.com/office/word/2018/wordml" xmlns:w16du="http://schemas.microsoft.com/office/word/2023/wordml/word16du" xmlns:w16sdtdh="http://schemas.microsoft.com/office/word/2020/wordml/sdtdatahash" xmlns:w16sdtfl="http://schemas.microsoft.com/office/word/2024/wordml/sdtformatlock" xmlns:w16se="http://schemas.microsoft.com/office/word/2015/wordml/symex" xmlns:wpg="http://schemas.microsoft.com/office/word/2010/wordprocessingGroup" xmlns:wpi="http://schemas.microsoft.com/office/word/2010/wordprocessingInk" xmlns:wne="http://schemas.microsoft.com/office/word/2006/wordml" xmlns:wps="http://schemas.microsoft.com/office/word/2010/wordprocessingShape" mc:Ignorable="w14 w15 w16se w16cid w16 w16cex w16sdtdh w16sdtfl w16du wp14">
-  <w:comment w:id="1" w:author="Heemskerk, J.P.H. (Joris)" w:date="2026-03-25T15:22:00Z" w:initials="JH">
-    <w:p>
-      <w:pPr>
-        <w:pStyle w:val="Tekstopmerking"/>
-      </w:pPr>
-      <w:r>
-        <w:rPr>
-          <w:rStyle w:val="Verwijzingopmerking"/>
-        </w:rPr>
-        <w:annotationRef/>
-      </w:r>
-      <w:r>
-        <w:t>Zet ergens ook even welke objectness threshold we gebruiken</w:t>
-      </w:r>
-    </w:p>
-  </w:comment>
-  <w:comment w:id="2" w:author="Heemskerk, J.P.H. (Joris)" w:date="2026-03-25T15:22:00Z" w:initials="JH">
-    <w:p>
-      <w:pPr>
-        <w:pStyle w:val="Tekstopmerking"/>
-      </w:pPr>
-      <w:r>
-        <w:rPr>
-          <w:rStyle w:val="Verwijzingopmerking"/>
-        </w:rPr>
-        <w:annotationRef/>
-      </w:r>
-      <w:r>
-        <w:t>Zet de model weights hier ffe in</w:t>
-      </w:r>
-    </w:p>
-  </w:comment>
-</w:comments>
-</file>
-
-<file path=word/commentsExtended.xml><?xml version="1.0" encoding="utf-8"?>
-<w15:commentsEx xmlns:wpc="http://schemas.microsoft.com/office/word/2010/wordprocessingCanvas" xmlns:cx="http://schemas.microsoft.com/office/drawing/2014/chartex" xmlns:cx1="http://schemas.microsoft.com/office/drawing/2015/9/8/chartex" xmlns:cx2="http://schemas.microsoft.com/office/drawing/2015/10/21/chartex" xmlns:cx3="http://schemas.microsoft.com/office/drawing/2016/5/9/chartex" xmlns:cx4="http://schemas.microsoft.com/office/drawing/2016/5/10/chartex" xmlns:cx5="http://schemas.microsoft.com/office/drawing/2016/5/11/chartex" xmlns:cx6="http://schemas.microsoft.com/office/drawing/2016/5/12/chartex" xmlns:cx7="http://schemas.microsoft.com/office/drawing/2016/5/13/chartex" xmlns:cx8="http://schemas.microsoft.com/office/drawing/2016/5/14/chartex" xmlns:mc="http://schemas.openxmlformats.org/markup-compatibility/2006" xmlns:aink="http://schemas.microsoft.com/office/drawing/2016/ink" xmlns:am3d="http://schemas.microsoft.com/office/drawing/2017/model3d" xmlns:o="urn:schemas-microsoft-com:office:office" xmlns:oel="http://schemas.microsoft.com/office/2019/extlst" xmlns:r="http://schemas.openxmlformats.org/officeDocument/2006/relationships" xmlns:m="http://schemas.openxmlformats.org/officeDocument/2006/math" xmlns:v="urn:schemas-microsoft-com:vml" xmlns:wp14="http://schemas.microsoft.com/office/word/2010/wordprocessingDrawing" xmlns:wp="http://schemas.openxmlformats.org/drawingml/2006/wordprocessingDrawing" xmlns:w10="urn:schemas-microsoft-com:office:word" xmlns:w="http://schemas.openxmlformats.org/wordprocessingml/2006/main" xmlns:w14="http://schemas.microsoft.com/office/word/2010/wordml" xmlns:w15="http://schemas.microsoft.com/office/word/2012/wordml" xmlns:w16cex="http://schemas.microsoft.com/office/word/2018/wordml/cex" xmlns:w16cid="http://schemas.microsoft.com/office/word/2016/wordml/cid" xmlns:w16="http://schemas.microsoft.com/office/word/2018/wordml" xmlns:w16du="http://schemas.microsoft.com/office/word/2023/wordml/word16du" xmlns:w16sdtdh="http://schemas.microsoft.com/office/word/2020/wordml/sdtdatahash" xmlns:w16sdtfl="http://schemas.microsoft.com/office/word/2024/wordml/sdtformatlock" xmlns:w16se="http://schemas.microsoft.com/office/word/2015/wordml/symex" xmlns:wpg="http://schemas.microsoft.com/office/word/2010/wordprocessingGroup" xmlns:wpi="http://schemas.microsoft.com/office/word/2010/wordprocessingInk" xmlns:wne="http://schemas.microsoft.com/office/word/2006/wordml" xmlns:wps="http://schemas.microsoft.com/office/word/2010/wordprocessingShape" mc:Ignorable="w14 w15 w16se w16cid w16 w16cex w16sdtdh w16sdtfl w16du wp14">
-  <w15:commentEx w15:paraId="57EE860C" w15:done="0"/>
-  <w15:commentEx w15:paraId="22F68D96" w15:done="0"/>
-</w15:commentsEx>
-</file>
-
-<file path=word/commentsExtensible.xml><?xml version="1.0" encoding="utf-8"?>
-<w16cex:commentsExtensible xmlns:wpc="http://schemas.microsoft.com/office/word/2010/wordprocessingCanvas" xmlns:cx="http://schemas.microsoft.com/office/drawing/2014/chartex" xmlns:cx1="http://schemas.microsoft.com/office/drawing/2015/9/8/chartex" xmlns:cx2="http://schemas.microsoft.com/office/drawing/2015/10/21/chartex" xmlns:cx3="http://schemas.microsoft.com/office/drawing/2016/5/9/chartex" xmlns:cx4="http://schemas.microsoft.com/office/drawing/2016/5/10/chartex" xmlns:cx5="http://schemas.microsoft.com/office/drawing/2016/5/11/chartex" xmlns:cx6="http://schemas.microsoft.com/office/drawing/2016/5/12/chartex" xmlns:cx7="http://schemas.microsoft.com/office/drawing/2016/5/13/chartex" xmlns:cx8="http://schemas.microsoft.com/office/drawing/2016/5/14/chartex" xmlns:cr="http://schemas.microsoft.com/office/comments/2020/reactions" xmlns:mc="http://schemas.openxmlformats.org/markup-compatibility/2006" xmlns:aink="http://schemas.microsoft.com/office/drawing/2016/ink" xmlns:am3d="http://schemas.microsoft.com/office/drawing/2017/model3d" xmlns:o="urn:schemas-microsoft-com:office:office" xmlns:oel="http://schemas.microsoft.com/office/2019/extlst" xmlns:r="http://schemas.openxmlformats.org/officeDocument/2006/relationships" xmlns:m="http://schemas.openxmlformats.org/officeDocument/2006/math" xmlns:v="urn:schemas-microsoft-com:vml" xmlns:wp14="http://schemas.microsoft.com/office/word/2010/wordprocessingDrawing" xmlns:wp="http://schemas.openxmlformats.org/drawingml/2006/wordprocessingDrawing" xmlns:w10="urn:schemas-microsoft-com:office:word" xmlns:w="http://schemas.openxmlformats.org/wordprocessingml/2006/main" xmlns:w14="http://schemas.microsoft.com/office/word/2010/wordml" xmlns:w15="http://schemas.microsoft.com/office/word/2012/wordml" xmlns:w16cex="http://schemas.microsoft.com/office/word/2018/wordml/cex" xmlns:w16cid="http://schemas.microsoft.com/office/word/2016/wordml/cid" xmlns:w16="http://schemas.microsoft.com/office/word/2018/wordml" xmlns:w16du="http://schemas.microsoft.com/office/word/2023/wordml/word16du" xmlns:w16sdtdh="http://schemas.microsoft.com/office/word/2020/wordml/sdtdatahash" xmlns:w16sdtfl="http://schemas.microsoft.com/office/word/2024/wordml/sdtformatlock" xmlns:w16se="http://schemas.microsoft.com/office/word/2015/wordml/symex" xmlns:wpg="http://schemas.microsoft.com/office/word/2010/wordprocessingGroup" xmlns:wpi="http://schemas.microsoft.com/office/word/2010/wordprocessingInk" xmlns:wne="http://schemas.microsoft.com/office/word/2006/wordml" xmlns:wps="http://schemas.microsoft.com/office/word/2010/wordprocessingShape" mc:Ignorable="w14 w15 w16se w16cid w16 w16cex w16sdtdh w16sdtfl cr w16du wp14">
-  <w16cex:commentExtensible w16cex:durableId="0780D052" w16cex:dateUtc="2026-03-25T14:22:00Z"/>
-  <w16cex:commentExtensible w16cex:durableId="307FC1D6" w16cex:dateUtc="2026-03-25T14:22:00Z"/>
-</w16cex:commentsExtensible>
-</file>
-
-<file path=word/commentsIds.xml><?xml version="1.0" encoding="utf-8"?>
-<w16cid:commentsIds xmlns:wpc="http://schemas.microsoft.com/office/word/2010/wordprocessingCanvas" xmlns:cx="http://schemas.microsoft.com/office/drawing/2014/chartex" xmlns:cx1="http://schemas.microsoft.com/office/drawing/2015/9/8/chartex" xmlns:cx2="http://schemas.microsoft.com/office/drawing/2015/10/21/chartex" xmlns:cx3="http://schemas.microsoft.com/office/drawing/2016/5/9/chartex" xmlns:cx4="http://schemas.microsoft.com/office/drawing/2016/5/10/chartex" xmlns:cx5="http://schemas.microsoft.com/office/drawing/2016/5/11/chartex" xmlns:cx6="http://schemas.microsoft.com/office/drawing/2016/5/12/chartex" xmlns:cx7="http://schemas.microsoft.com/office/drawing/2016/5/13/chartex" xmlns:cx8="http://schemas.microsoft.com/office/drawing/2016/5/14/chartex" xmlns:mc="http://schemas.openxmlformats.org/markup-compatibility/2006" xmlns:aink="http://schemas.microsoft.com/office/drawing/2016/ink" xmlns:am3d="http://schemas.microsoft.com/office/drawing/2017/model3d" xmlns:o="urn:schemas-microsoft-com:office:office" xmlns:oel="http://schemas.microsoft.com/office/2019/extlst" xmlns:r="http://schemas.openxmlformats.org/officeDocument/2006/relationships" xmlns:m="http://schemas.openxmlformats.org/officeDocument/2006/math" xmlns:v="urn:schemas-microsoft-com:vml" xmlns:wp14="http://schemas.microsoft.com/office/word/2010/wordprocessingDrawing" xmlns:wp="http://schemas.openxmlformats.org/drawingml/2006/wordprocessingDrawing" xmlns:w10="urn:schemas-microsoft-com:office:word" xmlns:w="http://schemas.openxmlformats.org/wordprocessingml/2006/main" xmlns:w14="http://schemas.microsoft.com/office/word/2010/wordml" xmlns:w15="http://schemas.microsoft.com/office/word/2012/wordml" xmlns:w16cex="http://schemas.microsoft.com/office/word/2018/wordml/cex" xmlns:w16cid="http://schemas.microsoft.com/office/word/2016/wordml/cid" xmlns:w16="http://schemas.microsoft.com/office/word/2018/wordml" xmlns:w16du="http://schemas.microsoft.com/office/word/2023/wordml/word16du" xmlns:w16sdtdh="http://schemas.microsoft.com/office/word/2020/wordml/sdtdatahash" xmlns:w16sdtfl="http://schemas.microsoft.com/office/word/2024/wordml/sdtformatlock" xmlns:w16se="http://schemas.microsoft.com/office/word/2015/wordml/symex" xmlns:wpg="http://schemas.microsoft.com/office/word/2010/wordprocessingGroup" xmlns:wpi="http://schemas.microsoft.com/office/word/2010/wordprocessingInk" xmlns:wne="http://schemas.microsoft.com/office/word/2006/wordml" xmlns:wps="http://schemas.microsoft.com/office/word/2010/wordprocessingShape" mc:Ignorable="w14 w15 w16se w16cid w16 w16cex w16sdtdh w16sdtfl w16du wp14">
-  <w16cid:commentId w16cid:paraId="57EE860C" w16cid:durableId="0780D052"/>
-  <w16cid:commentId w16cid:paraId="22F68D96" w16cid:durableId="307FC1D6"/>
-</w16cid:commentsIds>
-</file>
-
-<file path=word/people.xml><?xml version="1.0" encoding="utf-8"?>
-<w15:people xmlns:wpc="http://schemas.microsoft.com/office/word/2010/wordprocessingCanvas" xmlns:cx="http://schemas.microsoft.com/office/drawing/2014/chartex" xmlns:cx1="http://schemas.microsoft.com/office/drawing/2015/9/8/chartex" xmlns:cx2="http://schemas.microsoft.com/office/drawing/2015/10/21/chartex" xmlns:cx3="http://schemas.microsoft.com/office/drawing/2016/5/9/chartex" xmlns:cx4="http://schemas.microsoft.com/office/drawing/2016/5/10/chartex" xmlns:cx5="http://schemas.microsoft.com/office/drawing/2016/5/11/chartex" xmlns:cx6="http://schemas.microsoft.com/office/drawing/2016/5/12/chartex" xmlns:cx7="http://schemas.microsoft.com/office/drawing/2016/5/13/chartex" xmlns:cx8="http://schemas.microsoft.com/office/drawing/2016/5/14/chartex" xmlns:mc="http://schemas.openxmlformats.org/markup-compatibility/2006" xmlns:aink="http://schemas.microsoft.com/office/drawing/2016/ink" xmlns:am3d="http://schemas.microsoft.com/office/drawing/2017/model3d" xmlns:o="urn:schemas-microsoft-com:office:office" xmlns:oel="http://schemas.microsoft.com/office/2019/extlst" xmlns:r="http://schemas.openxmlformats.org/officeDocument/2006/relationships" xmlns:m="http://schemas.openxmlformats.org/officeDocument/2006/math" xmlns:v="urn:schemas-microsoft-com:vml" xmlns:wp14="http://schemas.microsoft.com/office/word/2010/wordprocessingDrawing" xmlns:wp="http://schemas.openxmlformats.org/drawingml/2006/wordprocessingDrawing" xmlns:w10="urn:schemas-microsoft-com:office:word" xmlns:w="http://schemas.openxmlformats.org/wordprocessingml/2006/main" xmlns:w14="http://schemas.microsoft.com/office/word/2010/wordml" xmlns:w15="http://schemas.microsoft.com/office/word/2012/wordml" xmlns:w16cex="http://schemas.microsoft.com/office/word/2018/wordml/cex" xmlns:w16cid="http://schemas.microsoft.com/office/word/2016/wordml/cid" xmlns:w16="http://schemas.microsoft.com/office/word/2018/wordml" xmlns:w16du="http://schemas.microsoft.com/office/word/2023/wordml/word16du" xmlns:w16sdtdh="http://schemas.microsoft.com/office/word/2020/wordml/sdtdatahash" xmlns:w16sdtfl="http://schemas.microsoft.com/office/word/2024/wordml/sdtformatlock" xmlns:w16se="http://schemas.microsoft.com/office/word/2015/wordml/symex" xmlns:wpg="http://schemas.microsoft.com/office/word/2010/wordprocessingGroup" xmlns:wpi="http://schemas.microsoft.com/office/word/2010/wordprocessingInk" xmlns:wne="http://schemas.microsoft.com/office/word/2006/wordml" xmlns:wps="http://schemas.microsoft.com/office/word/2010/wordprocessingShape" mc:Ignorable="w14 w15 w16se w16cid w16 w16cex w16sdtdh w16sdtfl w16du wp14">
-  <w15:person w15:author="Heemskerk, J.P.H. (Joris)">
-    <w15:presenceInfo w15:providerId="AD" w15:userId="S::j.p.h.heemskerk@students.uu.nl::be9757c8-c787-49b9-8775-e50e6ac111b0"/>
-  </w15:person>
-</w15:people>
 </file>
 
 <file path=word/styles.xml><?xml version="1.0" encoding="utf-8"?>
@@ -4235,17 +5898,17 @@
     <w:lsdException w:name="Unresolved Mention" w:semiHidden="1" w:unhideWhenUsed="1"/>
     <w:lsdException w:name="Smart Link" w:semiHidden="1" w:unhideWhenUsed="1"/>
   </w:latentStyles>
-  <w:style w:type="paragraph" w:default="1" w:styleId="Standaard">
+  <w:style w:type="paragraph" w:default="1" w:styleId="Normal">
     <w:name w:val="Normal"/>
     <w:qFormat/>
   </w:style>
-  <w:style w:type="character" w:default="1" w:styleId="Standaardalinea-lettertype">
+  <w:style w:type="character" w:default="1" w:styleId="DefaultParagraphFont">
     <w:name w:val="Default Paragraph Font"/>
     <w:uiPriority w:val="1"/>
     <w:semiHidden/>
     <w:unhideWhenUsed/>
   </w:style>
-  <w:style w:type="table" w:default="1" w:styleId="Standaardtabel">
+  <w:style w:type="table" w:default="1" w:styleId="TableNormal">
     <w:name w:val="Normal Table"/>
     <w:uiPriority w:val="99"/>
     <w:semiHidden/>
@@ -4260,13 +5923,13 @@
       </w:tblCellMar>
     </w:tblPr>
   </w:style>
-  <w:style w:type="numbering" w:default="1" w:styleId="Geenlijst">
+  <w:style w:type="numbering" w:default="1" w:styleId="NoList">
     <w:name w:val="No List"/>
     <w:uiPriority w:val="99"/>
     <w:semiHidden/>
     <w:unhideWhenUsed/>
   </w:style>
-  <w:style w:type="paragraph" w:styleId="Geenafstand">
+  <w:style w:type="paragraph" w:styleId="NoSpacing">
     <w:name w:val="No Spacing"/>
     <w:uiPriority w:val="1"/>
     <w:qFormat/>
@@ -4275,9 +5938,9 @@
       <w:spacing w:after="0" w:line="240" w:lineRule="auto"/>
     </w:pPr>
   </w:style>
-  <w:style w:type="table" w:styleId="Tabelraster">
+  <w:style w:type="table" w:styleId="TableGrid">
     <w:name w:val="Table Grid"/>
-    <w:basedOn w:val="Standaardtabel"/>
+    <w:basedOn w:val="TableNormal"/>
     <w:uiPriority w:val="39"/>
     <w:rsid w:val="00E06445"/>
     <w:pPr>
@@ -4294,9 +5957,9 @@
       </w:tblBorders>
     </w:tblPr>
   </w:style>
-  <w:style w:type="character" w:styleId="Subtielebenadrukking">
+  <w:style w:type="character" w:styleId="SubtleEmphasis">
     <w:name w:val="Subtle Emphasis"/>
-    <w:basedOn w:val="Standaardalinea-lettertype"/>
+    <w:basedOn w:val="DefaultParagraphFont"/>
     <w:uiPriority w:val="19"/>
     <w:qFormat/>
     <w:rsid w:val="00C87BC2"/>
@@ -4306,9 +5969,9 @@
       <w:color w:val="404040" w:themeColor="text1" w:themeTint="BF"/>
     </w:rPr>
   </w:style>
-  <w:style w:type="character" w:styleId="Tekstvantijdelijkeaanduiding">
+  <w:style w:type="character" w:styleId="PlaceholderText">
     <w:name w:val="Placeholder Text"/>
-    <w:basedOn w:val="Standaardalinea-lettertype"/>
+    <w:basedOn w:val="DefaultParagraphFont"/>
     <w:uiPriority w:val="99"/>
     <w:semiHidden/>
     <w:rsid w:val="00DA6236"/>
@@ -4318,7 +5981,7 @@
   </w:style>
   <w:style w:type="character" w:styleId="Hyperlink">
     <w:name w:val="Hyperlink"/>
-    <w:basedOn w:val="Standaardalinea-lettertype"/>
+    <w:basedOn w:val="DefaultParagraphFont"/>
     <w:uiPriority w:val="99"/>
     <w:unhideWhenUsed/>
     <w:rsid w:val="00DD7669"/>
@@ -4327,9 +5990,9 @@
       <w:u w:val="single"/>
     </w:rPr>
   </w:style>
-  <w:style w:type="character" w:styleId="Onopgelostemelding">
+  <w:style w:type="character" w:styleId="UnresolvedMention">
     <w:name w:val="Unresolved Mention"/>
-    <w:basedOn w:val="Standaardalinea-lettertype"/>
+    <w:basedOn w:val="DefaultParagraphFont"/>
     <w:uiPriority w:val="99"/>
     <w:semiHidden/>
     <w:unhideWhenUsed/>
@@ -4339,9 +6002,9 @@
       <w:shd w:val="clear" w:color="auto" w:fill="E1DFDD"/>
     </w:rPr>
   </w:style>
-  <w:style w:type="character" w:styleId="GevolgdeHyperlink">
+  <w:style w:type="character" w:styleId="FollowedHyperlink">
     <w:name w:val="FollowedHyperlink"/>
-    <w:basedOn w:val="Standaardalinea-lettertype"/>
+    <w:basedOn w:val="DefaultParagraphFont"/>
     <w:uiPriority w:val="99"/>
     <w:semiHidden/>
     <w:unhideWhenUsed/>
@@ -4351,9 +6014,9 @@
       <w:u w:val="single"/>
     </w:rPr>
   </w:style>
-  <w:style w:type="character" w:styleId="Verwijzingopmerking">
+  <w:style w:type="character" w:styleId="CommentReference">
     <w:name w:val="annotation reference"/>
-    <w:basedOn w:val="Standaardalinea-lettertype"/>
+    <w:basedOn w:val="DefaultParagraphFont"/>
     <w:uiPriority w:val="99"/>
     <w:semiHidden/>
     <w:unhideWhenUsed/>
@@ -4363,10 +6026,10 @@
       <w:szCs w:val="16"/>
     </w:rPr>
   </w:style>
-  <w:style w:type="paragraph" w:styleId="Tekstopmerking">
+  <w:style w:type="paragraph" w:styleId="CommentText">
     <w:name w:val="annotation text"/>
-    <w:basedOn w:val="Standaard"/>
-    <w:link w:val="TekstopmerkingChar"/>
+    <w:basedOn w:val="Normal"/>
+    <w:link w:val="CommentTextChar"/>
     <w:uiPriority w:val="99"/>
     <w:unhideWhenUsed/>
     <w:rsid w:val="00160822"/>
@@ -4378,10 +6041,10 @@
       <w:szCs w:val="20"/>
     </w:rPr>
   </w:style>
-  <w:style w:type="character" w:customStyle="1" w:styleId="TekstopmerkingChar">
-    <w:name w:val="Tekst opmerking Char"/>
-    <w:basedOn w:val="Standaardalinea-lettertype"/>
-    <w:link w:val="Tekstopmerking"/>
+  <w:style w:type="character" w:customStyle="1" w:styleId="CommentTextChar">
+    <w:name w:val="Comment Text Char"/>
+    <w:basedOn w:val="DefaultParagraphFont"/>
+    <w:link w:val="CommentText"/>
     <w:uiPriority w:val="99"/>
     <w:rsid w:val="00160822"/>
     <w:rPr>
@@ -4389,11 +6052,11 @@
       <w:szCs w:val="20"/>
     </w:rPr>
   </w:style>
-  <w:style w:type="paragraph" w:styleId="Onderwerpvanopmerking">
+  <w:style w:type="paragraph" w:styleId="CommentSubject">
     <w:name w:val="annotation subject"/>
-    <w:basedOn w:val="Tekstopmerking"/>
-    <w:next w:val="Tekstopmerking"/>
-    <w:link w:val="OnderwerpvanopmerkingChar"/>
+    <w:basedOn w:val="CommentText"/>
+    <w:next w:val="CommentText"/>
+    <w:link w:val="CommentSubjectChar"/>
     <w:uiPriority w:val="99"/>
     <w:semiHidden/>
     <w:unhideWhenUsed/>
@@ -4403,10 +6066,10 @@
       <w:bCs/>
     </w:rPr>
   </w:style>
-  <w:style w:type="character" w:customStyle="1" w:styleId="OnderwerpvanopmerkingChar">
-    <w:name w:val="Onderwerp van opmerking Char"/>
-    <w:basedOn w:val="TekstopmerkingChar"/>
-    <w:link w:val="Onderwerpvanopmerking"/>
+  <w:style w:type="character" w:customStyle="1" w:styleId="CommentSubjectChar">
+    <w:name w:val="Comment Subject Char"/>
+    <w:basedOn w:val="CommentTextChar"/>
+    <w:link w:val="CommentSubject"/>
     <w:uiPriority w:val="99"/>
     <w:semiHidden/>
     <w:rsid w:val="00160822"/>
@@ -4417,10 +6080,10 @@
       <w:szCs w:val="20"/>
     </w:rPr>
   </w:style>
-  <w:style w:type="paragraph" w:styleId="Bijschrift">
+  <w:style w:type="paragraph" w:styleId="Caption">
     <w:name w:val="caption"/>
-    <w:basedOn w:val="Standaard"/>
-    <w:next w:val="Standaard"/>
+    <w:basedOn w:val="Normal"/>
+    <w:next w:val="Normal"/>
     <w:uiPriority w:val="35"/>
     <w:unhideWhenUsed/>
     <w:qFormat/>

--- a/assignment_4/infomcv_assignment_4_report.docx
+++ b/assignment_4/infomcv_assignment_4_report.docx
@@ -4,7 +4,7 @@
   <w:body>
     <w:p>
       <w:pPr>
-        <w:pStyle w:val="NoSpacing"/>
+        <w:pStyle w:val="Geenafstand"/>
         <w:jc w:val="center"/>
         <w:rPr>
           <w:b/>
@@ -16,87 +16,71 @@
           <w:b/>
           <w:sz w:val="28"/>
         </w:rPr>
-        <w:t xml:space="preserve">INFOMCV </w:t>
-      </w:r>
-      <w:proofErr w:type="spellStart"/>
+        <w:t xml:space="preserve">INFOMCV Assignment </w:t>
+      </w:r>
       <w:r>
         <w:rPr>
           <w:b/>
           <w:sz w:val="28"/>
         </w:rPr>
-        <w:t>Assignment</w:t>
-      </w:r>
-      <w:proofErr w:type="spellEnd"/>
-      <w:r>
+        <w:t>4</w:t>
+      </w:r>
+    </w:p>
+    <w:p>
+      <w:pPr>
+        <w:pStyle w:val="Geenafstand"/>
+        <w:jc w:val="center"/>
         <w:rPr>
           <w:b/>
           <w:sz w:val="28"/>
         </w:rPr>
-        <w:t xml:space="preserve"> </w:t>
-      </w:r>
+      </w:pPr>
       <w:r>
         <w:rPr>
           <w:b/>
           <w:sz w:val="28"/>
         </w:rPr>
-        <w:t>4</w:t>
-      </w:r>
-    </w:p>
-    <w:p>
-      <w:pPr>
-        <w:pStyle w:val="NoSpacing"/>
-        <w:jc w:val="center"/>
+        <w:t>Bas de Blok &amp; Joris Heemskerk</w:t>
+      </w:r>
+      <w:r>
         <w:rPr>
           <w:b/>
           <w:sz w:val="28"/>
         </w:rPr>
-      </w:pPr>
+        <w:t xml:space="preserve"> (Group </w:t>
+      </w:r>
       <w:r>
         <w:rPr>
           <w:b/>
           <w:sz w:val="28"/>
         </w:rPr>
-        <w:t>Bas de Blok &amp; Joris Heemskerk</w:t>
+        <w:t>69</w:t>
       </w:r>
       <w:r>
         <w:rPr>
           <w:b/>
           <w:sz w:val="28"/>
         </w:rPr>
-        <w:t xml:space="preserve"> (Group </w:t>
-      </w:r>
-      <w:r>
+        <w:t>)</w:t>
+      </w:r>
+    </w:p>
+    <w:p>
+      <w:pPr>
+        <w:pStyle w:val="Geenafstand"/>
         <w:rPr>
           <w:b/>
           <w:sz w:val="28"/>
         </w:rPr>
-        <w:t>69</w:t>
-      </w:r>
-      <w:r>
-        <w:rPr>
-          <w:b/>
-          <w:sz w:val="28"/>
-        </w:rPr>
-        <w:t>)</w:t>
-      </w:r>
-    </w:p>
-    <w:p>
-      <w:pPr>
-        <w:pStyle w:val="NoSpacing"/>
-        <w:rPr>
-          <w:b/>
-          <w:sz w:val="28"/>
-        </w:rPr>
-      </w:pPr>
-    </w:p>
-    <w:p>
-      <w:pPr>
-        <w:pStyle w:val="NoSpacing"/>
-      </w:pPr>
-    </w:p>
-    <w:p>
-      <w:pPr>
-        <w:pStyle w:val="NoSpacing"/>
+      </w:pPr>
+    </w:p>
+    <w:p>
+      <w:pPr>
+        <w:pStyle w:val="Geenafstand"/>
+      </w:pPr>
+    </w:p>
+    <w:p>
+      <w:pPr>
+        <w:pStyle w:val="Geenafstand"/>
         <w:rPr>
           <w:b/>
           <w:sz w:val="24"/>
@@ -122,7 +106,7 @@
     </w:p>
     <w:p>
       <w:pPr>
-        <w:pStyle w:val="NoSpacing"/>
+        <w:pStyle w:val="Geenafstand"/>
         <w:rPr>
           <w:lang w:val="en-GB"/>
         </w:rPr>
@@ -139,49 +123,33 @@
           <w:highlight w:val="yellow"/>
           <w:lang w:val="en-GB"/>
         </w:rPr>
-        <w:t xml:space="preserve">Include a </w:t>
-      </w:r>
-      <w:proofErr w:type="spellStart"/>
+        <w:t xml:space="preserve">Include a model.summary() overview. </w:t>
+      </w:r>
       <w:r>
         <w:rPr>
           <w:highlight w:val="yellow"/>
           <w:lang w:val="en-GB"/>
         </w:rPr>
-        <w:t>model.summary</w:t>
-      </w:r>
-      <w:proofErr w:type="spellEnd"/>
+        <w:t xml:space="preserve">Motivate your choices for activation functions, pooling type and any other architectural aspects. </w:t>
+      </w:r>
       <w:r>
         <w:rPr>
           <w:highlight w:val="yellow"/>
           <w:lang w:val="en-GB"/>
         </w:rPr>
-        <w:t xml:space="preserve">() overview. </w:t>
+        <w:t>Approx. 0.5 page</w:t>
       </w:r>
       <w:r>
         <w:rPr>
           <w:highlight w:val="yellow"/>
           <w:lang w:val="en-GB"/>
         </w:rPr>
-        <w:t xml:space="preserve">Motivate your choices for activation functions, pooling type and any other architectural aspects. </w:t>
-      </w:r>
-      <w:r>
-        <w:rPr>
-          <w:highlight w:val="yellow"/>
-          <w:lang w:val="en-GB"/>
-        </w:rPr>
-        <w:t>Approx. 0.5 page</w:t>
-      </w:r>
-      <w:r>
-        <w:rPr>
-          <w:highlight w:val="yellow"/>
-          <w:lang w:val="en-GB"/>
-        </w:rPr>
         <w:t>.)</w:t>
       </w:r>
     </w:p>
     <w:p>
       <w:pPr>
-        <w:pStyle w:val="NoSpacing"/>
+        <w:pStyle w:val="Geenafstand"/>
         <w:rPr>
           <w:lang w:val="en-GB"/>
         </w:rPr>
@@ -210,19 +178,11 @@
         </w:rPr>
         <w:t xml:space="preserve">leaky </w:t>
       </w:r>
-      <w:proofErr w:type="spellStart"/>
-      <w:r>
-        <w:rPr>
-          <w:lang w:val="en-GB"/>
-        </w:rPr>
-        <w:t>ReLU</w:t>
-      </w:r>
-      <w:proofErr w:type="spellEnd"/>
-      <w:r>
-        <w:rPr>
-          <w:lang w:val="en-GB"/>
-        </w:rPr>
-        <w:t xml:space="preserve"> activation function after each batch normalisation, as</w:t>
+      <w:r>
+        <w:rPr>
+          <w:lang w:val="en-GB"/>
+        </w:rPr>
+        <w:t>ReLU activation function after each batch normalisation, as</w:t>
       </w:r>
       <w:r>
         <w:rPr>
@@ -242,19 +202,11 @@
         </w:rPr>
         <w:t xml:space="preserve">(leaky) </w:t>
       </w:r>
-      <w:proofErr w:type="spellStart"/>
-      <w:r>
-        <w:rPr>
-          <w:lang w:val="en-GB"/>
-        </w:rPr>
-        <w:t>ReLU</w:t>
-      </w:r>
-      <w:proofErr w:type="spellEnd"/>
-      <w:r>
-        <w:rPr>
-          <w:lang w:val="en-GB"/>
-        </w:rPr>
-        <w:t xml:space="preserve"> to be almost just as effective as Sigmoid or Tanh, while it is</w:t>
+      <w:r>
+        <w:rPr>
+          <w:lang w:val="en-GB"/>
+        </w:rPr>
+        <w:t>ReLU to be almost just as effective as Sigmoid or Tanh, while it is</w:t>
       </w:r>
       <w:r>
         <w:rPr>
@@ -295,17 +247,17 @@
     </w:p>
     <w:p>
       <w:pPr>
-        <w:pStyle w:val="NoSpacing"/>
-        <w:rPr>
-          <w:lang w:val="en-GB"/>
-        </w:rPr>
-      </w:pPr>
-    </w:p>
-    <w:p>
-      <w:pPr>
-        <w:pStyle w:val="NoSpacing"/>
-        <w:rPr>
-          <w:rStyle w:val="SubtleEmphasis"/>
+        <w:pStyle w:val="Geenafstand"/>
+        <w:rPr>
+          <w:lang w:val="en-GB"/>
+        </w:rPr>
+      </w:pPr>
+    </w:p>
+    <w:p>
+      <w:pPr>
+        <w:pStyle w:val="Geenafstand"/>
+        <w:rPr>
+          <w:rStyle w:val="Subtielebenadrukking"/>
           <w:sz w:val="18"/>
           <w:szCs w:val="18"/>
           <w:lang w:val="en-GB"/>
@@ -313,7 +265,7 @@
       </w:pPr>
       <w:r>
         <w:rPr>
-          <w:rStyle w:val="SubtleEmphasis"/>
+          <w:rStyle w:val="Subtielebenadrukking"/>
           <w:sz w:val="18"/>
           <w:szCs w:val="18"/>
           <w:lang w:val="en-GB"/>
@@ -323,9 +275,9 @@
     </w:p>
     <w:p>
       <w:pPr>
-        <w:pStyle w:val="NoSpacing"/>
-        <w:rPr>
-          <w:rStyle w:val="SubtleEmphasis"/>
+        <w:pStyle w:val="Geenafstand"/>
+        <w:rPr>
+          <w:rStyle w:val="Subtielebenadrukking"/>
           <w:sz w:val="18"/>
           <w:szCs w:val="18"/>
           <w:lang w:val="en-GB"/>
@@ -333,7 +285,7 @@
       </w:pPr>
       <w:r>
         <w:rPr>
-          <w:rStyle w:val="SubtleEmphasis"/>
+          <w:rStyle w:val="Subtielebenadrukking"/>
           <w:sz w:val="18"/>
           <w:szCs w:val="18"/>
           <w:lang w:val="en-GB"/>
@@ -343,9 +295,9 @@
     </w:p>
     <w:p>
       <w:pPr>
-        <w:pStyle w:val="NoSpacing"/>
-        <w:rPr>
-          <w:rStyle w:val="SubtleEmphasis"/>
+        <w:pStyle w:val="Geenafstand"/>
+        <w:rPr>
+          <w:rStyle w:val="Subtielebenadrukking"/>
           <w:sz w:val="18"/>
           <w:szCs w:val="18"/>
           <w:lang w:val="en-GB"/>
@@ -353,39 +305,39 @@
       </w:pPr>
       <w:r>
         <w:rPr>
-          <w:rStyle w:val="SubtleEmphasis"/>
+          <w:rStyle w:val="Subtielebenadrukking"/>
           <w:sz w:val="18"/>
           <w:szCs w:val="18"/>
           <w:lang w:val="en-GB"/>
         </w:rPr>
-        <w:t xml:space="preserve">    (0): Conv2d(3, 16, </w:t>
-      </w:r>
-      <w:proofErr w:type="spellStart"/>
-      <w:r>
-        <w:rPr>
-          <w:rStyle w:val="SubtleEmphasis"/>
+        <w:t xml:space="preserve">    (0): Conv2d(3, 16, kernel_size=(3, 3), stride=(1, 1), padding=(1, 1))</w:t>
+      </w:r>
+    </w:p>
+    <w:p>
+      <w:pPr>
+        <w:pStyle w:val="Geenafstand"/>
+        <w:rPr>
+          <w:rStyle w:val="Subtielebenadrukking"/>
           <w:sz w:val="18"/>
           <w:szCs w:val="18"/>
           <w:lang w:val="en-GB"/>
         </w:rPr>
-        <w:t>kernel_size</w:t>
-      </w:r>
-      <w:proofErr w:type="spellEnd"/>
-      <w:r>
-        <w:rPr>
-          <w:rStyle w:val="SubtleEmphasis"/>
+      </w:pPr>
+      <w:r>
+        <w:rPr>
+          <w:rStyle w:val="Subtielebenadrukking"/>
           <w:sz w:val="18"/>
           <w:szCs w:val="18"/>
           <w:lang w:val="en-GB"/>
         </w:rPr>
-        <w:t>=(3, 3), stride=(1, 1), padding=(1, 1))</w:t>
-      </w:r>
-    </w:p>
-    <w:p>
-      <w:pPr>
-        <w:pStyle w:val="NoSpacing"/>
-        <w:rPr>
-          <w:rStyle w:val="SubtleEmphasis"/>
+        <w:t xml:space="preserve">    (1): BatchNorm2d(16, eps=1e-05, momentum=0.1, affine=True, track_running_stats=True)</w:t>
+      </w:r>
+    </w:p>
+    <w:p>
+      <w:pPr>
+        <w:pStyle w:val="Geenafstand"/>
+        <w:rPr>
+          <w:rStyle w:val="Subtielebenadrukking"/>
           <w:sz w:val="18"/>
           <w:szCs w:val="18"/>
           <w:lang w:val="en-GB"/>
@@ -393,39 +345,39 @@
       </w:pPr>
       <w:r>
         <w:rPr>
-          <w:rStyle w:val="SubtleEmphasis"/>
+          <w:rStyle w:val="Subtielebenadrukking"/>
           <w:sz w:val="18"/>
           <w:szCs w:val="18"/>
           <w:lang w:val="en-GB"/>
         </w:rPr>
-        <w:t xml:space="preserve">    (1): BatchNorm2d(16, eps=1e-05, momentum=0.1, affine=True, </w:t>
-      </w:r>
-      <w:proofErr w:type="spellStart"/>
-      <w:r>
-        <w:rPr>
-          <w:rStyle w:val="SubtleEmphasis"/>
+        <w:t xml:space="preserve">    (2): LeakyReLU(negative_slope=0.1)</w:t>
+      </w:r>
+    </w:p>
+    <w:p>
+      <w:pPr>
+        <w:pStyle w:val="Geenafstand"/>
+        <w:rPr>
+          <w:rStyle w:val="Subtielebenadrukking"/>
           <w:sz w:val="18"/>
           <w:szCs w:val="18"/>
           <w:lang w:val="en-GB"/>
         </w:rPr>
-        <w:t>track_running_stats</w:t>
-      </w:r>
-      <w:proofErr w:type="spellEnd"/>
-      <w:r>
-        <w:rPr>
-          <w:rStyle w:val="SubtleEmphasis"/>
+      </w:pPr>
+      <w:r>
+        <w:rPr>
+          <w:rStyle w:val="Subtielebenadrukking"/>
           <w:sz w:val="18"/>
           <w:szCs w:val="18"/>
           <w:lang w:val="en-GB"/>
         </w:rPr>
-        <w:t>=True)</w:t>
-      </w:r>
-    </w:p>
-    <w:p>
-      <w:pPr>
-        <w:pStyle w:val="NoSpacing"/>
-        <w:rPr>
-          <w:rStyle w:val="SubtleEmphasis"/>
+        <w:t xml:space="preserve">    (3): MaxPool2d(kernel_size=2, stride=2, padding=0, dilation=1, ceil_mode=False)</w:t>
+      </w:r>
+    </w:p>
+    <w:p>
+      <w:pPr>
+        <w:pStyle w:val="Geenafstand"/>
+        <w:rPr>
+          <w:rStyle w:val="Subtielebenadrukking"/>
           <w:sz w:val="18"/>
           <w:szCs w:val="18"/>
           <w:lang w:val="en-GB"/>
@@ -433,59 +385,59 @@
       </w:pPr>
       <w:r>
         <w:rPr>
-          <w:rStyle w:val="SubtleEmphasis"/>
+          <w:rStyle w:val="Subtielebenadrukking"/>
           <w:sz w:val="18"/>
           <w:szCs w:val="18"/>
           <w:lang w:val="en-GB"/>
         </w:rPr>
-        <w:t xml:space="preserve">    (2): </w:t>
-      </w:r>
-      <w:proofErr w:type="spellStart"/>
-      <w:r>
-        <w:rPr>
-          <w:rStyle w:val="SubtleEmphasis"/>
+        <w:t xml:space="preserve">    (4): Conv2d(16, 32, kernel_size=(3, 3), stride=(1, 1), padding=(1, 1))</w:t>
+      </w:r>
+    </w:p>
+    <w:p>
+      <w:pPr>
+        <w:pStyle w:val="Geenafstand"/>
+        <w:rPr>
+          <w:rStyle w:val="Subtielebenadrukking"/>
           <w:sz w:val="18"/>
           <w:szCs w:val="18"/>
           <w:lang w:val="en-GB"/>
         </w:rPr>
-        <w:t>LeakyReLU</w:t>
-      </w:r>
-      <w:proofErr w:type="spellEnd"/>
-      <w:r>
-        <w:rPr>
-          <w:rStyle w:val="SubtleEmphasis"/>
+      </w:pPr>
+      <w:r>
+        <w:rPr>
+          <w:rStyle w:val="Subtielebenadrukking"/>
           <w:sz w:val="18"/>
           <w:szCs w:val="18"/>
           <w:lang w:val="en-GB"/>
         </w:rPr>
-        <w:t>(</w:t>
-      </w:r>
-      <w:proofErr w:type="spellStart"/>
-      <w:r>
-        <w:rPr>
-          <w:rStyle w:val="SubtleEmphasis"/>
+        <w:t xml:space="preserve">    (5): BatchNorm2d(32, eps=1e-05, momentum=0.1, affine=True, track_running_stats=True)</w:t>
+      </w:r>
+    </w:p>
+    <w:p>
+      <w:pPr>
+        <w:pStyle w:val="Geenafstand"/>
+        <w:rPr>
+          <w:rStyle w:val="Subtielebenadrukking"/>
           <w:sz w:val="18"/>
           <w:szCs w:val="18"/>
           <w:lang w:val="en-GB"/>
         </w:rPr>
-        <w:t>negative_slope</w:t>
-      </w:r>
-      <w:proofErr w:type="spellEnd"/>
-      <w:r>
-        <w:rPr>
-          <w:rStyle w:val="SubtleEmphasis"/>
+      </w:pPr>
+      <w:r>
+        <w:rPr>
+          <w:rStyle w:val="Subtielebenadrukking"/>
           <w:sz w:val="18"/>
           <w:szCs w:val="18"/>
           <w:lang w:val="en-GB"/>
         </w:rPr>
-        <w:t>=0.1)</w:t>
-      </w:r>
-    </w:p>
-    <w:p>
-      <w:pPr>
-        <w:pStyle w:val="NoSpacing"/>
-        <w:rPr>
-          <w:rStyle w:val="SubtleEmphasis"/>
+        <w:t xml:space="preserve">    (6): LeakyReLU(negative_slope=0.1)</w:t>
+      </w:r>
+    </w:p>
+    <w:p>
+      <w:pPr>
+        <w:pStyle w:val="Geenafstand"/>
+        <w:rPr>
+          <w:rStyle w:val="Subtielebenadrukking"/>
           <w:sz w:val="18"/>
           <w:szCs w:val="18"/>
           <w:lang w:val="en-GB"/>
@@ -493,59 +445,59 @@
       </w:pPr>
       <w:r>
         <w:rPr>
-          <w:rStyle w:val="SubtleEmphasis"/>
+          <w:rStyle w:val="Subtielebenadrukking"/>
           <w:sz w:val="18"/>
           <w:szCs w:val="18"/>
           <w:lang w:val="en-GB"/>
         </w:rPr>
-        <w:t xml:space="preserve">    (3): MaxPool2d(</w:t>
-      </w:r>
-      <w:proofErr w:type="spellStart"/>
-      <w:r>
-        <w:rPr>
-          <w:rStyle w:val="SubtleEmphasis"/>
+        <w:t xml:space="preserve">    (7): MaxPool2d(kernel_size=2, stride=2, padding=0, dilation=1, ceil_mode=False)</w:t>
+      </w:r>
+    </w:p>
+    <w:p>
+      <w:pPr>
+        <w:pStyle w:val="Geenafstand"/>
+        <w:rPr>
+          <w:rStyle w:val="Subtielebenadrukking"/>
           <w:sz w:val="18"/>
           <w:szCs w:val="18"/>
           <w:lang w:val="en-GB"/>
         </w:rPr>
-        <w:t>kernel_size</w:t>
-      </w:r>
-      <w:proofErr w:type="spellEnd"/>
-      <w:r>
-        <w:rPr>
-          <w:rStyle w:val="SubtleEmphasis"/>
+      </w:pPr>
+      <w:r>
+        <w:rPr>
+          <w:rStyle w:val="Subtielebenadrukking"/>
           <w:sz w:val="18"/>
           <w:szCs w:val="18"/>
           <w:lang w:val="en-GB"/>
         </w:rPr>
-        <w:t xml:space="preserve">=2, stride=2, padding=0, dilation=1, </w:t>
-      </w:r>
-      <w:proofErr w:type="spellStart"/>
-      <w:r>
-        <w:rPr>
-          <w:rStyle w:val="SubtleEmphasis"/>
+        <w:t xml:space="preserve">    (8): Conv2d(32, 64, kernel_size=(3, 3), stride=(1, 1), padding=(1, 1))</w:t>
+      </w:r>
+    </w:p>
+    <w:p>
+      <w:pPr>
+        <w:pStyle w:val="Geenafstand"/>
+        <w:rPr>
+          <w:rStyle w:val="Subtielebenadrukking"/>
           <w:sz w:val="18"/>
           <w:szCs w:val="18"/>
           <w:lang w:val="en-GB"/>
         </w:rPr>
-        <w:t>ceil_mode</w:t>
-      </w:r>
-      <w:proofErr w:type="spellEnd"/>
-      <w:r>
-        <w:rPr>
-          <w:rStyle w:val="SubtleEmphasis"/>
+      </w:pPr>
+      <w:r>
+        <w:rPr>
+          <w:rStyle w:val="Subtielebenadrukking"/>
           <w:sz w:val="18"/>
           <w:szCs w:val="18"/>
           <w:lang w:val="en-GB"/>
         </w:rPr>
-        <w:t>=False)</w:t>
-      </w:r>
-    </w:p>
-    <w:p>
-      <w:pPr>
-        <w:pStyle w:val="NoSpacing"/>
-        <w:rPr>
-          <w:rStyle w:val="SubtleEmphasis"/>
+        <w:t xml:space="preserve">    (9): BatchNorm2d(64, eps=1e-05, momentum=0.1, affine=True, track_running_stats=True)</w:t>
+      </w:r>
+    </w:p>
+    <w:p>
+      <w:pPr>
+        <w:pStyle w:val="Geenafstand"/>
+        <w:rPr>
+          <w:rStyle w:val="Subtielebenadrukking"/>
           <w:sz w:val="18"/>
           <w:szCs w:val="18"/>
           <w:lang w:val="en-GB"/>
@@ -553,39 +505,39 @@
       </w:pPr>
       <w:r>
         <w:rPr>
-          <w:rStyle w:val="SubtleEmphasis"/>
+          <w:rStyle w:val="Subtielebenadrukking"/>
           <w:sz w:val="18"/>
           <w:szCs w:val="18"/>
           <w:lang w:val="en-GB"/>
         </w:rPr>
-        <w:t xml:space="preserve">    (4): Conv2d(16, 32, </w:t>
-      </w:r>
-      <w:proofErr w:type="spellStart"/>
-      <w:r>
-        <w:rPr>
-          <w:rStyle w:val="SubtleEmphasis"/>
+        <w:t xml:space="preserve">    (10): LeakyReLU(negative_slope=0.1)</w:t>
+      </w:r>
+    </w:p>
+    <w:p>
+      <w:pPr>
+        <w:pStyle w:val="Geenafstand"/>
+        <w:rPr>
+          <w:rStyle w:val="Subtielebenadrukking"/>
           <w:sz w:val="18"/>
           <w:szCs w:val="18"/>
           <w:lang w:val="en-GB"/>
         </w:rPr>
-        <w:t>kernel_size</w:t>
-      </w:r>
-      <w:proofErr w:type="spellEnd"/>
-      <w:r>
-        <w:rPr>
-          <w:rStyle w:val="SubtleEmphasis"/>
+      </w:pPr>
+      <w:r>
+        <w:rPr>
+          <w:rStyle w:val="Subtielebenadrukking"/>
           <w:sz w:val="18"/>
           <w:szCs w:val="18"/>
           <w:lang w:val="en-GB"/>
         </w:rPr>
-        <w:t>=(3, 3), stride=(1, 1), padding=(1, 1))</w:t>
-      </w:r>
-    </w:p>
-    <w:p>
-      <w:pPr>
-        <w:pStyle w:val="NoSpacing"/>
-        <w:rPr>
-          <w:rStyle w:val="SubtleEmphasis"/>
+        <w:t xml:space="preserve">    (11): MaxPool2d(kernel_size=2, stride=2, padding=0, dilation=1, ceil_mode=False)</w:t>
+      </w:r>
+    </w:p>
+    <w:p>
+      <w:pPr>
+        <w:pStyle w:val="Geenafstand"/>
+        <w:rPr>
+          <w:rStyle w:val="Subtielebenadrukking"/>
           <w:sz w:val="18"/>
           <w:szCs w:val="18"/>
           <w:lang w:val="en-GB"/>
@@ -593,39 +545,39 @@
       </w:pPr>
       <w:r>
         <w:rPr>
-          <w:rStyle w:val="SubtleEmphasis"/>
+          <w:rStyle w:val="Subtielebenadrukking"/>
           <w:sz w:val="18"/>
           <w:szCs w:val="18"/>
           <w:lang w:val="en-GB"/>
         </w:rPr>
-        <w:t xml:space="preserve">    (5): BatchNorm2d(32, eps=1e-05, momentum=0.1, affine=True, </w:t>
-      </w:r>
-      <w:proofErr w:type="spellStart"/>
-      <w:r>
-        <w:rPr>
-          <w:rStyle w:val="SubtleEmphasis"/>
+        <w:t xml:space="preserve">    (12): Conv2d(64, 64, kernel_size=(3, 3), stride=(1, 1), padding=(1, 1))</w:t>
+      </w:r>
+    </w:p>
+    <w:p>
+      <w:pPr>
+        <w:pStyle w:val="Geenafstand"/>
+        <w:rPr>
+          <w:rStyle w:val="Subtielebenadrukking"/>
           <w:sz w:val="18"/>
           <w:szCs w:val="18"/>
           <w:lang w:val="en-GB"/>
         </w:rPr>
-        <w:t>track_running_stats</w:t>
-      </w:r>
-      <w:proofErr w:type="spellEnd"/>
-      <w:r>
-        <w:rPr>
-          <w:rStyle w:val="SubtleEmphasis"/>
+      </w:pPr>
+      <w:r>
+        <w:rPr>
+          <w:rStyle w:val="Subtielebenadrukking"/>
           <w:sz w:val="18"/>
           <w:szCs w:val="18"/>
           <w:lang w:val="en-GB"/>
         </w:rPr>
-        <w:t>=True)</w:t>
-      </w:r>
-    </w:p>
-    <w:p>
-      <w:pPr>
-        <w:pStyle w:val="NoSpacing"/>
-        <w:rPr>
-          <w:rStyle w:val="SubtleEmphasis"/>
+        <w:t xml:space="preserve">    (13): BatchNorm2d(64, eps=1e-05, momentum=0.1, affine=True, track_running_stats=True)</w:t>
+      </w:r>
+    </w:p>
+    <w:p>
+      <w:pPr>
+        <w:pStyle w:val="Geenafstand"/>
+        <w:rPr>
+          <w:rStyle w:val="Subtielebenadrukking"/>
           <w:sz w:val="18"/>
           <w:szCs w:val="18"/>
           <w:lang w:val="en-GB"/>
@@ -633,59 +585,59 @@
       </w:pPr>
       <w:r>
         <w:rPr>
-          <w:rStyle w:val="SubtleEmphasis"/>
+          <w:rStyle w:val="Subtielebenadrukking"/>
           <w:sz w:val="18"/>
           <w:szCs w:val="18"/>
           <w:lang w:val="en-GB"/>
         </w:rPr>
-        <w:t xml:space="preserve">    (6): </w:t>
-      </w:r>
-      <w:proofErr w:type="spellStart"/>
-      <w:r>
-        <w:rPr>
-          <w:rStyle w:val="SubtleEmphasis"/>
+        <w:t xml:space="preserve">    (14): LeakyReLU(negative_slope=0.1)</w:t>
+      </w:r>
+    </w:p>
+    <w:p>
+      <w:pPr>
+        <w:pStyle w:val="Geenafstand"/>
+        <w:rPr>
+          <w:rStyle w:val="Subtielebenadrukking"/>
           <w:sz w:val="18"/>
           <w:szCs w:val="18"/>
           <w:lang w:val="en-GB"/>
         </w:rPr>
-        <w:t>LeakyReLU</w:t>
-      </w:r>
-      <w:proofErr w:type="spellEnd"/>
-      <w:r>
-        <w:rPr>
-          <w:rStyle w:val="SubtleEmphasis"/>
+      </w:pPr>
+      <w:r>
+        <w:rPr>
+          <w:rStyle w:val="Subtielebenadrukking"/>
           <w:sz w:val="18"/>
           <w:szCs w:val="18"/>
           <w:lang w:val="en-GB"/>
         </w:rPr>
-        <w:t>(</w:t>
-      </w:r>
-      <w:proofErr w:type="spellStart"/>
-      <w:r>
-        <w:rPr>
-          <w:rStyle w:val="SubtleEmphasis"/>
+        <w:t xml:space="preserve">    (15): MaxPool2d(kernel_size=2, stride=2, padding=0, dilation=1, ceil_mode=False)</w:t>
+      </w:r>
+    </w:p>
+    <w:p>
+      <w:pPr>
+        <w:pStyle w:val="Geenafstand"/>
+        <w:rPr>
+          <w:rStyle w:val="Subtielebenadrukking"/>
           <w:sz w:val="18"/>
           <w:szCs w:val="18"/>
           <w:lang w:val="en-GB"/>
         </w:rPr>
-        <w:t>negative_slope</w:t>
-      </w:r>
-      <w:proofErr w:type="spellEnd"/>
-      <w:r>
-        <w:rPr>
-          <w:rStyle w:val="SubtleEmphasis"/>
+      </w:pPr>
+      <w:r>
+        <w:rPr>
+          <w:rStyle w:val="Subtielebenadrukking"/>
           <w:sz w:val="18"/>
           <w:szCs w:val="18"/>
           <w:lang w:val="en-GB"/>
         </w:rPr>
-        <w:t>=0.1)</w:t>
-      </w:r>
-    </w:p>
-    <w:p>
-      <w:pPr>
-        <w:pStyle w:val="NoSpacing"/>
-        <w:rPr>
-          <w:rStyle w:val="SubtleEmphasis"/>
+        <w:t xml:space="preserve">    (16): Conv2d(64, 32, kernel_size=(3, 3), stride=(1, 1), padding=(1, 1))</w:t>
+      </w:r>
+    </w:p>
+    <w:p>
+      <w:pPr>
+        <w:pStyle w:val="Geenafstand"/>
+        <w:rPr>
+          <w:rStyle w:val="Subtielebenadrukking"/>
           <w:sz w:val="18"/>
           <w:szCs w:val="18"/>
           <w:lang w:val="en-GB"/>
@@ -693,59 +645,59 @@
       </w:pPr>
       <w:r>
         <w:rPr>
-          <w:rStyle w:val="SubtleEmphasis"/>
+          <w:rStyle w:val="Subtielebenadrukking"/>
           <w:sz w:val="18"/>
           <w:szCs w:val="18"/>
           <w:lang w:val="en-GB"/>
         </w:rPr>
-        <w:t xml:space="preserve">    (7): MaxPool2d(</w:t>
-      </w:r>
-      <w:proofErr w:type="spellStart"/>
-      <w:r>
-        <w:rPr>
-          <w:rStyle w:val="SubtleEmphasis"/>
+        <w:t xml:space="preserve">    (17): BatchNorm2d(32, eps=1e-05, momentum=0.1, affine=True, track_running_stats=True)</w:t>
+      </w:r>
+    </w:p>
+    <w:p>
+      <w:pPr>
+        <w:pStyle w:val="Geenafstand"/>
+        <w:rPr>
+          <w:rStyle w:val="Subtielebenadrukking"/>
           <w:sz w:val="18"/>
           <w:szCs w:val="18"/>
           <w:lang w:val="en-GB"/>
         </w:rPr>
-        <w:t>kernel_size</w:t>
-      </w:r>
-      <w:proofErr w:type="spellEnd"/>
-      <w:r>
-        <w:rPr>
-          <w:rStyle w:val="SubtleEmphasis"/>
+      </w:pPr>
+      <w:r>
+        <w:rPr>
+          <w:rStyle w:val="Subtielebenadrukking"/>
           <w:sz w:val="18"/>
           <w:szCs w:val="18"/>
           <w:lang w:val="en-GB"/>
         </w:rPr>
-        <w:t xml:space="preserve">=2, stride=2, padding=0, dilation=1, </w:t>
-      </w:r>
-      <w:proofErr w:type="spellStart"/>
-      <w:r>
-        <w:rPr>
-          <w:rStyle w:val="SubtleEmphasis"/>
+        <w:t xml:space="preserve">    (18): LeakyReLU(negative_slope=0.1)</w:t>
+      </w:r>
+    </w:p>
+    <w:p>
+      <w:pPr>
+        <w:pStyle w:val="Geenafstand"/>
+        <w:rPr>
+          <w:rStyle w:val="Subtielebenadrukking"/>
           <w:sz w:val="18"/>
           <w:szCs w:val="18"/>
           <w:lang w:val="en-GB"/>
         </w:rPr>
-        <w:t>ceil_mode</w:t>
-      </w:r>
-      <w:proofErr w:type="spellEnd"/>
-      <w:r>
-        <w:rPr>
-          <w:rStyle w:val="SubtleEmphasis"/>
+      </w:pPr>
+      <w:r>
+        <w:rPr>
+          <w:rStyle w:val="Subtielebenadrukking"/>
           <w:sz w:val="18"/>
           <w:szCs w:val="18"/>
           <w:lang w:val="en-GB"/>
         </w:rPr>
-        <w:t>=False)</w:t>
-      </w:r>
-    </w:p>
-    <w:p>
-      <w:pPr>
-        <w:pStyle w:val="NoSpacing"/>
-        <w:rPr>
-          <w:rStyle w:val="SubtleEmphasis"/>
+        <w:t xml:space="preserve">  )</w:t>
+      </w:r>
+    </w:p>
+    <w:p>
+      <w:pPr>
+        <w:pStyle w:val="Geenafstand"/>
+        <w:rPr>
+          <w:rStyle w:val="Subtielebenadrukking"/>
           <w:sz w:val="18"/>
           <w:szCs w:val="18"/>
           <w:lang w:val="en-GB"/>
@@ -753,39 +705,39 @@
       </w:pPr>
       <w:r>
         <w:rPr>
-          <w:rStyle w:val="SubtleEmphasis"/>
+          <w:rStyle w:val="Subtielebenadrukking"/>
           <w:sz w:val="18"/>
           <w:szCs w:val="18"/>
           <w:lang w:val="en-GB"/>
         </w:rPr>
-        <w:t xml:space="preserve">    (8): Conv2d(32, 64, </w:t>
-      </w:r>
-      <w:proofErr w:type="spellStart"/>
-      <w:r>
-        <w:rPr>
-          <w:rStyle w:val="SubtleEmphasis"/>
+        <w:t xml:space="preserve">  (head): Sequential(</w:t>
+      </w:r>
+    </w:p>
+    <w:p>
+      <w:pPr>
+        <w:pStyle w:val="Geenafstand"/>
+        <w:rPr>
+          <w:rStyle w:val="Subtielebenadrukking"/>
           <w:sz w:val="18"/>
           <w:szCs w:val="18"/>
           <w:lang w:val="en-GB"/>
         </w:rPr>
-        <w:t>kernel_size</w:t>
-      </w:r>
-      <w:proofErr w:type="spellEnd"/>
-      <w:r>
-        <w:rPr>
-          <w:rStyle w:val="SubtleEmphasis"/>
+      </w:pPr>
+      <w:r>
+        <w:rPr>
+          <w:rStyle w:val="Subtielebenadrukking"/>
           <w:sz w:val="18"/>
           <w:szCs w:val="18"/>
           <w:lang w:val="en-GB"/>
         </w:rPr>
-        <w:t>=(3, 3), stride=(1, 1), padding=(1, 1))</w:t>
-      </w:r>
-    </w:p>
-    <w:p>
-      <w:pPr>
-        <w:pStyle w:val="NoSpacing"/>
-        <w:rPr>
-          <w:rStyle w:val="SubtleEmphasis"/>
+        <w:t xml:space="preserve">    (0): Flatten(start_dim=1, end_dim=-1)</w:t>
+      </w:r>
+    </w:p>
+    <w:p>
+      <w:pPr>
+        <w:pStyle w:val="Geenafstand"/>
+        <w:rPr>
+          <w:rStyle w:val="Subtielebenadrukking"/>
           <w:sz w:val="18"/>
           <w:szCs w:val="18"/>
           <w:lang w:val="en-GB"/>
@@ -793,39 +745,39 @@
       </w:pPr>
       <w:r>
         <w:rPr>
-          <w:rStyle w:val="SubtleEmphasis"/>
+          <w:rStyle w:val="Subtielebenadrukking"/>
           <w:sz w:val="18"/>
           <w:szCs w:val="18"/>
           <w:lang w:val="en-GB"/>
         </w:rPr>
-        <w:t xml:space="preserve">    (9): BatchNorm2d(64, eps=1e-05, momentum=0.1, affine=True, </w:t>
-      </w:r>
-      <w:proofErr w:type="spellStart"/>
-      <w:r>
-        <w:rPr>
-          <w:rStyle w:val="SubtleEmphasis"/>
+        <w:t xml:space="preserve">    (1): Dropout(p=0.5, inplace=False)</w:t>
+      </w:r>
+    </w:p>
+    <w:p>
+      <w:pPr>
+        <w:pStyle w:val="Geenafstand"/>
+        <w:rPr>
+          <w:rStyle w:val="Subtielebenadrukking"/>
           <w:sz w:val="18"/>
           <w:szCs w:val="18"/>
           <w:lang w:val="en-GB"/>
         </w:rPr>
-        <w:t>track_running_stats</w:t>
-      </w:r>
-      <w:proofErr w:type="spellEnd"/>
-      <w:r>
-        <w:rPr>
-          <w:rStyle w:val="SubtleEmphasis"/>
+      </w:pPr>
+      <w:r>
+        <w:rPr>
+          <w:rStyle w:val="Subtielebenadrukking"/>
           <w:sz w:val="18"/>
           <w:szCs w:val="18"/>
           <w:lang w:val="en-GB"/>
         </w:rPr>
-        <w:t>=True)</w:t>
-      </w:r>
-    </w:p>
-    <w:p>
-      <w:pPr>
-        <w:pStyle w:val="NoSpacing"/>
-        <w:rPr>
-          <w:rStyle w:val="SubtleEmphasis"/>
+        <w:t xml:space="preserve">    (2): Linear(in_features=1568, out_features=512, bias=True)</w:t>
+      </w:r>
+    </w:p>
+    <w:p>
+      <w:pPr>
+        <w:pStyle w:val="Geenafstand"/>
+        <w:rPr>
+          <w:rStyle w:val="Subtielebenadrukking"/>
           <w:sz w:val="18"/>
           <w:szCs w:val="18"/>
           <w:lang w:val="en-GB"/>
@@ -833,59 +785,59 @@
       </w:pPr>
       <w:r>
         <w:rPr>
-          <w:rStyle w:val="SubtleEmphasis"/>
+          <w:rStyle w:val="Subtielebenadrukking"/>
           <w:sz w:val="18"/>
           <w:szCs w:val="18"/>
           <w:lang w:val="en-GB"/>
         </w:rPr>
-        <w:t xml:space="preserve">    (10): </w:t>
-      </w:r>
-      <w:proofErr w:type="spellStart"/>
-      <w:r>
-        <w:rPr>
-          <w:rStyle w:val="SubtleEmphasis"/>
+        <w:t xml:space="preserve">    (3): LeakyReLU(negative_slope=0.1)</w:t>
+      </w:r>
+    </w:p>
+    <w:p>
+      <w:pPr>
+        <w:pStyle w:val="Geenafstand"/>
+        <w:rPr>
+          <w:rStyle w:val="Subtielebenadrukking"/>
           <w:sz w:val="18"/>
           <w:szCs w:val="18"/>
           <w:lang w:val="en-GB"/>
         </w:rPr>
-        <w:t>LeakyReLU</w:t>
-      </w:r>
-      <w:proofErr w:type="spellEnd"/>
-      <w:r>
-        <w:rPr>
-          <w:rStyle w:val="SubtleEmphasis"/>
+      </w:pPr>
+      <w:r>
+        <w:rPr>
+          <w:rStyle w:val="Subtielebenadrukking"/>
           <w:sz w:val="18"/>
           <w:szCs w:val="18"/>
           <w:lang w:val="en-GB"/>
         </w:rPr>
-        <w:t>(</w:t>
-      </w:r>
-      <w:proofErr w:type="spellStart"/>
-      <w:r>
-        <w:rPr>
-          <w:rStyle w:val="SubtleEmphasis"/>
+        <w:t xml:space="preserve">    (4): Linear(in_features=512, out_features=343, bias=True)</w:t>
+      </w:r>
+    </w:p>
+    <w:p>
+      <w:pPr>
+        <w:pStyle w:val="Geenafstand"/>
+        <w:rPr>
+          <w:rStyle w:val="Subtielebenadrukking"/>
           <w:sz w:val="18"/>
           <w:szCs w:val="18"/>
           <w:lang w:val="en-GB"/>
         </w:rPr>
-        <w:t>negative_slope</w:t>
-      </w:r>
-      <w:proofErr w:type="spellEnd"/>
-      <w:r>
-        <w:rPr>
-          <w:rStyle w:val="SubtleEmphasis"/>
+      </w:pPr>
+      <w:r>
+        <w:rPr>
+          <w:rStyle w:val="Subtielebenadrukking"/>
           <w:sz w:val="18"/>
           <w:szCs w:val="18"/>
           <w:lang w:val="en-GB"/>
         </w:rPr>
-        <w:t>=0.1)</w:t>
-      </w:r>
-    </w:p>
-    <w:p>
-      <w:pPr>
-        <w:pStyle w:val="NoSpacing"/>
-        <w:rPr>
-          <w:rStyle w:val="SubtleEmphasis"/>
+        <w:t xml:space="preserve">    (5): Sigmoid()</w:t>
+      </w:r>
+    </w:p>
+    <w:p>
+      <w:pPr>
+        <w:pStyle w:val="Geenafstand"/>
+        <w:rPr>
+          <w:rStyle w:val="Subtielebenadrukking"/>
           <w:sz w:val="18"/>
           <w:szCs w:val="18"/>
           <w:lang w:val="en-GB"/>
@@ -893,764 +845,24 @@
       </w:pPr>
       <w:r>
         <w:rPr>
-          <w:rStyle w:val="SubtleEmphasis"/>
+          <w:rStyle w:val="Subtielebenadrukking"/>
           <w:sz w:val="18"/>
           <w:szCs w:val="18"/>
           <w:lang w:val="en-GB"/>
         </w:rPr>
-        <w:t xml:space="preserve">    (11): MaxPool2d(</w:t>
-      </w:r>
-      <w:proofErr w:type="spellStart"/>
-      <w:r>
-        <w:rPr>
-          <w:rStyle w:val="SubtleEmphasis"/>
-          <w:sz w:val="18"/>
-          <w:szCs w:val="18"/>
-          <w:lang w:val="en-GB"/>
-        </w:rPr>
-        <w:t>kernel_size</w:t>
-      </w:r>
-      <w:proofErr w:type="spellEnd"/>
-      <w:r>
-        <w:rPr>
-          <w:rStyle w:val="SubtleEmphasis"/>
-          <w:sz w:val="18"/>
-          <w:szCs w:val="18"/>
-          <w:lang w:val="en-GB"/>
-        </w:rPr>
-        <w:t xml:space="preserve">=2, stride=2, padding=0, dilation=1, </w:t>
-      </w:r>
-      <w:proofErr w:type="spellStart"/>
-      <w:r>
-        <w:rPr>
-          <w:rStyle w:val="SubtleEmphasis"/>
-          <w:sz w:val="18"/>
-          <w:szCs w:val="18"/>
-          <w:lang w:val="en-GB"/>
-        </w:rPr>
-        <w:t>ceil_mode</w:t>
-      </w:r>
-      <w:proofErr w:type="spellEnd"/>
-      <w:r>
-        <w:rPr>
-          <w:rStyle w:val="SubtleEmphasis"/>
-          <w:sz w:val="18"/>
-          <w:szCs w:val="18"/>
-          <w:lang w:val="en-GB"/>
-        </w:rPr>
-        <w:t>=False)</w:t>
-      </w:r>
-    </w:p>
-    <w:p>
-      <w:pPr>
-        <w:pStyle w:val="NoSpacing"/>
-        <w:rPr>
-          <w:rStyle w:val="SubtleEmphasis"/>
-          <w:sz w:val="18"/>
-          <w:szCs w:val="18"/>
-          <w:lang w:val="en-GB"/>
-        </w:rPr>
-      </w:pPr>
-      <w:r>
-        <w:rPr>
-          <w:rStyle w:val="SubtleEmphasis"/>
-          <w:sz w:val="18"/>
-          <w:szCs w:val="18"/>
-          <w:lang w:val="en-GB"/>
-        </w:rPr>
-        <w:t xml:space="preserve">    (12): Conv2d(64, 64, </w:t>
-      </w:r>
-      <w:proofErr w:type="spellStart"/>
-      <w:r>
-        <w:rPr>
-          <w:rStyle w:val="SubtleEmphasis"/>
-          <w:sz w:val="18"/>
-          <w:szCs w:val="18"/>
-          <w:lang w:val="en-GB"/>
-        </w:rPr>
-        <w:t>kernel_size</w:t>
-      </w:r>
-      <w:proofErr w:type="spellEnd"/>
-      <w:r>
-        <w:rPr>
-          <w:rStyle w:val="SubtleEmphasis"/>
-          <w:sz w:val="18"/>
-          <w:szCs w:val="18"/>
-          <w:lang w:val="en-GB"/>
-        </w:rPr>
-        <w:t>=(3, 3), stride=(1, 1), padding=(1, 1))</w:t>
-      </w:r>
-    </w:p>
-    <w:p>
-      <w:pPr>
-        <w:pStyle w:val="NoSpacing"/>
-        <w:rPr>
-          <w:rStyle w:val="SubtleEmphasis"/>
-          <w:sz w:val="18"/>
-          <w:szCs w:val="18"/>
-          <w:lang w:val="en-GB"/>
-        </w:rPr>
-      </w:pPr>
-      <w:r>
-        <w:rPr>
-          <w:rStyle w:val="SubtleEmphasis"/>
-          <w:sz w:val="18"/>
-          <w:szCs w:val="18"/>
-          <w:lang w:val="en-GB"/>
-        </w:rPr>
-        <w:t xml:space="preserve">    (13): BatchNorm2d(64, eps=1e-05, momentum=0.1, affine=True, </w:t>
-      </w:r>
-      <w:proofErr w:type="spellStart"/>
-      <w:r>
-        <w:rPr>
-          <w:rStyle w:val="SubtleEmphasis"/>
-          <w:sz w:val="18"/>
-          <w:szCs w:val="18"/>
-          <w:lang w:val="en-GB"/>
-        </w:rPr>
-        <w:t>track_running_stats</w:t>
-      </w:r>
-      <w:proofErr w:type="spellEnd"/>
-      <w:r>
-        <w:rPr>
-          <w:rStyle w:val="SubtleEmphasis"/>
-          <w:sz w:val="18"/>
-          <w:szCs w:val="18"/>
-          <w:lang w:val="en-GB"/>
-        </w:rPr>
-        <w:t>=True)</w:t>
-      </w:r>
-    </w:p>
-    <w:p>
-      <w:pPr>
-        <w:pStyle w:val="NoSpacing"/>
-        <w:rPr>
-          <w:rStyle w:val="SubtleEmphasis"/>
-          <w:sz w:val="18"/>
-          <w:szCs w:val="18"/>
-          <w:lang w:val="en-GB"/>
-        </w:rPr>
-      </w:pPr>
-      <w:r>
-        <w:rPr>
-          <w:rStyle w:val="SubtleEmphasis"/>
-          <w:sz w:val="18"/>
-          <w:szCs w:val="18"/>
-          <w:lang w:val="en-GB"/>
-        </w:rPr>
-        <w:t xml:space="preserve">    (14): </w:t>
-      </w:r>
-      <w:proofErr w:type="spellStart"/>
-      <w:r>
-        <w:rPr>
-          <w:rStyle w:val="SubtleEmphasis"/>
-          <w:sz w:val="18"/>
-          <w:szCs w:val="18"/>
-          <w:lang w:val="en-GB"/>
-        </w:rPr>
-        <w:t>LeakyReLU</w:t>
-      </w:r>
-      <w:proofErr w:type="spellEnd"/>
-      <w:r>
-        <w:rPr>
-          <w:rStyle w:val="SubtleEmphasis"/>
-          <w:sz w:val="18"/>
-          <w:szCs w:val="18"/>
-          <w:lang w:val="en-GB"/>
-        </w:rPr>
-        <w:t>(</w:t>
-      </w:r>
-      <w:proofErr w:type="spellStart"/>
-      <w:r>
-        <w:rPr>
-          <w:rStyle w:val="SubtleEmphasis"/>
-          <w:sz w:val="18"/>
-          <w:szCs w:val="18"/>
-          <w:lang w:val="en-GB"/>
-        </w:rPr>
-        <w:t>negative_slope</w:t>
-      </w:r>
-      <w:proofErr w:type="spellEnd"/>
-      <w:r>
-        <w:rPr>
-          <w:rStyle w:val="SubtleEmphasis"/>
-          <w:sz w:val="18"/>
-          <w:szCs w:val="18"/>
-          <w:lang w:val="en-GB"/>
-        </w:rPr>
-        <w:t>=0.1)</w:t>
-      </w:r>
-    </w:p>
-    <w:p>
-      <w:pPr>
-        <w:pStyle w:val="NoSpacing"/>
-        <w:rPr>
-          <w:rStyle w:val="SubtleEmphasis"/>
-          <w:sz w:val="18"/>
-          <w:szCs w:val="18"/>
-          <w:lang w:val="en-GB"/>
-        </w:rPr>
-      </w:pPr>
-      <w:r>
-        <w:rPr>
-          <w:rStyle w:val="SubtleEmphasis"/>
-          <w:sz w:val="18"/>
-          <w:szCs w:val="18"/>
-          <w:lang w:val="en-GB"/>
-        </w:rPr>
-        <w:t xml:space="preserve">    (15): MaxPool2d(</w:t>
-      </w:r>
-      <w:proofErr w:type="spellStart"/>
-      <w:r>
-        <w:rPr>
-          <w:rStyle w:val="SubtleEmphasis"/>
-          <w:sz w:val="18"/>
-          <w:szCs w:val="18"/>
-          <w:lang w:val="en-GB"/>
-        </w:rPr>
-        <w:t>kernel_size</w:t>
-      </w:r>
-      <w:proofErr w:type="spellEnd"/>
-      <w:r>
-        <w:rPr>
-          <w:rStyle w:val="SubtleEmphasis"/>
-          <w:sz w:val="18"/>
-          <w:szCs w:val="18"/>
-          <w:lang w:val="en-GB"/>
-        </w:rPr>
-        <w:t xml:space="preserve">=2, stride=2, padding=0, dilation=1, </w:t>
-      </w:r>
-      <w:proofErr w:type="spellStart"/>
-      <w:r>
-        <w:rPr>
-          <w:rStyle w:val="SubtleEmphasis"/>
-          <w:sz w:val="18"/>
-          <w:szCs w:val="18"/>
-          <w:lang w:val="en-GB"/>
-        </w:rPr>
-        <w:t>ceil_mode</w:t>
-      </w:r>
-      <w:proofErr w:type="spellEnd"/>
-      <w:r>
-        <w:rPr>
-          <w:rStyle w:val="SubtleEmphasis"/>
-          <w:sz w:val="18"/>
-          <w:szCs w:val="18"/>
-          <w:lang w:val="en-GB"/>
-        </w:rPr>
-        <w:t>=False)</w:t>
-      </w:r>
-    </w:p>
-    <w:p>
-      <w:pPr>
-        <w:pStyle w:val="NoSpacing"/>
-        <w:rPr>
-          <w:rStyle w:val="SubtleEmphasis"/>
-          <w:sz w:val="18"/>
-          <w:szCs w:val="18"/>
-          <w:lang w:val="en-GB"/>
-        </w:rPr>
-      </w:pPr>
-      <w:r>
-        <w:rPr>
-          <w:rStyle w:val="SubtleEmphasis"/>
-          <w:sz w:val="18"/>
-          <w:szCs w:val="18"/>
-          <w:lang w:val="en-GB"/>
-        </w:rPr>
-        <w:t xml:space="preserve">    (16): Conv2d(64, 32, </w:t>
-      </w:r>
-      <w:proofErr w:type="spellStart"/>
-      <w:r>
-        <w:rPr>
-          <w:rStyle w:val="SubtleEmphasis"/>
-          <w:sz w:val="18"/>
-          <w:szCs w:val="18"/>
-          <w:lang w:val="en-GB"/>
-        </w:rPr>
-        <w:t>kernel_size</w:t>
-      </w:r>
-      <w:proofErr w:type="spellEnd"/>
-      <w:r>
-        <w:rPr>
-          <w:rStyle w:val="SubtleEmphasis"/>
-          <w:sz w:val="18"/>
-          <w:szCs w:val="18"/>
-          <w:lang w:val="en-GB"/>
-        </w:rPr>
-        <w:t>=(3, 3), stride=(1, 1), padding=(1, 1))</w:t>
-      </w:r>
-    </w:p>
-    <w:p>
-      <w:pPr>
-        <w:pStyle w:val="NoSpacing"/>
-        <w:rPr>
-          <w:rStyle w:val="SubtleEmphasis"/>
-          <w:sz w:val="18"/>
-          <w:szCs w:val="18"/>
-          <w:lang w:val="en-GB"/>
-        </w:rPr>
-      </w:pPr>
-      <w:r>
-        <w:rPr>
-          <w:rStyle w:val="SubtleEmphasis"/>
-          <w:sz w:val="18"/>
-          <w:szCs w:val="18"/>
-          <w:lang w:val="en-GB"/>
-        </w:rPr>
-        <w:t xml:space="preserve">    (17): BatchNorm2d(32, eps=1e-05, momentum=0.1, affine=True, </w:t>
-      </w:r>
-      <w:proofErr w:type="spellStart"/>
-      <w:r>
-        <w:rPr>
-          <w:rStyle w:val="SubtleEmphasis"/>
-          <w:sz w:val="18"/>
-          <w:szCs w:val="18"/>
-          <w:lang w:val="en-GB"/>
-        </w:rPr>
-        <w:t>track_running_stats</w:t>
-      </w:r>
-      <w:proofErr w:type="spellEnd"/>
-      <w:r>
-        <w:rPr>
-          <w:rStyle w:val="SubtleEmphasis"/>
-          <w:sz w:val="18"/>
-          <w:szCs w:val="18"/>
-          <w:lang w:val="en-GB"/>
-        </w:rPr>
-        <w:t>=True)</w:t>
-      </w:r>
-    </w:p>
-    <w:p>
-      <w:pPr>
-        <w:pStyle w:val="NoSpacing"/>
-        <w:rPr>
-          <w:rStyle w:val="SubtleEmphasis"/>
-          <w:sz w:val="18"/>
-          <w:szCs w:val="18"/>
-          <w:lang w:val="en-GB"/>
-        </w:rPr>
-      </w:pPr>
-      <w:r>
-        <w:rPr>
-          <w:rStyle w:val="SubtleEmphasis"/>
-          <w:sz w:val="18"/>
-          <w:szCs w:val="18"/>
-          <w:lang w:val="en-GB"/>
-        </w:rPr>
-        <w:t xml:space="preserve">    (18): </w:t>
-      </w:r>
-      <w:proofErr w:type="spellStart"/>
-      <w:r>
-        <w:rPr>
-          <w:rStyle w:val="SubtleEmphasis"/>
-          <w:sz w:val="18"/>
-          <w:szCs w:val="18"/>
-          <w:lang w:val="en-GB"/>
-        </w:rPr>
-        <w:t>LeakyReLU</w:t>
-      </w:r>
-      <w:proofErr w:type="spellEnd"/>
-      <w:r>
-        <w:rPr>
-          <w:rStyle w:val="SubtleEmphasis"/>
-          <w:sz w:val="18"/>
-          <w:szCs w:val="18"/>
-          <w:lang w:val="en-GB"/>
-        </w:rPr>
-        <w:t>(</w:t>
-      </w:r>
-      <w:proofErr w:type="spellStart"/>
-      <w:r>
-        <w:rPr>
-          <w:rStyle w:val="SubtleEmphasis"/>
-          <w:sz w:val="18"/>
-          <w:szCs w:val="18"/>
-          <w:lang w:val="en-GB"/>
-        </w:rPr>
-        <w:t>negative_slope</w:t>
-      </w:r>
-      <w:proofErr w:type="spellEnd"/>
-      <w:r>
-        <w:rPr>
-          <w:rStyle w:val="SubtleEmphasis"/>
-          <w:sz w:val="18"/>
-          <w:szCs w:val="18"/>
-          <w:lang w:val="en-GB"/>
-        </w:rPr>
-        <w:t>=0.1)</w:t>
-      </w:r>
-    </w:p>
-    <w:p>
-      <w:pPr>
-        <w:pStyle w:val="NoSpacing"/>
-        <w:rPr>
-          <w:rStyle w:val="SubtleEmphasis"/>
-          <w:sz w:val="18"/>
-          <w:szCs w:val="18"/>
-          <w:lang w:val="en-GB"/>
-        </w:rPr>
-      </w:pPr>
-      <w:r>
-        <w:rPr>
-          <w:rStyle w:val="SubtleEmphasis"/>
-          <w:sz w:val="18"/>
-          <w:szCs w:val="18"/>
-          <w:lang w:val="en-GB"/>
-        </w:rPr>
         <w:t xml:space="preserve">  )</w:t>
       </w:r>
     </w:p>
     <w:p>
       <w:pPr>
-        <w:pStyle w:val="NoSpacing"/>
-        <w:rPr>
-          <w:rStyle w:val="SubtleEmphasis"/>
-          <w:sz w:val="18"/>
-          <w:szCs w:val="18"/>
-          <w:lang w:val="en-GB"/>
-        </w:rPr>
-      </w:pPr>
-      <w:r>
-        <w:rPr>
-          <w:rStyle w:val="SubtleEmphasis"/>
-          <w:sz w:val="18"/>
-          <w:szCs w:val="18"/>
-          <w:lang w:val="en-GB"/>
-        </w:rPr>
-        <w:t xml:space="preserve">  (head): Sequential(</w:t>
-      </w:r>
-    </w:p>
-    <w:p>
-      <w:pPr>
-        <w:pStyle w:val="NoSpacing"/>
-        <w:rPr>
-          <w:rStyle w:val="SubtleEmphasis"/>
-          <w:sz w:val="18"/>
-          <w:szCs w:val="18"/>
-          <w:lang w:val="en-GB"/>
-        </w:rPr>
-      </w:pPr>
-      <w:r>
-        <w:rPr>
-          <w:rStyle w:val="SubtleEmphasis"/>
-          <w:sz w:val="18"/>
-          <w:szCs w:val="18"/>
-          <w:lang w:val="en-GB"/>
-        </w:rPr>
-        <w:t xml:space="preserve">    (0): Flatten(</w:t>
-      </w:r>
-      <w:proofErr w:type="spellStart"/>
-      <w:r>
-        <w:rPr>
-          <w:rStyle w:val="SubtleEmphasis"/>
-          <w:sz w:val="18"/>
-          <w:szCs w:val="18"/>
-          <w:lang w:val="en-GB"/>
-        </w:rPr>
-        <w:t>start_dim</w:t>
-      </w:r>
-      <w:proofErr w:type="spellEnd"/>
-      <w:r>
-        <w:rPr>
-          <w:rStyle w:val="SubtleEmphasis"/>
-          <w:sz w:val="18"/>
-          <w:szCs w:val="18"/>
-          <w:lang w:val="en-GB"/>
-        </w:rPr>
-        <w:t xml:space="preserve">=1, </w:t>
-      </w:r>
-      <w:proofErr w:type="spellStart"/>
-      <w:r>
-        <w:rPr>
-          <w:rStyle w:val="SubtleEmphasis"/>
-          <w:sz w:val="18"/>
-          <w:szCs w:val="18"/>
-          <w:lang w:val="en-GB"/>
-        </w:rPr>
-        <w:t>end_dim</w:t>
-      </w:r>
-      <w:proofErr w:type="spellEnd"/>
-      <w:r>
-        <w:rPr>
-          <w:rStyle w:val="SubtleEmphasis"/>
-          <w:sz w:val="18"/>
-          <w:szCs w:val="18"/>
-          <w:lang w:val="en-GB"/>
-        </w:rPr>
-        <w:t>=-1)</w:t>
-      </w:r>
-    </w:p>
-    <w:p>
-      <w:pPr>
-        <w:pStyle w:val="NoSpacing"/>
-        <w:rPr>
-          <w:rStyle w:val="SubtleEmphasis"/>
-          <w:sz w:val="18"/>
-          <w:szCs w:val="18"/>
-          <w:lang w:val="en-GB"/>
-        </w:rPr>
-      </w:pPr>
-      <w:r>
-        <w:rPr>
-          <w:rStyle w:val="SubtleEmphasis"/>
-          <w:sz w:val="18"/>
-          <w:szCs w:val="18"/>
-          <w:lang w:val="en-GB"/>
-        </w:rPr>
-        <w:t xml:space="preserve">    (1): Dropout(p=0.5, </w:t>
-      </w:r>
-      <w:proofErr w:type="spellStart"/>
-      <w:r>
-        <w:rPr>
-          <w:rStyle w:val="SubtleEmphasis"/>
-          <w:sz w:val="18"/>
-          <w:szCs w:val="18"/>
-          <w:lang w:val="en-GB"/>
-        </w:rPr>
-        <w:t>inplace</w:t>
-      </w:r>
-      <w:proofErr w:type="spellEnd"/>
-      <w:r>
-        <w:rPr>
-          <w:rStyle w:val="SubtleEmphasis"/>
-          <w:sz w:val="18"/>
-          <w:szCs w:val="18"/>
-          <w:lang w:val="en-GB"/>
-        </w:rPr>
-        <w:t>=False)</w:t>
-      </w:r>
-    </w:p>
-    <w:p>
-      <w:pPr>
-        <w:pStyle w:val="NoSpacing"/>
-        <w:rPr>
-          <w:rStyle w:val="SubtleEmphasis"/>
-          <w:sz w:val="18"/>
-          <w:szCs w:val="18"/>
-          <w:lang w:val="en-GB"/>
-        </w:rPr>
-      </w:pPr>
-      <w:r>
-        <w:rPr>
-          <w:rStyle w:val="SubtleEmphasis"/>
-          <w:sz w:val="18"/>
-          <w:szCs w:val="18"/>
-          <w:lang w:val="en-GB"/>
-        </w:rPr>
-        <w:t xml:space="preserve">    (2): Linear(</w:t>
-      </w:r>
-      <w:proofErr w:type="spellStart"/>
-      <w:r>
-        <w:rPr>
-          <w:rStyle w:val="SubtleEmphasis"/>
-          <w:sz w:val="18"/>
-          <w:szCs w:val="18"/>
-          <w:lang w:val="en-GB"/>
-        </w:rPr>
-        <w:t>in_features</w:t>
-      </w:r>
-      <w:proofErr w:type="spellEnd"/>
-      <w:r>
-        <w:rPr>
-          <w:rStyle w:val="SubtleEmphasis"/>
-          <w:sz w:val="18"/>
-          <w:szCs w:val="18"/>
-          <w:lang w:val="en-GB"/>
-        </w:rPr>
-        <w:t xml:space="preserve">=1568, </w:t>
-      </w:r>
-      <w:proofErr w:type="spellStart"/>
-      <w:r>
-        <w:rPr>
-          <w:rStyle w:val="SubtleEmphasis"/>
-          <w:sz w:val="18"/>
-          <w:szCs w:val="18"/>
-          <w:lang w:val="en-GB"/>
-        </w:rPr>
-        <w:t>out_features</w:t>
-      </w:r>
-      <w:proofErr w:type="spellEnd"/>
-      <w:r>
-        <w:rPr>
-          <w:rStyle w:val="SubtleEmphasis"/>
-          <w:sz w:val="18"/>
-          <w:szCs w:val="18"/>
-          <w:lang w:val="en-GB"/>
-        </w:rPr>
-        <w:t>=512, bias=True)</w:t>
-      </w:r>
-    </w:p>
-    <w:p>
-      <w:pPr>
-        <w:pStyle w:val="NoSpacing"/>
-        <w:rPr>
-          <w:rStyle w:val="SubtleEmphasis"/>
-          <w:sz w:val="18"/>
-          <w:szCs w:val="18"/>
-          <w:lang w:val="en-GB"/>
-        </w:rPr>
-      </w:pPr>
-      <w:r>
-        <w:rPr>
-          <w:rStyle w:val="SubtleEmphasis"/>
-          <w:sz w:val="18"/>
-          <w:szCs w:val="18"/>
-          <w:lang w:val="en-GB"/>
-        </w:rPr>
-        <w:t xml:space="preserve">    (3): </w:t>
-      </w:r>
-      <w:proofErr w:type="spellStart"/>
-      <w:r>
-        <w:rPr>
-          <w:rStyle w:val="SubtleEmphasis"/>
-          <w:sz w:val="18"/>
-          <w:szCs w:val="18"/>
-          <w:lang w:val="en-GB"/>
-        </w:rPr>
-        <w:t>LeakyReLU</w:t>
-      </w:r>
-      <w:proofErr w:type="spellEnd"/>
-      <w:r>
-        <w:rPr>
-          <w:rStyle w:val="SubtleEmphasis"/>
-          <w:sz w:val="18"/>
-          <w:szCs w:val="18"/>
-          <w:lang w:val="en-GB"/>
-        </w:rPr>
-        <w:t>(</w:t>
-      </w:r>
-      <w:proofErr w:type="spellStart"/>
-      <w:r>
-        <w:rPr>
-          <w:rStyle w:val="SubtleEmphasis"/>
-          <w:sz w:val="18"/>
-          <w:szCs w:val="18"/>
-          <w:lang w:val="en-GB"/>
-        </w:rPr>
-        <w:t>negative_slope</w:t>
-      </w:r>
-      <w:proofErr w:type="spellEnd"/>
-      <w:r>
-        <w:rPr>
-          <w:rStyle w:val="SubtleEmphasis"/>
-          <w:sz w:val="18"/>
-          <w:szCs w:val="18"/>
-          <w:lang w:val="en-GB"/>
-        </w:rPr>
-        <w:t>=0.1)</w:t>
-      </w:r>
-    </w:p>
-    <w:p>
-      <w:pPr>
-        <w:pStyle w:val="NoSpacing"/>
-        <w:rPr>
-          <w:rStyle w:val="SubtleEmphasis"/>
-          <w:sz w:val="18"/>
-          <w:szCs w:val="18"/>
-          <w:lang w:val="en-GB"/>
-        </w:rPr>
-      </w:pPr>
-      <w:r>
-        <w:rPr>
-          <w:rStyle w:val="SubtleEmphasis"/>
-          <w:sz w:val="18"/>
-          <w:szCs w:val="18"/>
-          <w:lang w:val="en-GB"/>
-        </w:rPr>
-        <w:t xml:space="preserve">    (4): Linear(</w:t>
-      </w:r>
-      <w:proofErr w:type="spellStart"/>
-      <w:r>
-        <w:rPr>
-          <w:rStyle w:val="SubtleEmphasis"/>
-          <w:sz w:val="18"/>
-          <w:szCs w:val="18"/>
-          <w:lang w:val="en-GB"/>
-        </w:rPr>
-        <w:t>in_features</w:t>
-      </w:r>
-      <w:proofErr w:type="spellEnd"/>
-      <w:r>
-        <w:rPr>
-          <w:rStyle w:val="SubtleEmphasis"/>
-          <w:sz w:val="18"/>
-          <w:szCs w:val="18"/>
-          <w:lang w:val="en-GB"/>
-        </w:rPr>
-        <w:t xml:space="preserve">=512, </w:t>
-      </w:r>
-      <w:proofErr w:type="spellStart"/>
-      <w:r>
-        <w:rPr>
-          <w:rStyle w:val="SubtleEmphasis"/>
-          <w:sz w:val="18"/>
-          <w:szCs w:val="18"/>
-          <w:lang w:val="en-GB"/>
-        </w:rPr>
-        <w:t>out_features</w:t>
-      </w:r>
-      <w:proofErr w:type="spellEnd"/>
-      <w:r>
-        <w:rPr>
-          <w:rStyle w:val="SubtleEmphasis"/>
-          <w:sz w:val="18"/>
-          <w:szCs w:val="18"/>
-          <w:lang w:val="en-GB"/>
-        </w:rPr>
-        <w:t>=343, bias=True)</w:t>
-      </w:r>
-    </w:p>
-    <w:p>
-      <w:pPr>
-        <w:pStyle w:val="NoSpacing"/>
-        <w:rPr>
-          <w:rStyle w:val="SubtleEmphasis"/>
-          <w:sz w:val="18"/>
-          <w:szCs w:val="18"/>
-          <w:lang w:val="en-GB"/>
-        </w:rPr>
-      </w:pPr>
-      <w:r>
-        <w:rPr>
-          <w:rStyle w:val="SubtleEmphasis"/>
-          <w:sz w:val="18"/>
-          <w:szCs w:val="18"/>
-          <w:lang w:val="en-GB"/>
-        </w:rPr>
-        <w:t xml:space="preserve">    (5): Sigmoid()</w:t>
-      </w:r>
-    </w:p>
-    <w:p>
-      <w:pPr>
-        <w:pStyle w:val="NoSpacing"/>
-        <w:rPr>
-          <w:rStyle w:val="SubtleEmphasis"/>
-          <w:sz w:val="18"/>
-          <w:szCs w:val="18"/>
-          <w:lang w:val="en-GB"/>
-        </w:rPr>
-      </w:pPr>
-      <w:r>
-        <w:rPr>
-          <w:rStyle w:val="SubtleEmphasis"/>
-          <w:sz w:val="18"/>
-          <w:szCs w:val="18"/>
-          <w:lang w:val="en-GB"/>
-        </w:rPr>
-        <w:t xml:space="preserve">  )</w:t>
-      </w:r>
-    </w:p>
-    <w:p>
-      <w:pPr>
-        <w:pStyle w:val="NoSpacing"/>
-        <w:rPr>
-          <w:lang w:val="en-GB"/>
-        </w:rPr>
-      </w:pPr>
-      <w:r>
-        <w:rPr>
-          <w:rStyle w:val="SubtleEmphasis"/>
+        <w:pStyle w:val="Geenafstand"/>
+        <w:rPr>
+          <w:lang w:val="en-GB"/>
+        </w:rPr>
+      </w:pPr>
+      <w:r>
+        <w:rPr>
+          <w:rStyle w:val="Subtielebenadrukking"/>
           <w:sz w:val="18"/>
           <w:szCs w:val="18"/>
           <w:lang w:val="en-GB"/>
@@ -1681,7 +893,7 @@
     </w:p>
     <w:p>
       <w:pPr>
-        <w:pStyle w:val="NoSpacing"/>
+        <w:pStyle w:val="Geenafstand"/>
         <w:rPr>
           <w:b/>
           <w:bCs/>
@@ -1704,7 +916,7 @@
     </w:p>
     <w:p>
       <w:pPr>
-        <w:pStyle w:val="NoSpacing"/>
+        <w:pStyle w:val="Geenafstand"/>
         <w:rPr>
           <w:lang w:val="en-GB"/>
         </w:rPr>
@@ -1747,7 +959,7 @@
     </w:p>
     <w:p>
       <w:pPr>
-        <w:pStyle w:val="NoSpacing"/>
+        <w:pStyle w:val="Geenafstand"/>
         <w:rPr>
           <w:lang w:val="en-GB"/>
         </w:rPr>
@@ -1764,7 +976,6 @@
         </w:rPr>
         <w:t xml:space="preserve">inconsistent, and often larger than the expected input of 112 by 112 pixels. We therefore downscale the image using </w:t>
       </w:r>
-      <w:proofErr w:type="spellStart"/>
       <w:r>
         <w:rPr>
           <w:i/>
@@ -1773,7 +984,6 @@
         </w:rPr>
         <w:t>torchvision.transforms.Resize</w:t>
       </w:r>
-      <w:proofErr w:type="spellEnd"/>
       <w:r>
         <w:rPr>
           <w:lang w:val="en-GB"/>
@@ -2504,23 +1714,7 @@
           <w:rFonts w:eastAsiaTheme="minorEastAsia"/>
           <w:lang w:val="en-GB"/>
         </w:rPr>
-        <w:t xml:space="preserve"> ‘</w:t>
-      </w:r>
-      <w:proofErr w:type="spellStart"/>
-      <w:r>
-        <w:rPr>
-          <w:rFonts w:eastAsiaTheme="minorEastAsia"/>
-          <w:lang w:val="en-GB"/>
-        </w:rPr>
-        <w:t>objectness</w:t>
-      </w:r>
-      <w:proofErr w:type="spellEnd"/>
-      <w:r>
-        <w:rPr>
-          <w:rFonts w:eastAsiaTheme="minorEastAsia"/>
-          <w:lang w:val="en-GB"/>
-        </w:rPr>
-        <w:t xml:space="preserve">’ or ‘confidence’ score. In the training data, these are 1 if the </w:t>
+        <w:t xml:space="preserve"> ‘objectness’ or ‘confidence’ score. In the training data, these are 1 if the </w:t>
       </w:r>
       <w:r>
         <w:rPr>
@@ -2553,7 +1747,7 @@
     </w:p>
     <w:p>
       <w:pPr>
-        <w:pStyle w:val="NoSpacing"/>
+        <w:pStyle w:val="Geenafstand"/>
         <w:rPr>
           <w:lang w:val="en-GB"/>
         </w:rPr>
@@ -2694,15 +1888,15 @@
     </w:p>
     <w:p>
       <w:pPr>
-        <w:pStyle w:val="NoSpacing"/>
-        <w:rPr>
-          <w:lang w:val="en-GB"/>
-        </w:rPr>
-      </w:pPr>
-    </w:p>
-    <w:p>
-      <w:pPr>
-        <w:pStyle w:val="NoSpacing"/>
+        <w:pStyle w:val="Geenafstand"/>
+        <w:rPr>
+          <w:lang w:val="en-GB"/>
+        </w:rPr>
+      </w:pPr>
+    </w:p>
+    <w:p>
+      <w:pPr>
+        <w:pStyle w:val="Geenafstand"/>
         <w:rPr>
           <w:b/>
           <w:bCs/>
@@ -2724,7 +1918,7 @@
     </w:p>
     <w:p>
       <w:pPr>
-        <w:pStyle w:val="NoSpacing"/>
+        <w:pStyle w:val="Geenafstand"/>
         <w:rPr>
           <w:lang w:val="en-GB"/>
         </w:rPr>
@@ -2739,22 +1933,16 @@
     </w:p>
     <w:p>
       <w:pPr>
-        <w:pStyle w:val="NoSpacing"/>
-        <w:rPr>
-          <w:lang w:val="en-GB"/>
-        </w:rPr>
-      </w:pPr>
-      <w:r>
-        <w:rPr>
-          <w:lang w:val="en-GB"/>
-        </w:rPr>
-        <w:t>We split our data into 72% training, 18% validation and 10% testing (this keeps the 80/20 ratio between training and validation mentioned by the assignment).</w:t>
-      </w:r>
-      <w:r>
-        <w:rPr>
-          <w:lang w:val="en-GB"/>
-        </w:rPr>
-        <w:t xml:space="preserve"> We trained for 50 epochs, after which we clearly saw the </w:t>
+        <w:pStyle w:val="Geenafstand"/>
+        <w:rPr>
+          <w:lang w:val="en-GB"/>
+        </w:rPr>
+      </w:pPr>
+      <w:r>
+        <w:rPr>
+          <w:lang w:val="en-GB"/>
+        </w:rPr>
+        <w:t xml:space="preserve">We split our data into 72% training, 18% validation and 10% testing (this keeps the 80/20 ratio between training and validation mentioned by the assignment). We trained for 50 epochs, after which we clearly saw the </w:t>
       </w:r>
       <w:r>
         <w:rPr>
@@ -2771,7 +1959,7 @@
     </w:p>
     <w:tbl>
       <w:tblPr>
-        <w:tblStyle w:val="TableGrid"/>
+        <w:tblStyle w:val="Tabelraster"/>
         <w:tblW w:w="0" w:type="auto"/>
         <w:tblLook w:val="04A0" w:firstRow="1" w:lastRow="0" w:firstColumn="1" w:lastColumn="0" w:noHBand="0" w:noVBand="1"/>
       </w:tblPr>
@@ -2786,7 +1974,7 @@
           </w:tcPr>
           <w:p>
             <w:pPr>
-              <w:pStyle w:val="NoSpacing"/>
+              <w:pStyle w:val="Geenafstand"/>
               <w:rPr>
                 <w:b/>
                 <w:sz w:val="24"/>
@@ -2811,7 +1999,7 @@
           </w:tcPr>
           <w:p>
             <w:pPr>
-              <w:pStyle w:val="NoSpacing"/>
+              <w:pStyle w:val="Geenafstand"/>
               <w:rPr>
                 <w:b/>
                 <w:sz w:val="24"/>
@@ -2838,7 +2026,7 @@
           </w:tcPr>
           <w:p>
             <w:pPr>
-              <w:pStyle w:val="NoSpacing"/>
+              <w:pStyle w:val="Geenafstand"/>
               <w:rPr>
                 <w:sz w:val="24"/>
                 <w:szCs w:val="24"/>
@@ -2861,7 +2049,7 @@
           </w:tcPr>
           <w:p>
             <w:pPr>
-              <w:pStyle w:val="NoSpacing"/>
+              <w:pStyle w:val="Geenafstand"/>
               <w:rPr>
                 <w:sz w:val="24"/>
                 <w:szCs w:val="24"/>
@@ -2894,7 +2082,7 @@
           </w:tcPr>
           <w:p>
             <w:pPr>
-              <w:pStyle w:val="NoSpacing"/>
+              <w:pStyle w:val="Geenafstand"/>
               <w:rPr>
                 <w:sz w:val="24"/>
                 <w:szCs w:val="24"/>
@@ -2917,7 +2105,7 @@
           </w:tcPr>
           <w:p>
             <w:pPr>
-              <w:pStyle w:val="NoSpacing"/>
+              <w:pStyle w:val="Geenafstand"/>
               <w:rPr>
                 <w:sz w:val="24"/>
                 <w:szCs w:val="24"/>
@@ -2946,7 +2134,7 @@
           </w:tcPr>
           <w:p>
             <w:pPr>
-              <w:pStyle w:val="NoSpacing"/>
+              <w:pStyle w:val="Geenafstand"/>
               <w:rPr>
                 <w:sz w:val="24"/>
                 <w:szCs w:val="24"/>
@@ -2972,7 +2160,7 @@
           </w:tcPr>
           <w:p>
             <w:pPr>
-              <w:pStyle w:val="NoSpacing"/>
+              <w:pStyle w:val="Geenafstand"/>
               <w:rPr>
                 <w:sz w:val="24"/>
                 <w:szCs w:val="24"/>
@@ -2994,15 +2182,15 @@
     </w:tbl>
     <w:p>
       <w:pPr>
-        <w:pStyle w:val="NoSpacing"/>
-        <w:rPr>
-          <w:lang w:val="en-GB"/>
-        </w:rPr>
-      </w:pPr>
-    </w:p>
-    <w:p>
-      <w:pPr>
-        <w:pStyle w:val="NoSpacing"/>
+        <w:pStyle w:val="Geenafstand"/>
+        <w:rPr>
+          <w:lang w:val="en-GB"/>
+        </w:rPr>
+      </w:pPr>
+    </w:p>
+    <w:p>
+      <w:pPr>
+        <w:pStyle w:val="Geenafstand"/>
         <w:rPr>
           <w:b/>
           <w:sz w:val="24"/>
@@ -3015,30 +2203,12 @@
           <w:sz w:val="24"/>
           <w:lang w:val="en-GB"/>
         </w:rPr>
-        <w:t>Train/</w:t>
-      </w:r>
-      <w:proofErr w:type="spellStart"/>
-      <w:r>
-        <w:rPr>
-          <w:b/>
-          <w:sz w:val="24"/>
-          <w:lang w:val="en-GB"/>
-        </w:rPr>
-        <w:t>val</w:t>
-      </w:r>
-      <w:proofErr w:type="spellEnd"/>
-      <w:r>
-        <w:rPr>
-          <w:b/>
-          <w:sz w:val="24"/>
-          <w:lang w:val="en-GB"/>
-        </w:rPr>
-        <w:t xml:space="preserve"> loss graphs</w:t>
-      </w:r>
-    </w:p>
-    <w:p>
-      <w:pPr>
-        <w:pStyle w:val="NoSpacing"/>
+        <w:t>Train/val loss graphs</w:t>
+      </w:r>
+    </w:p>
+    <w:p>
+      <w:pPr>
+        <w:pStyle w:val="Geenafstand"/>
         <w:rPr>
           <w:lang w:val="en-GB"/>
         </w:rPr>
@@ -3111,15 +2281,15 @@
     </w:p>
     <w:p>
       <w:pPr>
-        <w:pStyle w:val="NoSpacing"/>
-        <w:rPr>
-          <w:lang w:val="en-GB"/>
-        </w:rPr>
-      </w:pPr>
-    </w:p>
-    <w:p>
-      <w:pPr>
-        <w:pStyle w:val="NoSpacing"/>
+        <w:pStyle w:val="Geenafstand"/>
+        <w:rPr>
+          <w:lang w:val="en-GB"/>
+        </w:rPr>
+      </w:pPr>
+    </w:p>
+    <w:p>
+      <w:pPr>
+        <w:pStyle w:val="Geenafstand"/>
         <w:keepNext/>
         <w:jc w:val="center"/>
         <w:rPr>
@@ -3179,7 +2349,7 @@
     </w:p>
     <w:p>
       <w:pPr>
-        <w:pStyle w:val="Caption"/>
+        <w:pStyle w:val="Bijschrift"/>
         <w:jc w:val="center"/>
         <w:rPr>
           <w:bCs/>
@@ -3235,7 +2405,7 @@
     </w:p>
     <w:p>
       <w:pPr>
-        <w:pStyle w:val="NoSpacing"/>
+        <w:pStyle w:val="Geenafstand"/>
         <w:rPr>
           <w:lang w:val="en-GB"/>
         </w:rPr>
@@ -3270,23 +2440,7 @@
           <w:highlight w:val="yellow"/>
           <w:lang w:val="en-GB"/>
         </w:rPr>
-        <w:t>train/</w:t>
-      </w:r>
-      <w:proofErr w:type="spellStart"/>
-      <w:r>
-        <w:rPr>
-          <w:highlight w:val="yellow"/>
-          <w:lang w:val="en-GB"/>
-        </w:rPr>
-        <w:t>val</w:t>
-      </w:r>
-      <w:proofErr w:type="spellEnd"/>
-      <w:r>
-        <w:rPr>
-          <w:highlight w:val="yellow"/>
-          <w:lang w:val="en-GB"/>
-        </w:rPr>
-        <w:t xml:space="preserve"> loss graphs. The x-axis should have the epochs, the y-axis loss. Each of the </w:t>
+        <w:t xml:space="preserve">train/val loss graphs. The x-axis should have the epochs, the y-axis loss. Each of the </w:t>
       </w:r>
       <w:r>
         <w:rPr>
@@ -3316,15 +2470,15 @@
     </w:p>
     <w:p>
       <w:pPr>
-        <w:pStyle w:val="NoSpacing"/>
-        <w:rPr>
-          <w:lang w:val="en-GB"/>
-        </w:rPr>
-      </w:pPr>
-    </w:p>
-    <w:p>
-      <w:pPr>
-        <w:pStyle w:val="NoSpacing"/>
+        <w:pStyle w:val="Geenafstand"/>
+        <w:rPr>
+          <w:lang w:val="en-GB"/>
+        </w:rPr>
+      </w:pPr>
+    </w:p>
+    <w:p>
+      <w:pPr>
+        <w:pStyle w:val="Geenafstand"/>
         <w:rPr>
           <w:b/>
           <w:sz w:val="24"/>
@@ -3364,7 +2518,6 @@
         </w:rPr>
         <w:t xml:space="preserve">and test </w:t>
       </w:r>
-      <w:proofErr w:type="spellStart"/>
       <w:r>
         <w:rPr>
           <w:b/>
@@ -3373,11 +2526,10 @@
         </w:rPr>
         <w:t>mAP</w:t>
       </w:r>
-      <w:proofErr w:type="spellEnd"/>
-    </w:p>
-    <w:p>
-      <w:pPr>
-        <w:pStyle w:val="NoSpacing"/>
+    </w:p>
+    <w:p>
+      <w:pPr>
+        <w:pStyle w:val="Geenafstand"/>
         <w:rPr>
           <w:lang w:val="en-GB"/>
         </w:rPr>
@@ -3394,51 +2546,26 @@
           <w:highlight w:val="yellow"/>
           <w:lang w:val="en-GB"/>
         </w:rPr>
-        <w:t>Fill in the table with train/</w:t>
-      </w:r>
-      <w:proofErr w:type="spellStart"/>
+        <w:t>Fill in the table with train/val</w:t>
+      </w:r>
       <w:r>
         <w:rPr>
           <w:highlight w:val="yellow"/>
           <w:lang w:val="en-GB"/>
         </w:rPr>
-        <w:t>val</w:t>
-      </w:r>
-      <w:proofErr w:type="spellEnd"/>
+        <w:t>/test</w:t>
+      </w:r>
       <w:r>
         <w:rPr>
           <w:highlight w:val="yellow"/>
           <w:lang w:val="en-GB"/>
         </w:rPr>
-        <w:t>/test</w:t>
-      </w:r>
-      <w:r>
-        <w:rPr>
-          <w:highlight w:val="yellow"/>
-          <w:lang w:val="en-GB"/>
-        </w:rPr>
-        <w:t xml:space="preserve"> </w:t>
-      </w:r>
-      <w:proofErr w:type="spellStart"/>
-      <w:r>
-        <w:rPr>
-          <w:highlight w:val="yellow"/>
-          <w:lang w:val="en-GB"/>
-        </w:rPr>
-        <w:t>mAP</w:t>
-      </w:r>
-      <w:proofErr w:type="spellEnd"/>
-      <w:r>
-        <w:rPr>
-          <w:highlight w:val="yellow"/>
-          <w:lang w:val="en-GB"/>
-        </w:rPr>
-        <w:t>.)</w:t>
-      </w:r>
-    </w:p>
-    <w:p>
-      <w:pPr>
-        <w:pStyle w:val="NoSpacing"/>
+        <w:t xml:space="preserve"> mAP.)</w:t>
+      </w:r>
+    </w:p>
+    <w:p>
+      <w:pPr>
+        <w:pStyle w:val="Geenafstand"/>
         <w:rPr>
           <w:lang w:val="en-GB"/>
         </w:rPr>
@@ -3453,26 +2580,12 @@
         <w:rPr>
           <w:lang w:val="en-GB"/>
         </w:rPr>
-        <w:t>with an ‘</w:t>
-      </w:r>
-      <w:proofErr w:type="spellStart"/>
-      <w:r>
-        <w:rPr>
-          <w:lang w:val="en-GB"/>
-        </w:rPr>
-        <w:t>objectness</w:t>
-      </w:r>
-      <w:proofErr w:type="spellEnd"/>
-      <w:r>
-        <w:rPr>
-          <w:lang w:val="en-GB"/>
-        </w:rPr>
-        <w:t>’ threshold of 0.0, this is the threshold by which the highest mAP@0.5 was found.</w:t>
+        <w:t>with an ‘objectness’ threshold of 0.0, this is the threshold by which the highest mAP@0.5 was found.</w:t>
       </w:r>
     </w:p>
     <w:tbl>
       <w:tblPr>
-        <w:tblStyle w:val="TableGrid"/>
+        <w:tblStyle w:val="Tabelraster"/>
         <w:tblW w:w="0" w:type="auto"/>
         <w:tblLook w:val="04A0" w:firstRow="1" w:lastRow="0" w:firstColumn="1" w:lastColumn="0" w:noHBand="0" w:noVBand="1"/>
       </w:tblPr>
@@ -3487,7 +2600,7 @@
           </w:tcPr>
           <w:p>
             <w:pPr>
-              <w:pStyle w:val="NoSpacing"/>
+              <w:pStyle w:val="Geenafstand"/>
               <w:rPr>
                 <w:b/>
                 <w:sz w:val="24"/>
@@ -3512,7 +2625,7 @@
           </w:tcPr>
           <w:p>
             <w:pPr>
-              <w:pStyle w:val="NoSpacing"/>
+              <w:pStyle w:val="Geenafstand"/>
               <w:rPr>
                 <w:b/>
                 <w:sz w:val="24"/>
@@ -3539,7 +2652,7 @@
           </w:tcPr>
           <w:p>
             <w:pPr>
-              <w:pStyle w:val="NoSpacing"/>
+              <w:pStyle w:val="Geenafstand"/>
               <w:rPr>
                 <w:sz w:val="24"/>
                 <w:szCs w:val="24"/>
@@ -3570,7 +2683,7 @@
           </w:tcPr>
           <w:p>
             <w:pPr>
-              <w:pStyle w:val="NoSpacing"/>
+              <w:pStyle w:val="Geenafstand"/>
               <w:tabs>
                 <w:tab w:val="left" w:pos="705"/>
               </w:tabs>
@@ -3598,7 +2711,7 @@
           </w:tcPr>
           <w:p>
             <w:pPr>
-              <w:pStyle w:val="NoSpacing"/>
+              <w:pStyle w:val="Geenafstand"/>
               <w:rPr>
                 <w:sz w:val="24"/>
                 <w:szCs w:val="24"/>
@@ -3621,7 +2734,7 @@
           </w:tcPr>
           <w:p>
             <w:pPr>
-              <w:pStyle w:val="NoSpacing"/>
+              <w:pStyle w:val="Geenafstand"/>
               <w:rPr>
                 <w:sz w:val="24"/>
                 <w:szCs w:val="24"/>
@@ -3649,7 +2762,7 @@
           </w:tcPr>
           <w:p>
             <w:pPr>
-              <w:pStyle w:val="NoSpacing"/>
+              <w:pStyle w:val="Geenafstand"/>
               <w:rPr>
                 <w:sz w:val="24"/>
                 <w:szCs w:val="24"/>
@@ -3675,7 +2788,7 @@
           </w:tcPr>
           <w:p>
             <w:pPr>
-              <w:pStyle w:val="NoSpacing"/>
+              <w:pStyle w:val="Geenafstand"/>
               <w:rPr>
                 <w:sz w:val="24"/>
                 <w:szCs w:val="24"/>
@@ -3696,15 +2809,15 @@
     </w:tbl>
     <w:p>
       <w:pPr>
-        <w:pStyle w:val="NoSpacing"/>
-        <w:rPr>
-          <w:lang w:val="en-GB"/>
-        </w:rPr>
-      </w:pPr>
-    </w:p>
-    <w:p>
-      <w:pPr>
-        <w:pStyle w:val="NoSpacing"/>
+        <w:pStyle w:val="Geenafstand"/>
+        <w:rPr>
+          <w:lang w:val="en-GB"/>
+        </w:rPr>
+      </w:pPr>
+    </w:p>
+    <w:p>
+      <w:pPr>
+        <w:pStyle w:val="Geenafstand"/>
         <w:rPr>
           <w:b/>
           <w:bCs/>
@@ -3726,7 +2839,7 @@
     </w:p>
     <w:p>
       <w:pPr>
-        <w:pStyle w:val="NoSpacing"/>
+        <w:pStyle w:val="Geenafstand"/>
         <w:rPr>
           <w:lang w:val="en-GB"/>
         </w:rPr>
@@ -3755,7 +2868,7 @@
     </w:p>
     <w:p>
       <w:pPr>
-        <w:pStyle w:val="NoSpacing"/>
+        <w:pStyle w:val="Geenafstand"/>
         <w:rPr>
           <w:lang w:val="en-GB"/>
         </w:rPr>
@@ -3796,7 +2909,6 @@
         </w:rPr>
         <w:t>‘</w:t>
       </w:r>
-      <w:proofErr w:type="spellStart"/>
       <w:r>
         <w:rPr>
           <w:lang w:val="en-GB"/>
@@ -3807,14 +2919,7 @@
         <w:rPr>
           <w:lang w:val="en-GB"/>
         </w:rPr>
-        <w:t>s</w:t>
-      </w:r>
-      <w:proofErr w:type="spellEnd"/>
-      <w:r>
-        <w:rPr>
-          <w:lang w:val="en-GB"/>
-        </w:rPr>
-        <w:t>’</w:t>
+        <w:t>s’</w:t>
       </w:r>
       <w:r>
         <w:rPr>
@@ -3837,7 +2942,7 @@
     </w:p>
     <w:tbl>
       <w:tblPr>
-        <w:tblStyle w:val="TableGrid"/>
+        <w:tblStyle w:val="Tabelraster"/>
         <w:tblW w:w="0" w:type="auto"/>
         <w:tblLook w:val="04A0" w:firstRow="1" w:lastRow="0" w:firstColumn="1" w:lastColumn="0" w:noHBand="0" w:noVBand="1"/>
       </w:tblPr>
@@ -3855,7 +2960,7 @@
           </w:tcPr>
           <w:p>
             <w:pPr>
-              <w:pStyle w:val="NoSpacing"/>
+              <w:pStyle w:val="Geenafstand"/>
               <w:rPr>
                 <w:b/>
                 <w:lang w:val="en-GB"/>
@@ -3869,7 +2974,7 @@
           </w:tcPr>
           <w:p>
             <w:pPr>
-              <w:pStyle w:val="NoSpacing"/>
+              <w:pStyle w:val="Geenafstand"/>
               <w:rPr>
                 <w:b/>
                 <w:lang w:val="en-GB"/>
@@ -3885,7 +2990,7 @@
           </w:tcPr>
           <w:p>
             <w:pPr>
-              <w:pStyle w:val="NoSpacing"/>
+              <w:pStyle w:val="Geenafstand"/>
               <w:jc w:val="center"/>
               <w:rPr>
                 <w:b/>
@@ -3909,7 +3014,7 @@
           </w:tcPr>
           <w:p>
             <w:pPr>
-              <w:pStyle w:val="NoSpacing"/>
+              <w:pStyle w:val="Geenafstand"/>
               <w:rPr>
                 <w:lang w:val="en-GB"/>
               </w:rPr>
@@ -3922,7 +3027,7 @@
           </w:tcPr>
           <w:p>
             <w:pPr>
-              <w:pStyle w:val="NoSpacing"/>
+              <w:pStyle w:val="Geenafstand"/>
               <w:rPr>
                 <w:lang w:val="en-GB"/>
               </w:rPr>
@@ -3935,7 +3040,7 @@
           </w:tcPr>
           <w:p>
             <w:pPr>
-              <w:pStyle w:val="NoSpacing"/>
+              <w:pStyle w:val="Geenafstand"/>
               <w:rPr>
                 <w:b/>
                 <w:bCs/>
@@ -3958,7 +3063,7 @@
           </w:tcPr>
           <w:p>
             <w:pPr>
-              <w:pStyle w:val="NoSpacing"/>
+              <w:pStyle w:val="Geenafstand"/>
               <w:rPr>
                 <w:b/>
                 <w:bCs/>
@@ -3981,7 +3086,7 @@
           </w:tcPr>
           <w:p>
             <w:pPr>
-              <w:pStyle w:val="NoSpacing"/>
+              <w:pStyle w:val="Geenafstand"/>
               <w:rPr>
                 <w:b/>
                 <w:bCs/>
@@ -4008,7 +3113,7 @@
           </w:tcPr>
           <w:p>
             <w:pPr>
-              <w:pStyle w:val="NoSpacing"/>
+              <w:pStyle w:val="Geenafstand"/>
               <w:jc w:val="center"/>
               <w:rPr>
                 <w:b/>
@@ -4032,7 +3137,7 @@
           </w:tcPr>
           <w:p>
             <w:pPr>
-              <w:pStyle w:val="NoSpacing"/>
+              <w:pStyle w:val="Geenafstand"/>
               <w:rPr>
                 <w:b/>
                 <w:bCs/>
@@ -4055,7 +3160,7 @@
           </w:tcPr>
           <w:p>
             <w:pPr>
-              <w:pStyle w:val="NoSpacing"/>
+              <w:pStyle w:val="Geenafstand"/>
               <w:rPr>
                 <w:lang w:val="en-GB"/>
               </w:rPr>
@@ -4074,7 +3179,7 @@
           </w:tcPr>
           <w:p>
             <w:pPr>
-              <w:pStyle w:val="NoSpacing"/>
+              <w:pStyle w:val="Geenafstand"/>
               <w:rPr>
                 <w:lang w:val="en-GB"/>
               </w:rPr>
@@ -4093,7 +3198,7 @@
           </w:tcPr>
           <w:p>
             <w:pPr>
-              <w:pStyle w:val="NoSpacing"/>
+              <w:pStyle w:val="Geenafstand"/>
               <w:rPr>
                 <w:lang w:val="en-GB"/>
               </w:rPr>
@@ -4115,7 +3220,7 @@
           </w:tcPr>
           <w:p>
             <w:pPr>
-              <w:pStyle w:val="NoSpacing"/>
+              <w:pStyle w:val="Geenafstand"/>
               <w:rPr>
                 <w:lang w:val="en-GB"/>
               </w:rPr>
@@ -4128,7 +3233,7 @@
           </w:tcPr>
           <w:p>
             <w:pPr>
-              <w:pStyle w:val="NoSpacing"/>
+              <w:pStyle w:val="Geenafstand"/>
               <w:rPr>
                 <w:b/>
                 <w:bCs/>
@@ -4151,7 +3256,7 @@
           </w:tcPr>
           <w:p>
             <w:pPr>
-              <w:pStyle w:val="NoSpacing"/>
+              <w:pStyle w:val="Geenafstand"/>
               <w:rPr>
                 <w:lang w:val="en-GB"/>
               </w:rPr>
@@ -4170,7 +3275,7 @@
           </w:tcPr>
           <w:p>
             <w:pPr>
-              <w:pStyle w:val="NoSpacing"/>
+              <w:pStyle w:val="Geenafstand"/>
               <w:rPr>
                 <w:lang w:val="en-GB"/>
               </w:rPr>
@@ -4189,7 +3294,7 @@
           </w:tcPr>
           <w:p>
             <w:pPr>
-              <w:pStyle w:val="NoSpacing"/>
+              <w:pStyle w:val="Geenafstand"/>
               <w:rPr>
                 <w:lang w:val="en-GB"/>
               </w:rPr>
@@ -4214,7 +3319,7 @@
           </w:tcPr>
           <w:p>
             <w:pPr>
-              <w:pStyle w:val="NoSpacing"/>
+              <w:pStyle w:val="Geenafstand"/>
               <w:rPr>
                 <w:lang w:val="en-GB"/>
               </w:rPr>
@@ -4230,7 +3335,7 @@
           </w:tcPr>
           <w:p>
             <w:pPr>
-              <w:pStyle w:val="NoSpacing"/>
+              <w:pStyle w:val="Geenafstand"/>
               <w:rPr>
                 <w:b/>
                 <w:bCs/>
@@ -4256,7 +3361,7 @@
           </w:tcPr>
           <w:p>
             <w:pPr>
-              <w:pStyle w:val="NoSpacing"/>
+              <w:pStyle w:val="Geenafstand"/>
               <w:rPr>
                 <w:lang w:val="en-GB"/>
               </w:rPr>
@@ -4278,7 +3383,7 @@
           </w:tcPr>
           <w:p>
             <w:pPr>
-              <w:pStyle w:val="NoSpacing"/>
+              <w:pStyle w:val="Geenafstand"/>
               <w:rPr>
                 <w:lang w:val="en-GB"/>
               </w:rPr>
@@ -4301,7 +3406,7 @@
           </w:tcPr>
           <w:p>
             <w:pPr>
-              <w:pStyle w:val="NoSpacing"/>
+              <w:pStyle w:val="Geenafstand"/>
               <w:jc w:val="center"/>
               <w:rPr>
                 <w:lang w:val="en-GB"/>
@@ -4319,15 +3424,15 @@
     </w:tbl>
     <w:p>
       <w:pPr>
-        <w:pStyle w:val="NoSpacing"/>
-        <w:rPr>
-          <w:lang w:val="en-GB"/>
-        </w:rPr>
-      </w:pPr>
-    </w:p>
-    <w:p>
-      <w:pPr>
-        <w:pStyle w:val="NoSpacing"/>
+        <w:pStyle w:val="Geenafstand"/>
+        <w:rPr>
+          <w:lang w:val="en-GB"/>
+        </w:rPr>
+      </w:pPr>
+    </w:p>
+    <w:p>
+      <w:pPr>
+        <w:pStyle w:val="Geenafstand"/>
         <w:rPr>
           <w:b/>
           <w:sz w:val="24"/>
@@ -4345,7 +3450,7 @@
     </w:p>
     <w:p>
       <w:pPr>
-        <w:pStyle w:val="NoSpacing"/>
+        <w:pStyle w:val="Geenafstand"/>
         <w:rPr>
           <w:lang w:val="en-GB"/>
         </w:rPr>
@@ -4394,15 +3499,15 @@
     </w:p>
     <w:p>
       <w:pPr>
-        <w:pStyle w:val="NoSpacing"/>
-        <w:rPr>
-          <w:lang w:val="en-GB"/>
-        </w:rPr>
-      </w:pPr>
-    </w:p>
-    <w:p>
-      <w:pPr>
-        <w:pStyle w:val="NoSpacing"/>
+        <w:pStyle w:val="Geenafstand"/>
+        <w:rPr>
+          <w:lang w:val="en-GB"/>
+        </w:rPr>
+      </w:pPr>
+    </w:p>
+    <w:p>
+      <w:pPr>
+        <w:pStyle w:val="Geenafstand"/>
         <w:rPr>
           <w:b/>
           <w:sz w:val="24"/>
@@ -4420,7 +3525,7 @@
     </w:p>
     <w:p>
       <w:pPr>
-        <w:pStyle w:val="NoSpacing"/>
+        <w:pStyle w:val="Geenafstand"/>
         <w:rPr>
           <w:lang w:val="en-GB"/>
         </w:rPr>
@@ -4507,21 +3612,7 @@
         <w:rPr>
           <w:lang w:val="en-GB"/>
         </w:rPr>
-        <w:t xml:space="preserve">, or even earlier for the </w:t>
-      </w:r>
-      <w:proofErr w:type="spellStart"/>
-      <w:r>
-        <w:rPr>
-          <w:lang w:val="en-GB"/>
-        </w:rPr>
-        <w:t>xy</w:t>
-      </w:r>
-      <w:proofErr w:type="spellEnd"/>
-      <w:r>
-        <w:rPr>
-          <w:lang w:val="en-GB"/>
-        </w:rPr>
-        <w:t>-loss and the class loss.</w:t>
+        <w:t>, or even earlier for the xy-loss and the class loss.</w:t>
       </w:r>
       <w:r>
         <w:rPr>
@@ -4550,7 +3641,7 @@
     </w:p>
     <w:p>
       <w:pPr>
-        <w:pStyle w:val="NoSpacing"/>
+        <w:pStyle w:val="Geenafstand"/>
         <w:rPr>
           <w:lang w:val="en-GB"/>
         </w:rPr>
@@ -4618,7 +3709,7 @@
     </w:p>
     <w:p>
       <w:pPr>
-        <w:pStyle w:val="NoSpacing"/>
+        <w:pStyle w:val="Geenafstand"/>
         <w:rPr>
           <w:lang w:val="en-GB"/>
         </w:rPr>
@@ -4644,7 +3735,7 @@
     </w:p>
     <w:p>
       <w:pPr>
-        <w:pStyle w:val="NoSpacing"/>
+        <w:pStyle w:val="Geenafstand"/>
         <w:rPr>
           <w:lang w:val="en-GB"/>
         </w:rPr>
@@ -4687,15 +3778,15 @@
     </w:p>
     <w:p>
       <w:pPr>
-        <w:pStyle w:val="NoSpacing"/>
-        <w:rPr>
-          <w:lang w:val="en-GB"/>
-        </w:rPr>
-      </w:pPr>
-    </w:p>
-    <w:p>
-      <w:pPr>
-        <w:pStyle w:val="NoSpacing"/>
+        <w:pStyle w:val="Geenafstand"/>
+        <w:rPr>
+          <w:lang w:val="en-GB"/>
+        </w:rPr>
+      </w:pPr>
+    </w:p>
+    <w:p>
+      <w:pPr>
+        <w:pStyle w:val="Geenafstand"/>
         <w:rPr>
           <w:b/>
           <w:sz w:val="24"/>
@@ -4713,7 +3804,7 @@
     </w:p>
     <w:p>
       <w:pPr>
-        <w:pStyle w:val="NoSpacing"/>
+        <w:pStyle w:val="Geenafstand"/>
         <w:rPr>
           <w:rFonts w:eastAsiaTheme="minorEastAsia"/>
           <w:lang w:val="en-NL"/>
@@ -4739,7 +3830,6 @@
         </w:rPr>
         <w:t xml:space="preserve"> new model and replaced the backbone with ResNet-18, from </w:t>
       </w:r>
-      <w:proofErr w:type="spellStart"/>
       <w:r>
         <w:rPr>
           <w:i/>
@@ -4748,7 +3838,6 @@
         </w:rPr>
         <w:t>torchvision.models</w:t>
       </w:r>
-      <w:proofErr w:type="spellEnd"/>
       <w:r>
         <w:rPr>
           <w:lang w:val="en-US"/>
@@ -4890,7 +3979,7 @@
     </w:p>
     <w:p>
       <w:pPr>
-        <w:pStyle w:val="NoSpacing"/>
+        <w:pStyle w:val="Geenafstand"/>
         <w:rPr>
           <w:lang w:val="en-US"/>
         </w:rPr>
@@ -4909,7 +3998,6 @@
         </w:rPr>
         <w:t xml:space="preserve">We adapted the model head, such that the final layer has 2 neurons instead of 343, while the rest of the model remains intact. We downloaded the new dataset in the same way as the main assignment. We used the </w:t>
       </w:r>
-      <w:proofErr w:type="spellStart"/>
       <w:r>
         <w:rPr>
           <w:i/>
@@ -4918,7 +4006,6 @@
         </w:rPr>
         <w:t>ImageFolder</w:t>
       </w:r>
-      <w:proofErr w:type="spellEnd"/>
       <w:r>
         <w:rPr>
           <w:i/>
@@ -4933,7 +4020,6 @@
         </w:rPr>
         <w:t xml:space="preserve">class from </w:t>
       </w:r>
-      <w:proofErr w:type="spellStart"/>
       <w:r>
         <w:rPr>
           <w:i/>
@@ -4942,7 +4028,6 @@
         </w:rPr>
         <w:t>torchvision.datasets</w:t>
       </w:r>
-      <w:proofErr w:type="spellEnd"/>
       <w:r>
         <w:rPr>
           <w:lang w:val="en-US"/>
@@ -5019,7 +4104,7 @@
     </w:p>
     <w:p>
       <w:pPr>
-        <w:pStyle w:val="NoSpacing"/>
+        <w:pStyle w:val="Geenafstand"/>
         <w:rPr>
           <w:lang w:val="en-US"/>
         </w:rPr>
@@ -5108,7 +4193,7 @@
     </w:p>
     <w:p>
       <w:pPr>
-        <w:pStyle w:val="NoSpacing"/>
+        <w:pStyle w:val="Geenafstand"/>
         <w:rPr>
           <w:rFonts w:eastAsiaTheme="minorEastAsia"/>
           <w:color w:val="EE0000"/>
@@ -5127,49 +4212,305 @@
         <w:rPr>
           <w:lang w:val="en-GB"/>
         </w:rPr>
-        <w:t xml:space="preserve">We once again implemented k-fold cross validation. We copy-pasted the code from assignment 3 and made it compatible with the new loss components and </w:t>
-      </w:r>
-      <w:proofErr w:type="spellStart"/>
-      <w:r>
-        <w:rPr>
-          <w:lang w:val="en-GB"/>
-        </w:rPr>
-        <w:t>mAPs</w:t>
-      </w:r>
-      <w:proofErr w:type="spellEnd"/>
-      <w:r>
-        <w:rPr>
-          <w:lang w:val="en-GB"/>
-        </w:rPr>
-        <w:t xml:space="preserve">. We trained the assignment model with a k of 5. The results can be seen in </w:t>
-      </w:r>
+        <w:t xml:space="preserve">We once again implemented k-fold cross validation. We copy-pasted the code from assignment 3 and made it compatible with the new loss components and mAPs. We trained the assignment model with a k of 5. </w:t>
+      </w:r>
+      <w:r>
+        <w:rPr>
+          <w:lang w:val="en-GB"/>
+        </w:rPr>
+        <w:t>We achieved a top-1 training mAP@0.5 of 83.84% and test of 23.13%</w:t>
+      </w:r>
+      <w:r>
+        <w:rPr>
+          <w:lang w:val="en-GB"/>
+        </w:rPr>
+        <w:t xml:space="preserve"> which are both lower than the top-1 scores of our baseline model</w:t>
+      </w:r>
+      <w:r>
+        <w:rPr>
+          <w:lang w:val="en-GB"/>
+        </w:rPr>
+        <w:t xml:space="preserve">. </w:t>
+      </w:r>
+      <w:r>
+        <w:rPr>
+          <w:lang w:val="en-GB"/>
+        </w:rPr>
+        <w:t xml:space="preserve">The results </w:t>
+      </w:r>
+      <w:r>
+        <w:rPr>
+          <w:lang w:val="en-GB"/>
+        </w:rPr>
+        <w:t xml:space="preserve">of training </w:t>
+      </w:r>
+      <w:r>
+        <w:rPr>
+          <w:lang w:val="en-GB"/>
+        </w:rPr>
+        <w:t>can be seen in</w:t>
+      </w:r>
+      <w:r>
+        <w:rPr>
+          <w:lang w:val="en-GB"/>
+        </w:rPr>
+        <w:t xml:space="preserve"> </w:t>
+      </w:r>
+      <w:r>
+        <w:rPr>
+          <w:lang w:val="en-GB"/>
+        </w:rPr>
+        <w:fldChar w:fldCharType="begin"/>
+      </w:r>
+      <w:r>
+        <w:rPr>
+          <w:lang w:val="en-GB"/>
+        </w:rPr>
+        <w:instrText xml:space="preserve"> REF _Ref225883035 \h </w:instrText>
+      </w:r>
+      <w:r>
+        <w:rPr>
+          <w:lang w:val="en-GB"/>
+        </w:rPr>
+      </w:r>
+      <w:r>
+        <w:rPr>
+          <w:lang w:val="en-GB"/>
+        </w:rPr>
+        <w:fldChar w:fldCharType="separate"/>
+      </w:r>
+      <w:r>
+        <w:rPr>
+          <w:lang w:val="en-GB"/>
+        </w:rPr>
+        <w:t xml:space="preserve">Figure </w:t>
+      </w:r>
+      <w:r>
+        <w:rPr>
+          <w:noProof/>
+          <w:lang w:val="en-GB"/>
+        </w:rPr>
+        <w:t>2</w:t>
+      </w:r>
+      <w:r>
+        <w:rPr>
+          <w:lang w:val="en-GB"/>
+        </w:rPr>
+        <w:fldChar w:fldCharType="end"/>
+      </w:r>
+      <w:r>
+        <w:rPr>
+          <w:lang w:val="en-GB"/>
+        </w:rPr>
+        <w:t>. We see</w:t>
+      </w:r>
+      <w:r>
+        <w:rPr>
+          <w:lang w:val="en-GB"/>
+        </w:rPr>
+        <w:t xml:space="preserve"> the pattern is largely the same as in </w:t>
+      </w:r>
+      <w:r>
+        <w:rPr>
+          <w:lang w:val="en-GB"/>
+        </w:rPr>
+        <w:fldChar w:fldCharType="begin"/>
+      </w:r>
+      <w:r>
+        <w:rPr>
+          <w:lang w:val="en-GB"/>
+        </w:rPr>
+        <w:instrText xml:space="preserve"> REF _Ref225240341 \h </w:instrText>
+      </w:r>
+      <w:r>
+        <w:rPr>
+          <w:lang w:val="en-GB"/>
+        </w:rPr>
+      </w:r>
+      <w:r>
+        <w:rPr>
+          <w:lang w:val="en-GB"/>
+        </w:rPr>
+        <w:fldChar w:fldCharType="separate"/>
+      </w:r>
+      <w:r>
+        <w:rPr>
+          <w:lang w:val="en-GB"/>
+        </w:rPr>
+        <w:t xml:space="preserve">Figure </w:t>
+      </w:r>
+      <w:r>
+        <w:rPr>
+          <w:noProof/>
+          <w:lang w:val="en-GB"/>
+        </w:rPr>
+        <w:t>1</w:t>
+      </w:r>
+      <w:r>
+        <w:rPr>
+          <w:lang w:val="en-GB"/>
+        </w:rPr>
+        <w:fldChar w:fldCharType="end"/>
+      </w:r>
+      <w:r>
+        <w:rPr>
+          <w:lang w:val="en-GB"/>
+        </w:rPr>
+        <w:t xml:space="preserve">, with </w:t>
+      </w:r>
+      <w:r>
+        <w:rPr>
+          <w:lang w:val="en-GB"/>
+        </w:rPr>
+        <w:t xml:space="preserve">the training loss decreasing as the validation loss has already </w:t>
+      </w:r>
+      <w:r>
+        <w:rPr>
+          <w:lang w:val="en-GB"/>
+        </w:rPr>
+        <w:t xml:space="preserve">plateaued.  In the figure we can observe the performance across folds through the </w:t>
+      </w:r>
+      <w:r>
+        <w:rPr>
+          <w:lang w:val="en-GB"/>
+        </w:rPr>
+        <w:t xml:space="preserve">band </w:t>
+      </w:r>
+      <w:r>
+        <w:rPr>
+          <w:lang w:val="en-GB"/>
+        </w:rPr>
+        <w:t xml:space="preserve">around the lines that has a slightly lower opacity than the line itself. The training losses have barely any difference in performance between folds as we had to zoom in on each individual loss graph to find the band </w:t>
+      </w:r>
+      <w:r>
+        <w:rPr>
+          <w:lang w:val="en-GB"/>
+        </w:rPr>
+        <w:t>around the line. As for the validation lines we observe slightly more deviation across folds but still not much variance in performance between folds. This could suggest that the data used in training is not varied enough to get different results when dividing the sets up in folds.</w:t>
+      </w:r>
+    </w:p>
+    <w:p>
+      <w:pPr>
+        <w:pStyle w:val="Geenafstand"/>
+        <w:keepNext/>
+        <w:jc w:val="center"/>
+        <w:rPr>
+          <w:lang w:val="en-GB"/>
+        </w:rPr>
+      </w:pPr>
       <w:r>
         <w:rPr>
           <w:rFonts w:eastAsiaTheme="minorEastAsia"/>
           <w:color w:val="EE0000"/>
           <w:lang w:val="en-NL"/>
         </w:rPr>
-        <w:t>Figure X</w:t>
-      </w:r>
-      <w:r>
-        <w:rPr>
-          <w:rFonts w:eastAsiaTheme="minorEastAsia"/>
-          <w:lang w:val="en-NL"/>
-        </w:rPr>
-        <w:t xml:space="preserve">. </w:t>
-      </w:r>
-      <w:r>
+        <w:drawing>
+          <wp:anchor distT="0" distB="0" distL="114300" distR="114300" simplePos="0" relativeHeight="251658240" behindDoc="0" locked="0" layoutInCell="1" allowOverlap="1" wp14:anchorId="77559B0B" wp14:editId="755ED9E6">
+            <wp:simplePos x="0" y="0"/>
+            <wp:positionH relativeFrom="margin">
+              <wp:align>center</wp:align>
+            </wp:positionH>
+            <wp:positionV relativeFrom="paragraph">
+              <wp:posOffset>95250</wp:posOffset>
+            </wp:positionV>
+            <wp:extent cx="3600000" cy="4800133"/>
+            <wp:effectExtent l="0" t="0" r="635" b="635"/>
+            <wp:wrapSquare wrapText="bothSides"/>
+            <wp:docPr id="1382723474" name="Afbeelding 1"/>
+            <wp:cNvGraphicFramePr>
+              <a:graphicFrameLocks xmlns:a="http://schemas.openxmlformats.org/drawingml/2006/main" noChangeAspect="1"/>
+            </wp:cNvGraphicFramePr>
+            <a:graphic xmlns:a="http://schemas.openxmlformats.org/drawingml/2006/main">
+              <a:graphicData uri="http://schemas.openxmlformats.org/drawingml/2006/picture">
+                <pic:pic xmlns:pic="http://schemas.openxmlformats.org/drawingml/2006/picture">
+                  <pic:nvPicPr>
+                    <pic:cNvPr id="1382723474" name=""/>
+                    <pic:cNvPicPr/>
+                  </pic:nvPicPr>
+                  <pic:blipFill>
+                    <a:blip r:embed="rId7" cstate="print">
+                      <a:extLst>
+                        <a:ext uri="{28A0092B-C50C-407E-A947-70E740481C1C}">
+                          <a14:useLocalDpi xmlns:a14="http://schemas.microsoft.com/office/drawing/2010/main" val="0"/>
+                        </a:ext>
+                      </a:extLst>
+                    </a:blip>
+                    <a:stretch>
+                      <a:fillRect/>
+                    </a:stretch>
+                  </pic:blipFill>
+                  <pic:spPr>
+                    <a:xfrm>
+                      <a:off x="0" y="0"/>
+                      <a:ext cx="3600000" cy="4800133"/>
+                    </a:xfrm>
+                    <a:prstGeom prst="rect">
+                      <a:avLst/>
+                    </a:prstGeom>
+                  </pic:spPr>
+                </pic:pic>
+              </a:graphicData>
+            </a:graphic>
+          </wp:anchor>
+        </w:drawing>
+      </w:r>
+      <w:r>
+        <w:rPr>
+          <w:lang w:val="en-GB"/>
+        </w:rPr>
+        <w:br w:type="textWrapping" w:clear="all"/>
+      </w:r>
+    </w:p>
+    <w:p>
+      <w:pPr>
+        <w:pStyle w:val="Bijschrift"/>
+        <w:jc w:val="center"/>
         <w:rPr>
           <w:rFonts w:eastAsiaTheme="minorEastAsia"/>
           <w:color w:val="EE0000"/>
           <w:lang w:val="en-NL"/>
         </w:rPr>
-        <w:t>We see ...</w:t>
-      </w:r>
-    </w:p>
-    <w:p>
-      <w:pPr>
-        <w:pStyle w:val="NoSpacing"/>
+      </w:pPr>
+      <w:bookmarkStart w:id="1" w:name="_Ref225883035"/>
+      <w:r>
+        <w:rPr>
+          <w:lang w:val="en-GB"/>
+        </w:rPr>
+        <w:t xml:space="preserve">Figure </w:t>
+      </w:r>
+      <w:r>
+        <w:fldChar w:fldCharType="begin"/>
+      </w:r>
+      <w:r>
+        <w:rPr>
+          <w:lang w:val="en-GB"/>
+        </w:rPr>
+        <w:instrText xml:space="preserve"> SEQ Figure \* ARABIC </w:instrText>
+      </w:r>
+      <w:r>
+        <w:fldChar w:fldCharType="separate"/>
+      </w:r>
+      <w:r>
+        <w:rPr>
+          <w:noProof/>
+          <w:lang w:val="en-GB"/>
+        </w:rPr>
+        <w:t>2</w:t>
+      </w:r>
+      <w:r>
+        <w:fldChar w:fldCharType="end"/>
+      </w:r>
+      <w:bookmarkEnd w:id="1"/>
+      <w:r>
+        <w:rPr>
+          <w:lang w:val="en-GB"/>
+        </w:rPr>
+        <w:t>: All loss components when training using k-fold cross validation.</w:t>
+      </w:r>
+    </w:p>
+    <w:p>
+      <w:pPr>
+        <w:pStyle w:val="Geenafstand"/>
         <w:rPr>
           <w:lang w:val="en-GB"/>
         </w:rPr>
@@ -5180,6 +4521,7 @@
           <w:bCs/>
           <w:lang w:val="en-GB"/>
         </w:rPr>
+        <w:lastRenderedPageBreak/>
         <w:t>Choice Task 5:</w:t>
       </w:r>
       <w:r>
@@ -5225,7 +4567,7 @@
     </w:p>
     <w:p>
       <w:pPr>
-        <w:pStyle w:val="NoSpacing"/>
+        <w:pStyle w:val="Geenafstand"/>
         <w:rPr>
           <w:lang w:val="en-GB"/>
         </w:rPr>
@@ -5242,47 +4584,194 @@
         <w:rPr>
           <w:lang w:val="en-GB"/>
         </w:rPr>
-        <w:t xml:space="preserve">We noticed that the dataset contains 2,498 images of dogs, and only 1,188 images of cats (68/32%). This highly biases the model towards optimising for dogs. We furthermore saw this pattern when analysing the model predictions. See </w:t>
+        <w:t>We noticed that the dataset contains 2,498 images of dogs, and only 1,188 images of cats (68/32%). This highly biases the model towards optimising for</w:t>
+      </w:r>
+      <w:r>
+        <w:rPr>
+          <w:lang w:val="en-GB"/>
+        </w:rPr>
+        <w:t xml:space="preserve"> the majority class:</w:t>
+      </w:r>
+      <w:r>
+        <w:rPr>
+          <w:lang w:val="en-GB"/>
+        </w:rPr>
+        <w:t xml:space="preserve"> dogs. We furthermore saw this pattern when analysing the model predictions. See</w:t>
+      </w:r>
+      <w:r>
+        <w:rPr>
+          <w:lang w:val="en-GB"/>
+        </w:rPr>
+        <w:t xml:space="preserve"> </w:t>
+      </w:r>
+      <w:r>
+        <w:rPr>
+          <w:lang w:val="en-GB"/>
+        </w:rPr>
+        <w:fldChar w:fldCharType="begin"/>
+      </w:r>
+      <w:r>
+        <w:rPr>
+          <w:lang w:val="en-GB"/>
+        </w:rPr>
+        <w:instrText xml:space="preserve"> REF _Ref225886247 \h </w:instrText>
+      </w:r>
+      <w:r>
+        <w:rPr>
+          <w:lang w:val="en-GB"/>
+        </w:rPr>
+      </w:r>
+      <w:r>
+        <w:rPr>
+          <w:lang w:val="en-GB"/>
+        </w:rPr>
+        <w:fldChar w:fldCharType="separate"/>
+      </w:r>
+      <w:r>
+        <w:rPr>
+          <w:lang w:val="en-GB"/>
+        </w:rPr>
+        <w:t xml:space="preserve">Figure </w:t>
+      </w:r>
+      <w:r>
+        <w:rPr>
+          <w:noProof/>
+          <w:lang w:val="en-GB"/>
+        </w:rPr>
+        <w:t>3</w:t>
+      </w:r>
+      <w:r>
+        <w:rPr>
+          <w:lang w:val="en-GB"/>
+        </w:rPr>
+        <w:fldChar w:fldCharType="end"/>
+      </w:r>
+      <w:r>
+        <w:rPr>
+          <w:lang w:val="en-GB"/>
+        </w:rPr>
+        <w:t xml:space="preserve"> and </w:t>
+      </w:r>
+      <w:r>
+        <w:rPr>
+          <w:lang w:val="en-GB"/>
+        </w:rPr>
+        <w:fldChar w:fldCharType="begin"/>
+      </w:r>
+      <w:r>
+        <w:rPr>
+          <w:lang w:val="en-GB"/>
+        </w:rPr>
+        <w:instrText xml:space="preserve"> REF _Ref225886279 \h </w:instrText>
+      </w:r>
+      <w:r>
+        <w:rPr>
+          <w:lang w:val="en-GB"/>
+        </w:rPr>
+      </w:r>
+      <w:r>
+        <w:rPr>
+          <w:lang w:val="en-GB"/>
+        </w:rPr>
+        <w:fldChar w:fldCharType="separate"/>
+      </w:r>
+      <w:r>
+        <w:rPr>
+          <w:lang w:val="en-GB"/>
+        </w:rPr>
+        <w:t xml:space="preserve">Figure </w:t>
+      </w:r>
+      <w:r>
+        <w:rPr>
+          <w:noProof/>
+          <w:lang w:val="en-GB"/>
+        </w:rPr>
+        <w:t>4</w:t>
+      </w:r>
+      <w:r>
+        <w:rPr>
+          <w:lang w:val="en-GB"/>
+        </w:rPr>
+        <w:fldChar w:fldCharType="end"/>
+      </w:r>
+      <w:r>
+        <w:rPr>
+          <w:lang w:val="en-GB"/>
+        </w:rPr>
+        <w:t xml:space="preserve"> where we show images with their ground truth in the top row and the predictions of our model in the bottom row.</w:t>
       </w:r>
       <w:r>
         <w:rPr>
           <w:color w:val="EE0000"/>
           <w:lang w:val="en-GB"/>
         </w:rPr>
-        <w:t>Figures A-Z</w:t>
-      </w:r>
-      <w:r>
-        <w:rPr>
-          <w:color w:val="EE0000"/>
-          <w:lang w:val="en-GB"/>
-        </w:rPr>
-        <w:t xml:space="preserve">. </w:t>
-      </w:r>
-      <w:r>
-        <w:rPr>
-          <w:lang w:val="en-GB"/>
-        </w:rPr>
-        <w:t xml:space="preserve">For example, in </w:t>
-      </w:r>
-      <w:r>
-        <w:rPr>
-          <w:color w:val="EE0000"/>
-          <w:lang w:val="en-GB"/>
-        </w:rPr>
-        <w:t>Figure X</w:t>
-      </w:r>
-      <w:r>
-        <w:rPr>
-          <w:lang w:val="en-GB"/>
-        </w:rPr>
-        <w:t xml:space="preserve">, we see </w:t>
-      </w:r>
-      <w:r>
-        <w:rPr>
-          <w:color w:val="EE0000"/>
-          <w:lang w:val="en-GB"/>
-        </w:rPr>
-        <w:t>Y</w:t>
+        <w:t xml:space="preserve"> </w:t>
+      </w:r>
+      <w:r>
+        <w:rPr>
+          <w:lang w:val="en-GB"/>
+        </w:rPr>
+        <w:t>For example, in</w:t>
+      </w:r>
+      <w:r>
+        <w:rPr>
+          <w:lang w:val="en-GB"/>
+        </w:rPr>
+        <w:t xml:space="preserve"> </w:t>
+      </w:r>
+      <w:r>
+        <w:rPr>
+          <w:lang w:val="en-GB"/>
+        </w:rPr>
+        <w:fldChar w:fldCharType="begin"/>
+      </w:r>
+      <w:r>
+        <w:rPr>
+          <w:lang w:val="en-GB"/>
+        </w:rPr>
+        <w:instrText xml:space="preserve"> REF _Ref225886247 \h </w:instrText>
+      </w:r>
+      <w:r>
+        <w:rPr>
+          <w:lang w:val="en-GB"/>
+        </w:rPr>
+      </w:r>
+      <w:r>
+        <w:rPr>
+          <w:lang w:val="en-GB"/>
+        </w:rPr>
+        <w:fldChar w:fldCharType="separate"/>
+      </w:r>
+      <w:r>
+        <w:rPr>
+          <w:lang w:val="en-GB"/>
+        </w:rPr>
+        <w:t xml:space="preserve">Figure </w:t>
+      </w:r>
+      <w:r>
+        <w:rPr>
+          <w:noProof/>
+          <w:lang w:val="en-GB"/>
+        </w:rPr>
+        <w:t>3</w:t>
+      </w:r>
+      <w:r>
+        <w:rPr>
+          <w:lang w:val="en-GB"/>
+        </w:rPr>
+        <w:fldChar w:fldCharType="end"/>
+      </w:r>
+      <w:r>
+        <w:rPr>
+          <w:lang w:val="en-GB"/>
+        </w:rPr>
+        <w:t>, we see</w:t>
+      </w:r>
+      <w:r>
+        <w:rPr>
+          <w:lang w:val="en-GB"/>
+        </w:rPr>
+        <w:t xml:space="preserve"> a cat-&gt;dog misclassification in the third column and a dog-&gt;cat misclassification in the seventh column, in these examples the model was confident that a cat or dog was present at this location but couldn’t make the correct distinction</w:t>
       </w:r>
       <w:r>
         <w:rPr>
@@ -5290,10 +4779,283 @@
         </w:rPr>
         <w:t>.</w:t>
       </w:r>
-    </w:p>
-    <w:p>
-      <w:pPr>
-        <w:pStyle w:val="NoSpacing"/>
+      <w:r>
+        <w:rPr>
+          <w:lang w:val="en-GB"/>
+        </w:rPr>
+        <w:t xml:space="preserve"> In </w:t>
+      </w:r>
+      <w:r>
+        <w:rPr>
+          <w:lang w:val="en-GB"/>
+        </w:rPr>
+        <w:fldChar w:fldCharType="begin"/>
+      </w:r>
+      <w:r>
+        <w:rPr>
+          <w:lang w:val="en-GB"/>
+        </w:rPr>
+        <w:instrText xml:space="preserve"> REF _Ref225886279 \h </w:instrText>
+      </w:r>
+      <w:r>
+        <w:rPr>
+          <w:lang w:val="en-GB"/>
+        </w:rPr>
+      </w:r>
+      <w:r>
+        <w:rPr>
+          <w:lang w:val="en-GB"/>
+        </w:rPr>
+        <w:fldChar w:fldCharType="separate"/>
+      </w:r>
+      <w:r>
+        <w:rPr>
+          <w:lang w:val="en-GB"/>
+        </w:rPr>
+        <w:t xml:space="preserve">Figure </w:t>
+      </w:r>
+      <w:r>
+        <w:rPr>
+          <w:noProof/>
+          <w:lang w:val="en-GB"/>
+        </w:rPr>
+        <w:t>4</w:t>
+      </w:r>
+      <w:r>
+        <w:rPr>
+          <w:lang w:val="en-GB"/>
+        </w:rPr>
+        <w:fldChar w:fldCharType="end"/>
+      </w:r>
+      <w:r>
+        <w:rPr>
+          <w:lang w:val="en-GB"/>
+        </w:rPr>
+        <w:t xml:space="preserve"> we can even observe in the last column 2 predictions with an high objectness score on the </w:t>
+      </w:r>
+      <w:r>
+        <w:rPr>
+          <w:lang w:val="en-GB"/>
+        </w:rPr>
+        <w:t>image with 2 different class predictions. In this image the bounding box that’s predicting it contains a dog even has a higher objectness score than the correct prediction of it being a cat. In this same image we can also observe 3 images that did not get any predictions where the model was confident enough to give an objectness score of over 0.5</w:t>
+      </w:r>
+      <w:r>
+        <w:rPr>
+          <w:lang w:val="en-GB"/>
+        </w:rPr>
+        <w:t>.</w:t>
+      </w:r>
+    </w:p>
+    <w:p>
+      <w:pPr>
+        <w:pStyle w:val="Geenafstand"/>
+        <w:keepNext/>
+        <w:jc w:val="center"/>
+      </w:pPr>
+      <w:r>
+        <w:rPr>
+          <w:lang w:val="en-GB"/>
+        </w:rPr>
+        <w:drawing>
+          <wp:inline distT="0" distB="0" distL="0" distR="0" wp14:anchorId="03581DF6" wp14:editId="14F2EEFA">
+            <wp:extent cx="5731510" cy="1547495"/>
+            <wp:effectExtent l="0" t="0" r="2540" b="0"/>
+            <wp:docPr id="2078768036" name="Afbeelding 1"/>
+            <wp:cNvGraphicFramePr>
+              <a:graphicFrameLocks xmlns:a="http://schemas.openxmlformats.org/drawingml/2006/main" noChangeAspect="1"/>
+            </wp:cNvGraphicFramePr>
+            <a:graphic xmlns:a="http://schemas.openxmlformats.org/drawingml/2006/main">
+              <a:graphicData uri="http://schemas.openxmlformats.org/drawingml/2006/picture">
+                <pic:pic xmlns:pic="http://schemas.openxmlformats.org/drawingml/2006/picture">
+                  <pic:nvPicPr>
+                    <pic:cNvPr id="2078768036" name=""/>
+                    <pic:cNvPicPr/>
+                  </pic:nvPicPr>
+                  <pic:blipFill>
+                    <a:blip r:embed="rId8"/>
+                    <a:stretch>
+                      <a:fillRect/>
+                    </a:stretch>
+                  </pic:blipFill>
+                  <pic:spPr>
+                    <a:xfrm>
+                      <a:off x="0" y="0"/>
+                      <a:ext cx="5731510" cy="1547495"/>
+                    </a:xfrm>
+                    <a:prstGeom prst="rect">
+                      <a:avLst/>
+                    </a:prstGeom>
+                  </pic:spPr>
+                </pic:pic>
+              </a:graphicData>
+            </a:graphic>
+          </wp:inline>
+        </w:drawing>
+      </w:r>
+    </w:p>
+    <w:p>
+      <w:pPr>
+        <w:pStyle w:val="Bijschrift"/>
+        <w:jc w:val="center"/>
+        <w:rPr>
+          <w:lang w:val="en-GB"/>
+        </w:rPr>
+      </w:pPr>
+      <w:bookmarkStart w:id="2" w:name="_Ref225886247"/>
+      <w:r>
+        <w:rPr>
+          <w:lang w:val="en-GB"/>
+        </w:rPr>
+        <w:t xml:space="preserve">Figure </w:t>
+      </w:r>
+      <w:r>
+        <w:fldChar w:fldCharType="begin"/>
+      </w:r>
+      <w:r>
+        <w:rPr>
+          <w:lang w:val="en-GB"/>
+        </w:rPr>
+        <w:instrText xml:space="preserve"> SEQ Figure \* ARABIC </w:instrText>
+      </w:r>
+      <w:r>
+        <w:fldChar w:fldCharType="separate"/>
+      </w:r>
+      <w:r>
+        <w:rPr>
+          <w:noProof/>
+          <w:lang w:val="en-GB"/>
+        </w:rPr>
+        <w:t>3</w:t>
+      </w:r>
+      <w:r>
+        <w:fldChar w:fldCharType="end"/>
+      </w:r>
+      <w:bookmarkEnd w:id="2"/>
+      <w:r>
+        <w:rPr>
+          <w:lang w:val="en-GB"/>
+        </w:rPr>
+        <w:t>: Ground truth predictions (top row) shown against the predictions our model made (bottom row) for a batch of images.</w:t>
+      </w:r>
+      <w:r>
+        <w:rPr>
+          <w:lang w:val="en-GB"/>
+        </w:rPr>
+        <w:t xml:space="preserve"> The number shown with the boxes is the objectness.</w:t>
+      </w:r>
+    </w:p>
+    <w:p>
+      <w:pPr>
+        <w:pStyle w:val="Geenafstand"/>
+        <w:keepNext/>
+      </w:pPr>
+      <w:r>
+        <w:rPr>
+          <w:lang w:val="en-GB"/>
+        </w:rPr>
+        <w:drawing>
+          <wp:inline distT="0" distB="0" distL="0" distR="0" wp14:anchorId="3E831AC9" wp14:editId="02D25423">
+            <wp:extent cx="5731510" cy="1547392"/>
+            <wp:effectExtent l="0" t="0" r="2540" b="0"/>
+            <wp:docPr id="564970047" name="Afbeelding 1"/>
+            <wp:cNvGraphicFramePr>
+              <a:graphicFrameLocks xmlns:a="http://schemas.openxmlformats.org/drawingml/2006/main" noChangeAspect="1"/>
+            </wp:cNvGraphicFramePr>
+            <a:graphic xmlns:a="http://schemas.openxmlformats.org/drawingml/2006/main">
+              <a:graphicData uri="http://schemas.openxmlformats.org/drawingml/2006/picture">
+                <pic:pic xmlns:pic="http://schemas.openxmlformats.org/drawingml/2006/picture">
+                  <pic:nvPicPr>
+                    <pic:cNvPr id="564970047" name="Afbeelding 1"/>
+                    <pic:cNvPicPr/>
+                  </pic:nvPicPr>
+                  <pic:blipFill>
+                    <a:blip r:embed="rId9" cstate="print">
+                      <a:extLst>
+                        <a:ext uri="{28A0092B-C50C-407E-A947-70E740481C1C}">
+                          <a14:useLocalDpi xmlns:a14="http://schemas.microsoft.com/office/drawing/2010/main" val="0"/>
+                        </a:ext>
+                      </a:extLst>
+                    </a:blip>
+                    <a:stretch>
+                      <a:fillRect/>
+                    </a:stretch>
+                  </pic:blipFill>
+                  <pic:spPr>
+                    <a:xfrm>
+                      <a:off x="0" y="0"/>
+                      <a:ext cx="5731510" cy="1547392"/>
+                    </a:xfrm>
+                    <a:prstGeom prst="rect">
+                      <a:avLst/>
+                    </a:prstGeom>
+                  </pic:spPr>
+                </pic:pic>
+              </a:graphicData>
+            </a:graphic>
+          </wp:inline>
+        </w:drawing>
+      </w:r>
+    </w:p>
+    <w:p>
+      <w:pPr>
+        <w:pStyle w:val="Bijschrift"/>
+        <w:jc w:val="center"/>
+        <w:rPr>
+          <w:lang w:val="en-GB"/>
+        </w:rPr>
+      </w:pPr>
+      <w:bookmarkStart w:id="3" w:name="_Ref225886279"/>
+      <w:r>
+        <w:rPr>
+          <w:lang w:val="en-GB"/>
+        </w:rPr>
+        <w:t xml:space="preserve">Figure </w:t>
+      </w:r>
+      <w:r>
+        <w:fldChar w:fldCharType="begin"/>
+      </w:r>
+      <w:r>
+        <w:rPr>
+          <w:lang w:val="en-GB"/>
+        </w:rPr>
+        <w:instrText xml:space="preserve"> SEQ Figure \* ARABIC </w:instrText>
+      </w:r>
+      <w:r>
+        <w:fldChar w:fldCharType="separate"/>
+      </w:r>
+      <w:r>
+        <w:rPr>
+          <w:noProof/>
+          <w:lang w:val="en-GB"/>
+        </w:rPr>
+        <w:t>4</w:t>
+      </w:r>
+      <w:r>
+        <w:fldChar w:fldCharType="end"/>
+      </w:r>
+      <w:bookmarkEnd w:id="3"/>
+      <w:r>
+        <w:rPr>
+          <w:lang w:val="en-GB"/>
+        </w:rPr>
+        <w:t>: Ground truth predictions (top row) shown against the predictions our model made (bottom row) for a batch of images.</w:t>
+      </w:r>
+      <w:r>
+        <w:rPr>
+          <w:lang w:val="en-GB"/>
+        </w:rPr>
+        <w:t xml:space="preserve"> </w:t>
+      </w:r>
+      <w:r>
+        <w:rPr>
+          <w:lang w:val="en-GB"/>
+        </w:rPr>
+        <w:t>The number shown with the boxes is the objectness.</w:t>
+      </w:r>
+    </w:p>
+    <w:p>
+      <w:pPr>
+        <w:pStyle w:val="Geenafstand"/>
         <w:rPr>
           <w:b/>
           <w:sz w:val="24"/>
@@ -5303,7 +5065,7 @@
     </w:p>
     <w:p>
       <w:pPr>
-        <w:pStyle w:val="NoSpacing"/>
+        <w:pStyle w:val="Geenafstand"/>
         <w:rPr>
           <w:lang w:val="en-GB"/>
         </w:rPr>
@@ -5332,15 +5094,15 @@
     </w:p>
     <w:p>
       <w:pPr>
-        <w:pStyle w:val="NoSpacing"/>
-        <w:rPr>
-          <w:lang w:val="en-GB"/>
-        </w:rPr>
-      </w:pPr>
-    </w:p>
-    <w:p>
-      <w:pPr>
-        <w:pStyle w:val="NoSpacing"/>
+        <w:pStyle w:val="Geenafstand"/>
+        <w:rPr>
+          <w:lang w:val="en-GB"/>
+        </w:rPr>
+      </w:pPr>
+    </w:p>
+    <w:p>
+      <w:pPr>
+        <w:pStyle w:val="Geenafstand"/>
         <w:rPr>
           <w:b/>
           <w:bCs/>
@@ -5358,7 +5120,7 @@
     </w:p>
     <w:p>
       <w:pPr>
-        <w:pStyle w:val="NoSpacing"/>
+        <w:pStyle w:val="Geenafstand"/>
         <w:rPr>
           <w:lang w:val="en-GB"/>
         </w:rPr>
@@ -5373,7 +5135,7 @@
     </w:p>
     <w:p>
       <w:pPr>
-        <w:pStyle w:val="NoSpacing"/>
+        <w:pStyle w:val="Geenafstand"/>
         <w:rPr>
           <w:lang w:val="en-US"/>
         </w:rPr>
@@ -5409,7 +5171,7 @@
     </w:p>
     <w:p>
       <w:pPr>
-        <w:pStyle w:val="NoSpacing"/>
+        <w:pStyle w:val="Geenafstand"/>
         <w:rPr>
           <w:lang w:val="en-US"/>
         </w:rPr>
@@ -5451,7 +5213,7 @@
     </w:p>
     <w:p>
       <w:pPr>
-        <w:pStyle w:val="NoSpacing"/>
+        <w:pStyle w:val="Geenafstand"/>
         <w:rPr>
           <w:lang w:val="en-US"/>
         </w:rPr>
@@ -5462,6 +5224,7 @@
           <w:bCs/>
           <w:lang w:val="en-US"/>
         </w:rPr>
+        <w:lastRenderedPageBreak/>
         <w:t xml:space="preserve">Used: </w:t>
       </w:r>
       <w:r>
@@ -5479,7 +5242,7 @@
     </w:p>
     <w:p>
       <w:pPr>
-        <w:pStyle w:val="NoSpacing"/>
+        <w:pStyle w:val="Geenafstand"/>
         <w:rPr>
           <w:lang w:val="en-US"/>
         </w:rPr>
@@ -5487,7 +5250,7 @@
     </w:p>
     <w:p>
       <w:pPr>
-        <w:pStyle w:val="NoSpacing"/>
+        <w:pStyle w:val="Geenafstand"/>
         <w:rPr>
           <w:lang w:val="en-US"/>
         </w:rPr>
@@ -5898,17 +5661,17 @@
     <w:lsdException w:name="Unresolved Mention" w:semiHidden="1" w:unhideWhenUsed="1"/>
     <w:lsdException w:name="Smart Link" w:semiHidden="1" w:unhideWhenUsed="1"/>
   </w:latentStyles>
-  <w:style w:type="paragraph" w:default="1" w:styleId="Normal">
+  <w:style w:type="paragraph" w:default="1" w:styleId="Standaard">
     <w:name w:val="Normal"/>
     <w:qFormat/>
   </w:style>
-  <w:style w:type="character" w:default="1" w:styleId="DefaultParagraphFont">
+  <w:style w:type="character" w:default="1" w:styleId="Standaardalinea-lettertype">
     <w:name w:val="Default Paragraph Font"/>
     <w:uiPriority w:val="1"/>
     <w:semiHidden/>
     <w:unhideWhenUsed/>
   </w:style>
-  <w:style w:type="table" w:default="1" w:styleId="TableNormal">
+  <w:style w:type="table" w:default="1" w:styleId="Standaardtabel">
     <w:name w:val="Normal Table"/>
     <w:uiPriority w:val="99"/>
     <w:semiHidden/>
@@ -5923,13 +5686,13 @@
       </w:tblCellMar>
     </w:tblPr>
   </w:style>
-  <w:style w:type="numbering" w:default="1" w:styleId="NoList">
+  <w:style w:type="numbering" w:default="1" w:styleId="Geenlijst">
     <w:name w:val="No List"/>
     <w:uiPriority w:val="99"/>
     <w:semiHidden/>
     <w:unhideWhenUsed/>
   </w:style>
-  <w:style w:type="paragraph" w:styleId="NoSpacing">
+  <w:style w:type="paragraph" w:styleId="Geenafstand">
     <w:name w:val="No Spacing"/>
     <w:uiPriority w:val="1"/>
     <w:qFormat/>
@@ -5938,9 +5701,9 @@
       <w:spacing w:after="0" w:line="240" w:lineRule="auto"/>
     </w:pPr>
   </w:style>
-  <w:style w:type="table" w:styleId="TableGrid">
+  <w:style w:type="table" w:styleId="Tabelraster">
     <w:name w:val="Table Grid"/>
-    <w:basedOn w:val="TableNormal"/>
+    <w:basedOn w:val="Standaardtabel"/>
     <w:uiPriority w:val="39"/>
     <w:rsid w:val="00E06445"/>
     <w:pPr>
@@ -5957,9 +5720,9 @@
       </w:tblBorders>
     </w:tblPr>
   </w:style>
-  <w:style w:type="character" w:styleId="SubtleEmphasis">
+  <w:style w:type="character" w:styleId="Subtielebenadrukking">
     <w:name w:val="Subtle Emphasis"/>
-    <w:basedOn w:val="DefaultParagraphFont"/>
+    <w:basedOn w:val="Standaardalinea-lettertype"/>
     <w:uiPriority w:val="19"/>
     <w:qFormat/>
     <w:rsid w:val="00C87BC2"/>
@@ -5969,9 +5732,9 @@
       <w:color w:val="404040" w:themeColor="text1" w:themeTint="BF"/>
     </w:rPr>
   </w:style>
-  <w:style w:type="character" w:styleId="PlaceholderText">
+  <w:style w:type="character" w:styleId="Tekstvantijdelijkeaanduiding">
     <w:name w:val="Placeholder Text"/>
-    <w:basedOn w:val="DefaultParagraphFont"/>
+    <w:basedOn w:val="Standaardalinea-lettertype"/>
     <w:uiPriority w:val="99"/>
     <w:semiHidden/>
     <w:rsid w:val="00DA6236"/>
@@ -5981,7 +5744,7 @@
   </w:style>
   <w:style w:type="character" w:styleId="Hyperlink">
     <w:name w:val="Hyperlink"/>
-    <w:basedOn w:val="DefaultParagraphFont"/>
+    <w:basedOn w:val="Standaardalinea-lettertype"/>
     <w:uiPriority w:val="99"/>
     <w:unhideWhenUsed/>
     <w:rsid w:val="00DD7669"/>
@@ -5990,9 +5753,9 @@
       <w:u w:val="single"/>
     </w:rPr>
   </w:style>
-  <w:style w:type="character" w:styleId="UnresolvedMention">
+  <w:style w:type="character" w:styleId="Onopgelostemelding">
     <w:name w:val="Unresolved Mention"/>
-    <w:basedOn w:val="DefaultParagraphFont"/>
+    <w:basedOn w:val="Standaardalinea-lettertype"/>
     <w:uiPriority w:val="99"/>
     <w:semiHidden/>
     <w:unhideWhenUsed/>
@@ -6002,9 +5765,9 @@
       <w:shd w:val="clear" w:color="auto" w:fill="E1DFDD"/>
     </w:rPr>
   </w:style>
-  <w:style w:type="character" w:styleId="FollowedHyperlink">
+  <w:style w:type="character" w:styleId="GevolgdeHyperlink">
     <w:name w:val="FollowedHyperlink"/>
-    <w:basedOn w:val="DefaultParagraphFont"/>
+    <w:basedOn w:val="Standaardalinea-lettertype"/>
     <w:uiPriority w:val="99"/>
     <w:semiHidden/>
     <w:unhideWhenUsed/>
@@ -6014,9 +5777,9 @@
       <w:u w:val="single"/>
     </w:rPr>
   </w:style>
-  <w:style w:type="character" w:styleId="CommentReference">
+  <w:style w:type="character" w:styleId="Verwijzingopmerking">
     <w:name w:val="annotation reference"/>
-    <w:basedOn w:val="DefaultParagraphFont"/>
+    <w:basedOn w:val="Standaardalinea-lettertype"/>
     <w:uiPriority w:val="99"/>
     <w:semiHidden/>
     <w:unhideWhenUsed/>
@@ -6026,10 +5789,10 @@
       <w:szCs w:val="16"/>
     </w:rPr>
   </w:style>
-  <w:style w:type="paragraph" w:styleId="CommentText">
+  <w:style w:type="paragraph" w:styleId="Tekstopmerking">
     <w:name w:val="annotation text"/>
-    <w:basedOn w:val="Normal"/>
-    <w:link w:val="CommentTextChar"/>
+    <w:basedOn w:val="Standaard"/>
+    <w:link w:val="TekstopmerkingChar"/>
     <w:uiPriority w:val="99"/>
     <w:unhideWhenUsed/>
     <w:rsid w:val="00160822"/>
@@ -6041,10 +5804,10 @@
       <w:szCs w:val="20"/>
     </w:rPr>
   </w:style>
-  <w:style w:type="character" w:customStyle="1" w:styleId="CommentTextChar">
-    <w:name w:val="Comment Text Char"/>
-    <w:basedOn w:val="DefaultParagraphFont"/>
-    <w:link w:val="CommentText"/>
+  <w:style w:type="character" w:customStyle="1" w:styleId="TekstopmerkingChar">
+    <w:name w:val="Tekst opmerking Char"/>
+    <w:basedOn w:val="Standaardalinea-lettertype"/>
+    <w:link w:val="Tekstopmerking"/>
     <w:uiPriority w:val="99"/>
     <w:rsid w:val="00160822"/>
     <w:rPr>
@@ -6052,11 +5815,11 @@
       <w:szCs w:val="20"/>
     </w:rPr>
   </w:style>
-  <w:style w:type="paragraph" w:styleId="CommentSubject">
+  <w:style w:type="paragraph" w:styleId="Onderwerpvanopmerking">
     <w:name w:val="annotation subject"/>
-    <w:basedOn w:val="CommentText"/>
-    <w:next w:val="CommentText"/>
-    <w:link w:val="CommentSubjectChar"/>
+    <w:basedOn w:val="Tekstopmerking"/>
+    <w:next w:val="Tekstopmerking"/>
+    <w:link w:val="OnderwerpvanopmerkingChar"/>
     <w:uiPriority w:val="99"/>
     <w:semiHidden/>
     <w:unhideWhenUsed/>
@@ -6066,10 +5829,10 @@
       <w:bCs/>
     </w:rPr>
   </w:style>
-  <w:style w:type="character" w:customStyle="1" w:styleId="CommentSubjectChar">
-    <w:name w:val="Comment Subject Char"/>
-    <w:basedOn w:val="CommentTextChar"/>
-    <w:link w:val="CommentSubject"/>
+  <w:style w:type="character" w:customStyle="1" w:styleId="OnderwerpvanopmerkingChar">
+    <w:name w:val="Onderwerp van opmerking Char"/>
+    <w:basedOn w:val="TekstopmerkingChar"/>
+    <w:link w:val="Onderwerpvanopmerking"/>
     <w:uiPriority w:val="99"/>
     <w:semiHidden/>
     <w:rsid w:val="00160822"/>
@@ -6080,10 +5843,10 @@
       <w:szCs w:val="20"/>
     </w:rPr>
   </w:style>
-  <w:style w:type="paragraph" w:styleId="Caption">
+  <w:style w:type="paragraph" w:styleId="Bijschrift">
     <w:name w:val="caption"/>
-    <w:basedOn w:val="Normal"/>
-    <w:next w:val="Normal"/>
+    <w:basedOn w:val="Standaard"/>
+    <w:next w:val="Standaard"/>
     <w:uiPriority w:val="35"/>
     <w:unhideWhenUsed/>
     <w:qFormat/>
